--- a/docs/para-drive/Contrato de la API.docx
+++ b/docs/para-drive/Contrato de la API.docx
@@ -3094,89 +3094,101 @@
         <w:t xml:space="preserve"> </w:t>
       </w:r>
       <w:r>
-        <w:t xml:space="preserve">- Conviene un contador de pendientes visible en el menú del panel.</w:t>
-      </w:r>
-    </w:p>
-    <w:p>
-      <w:pPr>
-        <w:pStyle w:val="BodyText"/>
-      </w:pPr>
+        <w:t xml:space="preserve">-</w:t>
+      </w:r>
+      <w:r>
+        <w:t xml:space="preserve"> </w:t>
+      </w:r>
       <w:r>
         <w:rPr>
           <w:bCs/>
           <w:b/>
         </w:rPr>
-        <w:t xml:space="preserve">Pacientes</w:t>
-      </w:r>
-      <w:r>
-        <w:t xml:space="preserve"> </w:t>
-      </w:r>
-      <w:r>
-        <w:t xml:space="preserve">-</w:t>
-      </w:r>
-      <w:r>
-        <w:t xml:space="preserve"> </w:t>
-      </w:r>
-      <w:r>
-        <w:rPr>
-          <w:rStyle w:val="VerbatimChar"/>
-        </w:rPr>
-        <w:t xml:space="preserve">POST /pacientes</w:t>
-      </w:r>
-      <w:r>
-        <w:t xml:space="preserve"> </w:t>
-      </w:r>
-      <w:r>
-        <w:rPr>
-          <w:rStyle w:val="VerbatimChar"/>
-        </w:rPr>
-        <w:t xml:space="preserve">{ nombreCompleto, documento, correo, telefono, autorizacionDatos: true }</w:t>
-      </w:r>
-      <w:r>
-        <w:t xml:space="preserve"> </w:t>
-      </w:r>
-      <w:r>
-        <w:t xml:space="preserve">→ 201. La respuesta trae la</w:t>
-      </w:r>
-      <w:r>
-        <w:t xml:space="preserve"> </w:t>
-      </w:r>
-      <w:r>
-        <w:rPr>
-          <w:rStyle w:val="VerbatimChar"/>
-        </w:rPr>
-        <w:t xml:space="preserve">contrasenaTemporal</w:t>
-      </w:r>
-      <w:r>
-        <w:t xml:space="preserve">, que se muestra</w:t>
-      </w:r>
-      <w:r>
-        <w:t xml:space="preserve"> </w:t>
-      </w:r>
+        <w:t xml:space="preserve">Recordatorios del día anterior:</w:t>
+      </w:r>
+      <w:r>
+        <w:t xml:space="preserve"> </w:t>
+      </w:r>
+      <w:r>
+        <w:t xml:space="preserve">el servidor los genera solo cada 30 minutos dentro del horario configurado y aparecen como mensajes pendientes de tipo</w:t>
+      </w:r>
+      <w:r>
+        <w:t xml:space="preserve"> </w:t>
+      </w:r>
+      <w:r>
+        <w:rPr>
+          <w:rStyle w:val="VerbatimChar"/>
+        </w:rPr>
+        <w:t xml:space="preserve">recordatorio</w:t>
+      </w:r>
+      <w:r>
+        <w:t xml:space="preserve"> </w:t>
+      </w:r>
+      <w:r>
+        <w:t xml:space="preserve">(sin enlace). Para generarlos ya:</w:t>
+      </w:r>
+      <w:r>
+        <w:t xml:space="preserve"> </w:t>
+      </w:r>
+      <w:r>
+        <w:rPr>
+          <w:rStyle w:val="VerbatimChar"/>
+        </w:rPr>
+        <w:t xml:space="preserve">POST /admin/recordatorios</w:t>
+      </w:r>
+      <w:r>
+        <w:t xml:space="preserve"> </w:t>
+      </w:r>
+      <w:r>
+        <w:t xml:space="preserve">→</w:t>
+      </w:r>
+      <w:r>
+        <w:t xml:space="preserve"> </w:t>
+      </w:r>
+      <w:r>
+        <w:rPr>
+          <w:rStyle w:val="VerbatimChar"/>
+        </w:rPr>
+        <w:t xml:space="preserve">{ fecha, revisadas, resultados: [{ citaId, estado }] }</w:t>
+      </w:r>
+      <w:r>
+        <w:t xml:space="preserve">. Sugerencia: botón</w:t>
+      </w:r>
+      <w:r>
+        <w:t xml:space="preserve"> </w:t>
+      </w:r>
+      <w:r>
+        <w:t xml:space="preserve">“</w:t>
+      </w:r>
+      <w:r>
+        <w:t xml:space="preserve">Generar recordatorios de mañana</w:t>
+      </w:r>
+      <w:r>
+        <w:t xml:space="preserve">”</w:t>
+      </w:r>
+      <w:r>
+        <w:t xml:space="preserve"> </w:t>
+      </w:r>
+      <w:r>
+        <w:t xml:space="preserve">en la sección de mensajes.</w:t>
+      </w:r>
+      <w:r>
+        <w:t xml:space="preserve"> </w:t>
+      </w:r>
+      <w:r>
+        <w:t xml:space="preserve">- Conviene un contador de pendientes visible en el menú del panel.</w:t>
+      </w:r>
+    </w:p>
+    <w:p>
+      <w:pPr>
+        <w:pStyle w:val="BodyText"/>
+      </w:pPr>
       <w:r>
         <w:rPr>
           <w:bCs/>
           <w:b/>
         </w:rPr>
-        <w:t xml:space="preserve">una sola vez</w:t>
-      </w:r>
-      <w:r>
-        <w:t xml:space="preserve"> </w:t>
-      </w:r>
-      <w:r>
-        <w:t xml:space="preserve">con botón de copiar, y</w:t>
-      </w:r>
-      <w:r>
-        <w:t xml:space="preserve"> </w:t>
-      </w:r>
-      <w:r>
-        <w:rPr>
-          <w:rStyle w:val="VerbatimChar"/>
-        </w:rPr>
-        <w:t xml:space="preserve">citasVinculadas</w:t>
-      </w:r>
-      <w:r>
-        <w:t xml:space="preserve">, que son las citas que pidió antes sin cuenta.</w:t>
+        <w:t xml:space="preserve">Pacientes</w:t>
       </w:r>
       <w:r>
         <w:t xml:space="preserve"> </w:t>
@@ -3191,25 +3203,62 @@
         <w:rPr>
           <w:rStyle w:val="VerbatimChar"/>
         </w:rPr>
-        <w:t xml:space="preserve">GET /pacientes?q=</w:t>
-      </w:r>
-      <w:r>
-        <w:t xml:space="preserve"> </w:t>
-      </w:r>
-      <w:r>
-        <w:t xml:space="preserve">→ búsqueda por nombre, documento o correo.</w:t>
-      </w:r>
-    </w:p>
-    <w:p>
-      <w:pPr>
-        <w:pStyle w:val="BodyText"/>
-      </w:pPr>
+        <w:t xml:space="preserve">POST /pacientes</w:t>
+      </w:r>
+      <w:r>
+        <w:t xml:space="preserve"> </w:t>
+      </w:r>
+      <w:r>
+        <w:rPr>
+          <w:rStyle w:val="VerbatimChar"/>
+        </w:rPr>
+        <w:t xml:space="preserve">{ nombreCompleto, documento, correo, telefono, autorizacionDatos: true }</w:t>
+      </w:r>
+      <w:r>
+        <w:t xml:space="preserve"> </w:t>
+      </w:r>
+      <w:r>
+        <w:t xml:space="preserve">→ 201. La respuesta trae la</w:t>
+      </w:r>
+      <w:r>
+        <w:t xml:space="preserve"> </w:t>
+      </w:r>
+      <w:r>
+        <w:rPr>
+          <w:rStyle w:val="VerbatimChar"/>
+        </w:rPr>
+        <w:t xml:space="preserve">contrasenaTemporal</w:t>
+      </w:r>
+      <w:r>
+        <w:t xml:space="preserve">, que se muestra</w:t>
+      </w:r>
+      <w:r>
+        <w:t xml:space="preserve"> </w:t>
+      </w:r>
       <w:r>
         <w:rPr>
           <w:bCs/>
           <w:b/>
         </w:rPr>
-        <w:t xml:space="preserve">Ficha del paciente e historia clínica</w:t>
+        <w:t xml:space="preserve">una sola vez</w:t>
+      </w:r>
+      <w:r>
+        <w:t xml:space="preserve"> </w:t>
+      </w:r>
+      <w:r>
+        <w:t xml:space="preserve">con botón de copiar, y</w:t>
+      </w:r>
+      <w:r>
+        <w:t xml:space="preserve"> </w:t>
+      </w:r>
+      <w:r>
+        <w:rPr>
+          <w:rStyle w:val="VerbatimChar"/>
+        </w:rPr>
+        <w:t xml:space="preserve">citasVinculadas</w:t>
+      </w:r>
+      <w:r>
+        <w:t xml:space="preserve">, que son las citas que pidió antes sin cuenta.</w:t>
       </w:r>
       <w:r>
         <w:t xml:space="preserve"> </w:t>
@@ -3224,7 +3273,28 @@
         <w:rPr>
           <w:rStyle w:val="VerbatimChar"/>
         </w:rPr>
-        <w:t xml:space="preserve">GET /pacientes/:id</w:t>
+        <w:t xml:space="preserve">GET /pacientes?q=</w:t>
+      </w:r>
+      <w:r>
+        <w:t xml:space="preserve"> </w:t>
+      </w:r>
+      <w:r>
+        <w:t xml:space="preserve">→ búsqueda por nombre, documento o correo.</w:t>
+      </w:r>
+      <w:r>
+        <w:t xml:space="preserve"> </w:t>
+      </w:r>
+      <w:r>
+        <w:t xml:space="preserve">-</w:t>
+      </w:r>
+      <w:r>
+        <w:t xml:space="preserve"> </w:t>
+      </w:r>
+      <w:r>
+        <w:rPr>
+          <w:rStyle w:val="VerbatimChar"/>
+        </w:rPr>
+        <w:t xml:space="preserve">POST /pacientes/:id/restablecer-contrasena</w:t>
       </w:r>
       <w:r>
         <w:t xml:space="preserve"> </w:t>
@@ -3239,142 +3309,25 @@
         <w:rPr>
           <w:rStyle w:val="VerbatimChar"/>
         </w:rPr>
-        <w:t xml:space="preserve">{ paciente: { id, nombreCompleto, documento, correo, telefono, activo, ... }, citas: [...], historia: [...] }</w:t>
-      </w:r>
-      <w:r>
-        <w:t xml:space="preserve"> </w:t>
-      </w:r>
-      <w:r>
-        <w:t xml:space="preserve">— la pantalla de ficha en una sola petición.</w:t>
-      </w:r>
-      <w:r>
-        <w:t xml:space="preserve"> </w:t>
-      </w:r>
-      <w:r>
-        <w:t xml:space="preserve">-</w:t>
-      </w:r>
-      <w:r>
-        <w:t xml:space="preserve"> </w:t>
-      </w:r>
-      <w:r>
-        <w:rPr>
-          <w:rStyle w:val="VerbatimChar"/>
-        </w:rPr>
-        <w:t xml:space="preserve">GET /pacientes/:id/historia</w:t>
-      </w:r>
-      <w:r>
-        <w:t xml:space="preserve"> </w:t>
-      </w:r>
-      <w:r>
-        <w:t xml:space="preserve">→ entradas, la atención más reciente primero:</w:t>
-      </w:r>
-      <w:r>
-        <w:t xml:space="preserve"> </w:t>
-      </w:r>
-      <w:r>
-        <w:rPr>
-          <w:rStyle w:val="VerbatimChar"/>
-        </w:rPr>
-        <w:t xml:space="preserve">[{ id, fechaAtencion, especialidad, especialista, citaId, procedimiento, notas, corrigeA, correcciones: [ids], autor, creadoEn }]</w:t>
-      </w:r>
-      <w:r>
-        <w:t xml:space="preserve">.</w:t>
-      </w:r>
-      <w:r>
-        <w:t xml:space="preserve"> </w:t>
-      </w:r>
-      <w:r>
-        <w:t xml:space="preserve">-</w:t>
-      </w:r>
-      <w:r>
-        <w:t xml:space="preserve"> </w:t>
-      </w:r>
-      <w:r>
-        <w:rPr>
-          <w:rStyle w:val="VerbatimChar"/>
-        </w:rPr>
-        <w:t xml:space="preserve">POST /pacientes/:id/historia</w:t>
-      </w:r>
-      <w:r>
-        <w:t xml:space="preserve"> </w:t>
-      </w:r>
-      <w:r>
-        <w:rPr>
-          <w:rStyle w:val="VerbatimChar"/>
-        </w:rPr>
-        <w:t xml:space="preserve">{ fechaAtencion, procedimiento, notas?, especialidadId?, especialistaId?, citaId? }</w:t>
-      </w:r>
-      <w:r>
-        <w:t xml:space="preserve"> </w:t>
-      </w:r>
-      <w:r>
-        <w:t xml:space="preserve">→ 201. Con</w:t>
-      </w:r>
-      <w:r>
-        <w:t xml:space="preserve"> </w:t>
-      </w:r>
-      <w:r>
-        <w:rPr>
-          <w:rStyle w:val="VerbatimChar"/>
-        </w:rPr>
-        <w:t xml:space="preserve">citaId</w:t>
-      </w:r>
-      <w:r>
-        <w:t xml:space="preserve"> </w:t>
-      </w:r>
-      <w:r>
-        <w:t xml:space="preserve">(de ese paciente) se pueden omitir fecha, especialidad y especialista. Fecha futura → 400.</w:t>
-      </w:r>
-      <w:r>
-        <w:t xml:space="preserve"> </w:t>
-      </w:r>
-      <w:r>
-        <w:t xml:space="preserve">-</w:t>
-      </w:r>
-      <w:r>
-        <w:t xml:space="preserve"> </w:t>
-      </w:r>
-      <w:r>
-        <w:rPr>
-          <w:rStyle w:val="VerbatimChar"/>
-        </w:rPr>
-        <w:t xml:space="preserve">POST /admin/historia/:id/correccion</w:t>
-      </w:r>
-      <w:r>
-        <w:t xml:space="preserve"> </w:t>
-      </w:r>
-      <w:r>
-        <w:rPr>
-          <w:rStyle w:val="VerbatimChar"/>
-        </w:rPr>
-        <w:t xml:space="preserve">{ notas, procedimiento?, fechaAtencion? }</w:t>
-      </w:r>
-      <w:r>
-        <w:t xml:space="preserve"> </w:t>
-      </w:r>
-      <w:r>
-        <w:t xml:space="preserve">→ 201: crea una entrada nueva que corrige a la indicada;</w:t>
-      </w:r>
-      <w:r>
-        <w:t xml:space="preserve"> </w:t>
-      </w:r>
-      <w:r>
-        <w:rPr>
-          <w:rStyle w:val="VerbatimChar"/>
-        </w:rPr>
-        <w:t xml:space="preserve">notas</w:t>
-      </w:r>
-      <w:r>
-        <w:t xml:space="preserve"> </w:t>
-      </w:r>
-      <w:r>
-        <w:t xml:space="preserve">(qué se corrige y por qué) es obligatorio.</w:t>
-      </w:r>
-      <w:r>
-        <w:t xml:space="preserve"> </w:t>
-      </w:r>
-      <w:r>
-        <w:t xml:space="preserve">-</w:t>
+        <w:t xml:space="preserve">{ mensaje, contrasenaTemporal }</w:t>
+      </w:r>
+      <w:r>
+        <w:t xml:space="preserve">:</w:t>
+      </w:r>
+      <w:r>
+        <w:t xml:space="preserve"> </w:t>
+      </w:r>
+      <w:r>
+        <w:t xml:space="preserve">“</w:t>
+      </w:r>
+      <w:r>
+        <w:t xml:space="preserve">olvidé mi contraseña</w:t>
+      </w:r>
+      <w:r>
+        <w:t xml:space="preserve">”</w:t>
+      </w:r>
+      <w:r>
+        <w:t xml:space="preserve">. La clave temporal se muestra</w:t>
       </w:r>
       <w:r>
         <w:t xml:space="preserve"> </w:t>
@@ -3384,6 +3337,199 @@
           <w:bCs/>
           <w:b/>
         </w:rPr>
+        <w:t xml:space="preserve">una sola vez</w:t>
+      </w:r>
+      <w:r>
+        <w:t xml:space="preserve"> </w:t>
+      </w:r>
+      <w:r>
+        <w:t xml:space="preserve">(botón de copiar) y el paciente deberá cambiarla al ingresar. Va como botón en la ficha del paciente, con confirmación.</w:t>
+      </w:r>
+    </w:p>
+    <w:p>
+      <w:pPr>
+        <w:pStyle w:val="BodyText"/>
+      </w:pPr>
+      <w:r>
+        <w:rPr>
+          <w:bCs/>
+          <w:b/>
+        </w:rPr>
+        <w:t xml:space="preserve">Ficha del paciente e historia clínica</w:t>
+      </w:r>
+      <w:r>
+        <w:t xml:space="preserve"> </w:t>
+      </w:r>
+      <w:r>
+        <w:t xml:space="preserve">-</w:t>
+      </w:r>
+      <w:r>
+        <w:t xml:space="preserve"> </w:t>
+      </w:r>
+      <w:r>
+        <w:rPr>
+          <w:rStyle w:val="VerbatimChar"/>
+        </w:rPr>
+        <w:t xml:space="preserve">GET /pacientes/:id</w:t>
+      </w:r>
+      <w:r>
+        <w:t xml:space="preserve"> </w:t>
+      </w:r>
+      <w:r>
+        <w:t xml:space="preserve">→</w:t>
+      </w:r>
+      <w:r>
+        <w:t xml:space="preserve"> </w:t>
+      </w:r>
+      <w:r>
+        <w:rPr>
+          <w:rStyle w:val="VerbatimChar"/>
+        </w:rPr>
+        <w:t xml:space="preserve">{ paciente: { id, nombreCompleto, documento, correo, telefono, activo, ... }, citas: [...], historia: [...] }</w:t>
+      </w:r>
+      <w:r>
+        <w:t xml:space="preserve"> </w:t>
+      </w:r>
+      <w:r>
+        <w:t xml:space="preserve">— la pantalla de ficha en una sola petición.</w:t>
+      </w:r>
+      <w:r>
+        <w:t xml:space="preserve"> </w:t>
+      </w:r>
+      <w:r>
+        <w:t xml:space="preserve">-</w:t>
+      </w:r>
+      <w:r>
+        <w:t xml:space="preserve"> </w:t>
+      </w:r>
+      <w:r>
+        <w:rPr>
+          <w:rStyle w:val="VerbatimChar"/>
+        </w:rPr>
+        <w:t xml:space="preserve">GET /pacientes/:id/historia</w:t>
+      </w:r>
+      <w:r>
+        <w:t xml:space="preserve"> </w:t>
+      </w:r>
+      <w:r>
+        <w:t xml:space="preserve">→ entradas, la atención más reciente primero:</w:t>
+      </w:r>
+      <w:r>
+        <w:t xml:space="preserve"> </w:t>
+      </w:r>
+      <w:r>
+        <w:rPr>
+          <w:rStyle w:val="VerbatimChar"/>
+        </w:rPr>
+        <w:t xml:space="preserve">[{ id, fechaAtencion, especialidad, especialista, citaId, procedimiento, notas, corrigeA, correcciones: [ids], autor, creadoEn }]</w:t>
+      </w:r>
+      <w:r>
+        <w:t xml:space="preserve">.</w:t>
+      </w:r>
+      <w:r>
+        <w:t xml:space="preserve"> </w:t>
+      </w:r>
+      <w:r>
+        <w:t xml:space="preserve">-</w:t>
+      </w:r>
+      <w:r>
+        <w:t xml:space="preserve"> </w:t>
+      </w:r>
+      <w:r>
+        <w:rPr>
+          <w:rStyle w:val="VerbatimChar"/>
+        </w:rPr>
+        <w:t xml:space="preserve">POST /pacientes/:id/historia</w:t>
+      </w:r>
+      <w:r>
+        <w:t xml:space="preserve"> </w:t>
+      </w:r>
+      <w:r>
+        <w:rPr>
+          <w:rStyle w:val="VerbatimChar"/>
+        </w:rPr>
+        <w:t xml:space="preserve">{ fechaAtencion, procedimiento, notas?, especialidadId?, especialistaId?, citaId? }</w:t>
+      </w:r>
+      <w:r>
+        <w:t xml:space="preserve"> </w:t>
+      </w:r>
+      <w:r>
+        <w:t xml:space="preserve">→ 201. Con</w:t>
+      </w:r>
+      <w:r>
+        <w:t xml:space="preserve"> </w:t>
+      </w:r>
+      <w:r>
+        <w:rPr>
+          <w:rStyle w:val="VerbatimChar"/>
+        </w:rPr>
+        <w:t xml:space="preserve">citaId</w:t>
+      </w:r>
+      <w:r>
+        <w:t xml:space="preserve"> </w:t>
+      </w:r>
+      <w:r>
+        <w:t xml:space="preserve">(de ese paciente) se pueden omitir fecha, especialidad y especialista. Fecha futura → 400.</w:t>
+      </w:r>
+      <w:r>
+        <w:t xml:space="preserve"> </w:t>
+      </w:r>
+      <w:r>
+        <w:t xml:space="preserve">-</w:t>
+      </w:r>
+      <w:r>
+        <w:t xml:space="preserve"> </w:t>
+      </w:r>
+      <w:r>
+        <w:rPr>
+          <w:rStyle w:val="VerbatimChar"/>
+        </w:rPr>
+        <w:t xml:space="preserve">POST /admin/historia/:id/correccion</w:t>
+      </w:r>
+      <w:r>
+        <w:t xml:space="preserve"> </w:t>
+      </w:r>
+      <w:r>
+        <w:rPr>
+          <w:rStyle w:val="VerbatimChar"/>
+        </w:rPr>
+        <w:t xml:space="preserve">{ notas, procedimiento?, fechaAtencion? }</w:t>
+      </w:r>
+      <w:r>
+        <w:t xml:space="preserve"> </w:t>
+      </w:r>
+      <w:r>
+        <w:t xml:space="preserve">→ 201: crea una entrada nueva que corrige a la indicada;</w:t>
+      </w:r>
+      <w:r>
+        <w:t xml:space="preserve"> </w:t>
+      </w:r>
+      <w:r>
+        <w:rPr>
+          <w:rStyle w:val="VerbatimChar"/>
+        </w:rPr>
+        <w:t xml:space="preserve">notas</w:t>
+      </w:r>
+      <w:r>
+        <w:t xml:space="preserve"> </w:t>
+      </w:r>
+      <w:r>
+        <w:t xml:space="preserve">(qué se corrige y por qué) es obligatorio.</w:t>
+      </w:r>
+      <w:r>
+        <w:t xml:space="preserve"> </w:t>
+      </w:r>
+      <w:r>
+        <w:t xml:space="preserve">-</w:t>
+      </w:r>
+      <w:r>
+        <w:t xml:space="preserve"> </w:t>
+      </w:r>
+      <w:r>
+        <w:rPr>
+          <w:bCs/>
+          <w:b/>
+        </w:rPr>
         <w:t xml:space="preserve">No hay editar ni borrar</w:t>
       </w:r>
       <w:r>
@@ -3482,18 +3628,6 @@
       </w:pPr>
       <w:r>
         <w:t xml:space="preserve">Aún no existe</w:t>
-      </w:r>
-    </w:p>
-    <w:p>
-      <w:pPr>
-        <w:numPr>
-          <w:ilvl w:val="0"/>
-          <w:numId w:val="1007"/>
-        </w:numPr>
-        <w:pStyle w:val="Compact"/>
-      </w:pPr>
-      <w:r>
-        <w:t xml:space="preserve">Recordatorio del día anterior.</w:t>
       </w:r>
     </w:p>
     <w:p>

--- a/docs/para-drive/Contrato de la API.docx
+++ b/docs/para-drive/Contrato de la API.docx
@@ -1418,7 +1418,7 @@
         <w:rPr>
           <w:rStyle w:val="VerbatimChar"/>
         </w:rPr>
-        <w:t xml:space="preserve">{ mensaje, cita: { id, estado, paciente, especialidad, especialista, fecha, hora, sede, direccion, reprogramaciones }, enlaceGestion, whatsapp: "enviado" | "pendiente" }</w:t>
+        <w:t xml:space="preserve">{ mensaje, cita: { id, estado, paciente, especialidad, especialista, fecha, hora, sede, direccion, reprogramaciones }, whatsapp: "enviado" | "pendiente" }</w:t>
       </w:r>
     </w:p>
     <w:p>
@@ -1430,57 +1430,23 @@
         <w:pStyle w:val="Compact"/>
       </w:pPr>
       <w:r>
-        <w:t xml:space="preserve">Muestra el resumen y el</w:t>
-      </w:r>
-      <w:r>
-        <w:t xml:space="preserve"> </w:t>
-      </w:r>
-      <w:r>
-        <w:rPr>
-          <w:rStyle w:val="VerbatimChar"/>
+        <w:t xml:space="preserve">Muestra el resumen. El enlace para reprogramar o cancelar</w:t>
+      </w:r>
+      <w:r>
+        <w:t xml:space="preserve"> </w:t>
+      </w:r>
+      <w:r>
+        <w:rPr>
           <w:bCs/>
           <w:b/>
         </w:rPr>
-        <w:t xml:space="preserve">enlaceGestion</w:t>
-      </w:r>
-      <w:r>
-        <w:t xml:space="preserve"> </w:t>
-      </w:r>
-      <w:r>
-        <w:t xml:space="preserve">con un botón</w:t>
-      </w:r>
-      <w:r>
-        <w:t xml:space="preserve"> </w:t>
-      </w:r>
-      <w:r>
-        <w:t xml:space="preserve">“</w:t>
-      </w:r>
-      <w:r>
-        <w:t xml:space="preserve">Copiar enlace</w:t>
-      </w:r>
-      <w:r>
-        <w:t xml:space="preserve">”</w:t>
-      </w:r>
-      <w:r>
-        <w:t xml:space="preserve"> </w:t>
-      </w:r>
-      <w:r>
-        <w:t xml:space="preserve">y el texto</w:t>
-      </w:r>
-      <w:r>
-        <w:t xml:space="preserve"> </w:t>
-      </w:r>
-      <w:r>
-        <w:t xml:space="preserve">“</w:t>
-      </w:r>
-      <w:r>
-        <w:t xml:space="preserve">Guárdalo: con él puedes reprogramar o cancelar</w:t>
-      </w:r>
-      <w:r>
-        <w:t xml:space="preserve">”</w:t>
-      </w:r>
-      <w:r>
-        <w:t xml:space="preserve">.</w:t>
+        <w:t xml:space="preserve">no</w:t>
+      </w:r>
+      <w:r>
+        <w:t xml:space="preserve"> </w:t>
+      </w:r>
+      <w:r>
+        <w:t xml:space="preserve">viene en la respuesta: solo llega por WhatsApp al teléfono escrito, para que únicamente lo tenga el dueño de ese número.</w:t>
       </w:r>
     </w:p>
     <w:p>
@@ -2091,7 +2057,100 @@
         <w:t xml:space="preserve"> </w:t>
       </w:r>
       <w:r>
-        <w:t xml:space="preserve">para los dos; el rol decide a qué panel va.</w:t>
+        <w:t xml:space="preserve">para los dos; el rol decide a qué panel va:</w:t>
+      </w:r>
+      <w:r>
+        <w:t xml:space="preserve"> </w:t>
+      </w:r>
+      <w:r>
+        <w:rPr>
+          <w:rStyle w:val="VerbatimChar"/>
+        </w:rPr>
+        <w:t xml:space="preserve">administrador</w:t>
+      </w:r>
+      <w:r>
+        <w:t xml:space="preserve"> </w:t>
+      </w:r>
+      <w:r>
+        <w:t xml:space="preserve">→</w:t>
+      </w:r>
+      <w:r>
+        <w:t xml:space="preserve"> </w:t>
+      </w:r>
+      <w:r>
+        <w:rPr>
+          <w:rStyle w:val="VerbatimChar"/>
+        </w:rPr>
+        <w:t xml:space="preserve">panel-secretaria.html</w:t>
+      </w:r>
+      <w:r>
+        <w:t xml:space="preserve">,</w:t>
+      </w:r>
+      <w:r>
+        <w:t xml:space="preserve"> </w:t>
+      </w:r>
+      <w:r>
+        <w:rPr>
+          <w:rStyle w:val="VerbatimChar"/>
+        </w:rPr>
+        <w:t xml:space="preserve">paciente</w:t>
+      </w:r>
+      <w:r>
+        <w:t xml:space="preserve"> </w:t>
+      </w:r>
+      <w:r>
+        <w:t xml:space="preserve">→</w:t>
+      </w:r>
+      <w:r>
+        <w:t xml:space="preserve"> </w:t>
+      </w:r>
+      <w:r>
+        <w:rPr>
+          <w:rStyle w:val="VerbatimChar"/>
+        </w:rPr>
+        <w:t xml:space="preserve">mis-citas.html</w:t>
+      </w:r>
+      <w:r>
+        <w:t xml:space="preserve">. La sesión se guarda en</w:t>
+      </w:r>
+      <w:r>
+        <w:t xml:space="preserve"> </w:t>
+      </w:r>
+      <w:r>
+        <w:rPr>
+          <w:rStyle w:val="VerbatimChar"/>
+        </w:rPr>
+        <w:t xml:space="preserve">sessionStorage</w:t>
+      </w:r>
+      <w:r>
+        <w:t xml:space="preserve"> </w:t>
+      </w:r>
+      <w:r>
+        <w:t xml:space="preserve">(</w:t>
+      </w:r>
+      <w:r>
+        <w:rPr>
+          <w:rStyle w:val="VerbatimChar"/>
+        </w:rPr>
+        <w:t xml:space="preserve">frontend/js/sesion.js</w:t>
+      </w:r>
+      <w:r>
+        <w:t xml:space="preserve">) y</w:t>
+      </w:r>
+      <w:r>
+        <w:t xml:space="preserve"> </w:t>
+      </w:r>
+      <w:r>
+        <w:rPr>
+          <w:rStyle w:val="VerbatimChar"/>
+        </w:rPr>
+        <w:t xml:space="preserve">api()</w:t>
+      </w:r>
+      <w:r>
+        <w:t xml:space="preserve"> </w:t>
+      </w:r>
+      <w:r>
+        <w:t xml:space="preserve">envía el token sola.</w:t>
       </w:r>
     </w:p>
     <w:tbl>
@@ -2185,7 +2244,30 @@
               <w:t xml:space="preserve">debeCambiarContrasena</w:t>
             </w:r>
             <w:r>
-              <w:t xml:space="preserve">, lleva a cambiar la clave antes de todo</w:t>
+              <w:t xml:space="preserve">, lleva a cambiar la clave antes de todo. Correo o clave incorrectos →</w:t>
+            </w:r>
+            <w:r>
+              <w:t xml:space="preserve"> </w:t>
+            </w:r>
+            <w:r>
+              <w:rPr>
+                <w:bCs/>
+                <w:b/>
+              </w:rPr>
+              <w:t xml:space="preserve">401</w:t>
+            </w:r>
+            <w:r>
+              <w:t xml:space="preserve">; más de 10 intentos en 15 minutos desde la misma IP →</w:t>
+            </w:r>
+            <w:r>
+              <w:t xml:space="preserve"> </w:t>
+            </w:r>
+            <w:r>
+              <w:rPr>
+                <w:bCs/>
+                <w:b/>
+              </w:rPr>
+              <w:t xml:space="preserve">429</w:t>
             </w:r>
           </w:p>
         </w:tc>

--- a/docs/para-drive/Contrato de la API.docx
+++ b/docs/para-drive/Contrato de la API.docx
@@ -2865,6 +2865,18 @@
         <w:rPr>
           <w:rStyle w:val="VerbatimChar"/>
         </w:rPr>
+        <w:t xml:space="preserve">especialidadId</w:t>
+      </w:r>
+      <w:r>
+        <w:t xml:space="preserve">,</w:t>
+      </w:r>
+      <w:r>
+        <w:t xml:space="preserve"> </w:t>
+      </w:r>
+      <w:r>
+        <w:rPr>
+          <w:rStyle w:val="VerbatimChar"/>
+        </w:rPr>
         <w:t xml:space="preserve">documento</w:t>
       </w:r>
       <w:r>
@@ -3002,7 +3014,167 @@
         <w:t xml:space="preserve">{ franjaId }</w:t>
       </w:r>
       <w:r>
-        <w:t xml:space="preserve">. No tiene límite y puede pasar la cita a otro especialista de la misma especialidad.</w:t>
+        <w:t xml:space="preserve">. No tiene límite y puede pasar la cita a otro especialista de la misma especialidad. Respuesta:</w:t>
+      </w:r>
+      <w:r>
+        <w:t xml:space="preserve"> </w:t>
+      </w:r>
+      <w:r>
+        <w:rPr>
+          <w:rStyle w:val="VerbatimChar"/>
+        </w:rPr>
+        <w:t xml:space="preserve">{ mensaje, cita, notificacion }</w:t>
+      </w:r>
+      <w:r>
+        <w:t xml:space="preserve">.</w:t>
+      </w:r>
+      <w:r>
+        <w:t xml:space="preserve"> </w:t>
+      </w:r>
+      <w:r>
+        <w:t xml:space="preserve">-</w:t>
+      </w:r>
+      <w:r>
+        <w:t xml:space="preserve"> </w:t>
+      </w:r>
+      <w:r>
+        <w:rPr>
+          <w:bCs/>
+          <w:b/>
+        </w:rPr>
+        <w:t xml:space="preserve">Cancelar</w:t>
+      </w:r>
+      <w:r>
+        <w:t xml:space="preserve"> </w:t>
+      </w:r>
+      <w:r>
+        <w:t xml:space="preserve">(</w:t>
+      </w:r>
+      <w:r>
+        <w:rPr>
+          <w:rStyle w:val="VerbatimChar"/>
+        </w:rPr>
+        <w:t xml:space="preserve">PATCH …/estado</w:t>
+      </w:r>
+      <w:r>
+        <w:t xml:space="preserve"> </w:t>
+      </w:r>
+      <w:r>
+        <w:t xml:space="preserve">con</w:t>
+      </w:r>
+      <w:r>
+        <w:t xml:space="preserve"> </w:t>
+      </w:r>
+      <w:r>
+        <w:rPr>
+          <w:rStyle w:val="VerbatimChar"/>
+        </w:rPr>
+        <w:t xml:space="preserve">cancelada</w:t>
+      </w:r>
+      <w:r>
+        <w:t xml:space="preserve">) responde</w:t>
+      </w:r>
+      <w:r>
+        <w:t xml:space="preserve"> </w:t>
+      </w:r>
+      <w:r>
+        <w:rPr>
+          <w:rStyle w:val="VerbatimChar"/>
+        </w:rPr>
+        <w:t xml:space="preserve">{ mensaje, notificacion }</w:t>
+      </w:r>
+      <w:r>
+        <w:t xml:space="preserve">.</w:t>
+      </w:r>
+      <w:r>
+        <w:t xml:space="preserve"> </w:t>
+      </w:r>
+      <w:r>
+        <w:rPr>
+          <w:rStyle w:val="VerbatimChar"/>
+        </w:rPr>
+        <w:t xml:space="preserve">notificacion</w:t>
+      </w:r>
+      <w:r>
+        <w:t xml:space="preserve"> </w:t>
+      </w:r>
+      <w:r>
+        <w:t xml:space="preserve">es</w:t>
+      </w:r>
+      <w:r>
+        <w:t xml:space="preserve"> </w:t>
+      </w:r>
+      <w:r>
+        <w:rPr>
+          <w:rStyle w:val="VerbatimChar"/>
+        </w:rPr>
+        <w:t xml:space="preserve">{ id, estado, enlaceWhatsApp }</w:t>
+      </w:r>
+      <w:r>
+        <w:t xml:space="preserve">: si</w:t>
+      </w:r>
+      <w:r>
+        <w:t xml:space="preserve"> </w:t>
+      </w:r>
+      <w:r>
+        <w:rPr>
+          <w:rStyle w:val="VerbatimChar"/>
+        </w:rPr>
+        <w:t xml:space="preserve">estado</w:t>
+      </w:r>
+      <w:r>
+        <w:t xml:space="preserve"> </w:t>
+      </w:r>
+      <w:r>
+        <w:t xml:space="preserve">es</w:t>
+      </w:r>
+      <w:r>
+        <w:t xml:space="preserve"> </w:t>
+      </w:r>
+      <w:r>
+        <w:rPr>
+          <w:rStyle w:val="VerbatimChar"/>
+        </w:rPr>
+        <w:t xml:space="preserve">pendiente</w:t>
+      </w:r>
+      <w:r>
+        <w:t xml:space="preserve">, el panel ofrece</w:t>
+      </w:r>
+      <w:r>
+        <w:t xml:space="preserve"> </w:t>
+      </w:r>
+      <w:r>
+        <w:t xml:space="preserve">“</w:t>
+      </w:r>
+      <w:r>
+        <w:t xml:space="preserve">Enviar por WhatsApp</w:t>
+      </w:r>
+      <w:r>
+        <w:t xml:space="preserve">”</w:t>
+      </w:r>
+      <w:r>
+        <w:t xml:space="preserve"> </w:t>
+      </w:r>
+      <w:r>
+        <w:t xml:space="preserve">y</w:t>
+      </w:r>
+      <w:r>
+        <w:t xml:space="preserve"> </w:t>
+      </w:r>
+      <w:r>
+        <w:t xml:space="preserve">“</w:t>
+      </w:r>
+      <w:r>
+        <w:t xml:space="preserve">Marcar como enviado</w:t>
+      </w:r>
+      <w:r>
+        <w:t xml:space="preserve">”</w:t>
+      </w:r>
+      <w:r>
+        <w:t xml:space="preserve"> </w:t>
+      </w:r>
+      <w:r>
+        <w:t xml:space="preserve">ahí mismo.</w:t>
       </w:r>
     </w:p>
     <w:p>

--- a/docs/para-drive/Contrato de la API.docx
+++ b/docs/para-drive/Contrato de la API.docx
@@ -2403,1487 +2403,157 @@
               <w:t xml:space="preserve"> </w:t>
             </w:r>
             <w:r>
-              <w:t xml:space="preserve">de arriba, la más reciente primero</w:t>
+              <w:t xml:space="preserve">de arriba, la más reciente primero. Cada una trae además</w:t>
+            </w:r>
+            <w:r>
+              <w:t xml:space="preserve"> </w:t>
+            </w:r>
+            <w:r>
+              <w:rPr>
+                <w:rStyle w:val="VerbatimChar"/>
+              </w:rPr>
+              <w:t xml:space="preserve">puedeReprogramar</w:t>
+            </w:r>
+            <w:r>
+              <w:t xml:space="preserve">,</w:t>
+            </w:r>
+            <w:r>
+              <w:t xml:space="preserve"> </w:t>
+            </w:r>
+            <w:r>
+              <w:rPr>
+                <w:rStyle w:val="VerbatimChar"/>
+              </w:rPr>
+              <w:t xml:space="preserve">puedeCancelar</w:t>
+            </w:r>
+            <w:r>
+              <w:t xml:space="preserve"> </w:t>
+            </w:r>
+            <w:r>
+              <w:t xml:space="preserve">y</w:t>
+            </w:r>
+            <w:r>
+              <w:t xml:space="preserve"> </w:t>
+            </w:r>
+            <w:r>
+              <w:rPr>
+                <w:rStyle w:val="VerbatimChar"/>
+              </w:rPr>
+              <w:t xml:space="preserve">motivo</w:t>
+            </w:r>
+            <w:r>
+              <w:t xml:space="preserve">, como en la sección 2</w:t>
+            </w:r>
+          </w:p>
+        </w:tc>
+      </w:tr>
+      <w:tr>
+        <w:tc>
+          <w:tcPr/>
+          <w:p>
+            <w:pPr>
+              <w:pStyle w:val="Compact"/>
+              <w:jc w:val="left"/>
+            </w:pPr>
+            <w:r>
+              <w:rPr>
+                <w:rStyle w:val="VerbatimChar"/>
+              </w:rPr>
+              <w:t xml:space="preserve">POST /mis-citas/:id/reprogramar</w:t>
+            </w:r>
+            <w:r>
+              <w:t xml:space="preserve"> </w:t>
+            </w:r>
+            <w:r>
+              <w:rPr>
+                <w:rStyle w:val="VerbatimChar"/>
+              </w:rPr>
+              <w:t xml:space="preserve">{ franjaId }</w:t>
+            </w:r>
+            <w:r>
+              <w:t xml:space="preserve"> </w:t>
+            </w:r>
+            <w:r>
+              <w:t xml:space="preserve">(paciente)</w:t>
+            </w:r>
+          </w:p>
+        </w:tc>
+        <w:tc>
+          <w:tcPr/>
+          <w:p>
+            <w:pPr>
+              <w:pStyle w:val="Compact"/>
+              <w:jc w:val="left"/>
+            </w:pPr>
+            <w:r>
+              <w:rPr>
+                <w:rStyle w:val="VerbatimChar"/>
+              </w:rPr>
+              <w:t xml:space="preserve">{ mensaje, cita, whatsapp }</w:t>
+            </w:r>
+            <w:r>
+              <w:t xml:space="preserve">;</w:t>
+            </w:r>
+            <w:r>
+              <w:t xml:space="preserve"> </w:t>
+            </w:r>
+            <w:r>
+              <w:rPr>
+                <w:rStyle w:val="VerbatimChar"/>
+              </w:rPr>
+              <w:t xml:space="preserve">cita</w:t>
+            </w:r>
+            <w:r>
+              <w:t xml:space="preserve"> </w:t>
+            </w:r>
+            <w:r>
+              <w:t xml:space="preserve">trae también las reglas actualizadas. Mismas reglas que el enlace: una vez, hasta 24 h antes, mismo especialista</w:t>
+            </w:r>
+          </w:p>
+        </w:tc>
+      </w:tr>
+      <w:tr>
+        <w:tc>
+          <w:tcPr/>
+          <w:p>
+            <w:pPr>
+              <w:pStyle w:val="Compact"/>
+              <w:jc w:val="left"/>
+            </w:pPr>
+            <w:r>
+              <w:rPr>
+                <w:rStyle w:val="VerbatimChar"/>
+              </w:rPr>
+              <w:t xml:space="preserve">POST /mis-citas/:id/cancelar</w:t>
+            </w:r>
+            <w:r>
+              <w:t xml:space="preserve"> </w:t>
+            </w:r>
+            <w:r>
+              <w:t xml:space="preserve">(paciente)</w:t>
+            </w:r>
+          </w:p>
+        </w:tc>
+        <w:tc>
+          <w:tcPr/>
+          <w:p>
+            <w:pPr>
+              <w:pStyle w:val="Compact"/>
+              <w:jc w:val="left"/>
+            </w:pPr>
+            <w:r>
+              <w:rPr>
+                <w:rStyle w:val="VerbatimChar"/>
+              </w:rPr>
+              <w:t xml:space="preserve">{ mensaje }</w:t>
+            </w:r>
+            <w:r>
+              <w:t xml:space="preserve">. Hasta 24 h antes</w:t>
             </w:r>
           </w:p>
         </w:tc>
       </w:tr>
     </w:tbl>
-    <w:bookmarkEnd w:id="23"/>
-    <w:bookmarkStart w:id="24" w:name="X9f6c278bb6b588260d8a391646e30302db82efa"/>
-    <w:p>
-      <w:pPr>
-        <w:pStyle w:val="Heading2"/>
-      </w:pPr>
-      <w:r>
-        <w:t xml:space="preserve">4. Panel de la secretaria (todo exige rol administrador)</w:t>
-      </w:r>
-    </w:p>
-    <w:p>
-      <w:pPr>
-        <w:pStyle w:val="FirstParagraph"/>
-      </w:pPr>
-      <w:r>
-        <w:rPr>
-          <w:bCs/>
-          <w:b/>
-        </w:rPr>
-        <w:t xml:space="preserve">Especialidades</w:t>
-      </w:r>
-      <w:r>
-        <w:t xml:space="preserve"> </w:t>
-      </w:r>
-      <w:r>
-        <w:t xml:space="preserve">-</w:t>
-      </w:r>
-      <w:r>
-        <w:t xml:space="preserve"> </w:t>
-      </w:r>
-      <w:r>
-        <w:rPr>
-          <w:rStyle w:val="VerbatimChar"/>
-        </w:rPr>
-        <w:t xml:space="preserve">GET /admin/especialidades</w:t>
-      </w:r>
-      <w:r>
-        <w:t xml:space="preserve"> </w:t>
-      </w:r>
-      <w:r>
-        <w:t xml:space="preserve">→</w:t>
-      </w:r>
-      <w:r>
-        <w:t xml:space="preserve"> </w:t>
-      </w:r>
-      <w:r>
-        <w:rPr>
-          <w:rStyle w:val="VerbatimChar"/>
-        </w:rPr>
-        <w:t xml:space="preserve">[{ id, codigo, nombre, descripcion, activo, especialistasActivos }]</w:t>
-      </w:r>
-      <w:r>
-        <w:t xml:space="preserve"> </w:t>
-      </w:r>
-      <w:r>
-        <w:t xml:space="preserve">-</w:t>
-      </w:r>
-      <w:r>
-        <w:t xml:space="preserve"> </w:t>
-      </w:r>
-      <w:r>
-        <w:rPr>
-          <w:rStyle w:val="VerbatimChar"/>
-        </w:rPr>
-        <w:t xml:space="preserve">POST /admin/especialidades</w:t>
-      </w:r>
-      <w:r>
-        <w:t xml:space="preserve"> </w:t>
-      </w:r>
-      <w:r>
-        <w:rPr>
-          <w:rStyle w:val="VerbatimChar"/>
-        </w:rPr>
-        <w:t xml:space="preserve">{ nombre, descripcion? }</w:t>
-      </w:r>
-      <w:r>
-        <w:t xml:space="preserve"> </w:t>
-      </w:r>
-      <w:r>
-        <w:t xml:space="preserve">→ 201</w:t>
-      </w:r>
-      <w:r>
-        <w:t xml:space="preserve"> </w:t>
-      </w:r>
-      <w:r>
-        <w:t xml:space="preserve">-</w:t>
-      </w:r>
-      <w:r>
-        <w:t xml:space="preserve"> </w:t>
-      </w:r>
-      <w:r>
-        <w:rPr>
-          <w:rStyle w:val="VerbatimChar"/>
-        </w:rPr>
-        <w:t xml:space="preserve">PATCH /admin/especialidades/:id</w:t>
-      </w:r>
-      <w:r>
-        <w:t xml:space="preserve"> </w:t>
-      </w:r>
-      <w:r>
-        <w:rPr>
-          <w:rStyle w:val="VerbatimChar"/>
-        </w:rPr>
-        <w:t xml:space="preserve">{ nombre?, descripcion?, activo? }</w:t>
-      </w:r>
-    </w:p>
-    <w:p>
-      <w:pPr>
-        <w:pStyle w:val="BodyText"/>
-      </w:pPr>
-      <w:r>
-        <w:rPr>
-          <w:bCs/>
-          <w:b/>
-        </w:rPr>
-        <w:t xml:space="preserve">Especialistas</w:t>
-      </w:r>
-      <w:r>
-        <w:t xml:space="preserve"> </w:t>
-      </w:r>
-      <w:r>
-        <w:t xml:space="preserve">-</w:t>
-      </w:r>
-      <w:r>
-        <w:t xml:space="preserve"> </w:t>
-      </w:r>
-      <w:r>
-        <w:rPr>
-          <w:rStyle w:val="VerbatimChar"/>
-        </w:rPr>
-        <w:t xml:space="preserve">GET /admin/especialistas</w:t>
-      </w:r>
-      <w:r>
-        <w:t xml:space="preserve"> </w:t>
-      </w:r>
-      <w:r>
-        <w:t xml:space="preserve">→</w:t>
-      </w:r>
-      <w:r>
-        <w:t xml:space="preserve"> </w:t>
-      </w:r>
-      <w:r>
-        <w:rPr>
-          <w:rStyle w:val="VerbatimChar"/>
-        </w:rPr>
-        <w:t xml:space="preserve">[{ id, nombre, activo, especialidades: [{ id, nombre }] }]</w:t>
-      </w:r>
-      <w:r>
-        <w:t xml:space="preserve"> </w:t>
-      </w:r>
-      <w:r>
-        <w:t xml:space="preserve">-</w:t>
-      </w:r>
-      <w:r>
-        <w:t xml:space="preserve"> </w:t>
-      </w:r>
-      <w:r>
-        <w:rPr>
-          <w:rStyle w:val="VerbatimChar"/>
-        </w:rPr>
-        <w:t xml:space="preserve">POST /admin/especialistas</w:t>
-      </w:r>
-      <w:r>
-        <w:t xml:space="preserve"> </w:t>
-      </w:r>
-      <w:r>
-        <w:rPr>
-          <w:rStyle w:val="VerbatimChar"/>
-        </w:rPr>
-        <w:t xml:space="preserve">{ nombre, especialidadIds: [1, 3] }</w:t>
-      </w:r>
-      <w:r>
-        <w:t xml:space="preserve"> </w:t>
-      </w:r>
-      <w:r>
-        <w:t xml:space="preserve">(al menos una) → 201</w:t>
-      </w:r>
-      <w:r>
-        <w:t xml:space="preserve"> </w:t>
-      </w:r>
-      <w:r>
-        <w:t xml:space="preserve">-</w:t>
-      </w:r>
-      <w:r>
-        <w:t xml:space="preserve"> </w:t>
-      </w:r>
-      <w:r>
-        <w:rPr>
-          <w:rStyle w:val="VerbatimChar"/>
-        </w:rPr>
-        <w:t xml:space="preserve">PATCH /admin/especialistas/:id</w:t>
-      </w:r>
-      <w:r>
-        <w:t xml:space="preserve"> </w:t>
-      </w:r>
-      <w:r>
-        <w:rPr>
-          <w:rStyle w:val="VerbatimChar"/>
-        </w:rPr>
-        <w:t xml:space="preserve">{ nombre?, activo?, especialidadIds? }</w:t>
-      </w:r>
-    </w:p>
-    <w:p>
-      <w:pPr>
-        <w:pStyle w:val="BodyText"/>
-      </w:pPr>
-      <w:r>
-        <w:rPr>
-          <w:bCs/>
-          <w:b/>
-        </w:rPr>
-        <w:t xml:space="preserve">Disponibilidad</w:t>
-      </w:r>
-      <w:r>
-        <w:t xml:space="preserve"> </w:t>
-      </w:r>
-      <w:r>
-        <w:t xml:space="preserve">-</w:t>
-      </w:r>
-      <w:r>
-        <w:t xml:space="preserve"> </w:t>
-      </w:r>
-      <w:r>
-        <w:rPr>
-          <w:bCs/>
-          <w:b/>
-        </w:rPr>
-        <w:t xml:space="preserve">Ver:</w:t>
-      </w:r>
-      <w:r>
-        <w:t xml:space="preserve"> </w:t>
-      </w:r>
-      <w:r>
-        <w:rPr>
-          <w:rStyle w:val="VerbatimChar"/>
-        </w:rPr>
-        <w:t xml:space="preserve">GET /admin/especialistas/:id/franjas?desde=&amp;hasta=</w:t>
-      </w:r>
-      <w:r>
-        <w:t xml:space="preserve"> </w:t>
-      </w:r>
-      <w:r>
-        <w:t xml:space="preserve">(por defecto hoy + 30 días) →</w:t>
-      </w:r>
-      <w:r>
-        <w:t xml:space="preserve"> </w:t>
-      </w:r>
-      <w:r>
-        <w:rPr>
-          <w:rStyle w:val="VerbatimChar"/>
-        </w:rPr>
-        <w:t xml:space="preserve">[{ id, fecha, hora, cita: null | { id, paciente, estado } }]</w:t>
-      </w:r>
-      <w:r>
-        <w:t xml:space="preserve">. Pinta cada hora libre u ocupada con el nombre del paciente.</w:t>
-      </w:r>
-      <w:r>
-        <w:t xml:space="preserve"> </w:t>
-      </w:r>
-      <w:r>
-        <w:t xml:space="preserve">-</w:t>
-      </w:r>
-      <w:r>
-        <w:t xml:space="preserve"> </w:t>
-      </w:r>
-      <w:r>
-        <w:rPr>
-          <w:bCs/>
-          <w:b/>
-        </w:rPr>
-        <w:t xml:space="preserve">Publicar:</w:t>
-      </w:r>
-      <w:r>
-        <w:t xml:space="preserve"> </w:t>
-      </w:r>
-      <w:r>
-        <w:rPr>
-          <w:rStyle w:val="VerbatimChar"/>
-        </w:rPr>
-        <w:t xml:space="preserve">POST /admin/especialistas/:id/franjas</w:t>
-      </w:r>
-      <w:r>
-        <w:t xml:space="preserve"> </w:t>
-      </w:r>
-      <w:r>
-        <w:rPr>
-          <w:rStyle w:val="VerbatimChar"/>
-        </w:rPr>
-        <w:t xml:space="preserve">{ fechas: ["2026-10-15", "2026-10-16"], horas: ["08:00", "08:30"] }</w:t>
-      </w:r>
-      <w:r>
-        <w:t xml:space="preserve"> </w:t>
-      </w:r>
-      <w:r>
-        <w:t xml:space="preserve">→ 201</w:t>
-      </w:r>
-      <w:r>
-        <w:t xml:space="preserve"> </w:t>
-      </w:r>
-      <w:r>
-        <w:rPr>
-          <w:rStyle w:val="VerbatimChar"/>
-        </w:rPr>
-        <w:t xml:space="preserve">{ total }</w:t>
-      </w:r>
-      <w:r>
-        <w:t xml:space="preserve">. Publica cada hora en cada fecha; varias fechas sirven de</w:t>
-      </w:r>
-      <w:r>
-        <w:t xml:space="preserve"> </w:t>
-      </w:r>
-      <w:r>
-        <w:t xml:space="preserve">“</w:t>
-      </w:r>
-      <w:r>
-        <w:t xml:space="preserve">copiar a varios días</w:t>
-      </w:r>
-      <w:r>
-        <w:t xml:space="preserve">”</w:t>
-      </w:r>
-      <w:r>
-        <w:t xml:space="preserve">. Sugerencia de UI: cuadrícula de 7:00 a 18:00 cada 30 minutos con casillas.</w:t>
-      </w:r>
-      <w:r>
-        <w:t xml:space="preserve"> </w:t>
-      </w:r>
-      <w:r>
-        <w:t xml:space="preserve">-</w:t>
-      </w:r>
-      <w:r>
-        <w:t xml:space="preserve"> </w:t>
-      </w:r>
-      <w:r>
-        <w:rPr>
-          <w:bCs/>
-          <w:b/>
-        </w:rPr>
-        <w:t xml:space="preserve">Quitar:</w:t>
-      </w:r>
-      <w:r>
-        <w:t xml:space="preserve"> </w:t>
-      </w:r>
-      <w:r>
-        <w:rPr>
-          <w:rStyle w:val="VerbatimChar"/>
-        </w:rPr>
-        <w:t xml:space="preserve">DELETE /admin/franjas/:id</w:t>
-      </w:r>
-      <w:r>
-        <w:t xml:space="preserve">. Si la hora tiene cita →</w:t>
-      </w:r>
-      <w:r>
-        <w:t xml:space="preserve"> </w:t>
-      </w:r>
-      <w:r>
-        <w:rPr>
-          <w:bCs/>
-          <w:b/>
-        </w:rPr>
-        <w:t xml:space="preserve">409</w:t>
-      </w:r>
-      <w:r>
-        <w:t xml:space="preserve"> </w:t>
-      </w:r>
-      <w:r>
-        <w:t xml:space="preserve">con el nombre del paciente; hay que reprogramar o cancelar primero.</w:t>
-      </w:r>
-    </w:p>
-    <w:p>
-      <w:pPr>
-        <w:pStyle w:val="BodyText"/>
-      </w:pPr>
-      <w:r>
-        <w:rPr>
-          <w:bCs/>
-          <w:b/>
-        </w:rPr>
-        <w:t xml:space="preserve">Agenda</w:t>
-      </w:r>
-      <w:r>
-        <w:t xml:space="preserve"> </w:t>
-      </w:r>
-      <w:r>
-        <w:t xml:space="preserve">-</w:t>
-      </w:r>
-      <w:r>
-        <w:t xml:space="preserve"> </w:t>
-      </w:r>
-      <w:r>
-        <w:rPr>
-          <w:bCs/>
-          <w:b/>
-        </w:rPr>
-        <w:t xml:space="preserve">Ver:</w:t>
-      </w:r>
-      <w:r>
-        <w:t xml:space="preserve"> </w:t>
-      </w:r>
-      <w:r>
-        <w:rPr>
-          <w:rStyle w:val="VerbatimChar"/>
-        </w:rPr>
-        <w:t xml:space="preserve">GET /admin/citas?fecha=</w:t>
-      </w:r>
-      <w:r>
-        <w:t xml:space="preserve"> </w:t>
-      </w:r>
-      <w:r>
-        <w:t xml:space="preserve">o</w:t>
-      </w:r>
-      <w:r>
-        <w:t xml:space="preserve"> </w:t>
-      </w:r>
-      <w:r>
-        <w:rPr>
-          <w:rStyle w:val="VerbatimChar"/>
-        </w:rPr>
-        <w:t xml:space="preserve">?desde=&amp;hasta=</w:t>
-      </w:r>
-      <w:r>
-        <w:t xml:space="preserve">, más</w:t>
-      </w:r>
-      <w:r>
-        <w:t xml:space="preserve"> </w:t>
-      </w:r>
-      <w:r>
-        <w:rPr>
-          <w:rStyle w:val="VerbatimChar"/>
-        </w:rPr>
-        <w:t xml:space="preserve">&amp;especialistaId=&amp;estado=&amp;q=</w:t>
-      </w:r>
-      <w:r>
-        <w:t xml:space="preserve"> </w:t>
-      </w:r>
-      <w:r>
-        <w:t xml:space="preserve">(</w:t>
-      </w:r>
-      <w:r>
-        <w:rPr>
-          <w:rStyle w:val="VerbatimChar"/>
-        </w:rPr>
-        <w:t xml:space="preserve">q</w:t>
-      </w:r>
-      <w:r>
-        <w:t xml:space="preserve"> </w:t>
-      </w:r>
-      <w:r>
-        <w:t xml:space="preserve">busca por nombre, documento o teléfono) → citas con</w:t>
-      </w:r>
-      <w:r>
-        <w:t xml:space="preserve"> </w:t>
-      </w:r>
-      <w:r>
-        <w:rPr>
-          <w:rStyle w:val="VerbatimChar"/>
-        </w:rPr>
-        <w:t xml:space="preserve">especialidadId</w:t>
-      </w:r>
-      <w:r>
-        <w:t xml:space="preserve">,</w:t>
-      </w:r>
-      <w:r>
-        <w:t xml:space="preserve"> </w:t>
-      </w:r>
-      <w:r>
-        <w:rPr>
-          <w:rStyle w:val="VerbatimChar"/>
-        </w:rPr>
-        <w:t xml:space="preserve">documento</w:t>
-      </w:r>
-      <w:r>
-        <w:t xml:space="preserve">,</w:t>
-      </w:r>
-      <w:r>
-        <w:t xml:space="preserve"> </w:t>
-      </w:r>
-      <w:r>
-        <w:rPr>
-          <w:rStyle w:val="VerbatimChar"/>
-        </w:rPr>
-        <w:t xml:space="preserve">telefono</w:t>
-      </w:r>
-      <w:r>
-        <w:t xml:space="preserve">,</w:t>
-      </w:r>
-      <w:r>
-        <w:t xml:space="preserve"> </w:t>
-      </w:r>
-      <w:r>
-        <w:rPr>
-          <w:rStyle w:val="VerbatimChar"/>
-        </w:rPr>
-        <w:t xml:space="preserve">correo</w:t>
-      </w:r>
-      <w:r>
-        <w:t xml:space="preserve">,</w:t>
-      </w:r>
-      <w:r>
-        <w:t xml:space="preserve"> </w:t>
-      </w:r>
-      <w:r>
-        <w:rPr>
-          <w:rStyle w:val="VerbatimChar"/>
-        </w:rPr>
-        <w:t xml:space="preserve">pacienteId</w:t>
-      </w:r>
-      <w:r>
-        <w:t xml:space="preserve">,</w:t>
-      </w:r>
-      <w:r>
-        <w:t xml:space="preserve"> </w:t>
-      </w:r>
-      <w:r>
-        <w:rPr>
-          <w:rStyle w:val="VerbatimChar"/>
-        </w:rPr>
-        <w:t xml:space="preserve">canceladaPor</w:t>
-      </w:r>
-      <w:r>
-        <w:t xml:space="preserve">,</w:t>
-      </w:r>
-      <w:r>
-        <w:t xml:space="preserve"> </w:t>
-      </w:r>
-      <w:r>
-        <w:rPr>
-          <w:rStyle w:val="VerbatimChar"/>
-        </w:rPr>
-        <w:t xml:space="preserve">creadoEn</w:t>
-      </w:r>
-      <w:r>
-        <w:t xml:space="preserve">.</w:t>
-      </w:r>
-      <w:r>
-        <w:t xml:space="preserve"> </w:t>
-      </w:r>
-      <w:r>
-        <w:t xml:space="preserve">-</w:t>
-      </w:r>
-      <w:r>
-        <w:t xml:space="preserve"> </w:t>
-      </w:r>
-      <w:r>
-        <w:rPr>
-          <w:bCs/>
-          <w:b/>
-        </w:rPr>
-        <w:t xml:space="preserve">Cambiar estado:</w:t>
-      </w:r>
-      <w:r>
-        <w:t xml:space="preserve"> </w:t>
-      </w:r>
-      <w:r>
-        <w:rPr>
-          <w:rStyle w:val="VerbatimChar"/>
-        </w:rPr>
-        <w:t xml:space="preserve">PATCH /admin/citas/:id/estado</w:t>
-      </w:r>
-      <w:r>
-        <w:t xml:space="preserve"> </w:t>
-      </w:r>
-      <w:r>
-        <w:rPr>
-          <w:rStyle w:val="VerbatimChar"/>
-        </w:rPr>
-        <w:t xml:space="preserve">{ estado: "atendida" | "no_asistio" | "cancelada" }</w:t>
-      </w:r>
-      <w:r>
-        <w:t xml:space="preserve">. Atendida o no asistió solo se permite cuando ya llegó la hora.</w:t>
-      </w:r>
-      <w:r>
-        <w:t xml:space="preserve"> </w:t>
-      </w:r>
-      <w:r>
-        <w:t xml:space="preserve">-</w:t>
-      </w:r>
-      <w:r>
-        <w:t xml:space="preserve"> </w:t>
-      </w:r>
-      <w:r>
-        <w:rPr>
-          <w:bCs/>
-          <w:b/>
-        </w:rPr>
-        <w:t xml:space="preserve">Reprogramar:</w:t>
-      </w:r>
-      <w:r>
-        <w:t xml:space="preserve"> </w:t>
-      </w:r>
-      <w:r>
-        <w:rPr>
-          <w:rStyle w:val="VerbatimChar"/>
-        </w:rPr>
-        <w:t xml:space="preserve">POST /admin/citas/:id/reprogramar</w:t>
-      </w:r>
-      <w:r>
-        <w:t xml:space="preserve"> </w:t>
-      </w:r>
-      <w:r>
-        <w:rPr>
-          <w:rStyle w:val="VerbatimChar"/>
-        </w:rPr>
-        <w:t xml:space="preserve">{ franjaId }</w:t>
-      </w:r>
-      <w:r>
-        <w:t xml:space="preserve">. No tiene límite y puede pasar la cita a otro especialista de la misma especialidad. Respuesta:</w:t>
-      </w:r>
-      <w:r>
-        <w:t xml:space="preserve"> </w:t>
-      </w:r>
-      <w:r>
-        <w:rPr>
-          <w:rStyle w:val="VerbatimChar"/>
-        </w:rPr>
-        <w:t xml:space="preserve">{ mensaje, cita, notificacion }</w:t>
-      </w:r>
-      <w:r>
-        <w:t xml:space="preserve">.</w:t>
-      </w:r>
-      <w:r>
-        <w:t xml:space="preserve"> </w:t>
-      </w:r>
-      <w:r>
-        <w:t xml:space="preserve">-</w:t>
-      </w:r>
-      <w:r>
-        <w:t xml:space="preserve"> </w:t>
-      </w:r>
-      <w:r>
-        <w:rPr>
-          <w:bCs/>
-          <w:b/>
-        </w:rPr>
-        <w:t xml:space="preserve">Cancelar</w:t>
-      </w:r>
-      <w:r>
-        <w:t xml:space="preserve"> </w:t>
-      </w:r>
-      <w:r>
-        <w:t xml:space="preserve">(</w:t>
-      </w:r>
-      <w:r>
-        <w:rPr>
-          <w:rStyle w:val="VerbatimChar"/>
-        </w:rPr>
-        <w:t xml:space="preserve">PATCH …/estado</w:t>
-      </w:r>
-      <w:r>
-        <w:t xml:space="preserve"> </w:t>
-      </w:r>
-      <w:r>
-        <w:t xml:space="preserve">con</w:t>
-      </w:r>
-      <w:r>
-        <w:t xml:space="preserve"> </w:t>
-      </w:r>
-      <w:r>
-        <w:rPr>
-          <w:rStyle w:val="VerbatimChar"/>
-        </w:rPr>
-        <w:t xml:space="preserve">cancelada</w:t>
-      </w:r>
-      <w:r>
-        <w:t xml:space="preserve">) responde</w:t>
-      </w:r>
-      <w:r>
-        <w:t xml:space="preserve"> </w:t>
-      </w:r>
-      <w:r>
-        <w:rPr>
-          <w:rStyle w:val="VerbatimChar"/>
-        </w:rPr>
-        <w:t xml:space="preserve">{ mensaje, notificacion }</w:t>
-      </w:r>
-      <w:r>
-        <w:t xml:space="preserve">.</w:t>
-      </w:r>
-      <w:r>
-        <w:t xml:space="preserve"> </w:t>
-      </w:r>
-      <w:r>
-        <w:rPr>
-          <w:rStyle w:val="VerbatimChar"/>
-        </w:rPr>
-        <w:t xml:space="preserve">notificacion</w:t>
-      </w:r>
-      <w:r>
-        <w:t xml:space="preserve"> </w:t>
-      </w:r>
-      <w:r>
-        <w:t xml:space="preserve">es</w:t>
-      </w:r>
-      <w:r>
-        <w:t xml:space="preserve"> </w:t>
-      </w:r>
-      <w:r>
-        <w:rPr>
-          <w:rStyle w:val="VerbatimChar"/>
-        </w:rPr>
-        <w:t xml:space="preserve">{ id, estado, enlaceWhatsApp }</w:t>
-      </w:r>
-      <w:r>
-        <w:t xml:space="preserve">: si</w:t>
-      </w:r>
-      <w:r>
-        <w:t xml:space="preserve"> </w:t>
-      </w:r>
-      <w:r>
-        <w:rPr>
-          <w:rStyle w:val="VerbatimChar"/>
-        </w:rPr>
-        <w:t xml:space="preserve">estado</w:t>
-      </w:r>
-      <w:r>
-        <w:t xml:space="preserve"> </w:t>
-      </w:r>
-      <w:r>
-        <w:t xml:space="preserve">es</w:t>
-      </w:r>
-      <w:r>
-        <w:t xml:space="preserve"> </w:t>
-      </w:r>
-      <w:r>
-        <w:rPr>
-          <w:rStyle w:val="VerbatimChar"/>
-        </w:rPr>
-        <w:t xml:space="preserve">pendiente</w:t>
-      </w:r>
-      <w:r>
-        <w:t xml:space="preserve">, el panel ofrece</w:t>
-      </w:r>
-      <w:r>
-        <w:t xml:space="preserve"> </w:t>
-      </w:r>
-      <w:r>
-        <w:t xml:space="preserve">“</w:t>
-      </w:r>
-      <w:r>
-        <w:t xml:space="preserve">Enviar por WhatsApp</w:t>
-      </w:r>
-      <w:r>
-        <w:t xml:space="preserve">”</w:t>
-      </w:r>
-      <w:r>
-        <w:t xml:space="preserve"> </w:t>
-      </w:r>
-      <w:r>
-        <w:t xml:space="preserve">y</w:t>
-      </w:r>
-      <w:r>
-        <w:t xml:space="preserve"> </w:t>
-      </w:r>
-      <w:r>
-        <w:t xml:space="preserve">“</w:t>
-      </w:r>
-      <w:r>
-        <w:t xml:space="preserve">Marcar como enviado</w:t>
-      </w:r>
-      <w:r>
-        <w:t xml:space="preserve">”</w:t>
-      </w:r>
-      <w:r>
-        <w:t xml:space="preserve"> </w:t>
-      </w:r>
-      <w:r>
-        <w:t xml:space="preserve">ahí mismo.</w:t>
-      </w:r>
-    </w:p>
-    <w:p>
-      <w:pPr>
-        <w:pStyle w:val="BodyText"/>
-      </w:pPr>
-      <w:r>
-        <w:rPr>
-          <w:bCs/>
-          <w:b/>
-        </w:rPr>
-        <w:t xml:space="preserve">Mensajes de WhatsApp (modo manual)</w:t>
-      </w:r>
-      <w:r>
-        <w:t xml:space="preserve"> </w:t>
-      </w:r>
-      <w:r>
-        <w:t xml:space="preserve">-</w:t>
-      </w:r>
-      <w:r>
-        <w:t xml:space="preserve"> </w:t>
-      </w:r>
-      <w:r>
-        <w:rPr>
-          <w:rStyle w:val="VerbatimChar"/>
-        </w:rPr>
-        <w:t xml:space="preserve">GET /admin/notificaciones?estado=pendiente</w:t>
-      </w:r>
-      <w:r>
-        <w:t xml:space="preserve"> </w:t>
-      </w:r>
-      <w:r>
-        <w:t xml:space="preserve">(o</w:t>
-      </w:r>
-      <w:r>
-        <w:t xml:space="preserve"> </w:t>
-      </w:r>
-      <w:r>
-        <w:rPr>
-          <w:rStyle w:val="VerbatimChar"/>
-        </w:rPr>
-        <w:t xml:space="preserve">fallida</w:t>
-      </w:r>
-      <w:r>
-        <w:t xml:space="preserve">,</w:t>
-      </w:r>
-      <w:r>
-        <w:t xml:space="preserve"> </w:t>
-      </w:r>
-      <w:r>
-        <w:rPr>
-          <w:rStyle w:val="VerbatimChar"/>
-        </w:rPr>
-        <w:t xml:space="preserve">enviada</w:t>
-      </w:r>
-      <w:r>
-        <w:t xml:space="preserve">) →</w:t>
-      </w:r>
-      <w:r>
-        <w:t xml:space="preserve"> </w:t>
-      </w:r>
-      <w:r>
-        <w:rPr>
-          <w:rStyle w:val="VerbatimChar"/>
-        </w:rPr>
-        <w:t xml:space="preserve">[{ id, citaId, paciente, tipo, destino, mensaje, enlaceWhatsApp, creadoEn }]</w:t>
-      </w:r>
-      <w:r>
-        <w:t xml:space="preserve"> </w:t>
-      </w:r>
-      <w:r>
-        <w:t xml:space="preserve">- Botón</w:t>
-      </w:r>
-      <w:r>
-        <w:t xml:space="preserve"> </w:t>
-      </w:r>
-      <w:r>
-        <w:rPr>
-          <w:bCs/>
-          <w:b/>
-        </w:rPr>
-        <w:t xml:space="preserve">“</w:t>
-      </w:r>
-      <w:r>
-        <w:rPr>
-          <w:bCs/>
-          <w:b/>
-        </w:rPr>
-        <w:t xml:space="preserve">Enviar por WhatsApp</w:t>
-      </w:r>
-      <w:r>
-        <w:rPr>
-          <w:bCs/>
-          <w:b/>
-        </w:rPr>
-        <w:t xml:space="preserve">”</w:t>
-      </w:r>
-      <w:r>
-        <w:t xml:space="preserve">: abre</w:t>
-      </w:r>
-      <w:r>
-        <w:t xml:space="preserve"> </w:t>
-      </w:r>
-      <w:r>
-        <w:rPr>
-          <w:rStyle w:val="VerbatimChar"/>
-        </w:rPr>
-        <w:t xml:space="preserve">enlaceWhatsApp</w:t>
-      </w:r>
-      <w:r>
-        <w:t xml:space="preserve"> </w:t>
-      </w:r>
-      <w:r>
-        <w:t xml:space="preserve">en pestaña nueva. Abre la app o WhatsApp Web de la clínica con el texto listo.</w:t>
-      </w:r>
-      <w:r>
-        <w:t xml:space="preserve"> </w:t>
-      </w:r>
-      <w:r>
-        <w:t xml:space="preserve">- Luego, botón</w:t>
-      </w:r>
-      <w:r>
-        <w:t xml:space="preserve"> </w:t>
-      </w:r>
-      <w:r>
-        <w:rPr>
-          <w:bCs/>
-          <w:b/>
-        </w:rPr>
-        <w:t xml:space="preserve">“</w:t>
-      </w:r>
-      <w:r>
-        <w:rPr>
-          <w:bCs/>
-          <w:b/>
-        </w:rPr>
-        <w:t xml:space="preserve">Marcar como enviado</w:t>
-      </w:r>
-      <w:r>
-        <w:rPr>
-          <w:bCs/>
-          <w:b/>
-        </w:rPr>
-        <w:t xml:space="preserve">”</w:t>
-      </w:r>
-      <w:r>
-        <w:t xml:space="preserve">:</w:t>
-      </w:r>
-      <w:r>
-        <w:t xml:space="preserve"> </w:t>
-      </w:r>
-      <w:r>
-        <w:rPr>
-          <w:rStyle w:val="VerbatimChar"/>
-        </w:rPr>
-        <w:t xml:space="preserve">PATCH /admin/notificaciones/:id</w:t>
-      </w:r>
-      <w:r>
-        <w:t xml:space="preserve"> </w:t>
-      </w:r>
-      <w:r>
-        <w:rPr>
-          <w:rStyle w:val="VerbatimChar"/>
-        </w:rPr>
-        <w:t xml:space="preserve">{ estado: "enviada" }</w:t>
-      </w:r>
-      <w:r>
-        <w:t xml:space="preserve">.</w:t>
-      </w:r>
-      <w:r>
-        <w:t xml:space="preserve"> </w:t>
-      </w:r>
-      <w:r>
-        <w:t xml:space="preserve">-</w:t>
-      </w:r>
-      <w:r>
-        <w:t xml:space="preserve"> </w:t>
-      </w:r>
-      <w:r>
-        <w:rPr>
-          <w:bCs/>
-          <w:b/>
-        </w:rPr>
-        <w:t xml:space="preserve">Recordatorios del día anterior:</w:t>
-      </w:r>
-      <w:r>
-        <w:t xml:space="preserve"> </w:t>
-      </w:r>
-      <w:r>
-        <w:t xml:space="preserve">el servidor los genera solo cada 30 minutos dentro del horario configurado y aparecen como mensajes pendientes de tipo</w:t>
-      </w:r>
-      <w:r>
-        <w:t xml:space="preserve"> </w:t>
-      </w:r>
-      <w:r>
-        <w:rPr>
-          <w:rStyle w:val="VerbatimChar"/>
-        </w:rPr>
-        <w:t xml:space="preserve">recordatorio</w:t>
-      </w:r>
-      <w:r>
-        <w:t xml:space="preserve"> </w:t>
-      </w:r>
-      <w:r>
-        <w:t xml:space="preserve">(sin enlace). Para generarlos ya:</w:t>
-      </w:r>
-      <w:r>
-        <w:t xml:space="preserve"> </w:t>
-      </w:r>
-      <w:r>
-        <w:rPr>
-          <w:rStyle w:val="VerbatimChar"/>
-        </w:rPr>
-        <w:t xml:space="preserve">POST /admin/recordatorios</w:t>
-      </w:r>
-      <w:r>
-        <w:t xml:space="preserve"> </w:t>
-      </w:r>
-      <w:r>
-        <w:t xml:space="preserve">→</w:t>
-      </w:r>
-      <w:r>
-        <w:t xml:space="preserve"> </w:t>
-      </w:r>
-      <w:r>
-        <w:rPr>
-          <w:rStyle w:val="VerbatimChar"/>
-        </w:rPr>
-        <w:t xml:space="preserve">{ fecha, revisadas, resultados: [{ citaId, estado }] }</w:t>
-      </w:r>
-      <w:r>
-        <w:t xml:space="preserve">. Sugerencia: botón</w:t>
-      </w:r>
-      <w:r>
-        <w:t xml:space="preserve"> </w:t>
-      </w:r>
-      <w:r>
-        <w:t xml:space="preserve">“</w:t>
-      </w:r>
-      <w:r>
-        <w:t xml:space="preserve">Generar recordatorios de mañana</w:t>
-      </w:r>
-      <w:r>
-        <w:t xml:space="preserve">”</w:t>
-      </w:r>
-      <w:r>
-        <w:t xml:space="preserve"> </w:t>
-      </w:r>
-      <w:r>
-        <w:t xml:space="preserve">en la sección de mensajes.</w:t>
-      </w:r>
-      <w:r>
-        <w:t xml:space="preserve"> </w:t>
-      </w:r>
-      <w:r>
-        <w:t xml:space="preserve">- Conviene un contador de pendientes visible en el menú del panel.</w:t>
-      </w:r>
-    </w:p>
-    <w:p>
-      <w:pPr>
-        <w:pStyle w:val="BodyText"/>
-      </w:pPr>
-      <w:r>
-        <w:rPr>
-          <w:bCs/>
-          <w:b/>
-        </w:rPr>
-        <w:t xml:space="preserve">Pacientes</w:t>
-      </w:r>
-      <w:r>
-        <w:t xml:space="preserve"> </w:t>
-      </w:r>
-      <w:r>
-        <w:t xml:space="preserve">-</w:t>
-      </w:r>
-      <w:r>
-        <w:t xml:space="preserve"> </w:t>
-      </w:r>
-      <w:r>
-        <w:rPr>
-          <w:rStyle w:val="VerbatimChar"/>
-        </w:rPr>
-        <w:t xml:space="preserve">POST /pacientes</w:t>
-      </w:r>
-      <w:r>
-        <w:t xml:space="preserve"> </w:t>
-      </w:r>
-      <w:r>
-        <w:rPr>
-          <w:rStyle w:val="VerbatimChar"/>
-        </w:rPr>
-        <w:t xml:space="preserve">{ nombreCompleto, documento, correo, telefono, autorizacionDatos: true }</w:t>
-      </w:r>
-      <w:r>
-        <w:t xml:space="preserve"> </w:t>
-      </w:r>
-      <w:r>
-        <w:t xml:space="preserve">→ 201. La respuesta trae la</w:t>
-      </w:r>
-      <w:r>
-        <w:t xml:space="preserve"> </w:t>
-      </w:r>
-      <w:r>
-        <w:rPr>
-          <w:rStyle w:val="VerbatimChar"/>
-        </w:rPr>
-        <w:t xml:space="preserve">contrasenaTemporal</w:t>
-      </w:r>
-      <w:r>
-        <w:t xml:space="preserve">, que se muestra</w:t>
-      </w:r>
-      <w:r>
-        <w:t xml:space="preserve"> </w:t>
-      </w:r>
-      <w:r>
-        <w:rPr>
-          <w:bCs/>
-          <w:b/>
-        </w:rPr>
-        <w:t xml:space="preserve">una sola vez</w:t>
-      </w:r>
-      <w:r>
-        <w:t xml:space="preserve"> </w:t>
-      </w:r>
-      <w:r>
-        <w:t xml:space="preserve">con botón de copiar, y</w:t>
-      </w:r>
-      <w:r>
-        <w:t xml:space="preserve"> </w:t>
-      </w:r>
-      <w:r>
-        <w:rPr>
-          <w:rStyle w:val="VerbatimChar"/>
-        </w:rPr>
-        <w:t xml:space="preserve">citasVinculadas</w:t>
-      </w:r>
-      <w:r>
-        <w:t xml:space="preserve">, que son las citas que pidió antes sin cuenta.</w:t>
-      </w:r>
-      <w:r>
-        <w:t xml:space="preserve"> </w:t>
-      </w:r>
-      <w:r>
-        <w:t xml:space="preserve">-</w:t>
-      </w:r>
-      <w:r>
-        <w:t xml:space="preserve"> </w:t>
-      </w:r>
-      <w:r>
-        <w:rPr>
-          <w:rStyle w:val="VerbatimChar"/>
-        </w:rPr>
-        <w:t xml:space="preserve">GET /pacientes?q=</w:t>
-      </w:r>
-      <w:r>
-        <w:t xml:space="preserve"> </w:t>
-      </w:r>
-      <w:r>
-        <w:t xml:space="preserve">→ búsqueda por nombre, documento o correo.</w:t>
-      </w:r>
-      <w:r>
-        <w:t xml:space="preserve"> </w:t>
-      </w:r>
-      <w:r>
-        <w:t xml:space="preserve">-</w:t>
-      </w:r>
-      <w:r>
-        <w:t xml:space="preserve"> </w:t>
-      </w:r>
-      <w:r>
-        <w:rPr>
-          <w:rStyle w:val="VerbatimChar"/>
-        </w:rPr>
-        <w:t xml:space="preserve">POST /pacientes/:id/restablecer-contrasena</w:t>
-      </w:r>
-      <w:r>
-        <w:t xml:space="preserve"> </w:t>
-      </w:r>
-      <w:r>
-        <w:t xml:space="preserve">→</w:t>
-      </w:r>
-      <w:r>
-        <w:t xml:space="preserve"> </w:t>
-      </w:r>
-      <w:r>
-        <w:rPr>
-          <w:rStyle w:val="VerbatimChar"/>
-        </w:rPr>
-        <w:t xml:space="preserve">{ mensaje, contrasenaTemporal }</w:t>
-      </w:r>
-      <w:r>
-        <w:t xml:space="preserve">:</w:t>
-      </w:r>
-      <w:r>
-        <w:t xml:space="preserve"> </w:t>
-      </w:r>
-      <w:r>
-        <w:t xml:space="preserve">“</w:t>
-      </w:r>
-      <w:r>
-        <w:t xml:space="preserve">olvidé mi contraseña</w:t>
-      </w:r>
-      <w:r>
-        <w:t xml:space="preserve">”</w:t>
-      </w:r>
-      <w:r>
-        <w:t xml:space="preserve">. La clave temporal se muestra</w:t>
-      </w:r>
-      <w:r>
-        <w:t xml:space="preserve"> </w:t>
-      </w:r>
-      <w:r>
-        <w:rPr>
-          <w:bCs/>
-          <w:b/>
-        </w:rPr>
-        <w:t xml:space="preserve">una sola vez</w:t>
-      </w:r>
-      <w:r>
-        <w:t xml:space="preserve"> </w:t>
-      </w:r>
-      <w:r>
-        <w:t xml:space="preserve">(botón de copiar) y el paciente deberá cambiarla al ingresar. Va como botón en la ficha del paciente, con confirmación.</w:t>
-      </w:r>
-    </w:p>
-    <w:p>
-      <w:pPr>
-        <w:pStyle w:val="BodyText"/>
-      </w:pPr>
-      <w:r>
-        <w:rPr>
-          <w:bCs/>
-          <w:b/>
-        </w:rPr>
-        <w:t xml:space="preserve">Ficha del paciente e historia clínica</w:t>
-      </w:r>
-      <w:r>
-        <w:t xml:space="preserve"> </w:t>
-      </w:r>
-      <w:r>
-        <w:t xml:space="preserve">-</w:t>
-      </w:r>
-      <w:r>
-        <w:t xml:space="preserve"> </w:t>
-      </w:r>
-      <w:r>
-        <w:rPr>
-          <w:rStyle w:val="VerbatimChar"/>
-        </w:rPr>
-        <w:t xml:space="preserve">GET /pacientes/:id</w:t>
-      </w:r>
-      <w:r>
-        <w:t xml:space="preserve"> </w:t>
-      </w:r>
-      <w:r>
-        <w:t xml:space="preserve">→</w:t>
-      </w:r>
-      <w:r>
-        <w:t xml:space="preserve"> </w:t>
-      </w:r>
-      <w:r>
-        <w:rPr>
-          <w:rStyle w:val="VerbatimChar"/>
-        </w:rPr>
-        <w:t xml:space="preserve">{ paciente: { id, nombreCompleto, documento, correo, telefono, activo, ... }, citas: [...], historia: [...] }</w:t>
-      </w:r>
-      <w:r>
-        <w:t xml:space="preserve"> </w:t>
-      </w:r>
-      <w:r>
-        <w:t xml:space="preserve">— la pantalla de ficha en una sola petición.</w:t>
-      </w:r>
-      <w:r>
-        <w:t xml:space="preserve"> </w:t>
-      </w:r>
-      <w:r>
-        <w:t xml:space="preserve">-</w:t>
-      </w:r>
-      <w:r>
-        <w:t xml:space="preserve"> </w:t>
-      </w:r>
-      <w:r>
-        <w:rPr>
-          <w:rStyle w:val="VerbatimChar"/>
-        </w:rPr>
-        <w:t xml:space="preserve">GET /pacientes/:id/historia</w:t>
-      </w:r>
-      <w:r>
-        <w:t xml:space="preserve"> </w:t>
-      </w:r>
-      <w:r>
-        <w:t xml:space="preserve">→ entradas, la atención más reciente primero:</w:t>
-      </w:r>
-      <w:r>
-        <w:t xml:space="preserve"> </w:t>
-      </w:r>
-      <w:r>
-        <w:rPr>
-          <w:rStyle w:val="VerbatimChar"/>
-        </w:rPr>
-        <w:t xml:space="preserve">[{ id, fechaAtencion, especialidad, especialista, citaId, procedimiento, notas, corrigeA, correcciones: [ids], autor, creadoEn }]</w:t>
-      </w:r>
-      <w:r>
-        <w:t xml:space="preserve">.</w:t>
-      </w:r>
-      <w:r>
-        <w:t xml:space="preserve"> </w:t>
-      </w:r>
-      <w:r>
-        <w:t xml:space="preserve">-</w:t>
-      </w:r>
-      <w:r>
-        <w:t xml:space="preserve"> </w:t>
-      </w:r>
-      <w:r>
-        <w:rPr>
-          <w:rStyle w:val="VerbatimChar"/>
-        </w:rPr>
-        <w:t xml:space="preserve">POST /pacientes/:id/historia</w:t>
-      </w:r>
-      <w:r>
-        <w:t xml:space="preserve"> </w:t>
-      </w:r>
-      <w:r>
-        <w:rPr>
-          <w:rStyle w:val="VerbatimChar"/>
-        </w:rPr>
-        <w:t xml:space="preserve">{ fechaAtencion, procedimiento, notas?, especialidadId?, especialistaId?, citaId? }</w:t>
-      </w:r>
-      <w:r>
-        <w:t xml:space="preserve"> </w:t>
-      </w:r>
-      <w:r>
-        <w:t xml:space="preserve">→ 201. Con</w:t>
-      </w:r>
-      <w:r>
-        <w:t xml:space="preserve"> </w:t>
-      </w:r>
-      <w:r>
-        <w:rPr>
-          <w:rStyle w:val="VerbatimChar"/>
-        </w:rPr>
-        <w:t xml:space="preserve">citaId</w:t>
-      </w:r>
-      <w:r>
-        <w:t xml:space="preserve"> </w:t>
-      </w:r>
-      <w:r>
-        <w:t xml:space="preserve">(de ese paciente) se pueden omitir fecha, especialidad y especialista. Fecha futura → 400.</w:t>
-      </w:r>
-      <w:r>
-        <w:t xml:space="preserve"> </w:t>
-      </w:r>
-      <w:r>
-        <w:t xml:space="preserve">-</w:t>
-      </w:r>
-      <w:r>
-        <w:t xml:space="preserve"> </w:t>
-      </w:r>
-      <w:r>
-        <w:rPr>
-          <w:rStyle w:val="VerbatimChar"/>
-        </w:rPr>
-        <w:t xml:space="preserve">POST /admin/historia/:id/correccion</w:t>
-      </w:r>
-      <w:r>
-        <w:t xml:space="preserve"> </w:t>
-      </w:r>
-      <w:r>
-        <w:rPr>
-          <w:rStyle w:val="VerbatimChar"/>
-        </w:rPr>
-        <w:t xml:space="preserve">{ notas, procedimiento?, fechaAtencion? }</w:t>
-      </w:r>
-      <w:r>
-        <w:t xml:space="preserve"> </w:t>
-      </w:r>
-      <w:r>
-        <w:t xml:space="preserve">→ 201: crea una entrada nueva que corrige a la indicada;</w:t>
-      </w:r>
-      <w:r>
-        <w:t xml:space="preserve"> </w:t>
-      </w:r>
-      <w:r>
-        <w:rPr>
-          <w:rStyle w:val="VerbatimChar"/>
-        </w:rPr>
-        <w:t xml:space="preserve">notas</w:t>
-      </w:r>
-      <w:r>
-        <w:t xml:space="preserve"> </w:t>
-      </w:r>
-      <w:r>
-        <w:t xml:space="preserve">(qué se corrige y por qué) es obligatorio.</w:t>
-      </w:r>
-      <w:r>
-        <w:t xml:space="preserve"> </w:t>
-      </w:r>
-      <w:r>
-        <w:t xml:space="preserve">-</w:t>
-      </w:r>
-      <w:r>
-        <w:t xml:space="preserve"> </w:t>
-      </w:r>
-      <w:r>
-        <w:rPr>
-          <w:bCs/>
-          <w:b/>
-        </w:rPr>
-        <w:t xml:space="preserve">No hay editar ni borrar</w:t>
-      </w:r>
-      <w:r>
-        <w:t xml:space="preserve">: la historia clínica no se modifica (Resolución 1995 de 1999). En pantalla, una entrada con</w:t>
-      </w:r>
-      <w:r>
-        <w:t xml:space="preserve"> </w:t>
-      </w:r>
-      <w:r>
-        <w:rPr>
-          <w:rStyle w:val="VerbatimChar"/>
-        </w:rPr>
-        <w:t xml:space="preserve">correcciones</w:t>
-      </w:r>
-      <w:r>
-        <w:t xml:space="preserve"> </w:t>
-      </w:r>
-      <w:r>
-        <w:t xml:space="preserve">se muestra tachada o marcada</w:t>
-      </w:r>
-      <w:r>
-        <w:t xml:space="preserve"> </w:t>
-      </w:r>
-      <w:r>
-        <w:t xml:space="preserve">“</w:t>
-      </w:r>
-      <w:r>
-        <w:t xml:space="preserve">Corregida</w:t>
-      </w:r>
-      <w:r>
-        <w:t xml:space="preserve">”</w:t>
-      </w:r>
-      <w:r>
-        <w:t xml:space="preserve"> </w:t>
-      </w:r>
-      <w:r>
-        <w:t xml:space="preserve">con enlace a su corrección; la corrección muestra</w:t>
-      </w:r>
-      <w:r>
-        <w:t xml:space="preserve"> </w:t>
-      </w:r>
-      <w:r>
-        <w:t xml:space="preserve">“</w:t>
-      </w:r>
-      <w:r>
-        <w:t xml:space="preserve">Corrige la entrada del</w:t>
-      </w:r>
-      <w:r>
-        <w:t xml:space="preserve"> </w:t>
-      </w:r>
-      <w:r>
-        <w:t xml:space="preserve">”</w:t>
-      </w:r>
-      <w:r>
-        <w:t xml:space="preserve">. Sugerencia: botón</w:t>
-      </w:r>
-      <w:r>
-        <w:t xml:space="preserve"> </w:t>
-      </w:r>
-      <w:r>
-        <w:t xml:space="preserve">“</w:t>
-      </w:r>
-      <w:r>
-        <w:t xml:space="preserve">Agregar a la historia</w:t>
-      </w:r>
-      <w:r>
-        <w:t xml:space="preserve">”</w:t>
-      </w:r>
-      <w:r>
-        <w:t xml:space="preserve"> </w:t>
-      </w:r>
-      <w:r>
-        <w:t xml:space="preserve">junto a cada cita marcada como atendida, con</w:t>
-      </w:r>
-      <w:r>
-        <w:t xml:space="preserve"> </w:t>
-      </w:r>
-      <w:r>
-        <w:rPr>
-          <w:rStyle w:val="VerbatimChar"/>
-        </w:rPr>
-        <w:t xml:space="preserve">citaId</w:t>
-      </w:r>
-      <w:r>
-        <w:t xml:space="preserve"> </w:t>
-      </w:r>
-      <w:r>
-        <w:t xml:space="preserve">ya puesto.</w:t>
-      </w:r>
-    </w:p>
-    <w:bookmarkEnd w:id="24"/>
-    <w:bookmarkStart w:id="25" w:name="aún-no-existe"/>
-    <w:p>
-      <w:pPr>
-        <w:pStyle w:val="Heading2"/>
-      </w:pPr>
-      <w:r>
-        <w:t xml:space="preserve">Aún no existe</w:t>
-      </w:r>
-    </w:p>
     <w:p>
       <w:pPr>
         <w:numPr>
@@ -3893,7 +2563,36 @@
         <w:pStyle w:val="Compact"/>
       </w:pPr>
       <w:r>
-        <w:t xml:space="preserve">Importación desde Excel.</w:t>
+        <w:rPr>
+          <w:bCs/>
+          <w:b/>
+        </w:rPr>
+        <w:t xml:space="preserve">Cita de otra persona o inexistente:</w:t>
+      </w:r>
+      <w:r>
+        <w:t xml:space="preserve"> </w:t>
+      </w:r>
+      <w:r>
+        <w:rPr>
+          <w:bCs/>
+          <w:b/>
+        </w:rPr>
+        <w:t xml:space="preserve">404</w:t>
+      </w:r>
+      <w:r>
+        <w:t xml:space="preserve"> </w:t>
+      </w:r>
+      <w:r>
+        <w:t xml:space="preserve">“</w:t>
+      </w:r>
+      <w:r>
+        <w:t xml:space="preserve">Cita no encontrada.</w:t>
+      </w:r>
+      <w:r>
+        <w:t xml:space="preserve">”</w:t>
+      </w:r>
+      <w:r>
+        <w:t xml:space="preserve">, para no revelar qué citas existen.</w:t>
       </w:r>
     </w:p>
     <w:p>
@@ -3905,7 +2604,83 @@
         <w:pStyle w:val="Compact"/>
       </w:pPr>
       <w:r>
-        <w:t xml:space="preserve">Reprogramar o cancelar desde</w:t>
+        <w:rPr>
+          <w:bCs/>
+          <w:b/>
+        </w:rPr>
+        <w:t xml:space="preserve">Regla incumplida</w:t>
+      </w:r>
+      <w:r>
+        <w:t xml:space="preserve"> </w:t>
+      </w:r>
+      <w:r>
+        <w:t xml:space="preserve">(ya reprogramó, menos de 24 h, cancelada o pasada):</w:t>
+      </w:r>
+      <w:r>
+        <w:t xml:space="preserve"> </w:t>
+      </w:r>
+      <w:r>
+        <w:rPr>
+          <w:bCs/>
+          <w:b/>
+        </w:rPr>
+        <w:t xml:space="preserve">409</w:t>
+      </w:r>
+      <w:r>
+        <w:t xml:space="preserve"> </w:t>
+      </w:r>
+      <w:r>
+        <w:t xml:space="preserve">con el</w:t>
+      </w:r>
+      <w:r>
+        <w:t xml:space="preserve"> </w:t>
+      </w:r>
+      <w:r>
+        <w:rPr>
+          <w:rStyle w:val="VerbatimChar"/>
+        </w:rPr>
+        <w:t xml:space="preserve">motivo</w:t>
+      </w:r>
+      <w:r>
+        <w:t xml:space="preserve"> </w:t>
+      </w:r>
+      <w:r>
+        <w:t xml:space="preserve">como mensaje. Hora tomada por otra persona:</w:t>
+      </w:r>
+      <w:r>
+        <w:t xml:space="preserve"> </w:t>
+      </w:r>
+      <w:r>
+        <w:rPr>
+          <w:bCs/>
+          <w:b/>
+        </w:rPr>
+        <w:t xml:space="preserve">409</w:t>
+      </w:r>
+      <w:r>
+        <w:t xml:space="preserve">.</w:t>
+      </w:r>
+    </w:p>
+    <w:p>
+      <w:pPr>
+        <w:numPr>
+          <w:ilvl w:val="0"/>
+          <w:numId w:val="1007"/>
+        </w:numPr>
+        <w:pStyle w:val="Compact"/>
+      </w:pPr>
+      <w:r>
+        <w:rPr>
+          <w:bCs/>
+          <w:b/>
+        </w:rPr>
+        <w:t xml:space="preserve">Enlace de WhatsApp:</w:t>
+      </w:r>
+      <w:r>
+        <w:t xml:space="preserve"> </w:t>
+      </w:r>
+      <w:r>
+        <w:t xml:space="preserve">al reprogramar desde</w:t>
       </w:r>
       <w:r>
         <w:t xml:space="preserve"> </w:t>
@@ -3923,7 +2698,1528 @@
         <w:t xml:space="preserve"> </w:t>
       </w:r>
       <w:r>
-        <w:t xml:space="preserve">con sesión. Por ahora el paciente usa el enlace del WhatsApp.</w:t>
+        <w:t xml:space="preserve">el mensaje lleva un enlace nuevo y el anterior deja de servir, igual que cuando reprograma la secretaria.</w:t>
+      </w:r>
+    </w:p>
+    <w:p>
+      <w:pPr>
+        <w:numPr>
+          <w:ilvl w:val="0"/>
+          <w:numId w:val="1007"/>
+        </w:numPr>
+        <w:pStyle w:val="Compact"/>
+      </w:pPr>
+      <w:r>
+        <w:rPr>
+          <w:bCs/>
+          <w:b/>
+        </w:rPr>
+        <w:t xml:space="preserve">Agendar con sesión:</w:t>
+      </w:r>
+      <w:r>
+        <w:t xml:space="preserve"> </w:t>
+      </w:r>
+      <w:r>
+        <w:t xml:space="preserve">el formulario se llena con</w:t>
+      </w:r>
+      <w:r>
+        <w:t xml:space="preserve"> </w:t>
+      </w:r>
+      <w:r>
+        <w:rPr>
+          <w:rStyle w:val="VerbatimChar"/>
+        </w:rPr>
+        <w:t xml:space="preserve">GET /auth/perfil</w:t>
+      </w:r>
+      <w:r>
+        <w:t xml:space="preserve">; el paciente solo confirma la autorización de datos.</w:t>
+      </w:r>
+    </w:p>
+    <w:bookmarkEnd w:id="23"/>
+    <w:bookmarkStart w:id="24" w:name="X9f6c278bb6b588260d8a391646e30302db82efa"/>
+    <w:p>
+      <w:pPr>
+        <w:pStyle w:val="Heading2"/>
+      </w:pPr>
+      <w:r>
+        <w:t xml:space="preserve">4. Panel de la secretaria (todo exige rol administrador)</w:t>
+      </w:r>
+    </w:p>
+    <w:p>
+      <w:pPr>
+        <w:pStyle w:val="FirstParagraph"/>
+      </w:pPr>
+      <w:r>
+        <w:rPr>
+          <w:bCs/>
+          <w:b/>
+        </w:rPr>
+        <w:t xml:space="preserve">Especialidades</w:t>
+      </w:r>
+      <w:r>
+        <w:t xml:space="preserve"> </w:t>
+      </w:r>
+      <w:r>
+        <w:t xml:space="preserve">-</w:t>
+      </w:r>
+      <w:r>
+        <w:t xml:space="preserve"> </w:t>
+      </w:r>
+      <w:r>
+        <w:rPr>
+          <w:rStyle w:val="VerbatimChar"/>
+        </w:rPr>
+        <w:t xml:space="preserve">GET /admin/especialidades</w:t>
+      </w:r>
+      <w:r>
+        <w:t xml:space="preserve"> </w:t>
+      </w:r>
+      <w:r>
+        <w:t xml:space="preserve">→</w:t>
+      </w:r>
+      <w:r>
+        <w:t xml:space="preserve"> </w:t>
+      </w:r>
+      <w:r>
+        <w:rPr>
+          <w:rStyle w:val="VerbatimChar"/>
+        </w:rPr>
+        <w:t xml:space="preserve">[{ id, codigo, nombre, descripcion, activo, especialistasActivos }]</w:t>
+      </w:r>
+      <w:r>
+        <w:t xml:space="preserve"> </w:t>
+      </w:r>
+      <w:r>
+        <w:t xml:space="preserve">-</w:t>
+      </w:r>
+      <w:r>
+        <w:t xml:space="preserve"> </w:t>
+      </w:r>
+      <w:r>
+        <w:rPr>
+          <w:rStyle w:val="VerbatimChar"/>
+        </w:rPr>
+        <w:t xml:space="preserve">POST /admin/especialidades</w:t>
+      </w:r>
+      <w:r>
+        <w:t xml:space="preserve"> </w:t>
+      </w:r>
+      <w:r>
+        <w:rPr>
+          <w:rStyle w:val="VerbatimChar"/>
+        </w:rPr>
+        <w:t xml:space="preserve">{ nombre, descripcion? }</w:t>
+      </w:r>
+      <w:r>
+        <w:t xml:space="preserve"> </w:t>
+      </w:r>
+      <w:r>
+        <w:t xml:space="preserve">→ 201</w:t>
+      </w:r>
+      <w:r>
+        <w:t xml:space="preserve"> </w:t>
+      </w:r>
+      <w:r>
+        <w:t xml:space="preserve">-</w:t>
+      </w:r>
+      <w:r>
+        <w:t xml:space="preserve"> </w:t>
+      </w:r>
+      <w:r>
+        <w:rPr>
+          <w:rStyle w:val="VerbatimChar"/>
+        </w:rPr>
+        <w:t xml:space="preserve">PATCH /admin/especialidades/:id</w:t>
+      </w:r>
+      <w:r>
+        <w:t xml:space="preserve"> </w:t>
+      </w:r>
+      <w:r>
+        <w:rPr>
+          <w:rStyle w:val="VerbatimChar"/>
+        </w:rPr>
+        <w:t xml:space="preserve">{ nombre?, descripcion?, activo? }</w:t>
+      </w:r>
+    </w:p>
+    <w:p>
+      <w:pPr>
+        <w:pStyle w:val="BodyText"/>
+      </w:pPr>
+      <w:r>
+        <w:rPr>
+          <w:bCs/>
+          <w:b/>
+        </w:rPr>
+        <w:t xml:space="preserve">Especialistas</w:t>
+      </w:r>
+      <w:r>
+        <w:t xml:space="preserve"> </w:t>
+      </w:r>
+      <w:r>
+        <w:t xml:space="preserve">-</w:t>
+      </w:r>
+      <w:r>
+        <w:t xml:space="preserve"> </w:t>
+      </w:r>
+      <w:r>
+        <w:rPr>
+          <w:rStyle w:val="VerbatimChar"/>
+        </w:rPr>
+        <w:t xml:space="preserve">GET /admin/especialistas</w:t>
+      </w:r>
+      <w:r>
+        <w:t xml:space="preserve"> </w:t>
+      </w:r>
+      <w:r>
+        <w:t xml:space="preserve">→</w:t>
+      </w:r>
+      <w:r>
+        <w:t xml:space="preserve"> </w:t>
+      </w:r>
+      <w:r>
+        <w:rPr>
+          <w:rStyle w:val="VerbatimChar"/>
+        </w:rPr>
+        <w:t xml:space="preserve">[{ id, nombre, activo, especialidades: [{ id, nombre }] }]</w:t>
+      </w:r>
+      <w:r>
+        <w:t xml:space="preserve"> </w:t>
+      </w:r>
+      <w:r>
+        <w:t xml:space="preserve">-</w:t>
+      </w:r>
+      <w:r>
+        <w:t xml:space="preserve"> </w:t>
+      </w:r>
+      <w:r>
+        <w:rPr>
+          <w:rStyle w:val="VerbatimChar"/>
+        </w:rPr>
+        <w:t xml:space="preserve">POST /admin/especialistas</w:t>
+      </w:r>
+      <w:r>
+        <w:t xml:space="preserve"> </w:t>
+      </w:r>
+      <w:r>
+        <w:rPr>
+          <w:rStyle w:val="VerbatimChar"/>
+        </w:rPr>
+        <w:t xml:space="preserve">{ nombre, especialidadIds: [1, 3] }</w:t>
+      </w:r>
+      <w:r>
+        <w:t xml:space="preserve"> </w:t>
+      </w:r>
+      <w:r>
+        <w:t xml:space="preserve">(al menos una) → 201</w:t>
+      </w:r>
+      <w:r>
+        <w:t xml:space="preserve"> </w:t>
+      </w:r>
+      <w:r>
+        <w:t xml:space="preserve">-</w:t>
+      </w:r>
+      <w:r>
+        <w:t xml:space="preserve"> </w:t>
+      </w:r>
+      <w:r>
+        <w:rPr>
+          <w:rStyle w:val="VerbatimChar"/>
+        </w:rPr>
+        <w:t xml:space="preserve">PATCH /admin/especialistas/:id</w:t>
+      </w:r>
+      <w:r>
+        <w:t xml:space="preserve"> </w:t>
+      </w:r>
+      <w:r>
+        <w:rPr>
+          <w:rStyle w:val="VerbatimChar"/>
+        </w:rPr>
+        <w:t xml:space="preserve">{ nombre?, activo?, especialidadIds? }</w:t>
+      </w:r>
+    </w:p>
+    <w:p>
+      <w:pPr>
+        <w:pStyle w:val="BodyText"/>
+      </w:pPr>
+      <w:r>
+        <w:rPr>
+          <w:bCs/>
+          <w:b/>
+        </w:rPr>
+        <w:t xml:space="preserve">Disponibilidad</w:t>
+      </w:r>
+      <w:r>
+        <w:t xml:space="preserve"> </w:t>
+      </w:r>
+      <w:r>
+        <w:t xml:space="preserve">-</w:t>
+      </w:r>
+      <w:r>
+        <w:t xml:space="preserve"> </w:t>
+      </w:r>
+      <w:r>
+        <w:rPr>
+          <w:bCs/>
+          <w:b/>
+        </w:rPr>
+        <w:t xml:space="preserve">Ver:</w:t>
+      </w:r>
+      <w:r>
+        <w:t xml:space="preserve"> </w:t>
+      </w:r>
+      <w:r>
+        <w:rPr>
+          <w:rStyle w:val="VerbatimChar"/>
+        </w:rPr>
+        <w:t xml:space="preserve">GET /admin/especialistas/:id/franjas?desde=&amp;hasta=</w:t>
+      </w:r>
+      <w:r>
+        <w:t xml:space="preserve"> </w:t>
+      </w:r>
+      <w:r>
+        <w:t xml:space="preserve">(por defecto hoy + 30 días) →</w:t>
+      </w:r>
+      <w:r>
+        <w:t xml:space="preserve"> </w:t>
+      </w:r>
+      <w:r>
+        <w:rPr>
+          <w:rStyle w:val="VerbatimChar"/>
+        </w:rPr>
+        <w:t xml:space="preserve">[{ id, fecha, hora, cita: null | { id, paciente, estado } }]</w:t>
+      </w:r>
+      <w:r>
+        <w:t xml:space="preserve">. Pinta cada hora libre u ocupada con el nombre del paciente.</w:t>
+      </w:r>
+      <w:r>
+        <w:t xml:space="preserve"> </w:t>
+      </w:r>
+      <w:r>
+        <w:t xml:space="preserve">-</w:t>
+      </w:r>
+      <w:r>
+        <w:t xml:space="preserve"> </w:t>
+      </w:r>
+      <w:r>
+        <w:rPr>
+          <w:bCs/>
+          <w:b/>
+        </w:rPr>
+        <w:t xml:space="preserve">Publicar:</w:t>
+      </w:r>
+      <w:r>
+        <w:t xml:space="preserve"> </w:t>
+      </w:r>
+      <w:r>
+        <w:rPr>
+          <w:rStyle w:val="VerbatimChar"/>
+        </w:rPr>
+        <w:t xml:space="preserve">POST /admin/especialistas/:id/franjas</w:t>
+      </w:r>
+      <w:r>
+        <w:t xml:space="preserve"> </w:t>
+      </w:r>
+      <w:r>
+        <w:rPr>
+          <w:rStyle w:val="VerbatimChar"/>
+        </w:rPr>
+        <w:t xml:space="preserve">{ fechas: ["2026-10-15", "2026-10-16"], horas: ["08:00", "08:30"] }</w:t>
+      </w:r>
+      <w:r>
+        <w:t xml:space="preserve"> </w:t>
+      </w:r>
+      <w:r>
+        <w:t xml:space="preserve">→ 201</w:t>
+      </w:r>
+      <w:r>
+        <w:t xml:space="preserve"> </w:t>
+      </w:r>
+      <w:r>
+        <w:rPr>
+          <w:rStyle w:val="VerbatimChar"/>
+        </w:rPr>
+        <w:t xml:space="preserve">{ total }</w:t>
+      </w:r>
+      <w:r>
+        <w:t xml:space="preserve">. Publica cada hora en cada fecha; varias fechas sirven de</w:t>
+      </w:r>
+      <w:r>
+        <w:t xml:space="preserve"> </w:t>
+      </w:r>
+      <w:r>
+        <w:t xml:space="preserve">“</w:t>
+      </w:r>
+      <w:r>
+        <w:t xml:space="preserve">copiar a varios días</w:t>
+      </w:r>
+      <w:r>
+        <w:t xml:space="preserve">”</w:t>
+      </w:r>
+      <w:r>
+        <w:t xml:space="preserve">. Sugerencia de UI: cuadrícula de 7:00 a 18:00 cada 30 minutos con casillas.</w:t>
+      </w:r>
+      <w:r>
+        <w:t xml:space="preserve"> </w:t>
+      </w:r>
+      <w:r>
+        <w:t xml:space="preserve">-</w:t>
+      </w:r>
+      <w:r>
+        <w:t xml:space="preserve"> </w:t>
+      </w:r>
+      <w:r>
+        <w:rPr>
+          <w:bCs/>
+          <w:b/>
+        </w:rPr>
+        <w:t xml:space="preserve">Quitar:</w:t>
+      </w:r>
+      <w:r>
+        <w:t xml:space="preserve"> </w:t>
+      </w:r>
+      <w:r>
+        <w:rPr>
+          <w:rStyle w:val="VerbatimChar"/>
+        </w:rPr>
+        <w:t xml:space="preserve">DELETE /admin/franjas/:id</w:t>
+      </w:r>
+      <w:r>
+        <w:t xml:space="preserve">. Si la hora tiene cita →</w:t>
+      </w:r>
+      <w:r>
+        <w:t xml:space="preserve"> </w:t>
+      </w:r>
+      <w:r>
+        <w:rPr>
+          <w:bCs/>
+          <w:b/>
+        </w:rPr>
+        <w:t xml:space="preserve">409</w:t>
+      </w:r>
+      <w:r>
+        <w:t xml:space="preserve"> </w:t>
+      </w:r>
+      <w:r>
+        <w:t xml:space="preserve">con el nombre del paciente; hay que reprogramar o cancelar primero.</w:t>
+      </w:r>
+    </w:p>
+    <w:p>
+      <w:pPr>
+        <w:pStyle w:val="BodyText"/>
+      </w:pPr>
+      <w:r>
+        <w:rPr>
+          <w:bCs/>
+          <w:b/>
+        </w:rPr>
+        <w:t xml:space="preserve">Agenda</w:t>
+      </w:r>
+      <w:r>
+        <w:t xml:space="preserve"> </w:t>
+      </w:r>
+      <w:r>
+        <w:t xml:space="preserve">-</w:t>
+      </w:r>
+      <w:r>
+        <w:t xml:space="preserve"> </w:t>
+      </w:r>
+      <w:r>
+        <w:rPr>
+          <w:bCs/>
+          <w:b/>
+        </w:rPr>
+        <w:t xml:space="preserve">Ver:</w:t>
+      </w:r>
+      <w:r>
+        <w:t xml:space="preserve"> </w:t>
+      </w:r>
+      <w:r>
+        <w:rPr>
+          <w:rStyle w:val="VerbatimChar"/>
+        </w:rPr>
+        <w:t xml:space="preserve">GET /admin/citas?fecha=</w:t>
+      </w:r>
+      <w:r>
+        <w:t xml:space="preserve"> </w:t>
+      </w:r>
+      <w:r>
+        <w:t xml:space="preserve">o</w:t>
+      </w:r>
+      <w:r>
+        <w:t xml:space="preserve"> </w:t>
+      </w:r>
+      <w:r>
+        <w:rPr>
+          <w:rStyle w:val="VerbatimChar"/>
+        </w:rPr>
+        <w:t xml:space="preserve">?desde=&amp;hasta=</w:t>
+      </w:r>
+      <w:r>
+        <w:t xml:space="preserve">, más</w:t>
+      </w:r>
+      <w:r>
+        <w:t xml:space="preserve"> </w:t>
+      </w:r>
+      <w:r>
+        <w:rPr>
+          <w:rStyle w:val="VerbatimChar"/>
+        </w:rPr>
+        <w:t xml:space="preserve">&amp;especialistaId=&amp;estado=&amp;q=</w:t>
+      </w:r>
+      <w:r>
+        <w:t xml:space="preserve"> </w:t>
+      </w:r>
+      <w:r>
+        <w:t xml:space="preserve">(</w:t>
+      </w:r>
+      <w:r>
+        <w:rPr>
+          <w:rStyle w:val="VerbatimChar"/>
+        </w:rPr>
+        <w:t xml:space="preserve">q</w:t>
+      </w:r>
+      <w:r>
+        <w:t xml:space="preserve"> </w:t>
+      </w:r>
+      <w:r>
+        <w:t xml:space="preserve">busca por nombre, documento o teléfono) → citas con</w:t>
+      </w:r>
+      <w:r>
+        <w:t xml:space="preserve"> </w:t>
+      </w:r>
+      <w:r>
+        <w:rPr>
+          <w:rStyle w:val="VerbatimChar"/>
+        </w:rPr>
+        <w:t xml:space="preserve">especialidadId</w:t>
+      </w:r>
+      <w:r>
+        <w:t xml:space="preserve">,</w:t>
+      </w:r>
+      <w:r>
+        <w:t xml:space="preserve"> </w:t>
+      </w:r>
+      <w:r>
+        <w:rPr>
+          <w:rStyle w:val="VerbatimChar"/>
+        </w:rPr>
+        <w:t xml:space="preserve">documento</w:t>
+      </w:r>
+      <w:r>
+        <w:t xml:space="preserve">,</w:t>
+      </w:r>
+      <w:r>
+        <w:t xml:space="preserve"> </w:t>
+      </w:r>
+      <w:r>
+        <w:rPr>
+          <w:rStyle w:val="VerbatimChar"/>
+        </w:rPr>
+        <w:t xml:space="preserve">telefono</w:t>
+      </w:r>
+      <w:r>
+        <w:t xml:space="preserve">,</w:t>
+      </w:r>
+      <w:r>
+        <w:t xml:space="preserve"> </w:t>
+      </w:r>
+      <w:r>
+        <w:rPr>
+          <w:rStyle w:val="VerbatimChar"/>
+        </w:rPr>
+        <w:t xml:space="preserve">correo</w:t>
+      </w:r>
+      <w:r>
+        <w:t xml:space="preserve">,</w:t>
+      </w:r>
+      <w:r>
+        <w:t xml:space="preserve"> </w:t>
+      </w:r>
+      <w:r>
+        <w:rPr>
+          <w:rStyle w:val="VerbatimChar"/>
+        </w:rPr>
+        <w:t xml:space="preserve">pacienteId</w:t>
+      </w:r>
+      <w:r>
+        <w:t xml:space="preserve">,</w:t>
+      </w:r>
+      <w:r>
+        <w:t xml:space="preserve"> </w:t>
+      </w:r>
+      <w:r>
+        <w:rPr>
+          <w:rStyle w:val="VerbatimChar"/>
+        </w:rPr>
+        <w:t xml:space="preserve">canceladaPor</w:t>
+      </w:r>
+      <w:r>
+        <w:t xml:space="preserve">,</w:t>
+      </w:r>
+      <w:r>
+        <w:t xml:space="preserve"> </w:t>
+      </w:r>
+      <w:r>
+        <w:rPr>
+          <w:rStyle w:val="VerbatimChar"/>
+        </w:rPr>
+        <w:t xml:space="preserve">creadoEn</w:t>
+      </w:r>
+      <w:r>
+        <w:t xml:space="preserve">.</w:t>
+      </w:r>
+      <w:r>
+        <w:t xml:space="preserve"> </w:t>
+      </w:r>
+      <w:r>
+        <w:t xml:space="preserve">-</w:t>
+      </w:r>
+      <w:r>
+        <w:t xml:space="preserve"> </w:t>
+      </w:r>
+      <w:r>
+        <w:rPr>
+          <w:bCs/>
+          <w:b/>
+        </w:rPr>
+        <w:t xml:space="preserve">Cambiar estado:</w:t>
+      </w:r>
+      <w:r>
+        <w:t xml:space="preserve"> </w:t>
+      </w:r>
+      <w:r>
+        <w:rPr>
+          <w:rStyle w:val="VerbatimChar"/>
+        </w:rPr>
+        <w:t xml:space="preserve">PATCH /admin/citas/:id/estado</w:t>
+      </w:r>
+      <w:r>
+        <w:t xml:space="preserve"> </w:t>
+      </w:r>
+      <w:r>
+        <w:rPr>
+          <w:rStyle w:val="VerbatimChar"/>
+        </w:rPr>
+        <w:t xml:space="preserve">{ estado: "atendida" | "no_asistio" | "cancelada" }</w:t>
+      </w:r>
+      <w:r>
+        <w:t xml:space="preserve">. Atendida o no asistió solo se permite cuando ya llegó la hora.</w:t>
+      </w:r>
+      <w:r>
+        <w:t xml:space="preserve"> </w:t>
+      </w:r>
+      <w:r>
+        <w:t xml:space="preserve">-</w:t>
+      </w:r>
+      <w:r>
+        <w:t xml:space="preserve"> </w:t>
+      </w:r>
+      <w:r>
+        <w:rPr>
+          <w:bCs/>
+          <w:b/>
+        </w:rPr>
+        <w:t xml:space="preserve">Reprogramar:</w:t>
+      </w:r>
+      <w:r>
+        <w:t xml:space="preserve"> </w:t>
+      </w:r>
+      <w:r>
+        <w:rPr>
+          <w:rStyle w:val="VerbatimChar"/>
+        </w:rPr>
+        <w:t xml:space="preserve">POST /admin/citas/:id/reprogramar</w:t>
+      </w:r>
+      <w:r>
+        <w:t xml:space="preserve"> </w:t>
+      </w:r>
+      <w:r>
+        <w:rPr>
+          <w:rStyle w:val="VerbatimChar"/>
+        </w:rPr>
+        <w:t xml:space="preserve">{ franjaId }</w:t>
+      </w:r>
+      <w:r>
+        <w:t xml:space="preserve">. No tiene límite y puede pasar la cita a otro especialista de la misma especialidad. Respuesta:</w:t>
+      </w:r>
+      <w:r>
+        <w:t xml:space="preserve"> </w:t>
+      </w:r>
+      <w:r>
+        <w:rPr>
+          <w:rStyle w:val="VerbatimChar"/>
+        </w:rPr>
+        <w:t xml:space="preserve">{ mensaje, cita, notificacion }</w:t>
+      </w:r>
+      <w:r>
+        <w:t xml:space="preserve">.</w:t>
+      </w:r>
+      <w:r>
+        <w:t xml:space="preserve"> </w:t>
+      </w:r>
+      <w:r>
+        <w:t xml:space="preserve">-</w:t>
+      </w:r>
+      <w:r>
+        <w:t xml:space="preserve"> </w:t>
+      </w:r>
+      <w:r>
+        <w:rPr>
+          <w:bCs/>
+          <w:b/>
+        </w:rPr>
+        <w:t xml:space="preserve">Cancelar</w:t>
+      </w:r>
+      <w:r>
+        <w:t xml:space="preserve"> </w:t>
+      </w:r>
+      <w:r>
+        <w:t xml:space="preserve">(</w:t>
+      </w:r>
+      <w:r>
+        <w:rPr>
+          <w:rStyle w:val="VerbatimChar"/>
+        </w:rPr>
+        <w:t xml:space="preserve">PATCH …/estado</w:t>
+      </w:r>
+      <w:r>
+        <w:t xml:space="preserve"> </w:t>
+      </w:r>
+      <w:r>
+        <w:t xml:space="preserve">con</w:t>
+      </w:r>
+      <w:r>
+        <w:t xml:space="preserve"> </w:t>
+      </w:r>
+      <w:r>
+        <w:rPr>
+          <w:rStyle w:val="VerbatimChar"/>
+        </w:rPr>
+        <w:t xml:space="preserve">cancelada</w:t>
+      </w:r>
+      <w:r>
+        <w:t xml:space="preserve">) responde</w:t>
+      </w:r>
+      <w:r>
+        <w:t xml:space="preserve"> </w:t>
+      </w:r>
+      <w:r>
+        <w:rPr>
+          <w:rStyle w:val="VerbatimChar"/>
+        </w:rPr>
+        <w:t xml:space="preserve">{ mensaje, notificacion }</w:t>
+      </w:r>
+      <w:r>
+        <w:t xml:space="preserve">.</w:t>
+      </w:r>
+      <w:r>
+        <w:t xml:space="preserve"> </w:t>
+      </w:r>
+      <w:r>
+        <w:rPr>
+          <w:rStyle w:val="VerbatimChar"/>
+        </w:rPr>
+        <w:t xml:space="preserve">notificacion</w:t>
+      </w:r>
+      <w:r>
+        <w:t xml:space="preserve"> </w:t>
+      </w:r>
+      <w:r>
+        <w:t xml:space="preserve">es</w:t>
+      </w:r>
+      <w:r>
+        <w:t xml:space="preserve"> </w:t>
+      </w:r>
+      <w:r>
+        <w:rPr>
+          <w:rStyle w:val="VerbatimChar"/>
+        </w:rPr>
+        <w:t xml:space="preserve">{ id, estado, enlaceWhatsApp }</w:t>
+      </w:r>
+      <w:r>
+        <w:t xml:space="preserve">: si</w:t>
+      </w:r>
+      <w:r>
+        <w:t xml:space="preserve"> </w:t>
+      </w:r>
+      <w:r>
+        <w:rPr>
+          <w:rStyle w:val="VerbatimChar"/>
+        </w:rPr>
+        <w:t xml:space="preserve">estado</w:t>
+      </w:r>
+      <w:r>
+        <w:t xml:space="preserve"> </w:t>
+      </w:r>
+      <w:r>
+        <w:t xml:space="preserve">es</w:t>
+      </w:r>
+      <w:r>
+        <w:t xml:space="preserve"> </w:t>
+      </w:r>
+      <w:r>
+        <w:rPr>
+          <w:rStyle w:val="VerbatimChar"/>
+        </w:rPr>
+        <w:t xml:space="preserve">pendiente</w:t>
+      </w:r>
+      <w:r>
+        <w:t xml:space="preserve">, el panel ofrece</w:t>
+      </w:r>
+      <w:r>
+        <w:t xml:space="preserve"> </w:t>
+      </w:r>
+      <w:r>
+        <w:t xml:space="preserve">“</w:t>
+      </w:r>
+      <w:r>
+        <w:t xml:space="preserve">Enviar por WhatsApp</w:t>
+      </w:r>
+      <w:r>
+        <w:t xml:space="preserve">”</w:t>
+      </w:r>
+      <w:r>
+        <w:t xml:space="preserve"> </w:t>
+      </w:r>
+      <w:r>
+        <w:t xml:space="preserve">y</w:t>
+      </w:r>
+      <w:r>
+        <w:t xml:space="preserve"> </w:t>
+      </w:r>
+      <w:r>
+        <w:t xml:space="preserve">“</w:t>
+      </w:r>
+      <w:r>
+        <w:t xml:space="preserve">Marcar como enviado</w:t>
+      </w:r>
+      <w:r>
+        <w:t xml:space="preserve">”</w:t>
+      </w:r>
+      <w:r>
+        <w:t xml:space="preserve"> </w:t>
+      </w:r>
+      <w:r>
+        <w:t xml:space="preserve">ahí mismo.</w:t>
+      </w:r>
+    </w:p>
+    <w:p>
+      <w:pPr>
+        <w:pStyle w:val="BodyText"/>
+      </w:pPr>
+      <w:r>
+        <w:rPr>
+          <w:bCs/>
+          <w:b/>
+        </w:rPr>
+        <w:t xml:space="preserve">Mensajes de WhatsApp (modo manual)</w:t>
+      </w:r>
+      <w:r>
+        <w:t xml:space="preserve"> </w:t>
+      </w:r>
+      <w:r>
+        <w:t xml:space="preserve">-</w:t>
+      </w:r>
+      <w:r>
+        <w:t xml:space="preserve"> </w:t>
+      </w:r>
+      <w:r>
+        <w:rPr>
+          <w:rStyle w:val="VerbatimChar"/>
+        </w:rPr>
+        <w:t xml:space="preserve">GET /admin/notificaciones?estado=pendiente</w:t>
+      </w:r>
+      <w:r>
+        <w:t xml:space="preserve"> </w:t>
+      </w:r>
+      <w:r>
+        <w:t xml:space="preserve">(o</w:t>
+      </w:r>
+      <w:r>
+        <w:t xml:space="preserve"> </w:t>
+      </w:r>
+      <w:r>
+        <w:rPr>
+          <w:rStyle w:val="VerbatimChar"/>
+        </w:rPr>
+        <w:t xml:space="preserve">fallida</w:t>
+      </w:r>
+      <w:r>
+        <w:t xml:space="preserve">,</w:t>
+      </w:r>
+      <w:r>
+        <w:t xml:space="preserve"> </w:t>
+      </w:r>
+      <w:r>
+        <w:rPr>
+          <w:rStyle w:val="VerbatimChar"/>
+        </w:rPr>
+        <w:t xml:space="preserve">enviada</w:t>
+      </w:r>
+      <w:r>
+        <w:t xml:space="preserve">) →</w:t>
+      </w:r>
+      <w:r>
+        <w:t xml:space="preserve"> </w:t>
+      </w:r>
+      <w:r>
+        <w:rPr>
+          <w:rStyle w:val="VerbatimChar"/>
+        </w:rPr>
+        <w:t xml:space="preserve">[{ id, citaId, paciente, tipo, destino, mensaje, enlaceWhatsApp, creadoEn }]</w:t>
+      </w:r>
+      <w:r>
+        <w:t xml:space="preserve"> </w:t>
+      </w:r>
+      <w:r>
+        <w:t xml:space="preserve">- Botón</w:t>
+      </w:r>
+      <w:r>
+        <w:t xml:space="preserve"> </w:t>
+      </w:r>
+      <w:r>
+        <w:rPr>
+          <w:bCs/>
+          <w:b/>
+        </w:rPr>
+        <w:t xml:space="preserve">“</w:t>
+      </w:r>
+      <w:r>
+        <w:rPr>
+          <w:bCs/>
+          <w:b/>
+        </w:rPr>
+        <w:t xml:space="preserve">Enviar por WhatsApp</w:t>
+      </w:r>
+      <w:r>
+        <w:rPr>
+          <w:bCs/>
+          <w:b/>
+        </w:rPr>
+        <w:t xml:space="preserve">”</w:t>
+      </w:r>
+      <w:r>
+        <w:t xml:space="preserve">: abre</w:t>
+      </w:r>
+      <w:r>
+        <w:t xml:space="preserve"> </w:t>
+      </w:r>
+      <w:r>
+        <w:rPr>
+          <w:rStyle w:val="VerbatimChar"/>
+        </w:rPr>
+        <w:t xml:space="preserve">enlaceWhatsApp</w:t>
+      </w:r>
+      <w:r>
+        <w:t xml:space="preserve"> </w:t>
+      </w:r>
+      <w:r>
+        <w:t xml:space="preserve">en pestaña nueva. Abre la app o WhatsApp Web de la clínica con el texto listo.</w:t>
+      </w:r>
+      <w:r>
+        <w:t xml:space="preserve"> </w:t>
+      </w:r>
+      <w:r>
+        <w:t xml:space="preserve">- Luego, botón</w:t>
+      </w:r>
+      <w:r>
+        <w:t xml:space="preserve"> </w:t>
+      </w:r>
+      <w:r>
+        <w:rPr>
+          <w:bCs/>
+          <w:b/>
+        </w:rPr>
+        <w:t xml:space="preserve">“</w:t>
+      </w:r>
+      <w:r>
+        <w:rPr>
+          <w:bCs/>
+          <w:b/>
+        </w:rPr>
+        <w:t xml:space="preserve">Marcar como enviado</w:t>
+      </w:r>
+      <w:r>
+        <w:rPr>
+          <w:bCs/>
+          <w:b/>
+        </w:rPr>
+        <w:t xml:space="preserve">”</w:t>
+      </w:r>
+      <w:r>
+        <w:t xml:space="preserve">:</w:t>
+      </w:r>
+      <w:r>
+        <w:t xml:space="preserve"> </w:t>
+      </w:r>
+      <w:r>
+        <w:rPr>
+          <w:rStyle w:val="VerbatimChar"/>
+        </w:rPr>
+        <w:t xml:space="preserve">PATCH /admin/notificaciones/:id</w:t>
+      </w:r>
+      <w:r>
+        <w:t xml:space="preserve"> </w:t>
+      </w:r>
+      <w:r>
+        <w:rPr>
+          <w:rStyle w:val="VerbatimChar"/>
+        </w:rPr>
+        <w:t xml:space="preserve">{ estado: "enviada" }</w:t>
+      </w:r>
+      <w:r>
+        <w:t xml:space="preserve">.</w:t>
+      </w:r>
+      <w:r>
+        <w:t xml:space="preserve"> </w:t>
+      </w:r>
+      <w:r>
+        <w:t xml:space="preserve">-</w:t>
+      </w:r>
+      <w:r>
+        <w:t xml:space="preserve"> </w:t>
+      </w:r>
+      <w:r>
+        <w:rPr>
+          <w:bCs/>
+          <w:b/>
+        </w:rPr>
+        <w:t xml:space="preserve">Recordatorios del día anterior:</w:t>
+      </w:r>
+      <w:r>
+        <w:t xml:space="preserve"> </w:t>
+      </w:r>
+      <w:r>
+        <w:t xml:space="preserve">el servidor los genera solo cada 30 minutos dentro del horario configurado y aparecen como mensajes pendientes de tipo</w:t>
+      </w:r>
+      <w:r>
+        <w:t xml:space="preserve"> </w:t>
+      </w:r>
+      <w:r>
+        <w:rPr>
+          <w:rStyle w:val="VerbatimChar"/>
+        </w:rPr>
+        <w:t xml:space="preserve">recordatorio</w:t>
+      </w:r>
+      <w:r>
+        <w:t xml:space="preserve"> </w:t>
+      </w:r>
+      <w:r>
+        <w:t xml:space="preserve">(sin enlace). Para generarlos ya:</w:t>
+      </w:r>
+      <w:r>
+        <w:t xml:space="preserve"> </w:t>
+      </w:r>
+      <w:r>
+        <w:rPr>
+          <w:rStyle w:val="VerbatimChar"/>
+        </w:rPr>
+        <w:t xml:space="preserve">POST /admin/recordatorios</w:t>
+      </w:r>
+      <w:r>
+        <w:t xml:space="preserve"> </w:t>
+      </w:r>
+      <w:r>
+        <w:t xml:space="preserve">→</w:t>
+      </w:r>
+      <w:r>
+        <w:t xml:space="preserve"> </w:t>
+      </w:r>
+      <w:r>
+        <w:rPr>
+          <w:rStyle w:val="VerbatimChar"/>
+        </w:rPr>
+        <w:t xml:space="preserve">{ fecha, revisadas, resultados: [{ citaId, estado }] }</w:t>
+      </w:r>
+      <w:r>
+        <w:t xml:space="preserve">. Sugerencia: botón</w:t>
+      </w:r>
+      <w:r>
+        <w:t xml:space="preserve"> </w:t>
+      </w:r>
+      <w:r>
+        <w:t xml:space="preserve">“</w:t>
+      </w:r>
+      <w:r>
+        <w:t xml:space="preserve">Generar recordatorios de mañana</w:t>
+      </w:r>
+      <w:r>
+        <w:t xml:space="preserve">”</w:t>
+      </w:r>
+      <w:r>
+        <w:t xml:space="preserve"> </w:t>
+      </w:r>
+      <w:r>
+        <w:t xml:space="preserve">en la sección de mensajes.</w:t>
+      </w:r>
+      <w:r>
+        <w:t xml:space="preserve"> </w:t>
+      </w:r>
+      <w:r>
+        <w:t xml:space="preserve">- Conviene un contador de pendientes visible en el menú del panel.</w:t>
+      </w:r>
+    </w:p>
+    <w:p>
+      <w:pPr>
+        <w:pStyle w:val="BodyText"/>
+      </w:pPr>
+      <w:r>
+        <w:rPr>
+          <w:bCs/>
+          <w:b/>
+        </w:rPr>
+        <w:t xml:space="preserve">Pacientes</w:t>
+      </w:r>
+      <w:r>
+        <w:t xml:space="preserve"> </w:t>
+      </w:r>
+      <w:r>
+        <w:t xml:space="preserve">-</w:t>
+      </w:r>
+      <w:r>
+        <w:t xml:space="preserve"> </w:t>
+      </w:r>
+      <w:r>
+        <w:rPr>
+          <w:rStyle w:val="VerbatimChar"/>
+        </w:rPr>
+        <w:t xml:space="preserve">POST /pacientes</w:t>
+      </w:r>
+      <w:r>
+        <w:t xml:space="preserve"> </w:t>
+      </w:r>
+      <w:r>
+        <w:rPr>
+          <w:rStyle w:val="VerbatimChar"/>
+        </w:rPr>
+        <w:t xml:space="preserve">{ nombreCompleto, documento, correo, telefono, autorizacionDatos: true }</w:t>
+      </w:r>
+      <w:r>
+        <w:t xml:space="preserve"> </w:t>
+      </w:r>
+      <w:r>
+        <w:t xml:space="preserve">→ 201. La respuesta trae la</w:t>
+      </w:r>
+      <w:r>
+        <w:t xml:space="preserve"> </w:t>
+      </w:r>
+      <w:r>
+        <w:rPr>
+          <w:rStyle w:val="VerbatimChar"/>
+        </w:rPr>
+        <w:t xml:space="preserve">contrasenaTemporal</w:t>
+      </w:r>
+      <w:r>
+        <w:t xml:space="preserve">, que se muestra</w:t>
+      </w:r>
+      <w:r>
+        <w:t xml:space="preserve"> </w:t>
+      </w:r>
+      <w:r>
+        <w:rPr>
+          <w:bCs/>
+          <w:b/>
+        </w:rPr>
+        <w:t xml:space="preserve">una sola vez</w:t>
+      </w:r>
+      <w:r>
+        <w:t xml:space="preserve"> </w:t>
+      </w:r>
+      <w:r>
+        <w:t xml:space="preserve">con botón de copiar, y</w:t>
+      </w:r>
+      <w:r>
+        <w:t xml:space="preserve"> </w:t>
+      </w:r>
+      <w:r>
+        <w:rPr>
+          <w:rStyle w:val="VerbatimChar"/>
+        </w:rPr>
+        <w:t xml:space="preserve">citasVinculadas</w:t>
+      </w:r>
+      <w:r>
+        <w:t xml:space="preserve">, que son las citas que pidió antes sin cuenta.</w:t>
+      </w:r>
+      <w:r>
+        <w:t xml:space="preserve"> </w:t>
+      </w:r>
+      <w:r>
+        <w:t xml:space="preserve">-</w:t>
+      </w:r>
+      <w:r>
+        <w:t xml:space="preserve"> </w:t>
+      </w:r>
+      <w:r>
+        <w:rPr>
+          <w:rStyle w:val="VerbatimChar"/>
+        </w:rPr>
+        <w:t xml:space="preserve">GET /pacientes?q=</w:t>
+      </w:r>
+      <w:r>
+        <w:t xml:space="preserve"> </w:t>
+      </w:r>
+      <w:r>
+        <w:t xml:space="preserve">→ búsqueda por nombre, documento o correo.</w:t>
+      </w:r>
+      <w:r>
+        <w:t xml:space="preserve"> </w:t>
+      </w:r>
+      <w:r>
+        <w:t xml:space="preserve">-</w:t>
+      </w:r>
+      <w:r>
+        <w:t xml:space="preserve"> </w:t>
+      </w:r>
+      <w:r>
+        <w:rPr>
+          <w:rStyle w:val="VerbatimChar"/>
+        </w:rPr>
+        <w:t xml:space="preserve">POST /pacientes/:id/restablecer-contrasena</w:t>
+      </w:r>
+      <w:r>
+        <w:t xml:space="preserve"> </w:t>
+      </w:r>
+      <w:r>
+        <w:t xml:space="preserve">→</w:t>
+      </w:r>
+      <w:r>
+        <w:t xml:space="preserve"> </w:t>
+      </w:r>
+      <w:r>
+        <w:rPr>
+          <w:rStyle w:val="VerbatimChar"/>
+        </w:rPr>
+        <w:t xml:space="preserve">{ mensaje, contrasenaTemporal }</w:t>
+      </w:r>
+      <w:r>
+        <w:t xml:space="preserve">:</w:t>
+      </w:r>
+      <w:r>
+        <w:t xml:space="preserve"> </w:t>
+      </w:r>
+      <w:r>
+        <w:t xml:space="preserve">“</w:t>
+      </w:r>
+      <w:r>
+        <w:t xml:space="preserve">olvidé mi contraseña</w:t>
+      </w:r>
+      <w:r>
+        <w:t xml:space="preserve">”</w:t>
+      </w:r>
+      <w:r>
+        <w:t xml:space="preserve">. La clave temporal se muestra</w:t>
+      </w:r>
+      <w:r>
+        <w:t xml:space="preserve"> </w:t>
+      </w:r>
+      <w:r>
+        <w:rPr>
+          <w:bCs/>
+          <w:b/>
+        </w:rPr>
+        <w:t xml:space="preserve">una sola vez</w:t>
+      </w:r>
+      <w:r>
+        <w:t xml:space="preserve"> </w:t>
+      </w:r>
+      <w:r>
+        <w:t xml:space="preserve">(botón de copiar) y el paciente deberá cambiarla al ingresar. Va como botón en la ficha del paciente, con confirmación.</w:t>
+      </w:r>
+    </w:p>
+    <w:p>
+      <w:pPr>
+        <w:pStyle w:val="BodyText"/>
+      </w:pPr>
+      <w:r>
+        <w:rPr>
+          <w:bCs/>
+          <w:b/>
+        </w:rPr>
+        <w:t xml:space="preserve">Ficha del paciente e historia clínica</w:t>
+      </w:r>
+      <w:r>
+        <w:t xml:space="preserve"> </w:t>
+      </w:r>
+      <w:r>
+        <w:t xml:space="preserve">-</w:t>
+      </w:r>
+      <w:r>
+        <w:t xml:space="preserve"> </w:t>
+      </w:r>
+      <w:r>
+        <w:rPr>
+          <w:rStyle w:val="VerbatimChar"/>
+        </w:rPr>
+        <w:t xml:space="preserve">GET /pacientes/:id</w:t>
+      </w:r>
+      <w:r>
+        <w:t xml:space="preserve"> </w:t>
+      </w:r>
+      <w:r>
+        <w:t xml:space="preserve">→</w:t>
+      </w:r>
+      <w:r>
+        <w:t xml:space="preserve"> </w:t>
+      </w:r>
+      <w:r>
+        <w:rPr>
+          <w:rStyle w:val="VerbatimChar"/>
+        </w:rPr>
+        <w:t xml:space="preserve">{ paciente: { id, nombreCompleto, documento, correo, telefono, activo, ... }, citas: [...], historia: [...] }</w:t>
+      </w:r>
+      <w:r>
+        <w:t xml:space="preserve"> </w:t>
+      </w:r>
+      <w:r>
+        <w:t xml:space="preserve">— la pantalla de ficha en una sola petición.</w:t>
+      </w:r>
+      <w:r>
+        <w:t xml:space="preserve"> </w:t>
+      </w:r>
+      <w:r>
+        <w:t xml:space="preserve">-</w:t>
+      </w:r>
+      <w:r>
+        <w:t xml:space="preserve"> </w:t>
+      </w:r>
+      <w:r>
+        <w:rPr>
+          <w:rStyle w:val="VerbatimChar"/>
+        </w:rPr>
+        <w:t xml:space="preserve">GET /pacientes/:id/historia</w:t>
+      </w:r>
+      <w:r>
+        <w:t xml:space="preserve"> </w:t>
+      </w:r>
+      <w:r>
+        <w:t xml:space="preserve">→ entradas, la atención más reciente primero:</w:t>
+      </w:r>
+      <w:r>
+        <w:t xml:space="preserve"> </w:t>
+      </w:r>
+      <w:r>
+        <w:rPr>
+          <w:rStyle w:val="VerbatimChar"/>
+        </w:rPr>
+        <w:t xml:space="preserve">[{ id, fechaAtencion, especialidad, especialista, citaId, procedimiento, notas, corrigeA, correcciones: [ids], autor, creadoEn }]</w:t>
+      </w:r>
+      <w:r>
+        <w:t xml:space="preserve">.</w:t>
+      </w:r>
+      <w:r>
+        <w:t xml:space="preserve"> </w:t>
+      </w:r>
+      <w:r>
+        <w:t xml:space="preserve">-</w:t>
+      </w:r>
+      <w:r>
+        <w:t xml:space="preserve"> </w:t>
+      </w:r>
+      <w:r>
+        <w:rPr>
+          <w:rStyle w:val="VerbatimChar"/>
+        </w:rPr>
+        <w:t xml:space="preserve">POST /pacientes/:id/historia</w:t>
+      </w:r>
+      <w:r>
+        <w:t xml:space="preserve"> </w:t>
+      </w:r>
+      <w:r>
+        <w:rPr>
+          <w:rStyle w:val="VerbatimChar"/>
+        </w:rPr>
+        <w:t xml:space="preserve">{ fechaAtencion, procedimiento, notas?, especialidadId?, especialistaId?, citaId? }</w:t>
+      </w:r>
+      <w:r>
+        <w:t xml:space="preserve"> </w:t>
+      </w:r>
+      <w:r>
+        <w:t xml:space="preserve">→ 201. Con</w:t>
+      </w:r>
+      <w:r>
+        <w:t xml:space="preserve"> </w:t>
+      </w:r>
+      <w:r>
+        <w:rPr>
+          <w:rStyle w:val="VerbatimChar"/>
+        </w:rPr>
+        <w:t xml:space="preserve">citaId</w:t>
+      </w:r>
+      <w:r>
+        <w:t xml:space="preserve"> </w:t>
+      </w:r>
+      <w:r>
+        <w:t xml:space="preserve">(de ese paciente) se pueden omitir fecha, especialidad y especialista. Fecha futura → 400.</w:t>
+      </w:r>
+      <w:r>
+        <w:t xml:space="preserve"> </w:t>
+      </w:r>
+      <w:r>
+        <w:t xml:space="preserve">-</w:t>
+      </w:r>
+      <w:r>
+        <w:t xml:space="preserve"> </w:t>
+      </w:r>
+      <w:r>
+        <w:rPr>
+          <w:rStyle w:val="VerbatimChar"/>
+        </w:rPr>
+        <w:t xml:space="preserve">POST /admin/historia/:id/correccion</w:t>
+      </w:r>
+      <w:r>
+        <w:t xml:space="preserve"> </w:t>
+      </w:r>
+      <w:r>
+        <w:rPr>
+          <w:rStyle w:val="VerbatimChar"/>
+        </w:rPr>
+        <w:t xml:space="preserve">{ notas, procedimiento?, fechaAtencion? }</w:t>
+      </w:r>
+      <w:r>
+        <w:t xml:space="preserve"> </w:t>
+      </w:r>
+      <w:r>
+        <w:t xml:space="preserve">→ 201: crea una entrada nueva que corrige a la indicada;</w:t>
+      </w:r>
+      <w:r>
+        <w:t xml:space="preserve"> </w:t>
+      </w:r>
+      <w:r>
+        <w:rPr>
+          <w:rStyle w:val="VerbatimChar"/>
+        </w:rPr>
+        <w:t xml:space="preserve">notas</w:t>
+      </w:r>
+      <w:r>
+        <w:t xml:space="preserve"> </w:t>
+      </w:r>
+      <w:r>
+        <w:t xml:space="preserve">(qué se corrige y por qué) es obligatorio.</w:t>
+      </w:r>
+      <w:r>
+        <w:t xml:space="preserve"> </w:t>
+      </w:r>
+      <w:r>
+        <w:t xml:space="preserve">-</w:t>
+      </w:r>
+      <w:r>
+        <w:t xml:space="preserve"> </w:t>
+      </w:r>
+      <w:r>
+        <w:rPr>
+          <w:bCs/>
+          <w:b/>
+        </w:rPr>
+        <w:t xml:space="preserve">No hay editar ni borrar</w:t>
+      </w:r>
+      <w:r>
+        <w:t xml:space="preserve">: la historia clínica no se modifica (Resolución 1995 de 1999). En pantalla, una entrada con</w:t>
+      </w:r>
+      <w:r>
+        <w:t xml:space="preserve"> </w:t>
+      </w:r>
+      <w:r>
+        <w:rPr>
+          <w:rStyle w:val="VerbatimChar"/>
+        </w:rPr>
+        <w:t xml:space="preserve">correcciones</w:t>
+      </w:r>
+      <w:r>
+        <w:t xml:space="preserve"> </w:t>
+      </w:r>
+      <w:r>
+        <w:t xml:space="preserve">se muestra tachada o marcada</w:t>
+      </w:r>
+      <w:r>
+        <w:t xml:space="preserve"> </w:t>
+      </w:r>
+      <w:r>
+        <w:t xml:space="preserve">“</w:t>
+      </w:r>
+      <w:r>
+        <w:t xml:space="preserve">Corregida</w:t>
+      </w:r>
+      <w:r>
+        <w:t xml:space="preserve">”</w:t>
+      </w:r>
+      <w:r>
+        <w:t xml:space="preserve"> </w:t>
+      </w:r>
+      <w:r>
+        <w:t xml:space="preserve">con enlace a su corrección; la corrección muestra</w:t>
+      </w:r>
+      <w:r>
+        <w:t xml:space="preserve"> </w:t>
+      </w:r>
+      <w:r>
+        <w:t xml:space="preserve">“</w:t>
+      </w:r>
+      <w:r>
+        <w:t xml:space="preserve">Corrige la entrada del</w:t>
+      </w:r>
+      <w:r>
+        <w:t xml:space="preserve"> </w:t>
+      </w:r>
+      <w:r>
+        <w:t xml:space="preserve">”</w:t>
+      </w:r>
+      <w:r>
+        <w:t xml:space="preserve">. Sugerencia: botón</w:t>
+      </w:r>
+      <w:r>
+        <w:t xml:space="preserve"> </w:t>
+      </w:r>
+      <w:r>
+        <w:t xml:space="preserve">“</w:t>
+      </w:r>
+      <w:r>
+        <w:t xml:space="preserve">Agregar a la historia</w:t>
+      </w:r>
+      <w:r>
+        <w:t xml:space="preserve">”</w:t>
+      </w:r>
+      <w:r>
+        <w:t xml:space="preserve"> </w:t>
+      </w:r>
+      <w:r>
+        <w:t xml:space="preserve">junto a cada cita marcada como atendida, con</w:t>
+      </w:r>
+      <w:r>
+        <w:t xml:space="preserve"> </w:t>
+      </w:r>
+      <w:r>
+        <w:rPr>
+          <w:rStyle w:val="VerbatimChar"/>
+        </w:rPr>
+        <w:t xml:space="preserve">citaId</w:t>
+      </w:r>
+      <w:r>
+        <w:t xml:space="preserve"> </w:t>
+      </w:r>
+      <w:r>
+        <w:t xml:space="preserve">ya puesto.</w:t>
+      </w:r>
+    </w:p>
+    <w:bookmarkEnd w:id="24"/>
+    <w:bookmarkStart w:id="25" w:name="aún-no-existe"/>
+    <w:p>
+      <w:pPr>
+        <w:pStyle w:val="Heading2"/>
+      </w:pPr>
+      <w:r>
+        <w:t xml:space="preserve">Aún no existe</w:t>
+      </w:r>
+    </w:p>
+    <w:p>
+      <w:pPr>
+        <w:numPr>
+          <w:ilvl w:val="0"/>
+          <w:numId w:val="1008"/>
+        </w:numPr>
+        <w:pStyle w:val="Compact"/>
+      </w:pPr>
+      <w:r>
+        <w:t xml:space="preserve">Importación desde Excel.</w:t>
       </w:r>
     </w:p>
     <w:bookmarkEnd w:id="25"/>
@@ -4132,6 +4428,9 @@
     <w:abstractNumId w:val="991"/>
   </w:num>
   <w:num w:numId="1007">
+    <w:abstractNumId w:val="991"/>
+  </w:num>
+  <w:num w:numId="1008">
     <w:abstractNumId w:val="991"/>
   </w:num>
 </w:numbering>

--- a/docs/para-drive/Contrato de la API.docx
+++ b/docs/para-drive/Contrato de la API.docx
@@ -2,7 +2,7 @@
 <file path=word/document.xml><?xml version="1.0" encoding="utf-8"?>
 <w:document xmlns:w="http://schemas.openxmlformats.org/wordprocessingml/2006/main" xmlns:m="http://schemas.openxmlformats.org/officeDocument/2006/math" xmlns:r="http://schemas.openxmlformats.org/officeDocument/2006/relationships" xmlns:o="urn:schemas-microsoft-com:office:office" xmlns:v="urn:schemas-microsoft-com:vml" xmlns:w10="urn:schemas-microsoft-com:office:word" xmlns:a="http://schemas.openxmlformats.org/drawingml/2006/main" xmlns:pic="http://schemas.openxmlformats.org/drawingml/2006/picture" xmlns:wp="http://schemas.openxmlformats.org/drawingml/2006/wordprocessingDrawing">
   <w:body>
-    <w:bookmarkStart w:id="26" w:name="arte-odontológico-contrato-de-la-api-v2"/>
+    <w:bookmarkStart w:id="27" w:name="arte-odontológico-contrato-de-la-api-v2"/>
     <w:p>
       <w:pPr>
         <w:pStyle w:val="Heading1"/>
@@ -16,34 +16,7 @@
         <w:pStyle w:val="FirstParagraph"/>
       </w:pPr>
       <w:r>
-        <w:t xml:space="preserve">Versión del 6 de octubre de 2026. Describe la API en</w:t>
-      </w:r>
-      <w:r>
-        <w:t xml:space="preserve"> </w:t>
-      </w:r>
-      <w:r>
-        <w:rPr>
-          <w:rStyle w:val="VerbatimChar"/>
-        </w:rPr>
-        <w:t xml:space="preserve">main</w:t>
-      </w:r>
-      <w:r>
-        <w:t xml:space="preserve"> </w:t>
-      </w:r>
-      <w:r>
-        <w:t xml:space="preserve">más la rama</w:t>
-      </w:r>
-      <w:r>
-        <w:t xml:space="preserve"> </w:t>
-      </w:r>
-      <w:r>
-        <w:rPr>
-          <w:rStyle w:val="VerbatimChar"/>
-        </w:rPr>
-        <w:t xml:space="preserve">feature/B-20-historia-clinica</w:t>
-      </w:r>
-      <w:r>
-        <w:t xml:space="preserve">. El alcance funcional está en</w:t>
+        <w:t xml:space="preserve">Versión del 9 de octubre de 2026 (flujo de citas por aprobar y pacientes sin login). El alcance funcional está en</w:t>
       </w:r>
       <w:r>
         <w:t xml:space="preserve"> </w:t>
@@ -182,7 +155,7 @@
         <w:pStyle w:val="Compact"/>
       </w:pPr>
       <w:r>
-        <w:t xml:space="preserve">401 en una ruta con sesión: sesión vencida, así que se borra la sesión y se lleva a Ingresar.</w:t>
+        <w:t xml:space="preserve">401 en una ruta con sesión: sesión vencida, así que se borra la sesión y se lleva al acceso del consultorio.</w:t>
       </w:r>
     </w:p>
     <w:p>
@@ -456,13 +429,131 @@
       </w:r>
     </w:p>
     <w:bookmarkEnd w:id="20"/>
-    <w:bookmarkStart w:id="21" w:name="público-agendar-sin-cuenta"/>
+    <w:bookmarkStart w:id="21" w:name="flujo-de-una-cita"/>
     <w:p>
       <w:pPr>
         <w:pStyle w:val="Heading2"/>
       </w:pPr>
       <w:r>
-        <w:t xml:space="preserve">1. Público: agendar sin cuenta</w:t>
+        <w:t xml:space="preserve">Flujo de una cita</w:t>
+      </w:r>
+    </w:p>
+    <w:p>
+      <w:pPr>
+        <w:numPr>
+          <w:ilvl w:val="0"/>
+          <w:numId w:val="1003"/>
+        </w:numPr>
+        <w:pStyle w:val="Compact"/>
+      </w:pPr>
+      <w:r>
+        <w:t xml:space="preserve">La persona pide la cita en la web: queda</w:t>
+      </w:r>
+      <w:r>
+        <w:t xml:space="preserve"> </w:t>
+      </w:r>
+      <w:r>
+        <w:rPr>
+          <w:bCs/>
+          <w:b/>
+        </w:rPr>
+        <w:t xml:space="preserve">pendiente</w:t>
+      </w:r>
+      <w:r>
+        <w:t xml:space="preserve"> </w:t>
+      </w:r>
+      <w:r>
+        <w:t xml:space="preserve">y la hora queda apartada.</w:t>
+      </w:r>
+    </w:p>
+    <w:p>
+      <w:pPr>
+        <w:numPr>
+          <w:ilvl w:val="0"/>
+          <w:numId w:val="1003"/>
+        </w:numPr>
+        <w:pStyle w:val="Compact"/>
+      </w:pPr>
+      <w:r>
+        <w:t xml:space="preserve">La secretaria la ve en el panel y la</w:t>
+      </w:r>
+      <w:r>
+        <w:t xml:space="preserve"> </w:t>
+      </w:r>
+      <w:r>
+        <w:rPr>
+          <w:bCs/>
+          <w:b/>
+        </w:rPr>
+        <w:t xml:space="preserve">acepta</w:t>
+      </w:r>
+      <w:r>
+        <w:t xml:space="preserve"> </w:t>
+      </w:r>
+      <w:r>
+        <w:t xml:space="preserve">o la</w:t>
+      </w:r>
+      <w:r>
+        <w:t xml:space="preserve"> </w:t>
+      </w:r>
+      <w:r>
+        <w:rPr>
+          <w:bCs/>
+          <w:b/>
+        </w:rPr>
+        <w:t xml:space="preserve">rechaza</w:t>
+      </w:r>
+      <w:r>
+        <w:t xml:space="preserve">.</w:t>
+      </w:r>
+    </w:p>
+    <w:p>
+      <w:pPr>
+        <w:numPr>
+          <w:ilvl w:val="0"/>
+          <w:numId w:val="1003"/>
+        </w:numPr>
+        <w:pStyle w:val="Compact"/>
+      </w:pPr>
+      <w:r>
+        <w:t xml:space="preserve">Al aceptarla, la cita queda</w:t>
+      </w:r>
+      <w:r>
+        <w:t xml:space="preserve"> </w:t>
+      </w:r>
+      <w:r>
+        <w:rPr>
+          <w:bCs/>
+          <w:b/>
+        </w:rPr>
+        <w:t xml:space="preserve">confirmada</w:t>
+      </w:r>
+      <w:r>
+        <w:t xml:space="preserve">, se crea la ficha del paciente (si no existía, por documento) y le llega el WhatsApp con los datos y el enlace para reprogramar o cancelar.</w:t>
+      </w:r>
+    </w:p>
+    <w:p>
+      <w:pPr>
+        <w:numPr>
+          <w:ilvl w:val="0"/>
+          <w:numId w:val="1003"/>
+        </w:numPr>
+        <w:pStyle w:val="Compact"/>
+      </w:pPr>
+      <w:r>
+        <w:t xml:space="preserve">Al rechazarla, la hora se libera y le llega un WhatsApp invitándolo a pedir otra.</w:t>
+      </w:r>
+    </w:p>
+    <w:p>
+      <w:pPr>
+        <w:numPr>
+          <w:ilvl w:val="0"/>
+          <w:numId w:val="1003"/>
+        </w:numPr>
+        <w:pStyle w:val="Compact"/>
+      </w:pPr>
+      <w:r>
+        <w:t xml:space="preserve">Unas 24 horas antes le llega el recordatorio.</w:t>
       </w:r>
     </w:p>
     <w:p>
@@ -470,7 +561,136 @@
         <w:pStyle w:val="FirstParagraph"/>
       </w:pPr>
       <w:r>
-        <w:t xml:space="preserve">Flujo de pantallas: especialidad → especialista → calendario → hora → datos → confirmación.</w:t>
+        <w:t xml:space="preserve">Quien llega al consultorio sin pasar por la web: la secretaria lo registra (</w:t>
+      </w:r>
+      <w:r>
+        <w:rPr>
+          <w:rStyle w:val="VerbatimChar"/>
+        </w:rPr>
+        <w:t xml:space="preserve">POST /pacientes</w:t>
+      </w:r>
+      <w:r>
+        <w:t xml:space="preserve">) y le agenda la cita (</w:t>
+      </w:r>
+      <w:r>
+        <w:rPr>
+          <w:rStyle w:val="VerbatimChar"/>
+        </w:rPr>
+        <w:t xml:space="preserve">POST /admin/citas</w:t>
+      </w:r>
+      <w:r>
+        <w:t xml:space="preserve">), que queda confirmada de una vez. Los pacientes</w:t>
+      </w:r>
+      <w:r>
+        <w:t xml:space="preserve"> </w:t>
+      </w:r>
+      <w:r>
+        <w:rPr>
+          <w:bCs/>
+          <w:b/>
+        </w:rPr>
+        <w:t xml:space="preserve">no tienen usuario ni contraseña</w:t>
+      </w:r>
+      <w:r>
+        <w:t xml:space="preserve">; solo la secretaria inicia sesión.</w:t>
+      </w:r>
+    </w:p>
+    <w:p>
+      <w:pPr>
+        <w:pStyle w:val="BodyText"/>
+      </w:pPr>
+      <w:r>
+        <w:t xml:space="preserve">Estados de una cita:</w:t>
+      </w:r>
+      <w:r>
+        <w:t xml:space="preserve"> </w:t>
+      </w:r>
+      <w:r>
+        <w:rPr>
+          <w:rStyle w:val="VerbatimChar"/>
+        </w:rPr>
+        <w:t xml:space="preserve">pendiente</w:t>
+      </w:r>
+      <w:r>
+        <w:t xml:space="preserve">,</w:t>
+      </w:r>
+      <w:r>
+        <w:t xml:space="preserve"> </w:t>
+      </w:r>
+      <w:r>
+        <w:rPr>
+          <w:rStyle w:val="VerbatimChar"/>
+        </w:rPr>
+        <w:t xml:space="preserve">confirmada</w:t>
+      </w:r>
+      <w:r>
+        <w:t xml:space="preserve">,</w:t>
+      </w:r>
+      <w:r>
+        <w:t xml:space="preserve"> </w:t>
+      </w:r>
+      <w:r>
+        <w:rPr>
+          <w:rStyle w:val="VerbatimChar"/>
+        </w:rPr>
+        <w:t xml:space="preserve">rechazada</w:t>
+      </w:r>
+      <w:r>
+        <w:t xml:space="preserve">,</w:t>
+      </w:r>
+      <w:r>
+        <w:t xml:space="preserve"> </w:t>
+      </w:r>
+      <w:r>
+        <w:rPr>
+          <w:rStyle w:val="VerbatimChar"/>
+        </w:rPr>
+        <w:t xml:space="preserve">cancelada</w:t>
+      </w:r>
+      <w:r>
+        <w:t xml:space="preserve">,</w:t>
+      </w:r>
+      <w:r>
+        <w:t xml:space="preserve"> </w:t>
+      </w:r>
+      <w:r>
+        <w:rPr>
+          <w:rStyle w:val="VerbatimChar"/>
+        </w:rPr>
+        <w:t xml:space="preserve">atendida</w:t>
+      </w:r>
+      <w:r>
+        <w:t xml:space="preserve">,</w:t>
+      </w:r>
+      <w:r>
+        <w:t xml:space="preserve"> </w:t>
+      </w:r>
+      <w:r>
+        <w:rPr>
+          <w:rStyle w:val="VerbatimChar"/>
+        </w:rPr>
+        <w:t xml:space="preserve">no_asistio</w:t>
+      </w:r>
+      <w:r>
+        <w:t xml:space="preserve">.</w:t>
+      </w:r>
+    </w:p>
+    <w:bookmarkEnd w:id="21"/>
+    <w:bookmarkStart w:id="22" w:name="público-pedir-una-cita-sin-cuenta"/>
+    <w:p>
+      <w:pPr>
+        <w:pStyle w:val="Heading2"/>
+      </w:pPr>
+      <w:r>
+        <w:t xml:space="preserve">1. Público: pedir una cita sin cuenta</w:t>
+      </w:r>
+    </w:p>
+    <w:p>
+      <w:pPr>
+        <w:pStyle w:val="FirstParagraph"/>
+      </w:pPr>
+      <w:r>
+        <w:t xml:space="preserve">Flujo de pantallas: especialidad → especialista → calendario → hora → datos → solicitud recibida.</w:t>
       </w:r>
     </w:p>
     <w:tbl>
@@ -782,7 +1002,7 @@
               <w:jc w:val="left"/>
             </w:pPr>
             <w:r>
-              <w:t xml:space="preserve">Agendar</w:t>
+              <w:t xml:space="preserve">Pedir la cita</w:t>
             </w:r>
           </w:p>
         </w:tc>
@@ -1052,7 +1272,7 @@
         <w:rPr>
           <w:rStyle w:val="StringTok"/>
         </w:rPr>
-        <w:t xml:space="preserve">""</w:t>
+        <w:t xml:space="preserve">"ana@correo.co"</w:t>
       </w:r>
       <w:r>
         <w:rPr>
@@ -1143,361 +1363,83 @@
       <w:pPr>
         <w:numPr>
           <w:ilvl w:val="0"/>
-          <w:numId w:val="1003"/>
-        </w:numPr>
-        <w:pStyle w:val="Compact"/>
-      </w:pPr>
-      <w:r>
-        <w:rPr>
-          <w:bCs/>
-          <w:b/>
-        </w:rPr>
-        <w:t xml:space="preserve">El formulario de datos va al final</w:t>
-      </w:r>
-      <w:r>
-        <w:t xml:space="preserve">, cuando ya eligió especialidad, especialista, día y hora. Arriba muestra el resumen de lo elegido (</w:t>
-      </w:r>
-      <w:r>
-        <w:t xml:space="preserve">“</w:t>
-      </w:r>
-      <w:r>
-        <w:t xml:space="preserve">Ortodoncia · Dra. Laura Gómez · jueves 15 de octubre, 8:30 a. m.</w:t>
-      </w:r>
-      <w:r>
-        <w:t xml:space="preserve">”</w:t>
-      </w:r>
-      <w:r>
-        <w:t xml:space="preserve">) con la opción</w:t>
-      </w:r>
-      <w:r>
-        <w:t xml:space="preserve"> </w:t>
-      </w:r>
-      <w:r>
-        <w:t xml:space="preserve">“</w:t>
-      </w:r>
-      <w:r>
-        <w:t xml:space="preserve">Cambiar</w:t>
-      </w:r>
-      <w:r>
-        <w:t xml:space="preserve">”</w:t>
-      </w:r>
-      <w:r>
-        <w:t xml:space="preserve">.</w:t>
-      </w:r>
-    </w:p>
-    <w:p>
-      <w:pPr>
-        <w:numPr>
-          <w:ilvl w:val="0"/>
-          <w:numId w:val="1003"/>
-        </w:numPr>
-        <w:pStyle w:val="Compact"/>
-      </w:pPr>
-      <w:r>
-        <w:rPr>
-          <w:rStyle w:val="VerbatimChar"/>
-        </w:rPr>
-        <w:t xml:space="preserve">correo</w:t>
-      </w:r>
-      <w:r>
-        <w:t xml:space="preserve"> </w:t>
-      </w:r>
-      <w:r>
-        <w:t xml:space="preserve">es</w:t>
-      </w:r>
-      <w:r>
-        <w:t xml:space="preserve"> </w:t>
-      </w:r>
-      <w:r>
-        <w:rPr>
-          <w:bCs/>
-          <w:b/>
-        </w:rPr>
-        <w:t xml:space="preserve">opcional</w:t>
-      </w:r>
-      <w:r>
-        <w:t xml:space="preserve">: puede ir vacío. Si viene mal escrito → 400 con</w:t>
-      </w:r>
-      <w:r>
-        <w:t xml:space="preserve"> </w:t>
-      </w:r>
-      <w:r>
-        <w:rPr>
-          <w:rStyle w:val="VerbatimChar"/>
-        </w:rPr>
-        <w:t xml:space="preserve">campos.correo</w:t>
-      </w:r>
-      <w:r>
-        <w:t xml:space="preserve">. Nombre, documento y teléfono son obligatorios.</w:t>
-      </w:r>
-    </w:p>
-    <w:p>
-      <w:pPr>
-        <w:numPr>
-          <w:ilvl w:val="0"/>
-          <w:numId w:val="1003"/>
-        </w:numPr>
-        <w:pStyle w:val="Compact"/>
-      </w:pPr>
-      <w:r>
-        <w:rPr>
-          <w:rStyle w:val="VerbatimChar"/>
-        </w:rPr>
-        <w:t xml:space="preserve">autorizacionDatos</w:t>
-      </w:r>
-      <w:r>
-        <w:t xml:space="preserve">: casilla</w:t>
-      </w:r>
-      <w:r>
-        <w:t xml:space="preserve"> </w:t>
-      </w:r>
-      <w:r>
-        <w:rPr>
-          <w:bCs/>
-          <w:b/>
-        </w:rPr>
-        <w:t xml:space="preserve">sin marcar por defecto</w:t>
-      </w:r>
-      <w:r>
-        <w:t xml:space="preserve"> </w:t>
-      </w:r>
-      <w:r>
-        <w:t xml:space="preserve">con enlace a</w:t>
-      </w:r>
-      <w:r>
-        <w:t xml:space="preserve"> </w:t>
-      </w:r>
-      <w:r>
-        <w:rPr>
-          <w:rStyle w:val="VerbatimChar"/>
-        </w:rPr>
-        <w:t xml:space="preserve">politica-datos.html</w:t>
-      </w:r>
-      <w:r>
-        <w:t xml:space="preserve">. Sin ella → 400 con</w:t>
-      </w:r>
-      <w:r>
-        <w:t xml:space="preserve"> </w:t>
-      </w:r>
-      <w:r>
-        <w:rPr>
-          <w:rStyle w:val="VerbatimChar"/>
-        </w:rPr>
-        <w:t xml:space="preserve">campos.autorizacionDatos</w:t>
-      </w:r>
-      <w:r>
-        <w:t xml:space="preserve">.</w:t>
-      </w:r>
-    </w:p>
-    <w:p>
-      <w:pPr>
-        <w:numPr>
-          <w:ilvl w:val="0"/>
-          <w:numId w:val="1003"/>
-        </w:numPr>
-        <w:pStyle w:val="Compact"/>
-      </w:pPr>
-      <w:r>
-        <w:rPr>
-          <w:rStyle w:val="VerbatimChar"/>
-        </w:rPr>
-        <w:t xml:space="preserve">sitioWeb</w:t>
-      </w:r>
-      <w:r>
-        <w:t xml:space="preserve">:</w:t>
-      </w:r>
-      <w:r>
-        <w:t xml:space="preserve"> </w:t>
-      </w:r>
-      <w:r>
-        <w:rPr>
-          <w:bCs/>
-          <w:b/>
-        </w:rPr>
-        <w:t xml:space="preserve">campo trampa contra bots</w:t>
-      </w:r>
-      <w:r>
-        <w:t xml:space="preserve">. Inclúyelo en el formulario oculto con CSS (no con</w:t>
-      </w:r>
-      <w:r>
-        <w:t xml:space="preserve"> </w:t>
-      </w:r>
-      <w:r>
-        <w:rPr>
-          <w:rStyle w:val="VerbatimChar"/>
-        </w:rPr>
-        <w:t xml:space="preserve">type="hidden"</w:t>
-      </w:r>
-      <w:r>
-        <w:t xml:space="preserve">), con</w:t>
-      </w:r>
-      <w:r>
-        <w:t xml:space="preserve"> </w:t>
-      </w:r>
-      <w:r>
-        <w:rPr>
-          <w:rStyle w:val="VerbatimChar"/>
-        </w:rPr>
-        <w:t xml:space="preserve">tabindex="-1"</w:t>
-      </w:r>
-      <w:r>
-        <w:t xml:space="preserve"> </w:t>
-      </w:r>
-      <w:r>
-        <w:t xml:space="preserve">y</w:t>
-      </w:r>
-      <w:r>
-        <w:t xml:space="preserve"> </w:t>
-      </w:r>
-      <w:r>
-        <w:rPr>
-          <w:rStyle w:val="VerbatimChar"/>
-        </w:rPr>
-        <w:t xml:space="preserve">autocomplete="off"</w:t>
-      </w:r>
-      <w:r>
-        <w:t xml:space="preserve">, y envíalo vacío.</w:t>
-      </w:r>
-    </w:p>
-    <w:p>
-      <w:pPr>
-        <w:numPr>
-          <w:ilvl w:val="0"/>
-          <w:numId w:val="1003"/>
-        </w:numPr>
-        <w:pStyle w:val="Compact"/>
-      </w:pPr>
-      <w:r>
-        <w:t xml:space="preserve">Si el paciente</w:t>
-      </w:r>
-      <w:r>
-        <w:t xml:space="preserve"> </w:t>
-      </w:r>
-      <w:r>
-        <w:rPr>
-          <w:bCs/>
-          <w:b/>
-        </w:rPr>
-        <w:t xml:space="preserve">tiene sesión</w:t>
-      </w:r>
-      <w:r>
-        <w:t xml:space="preserve">, envía también su token: la cita queda a su nombre y no aplica el límite. Para precargar el formulario usa</w:t>
-      </w:r>
-      <w:r>
-        <w:t xml:space="preserve"> </w:t>
-      </w:r>
-      <w:r>
-        <w:rPr>
-          <w:rStyle w:val="VerbatimChar"/>
-        </w:rPr>
-        <w:t xml:space="preserve">GET /auth/perfil</w:t>
-      </w:r>
-      <w:r>
-        <w:t xml:space="preserve">.</w:t>
-      </w:r>
-    </w:p>
-    <w:p>
-      <w:pPr>
-        <w:numPr>
-          <w:ilvl w:val="0"/>
-          <w:numId w:val="1003"/>
-        </w:numPr>
-        <w:pStyle w:val="Compact"/>
-      </w:pPr>
-      <w:r>
-        <w:rPr>
-          <w:bCs/>
-          <w:b/>
-        </w:rPr>
-        <w:t xml:space="preserve">201:</w:t>
-      </w:r>
-      <w:r>
-        <w:t xml:space="preserve"> </w:t>
-      </w:r>
-      <w:r>
-        <w:rPr>
-          <w:rStyle w:val="VerbatimChar"/>
-        </w:rPr>
-        <w:t xml:space="preserve">{ mensaje, cita: { id, estado, paciente, especialidad, especialista, fecha, hora, sede, direccion, reprogramaciones }, whatsapp: "enviado" | "pendiente" }</w:t>
-      </w:r>
-    </w:p>
-    <w:p>
-      <w:pPr>
-        <w:numPr>
-          <w:ilvl w:val="1"/>
           <w:numId w:val="1004"/>
         </w:numPr>
         <w:pStyle w:val="Compact"/>
       </w:pPr>
       <w:r>
-        <w:t xml:space="preserve">Muestra el resumen. El enlace para reprogramar o cancelar</w:t>
-      </w:r>
-      <w:r>
-        <w:t xml:space="preserve"> </w:t>
-      </w:r>
-      <w:r>
-        <w:rPr>
-          <w:bCs/>
-          <w:b/>
-        </w:rPr>
-        <w:t xml:space="preserve">no</w:t>
-      </w:r>
-      <w:r>
-        <w:t xml:space="preserve"> </w:t>
-      </w:r>
-      <w:r>
-        <w:t xml:space="preserve">viene en la respuesta: solo llega por WhatsApp al teléfono escrito, para que únicamente lo tenga el dueño de ese número.</w:t>
+        <w:rPr>
+          <w:bCs/>
+          <w:b/>
+        </w:rPr>
+        <w:t xml:space="preserve">El formulario de datos va al final</w:t>
+      </w:r>
+      <w:r>
+        <w:t xml:space="preserve">, cuando ya eligió especialidad, especialista, día y hora. Arriba muestra el resumen de lo elegido (</w:t>
+      </w:r>
+      <w:r>
+        <w:t xml:space="preserve">“</w:t>
+      </w:r>
+      <w:r>
+        <w:t xml:space="preserve">Ortodoncia · Dra. Laura Gómez · jueves 15 de octubre, 8:30 a. m.</w:t>
+      </w:r>
+      <w:r>
+        <w:t xml:space="preserve">”</w:t>
+      </w:r>
+      <w:r>
+        <w:t xml:space="preserve">) con la opción</w:t>
+      </w:r>
+      <w:r>
+        <w:t xml:space="preserve"> </w:t>
+      </w:r>
+      <w:r>
+        <w:t xml:space="preserve">“</w:t>
+      </w:r>
+      <w:r>
+        <w:t xml:space="preserve">Cambiar</w:t>
+      </w:r>
+      <w:r>
+        <w:t xml:space="preserve">”</w:t>
+      </w:r>
+      <w:r>
+        <w:t xml:space="preserve">.</w:t>
       </w:r>
     </w:p>
     <w:p>
       <w:pPr>
         <w:numPr>
-          <w:ilvl w:val="1"/>
+          <w:ilvl w:val="0"/>
           <w:numId w:val="1004"/>
         </w:numPr>
         <w:pStyle w:val="Compact"/>
       </w:pPr>
       <w:r>
-        <w:t xml:space="preserve">Si</w:t>
-      </w:r>
-      <w:r>
-        <w:t xml:space="preserve"> </w:t>
-      </w:r>
-      <w:r>
-        <w:rPr>
-          <w:rStyle w:val="VerbatimChar"/>
-        </w:rPr>
-        <w:t xml:space="preserve">whatsapp</w:t>
-      </w:r>
-      <w:r>
-        <w:t xml:space="preserve"> </w:t>
-      </w:r>
-      <w:r>
-        <w:t xml:space="preserve">es</w:t>
-      </w:r>
-      <w:r>
-        <w:t xml:space="preserve"> </w:t>
-      </w:r>
-      <w:r>
-        <w:rPr>
-          <w:rStyle w:val="VerbatimChar"/>
-        </w:rPr>
-        <w:t xml:space="preserve">"pendiente"</w:t>
-      </w:r>
-      <w:r>
-        <w:t xml:space="preserve">:</w:t>
-      </w:r>
-      <w:r>
-        <w:t xml:space="preserve"> </w:t>
-      </w:r>
-      <w:r>
-        <w:t xml:space="preserve">“</w:t>
-      </w:r>
-      <w:r>
-        <w:t xml:space="preserve">Te enviaremos la confirmación por WhatsApp</w:t>
-      </w:r>
-      <w:r>
-        <w:t xml:space="preserve">”</w:t>
+        <w:t xml:space="preserve">Nombre, documento, teléfono y</w:t>
+      </w:r>
+      <w:r>
+        <w:t xml:space="preserve"> </w:t>
+      </w:r>
+      <w:r>
+        <w:rPr>
+          <w:bCs/>
+          <w:b/>
+        </w:rPr>
+        <w:t xml:space="preserve">correo</w:t>
+      </w:r>
+      <w:r>
+        <w:t xml:space="preserve"> </w:t>
+      </w:r>
+      <w:r>
+        <w:t xml:space="preserve">son obligatorios. Si falta o viene mal escrito → 400 con el mensaje en</w:t>
+      </w:r>
+      <w:r>
+        <w:t xml:space="preserve"> </w:t>
+      </w:r>
+      <w:r>
+        <w:rPr>
+          <w:rStyle w:val="VerbatimChar"/>
+        </w:rPr>
+        <w:t xml:space="preserve">campos</w:t>
       </w:r>
       <w:r>
         <w:t xml:space="preserve">.</w:t>
@@ -1507,22 +1449,153 @@
       <w:pPr>
         <w:numPr>
           <w:ilvl w:val="0"/>
-          <w:numId w:val="1003"/>
+          <w:numId w:val="1004"/>
         </w:numPr>
         <w:pStyle w:val="Compact"/>
       </w:pPr>
       <w:r>
         <w:rPr>
-          <w:bCs/>
-          <w:b/>
-        </w:rPr>
-        <w:t xml:space="preserve">409</w:t>
-      </w:r>
-      <w:r>
-        <w:t xml:space="preserve"> </w:t>
-      </w:r>
-      <w:r>
-        <w:t xml:space="preserve">posibles:</w:t>
+          <w:rStyle w:val="VerbatimChar"/>
+        </w:rPr>
+        <w:t xml:space="preserve">autorizacionDatos</w:t>
+      </w:r>
+      <w:r>
+        <w:t xml:space="preserve">: casilla</w:t>
+      </w:r>
+      <w:r>
+        <w:t xml:space="preserve"> </w:t>
+      </w:r>
+      <w:r>
+        <w:rPr>
+          <w:bCs/>
+          <w:b/>
+        </w:rPr>
+        <w:t xml:space="preserve">sin marcar por defecto</w:t>
+      </w:r>
+      <w:r>
+        <w:t xml:space="preserve"> </w:t>
+      </w:r>
+      <w:r>
+        <w:t xml:space="preserve">con enlace a</w:t>
+      </w:r>
+      <w:r>
+        <w:t xml:space="preserve"> </w:t>
+      </w:r>
+      <w:r>
+        <w:rPr>
+          <w:rStyle w:val="VerbatimChar"/>
+        </w:rPr>
+        <w:t xml:space="preserve">politica-datos.html</w:t>
+      </w:r>
+      <w:r>
+        <w:t xml:space="preserve">. Sin ella → 400 con</w:t>
+      </w:r>
+      <w:r>
+        <w:t xml:space="preserve"> </w:t>
+      </w:r>
+      <w:r>
+        <w:rPr>
+          <w:rStyle w:val="VerbatimChar"/>
+        </w:rPr>
+        <w:t xml:space="preserve">campos.autorizacionDatos</w:t>
+      </w:r>
+      <w:r>
+        <w:t xml:space="preserve">.</w:t>
+      </w:r>
+    </w:p>
+    <w:p>
+      <w:pPr>
+        <w:numPr>
+          <w:ilvl w:val="0"/>
+          <w:numId w:val="1004"/>
+        </w:numPr>
+        <w:pStyle w:val="Compact"/>
+      </w:pPr>
+      <w:r>
+        <w:rPr>
+          <w:rStyle w:val="VerbatimChar"/>
+        </w:rPr>
+        <w:t xml:space="preserve">sitioWeb</w:t>
+      </w:r>
+      <w:r>
+        <w:t xml:space="preserve">:</w:t>
+      </w:r>
+      <w:r>
+        <w:t xml:space="preserve"> </w:t>
+      </w:r>
+      <w:r>
+        <w:rPr>
+          <w:bCs/>
+          <w:b/>
+        </w:rPr>
+        <w:t xml:space="preserve">campo trampa contra bots</w:t>
+      </w:r>
+      <w:r>
+        <w:t xml:space="preserve">. Inclúyelo en el formulario oculto con CSS (no con</w:t>
+      </w:r>
+      <w:r>
+        <w:t xml:space="preserve"> </w:t>
+      </w:r>
+      <w:r>
+        <w:rPr>
+          <w:rStyle w:val="VerbatimChar"/>
+        </w:rPr>
+        <w:t xml:space="preserve">type="hidden"</w:t>
+      </w:r>
+      <w:r>
+        <w:t xml:space="preserve">), con</w:t>
+      </w:r>
+      <w:r>
+        <w:t xml:space="preserve"> </w:t>
+      </w:r>
+      <w:r>
+        <w:rPr>
+          <w:rStyle w:val="VerbatimChar"/>
+        </w:rPr>
+        <w:t xml:space="preserve">tabindex="-1"</w:t>
+      </w:r>
+      <w:r>
+        <w:t xml:space="preserve"> </w:t>
+      </w:r>
+      <w:r>
+        <w:t xml:space="preserve">y</w:t>
+      </w:r>
+      <w:r>
+        <w:t xml:space="preserve"> </w:t>
+      </w:r>
+      <w:r>
+        <w:rPr>
+          <w:rStyle w:val="VerbatimChar"/>
+        </w:rPr>
+        <w:t xml:space="preserve">autocomplete="off"</w:t>
+      </w:r>
+      <w:r>
+        <w:t xml:space="preserve">, y envíalo vacío.</w:t>
+      </w:r>
+    </w:p>
+    <w:p>
+      <w:pPr>
+        <w:numPr>
+          <w:ilvl w:val="0"/>
+          <w:numId w:val="1004"/>
+        </w:numPr>
+        <w:pStyle w:val="Compact"/>
+      </w:pPr>
+      <w:r>
+        <w:rPr>
+          <w:bCs/>
+          <w:b/>
+        </w:rPr>
+        <w:t xml:space="preserve">201:</w:t>
+      </w:r>
+      <w:r>
+        <w:t xml:space="preserve"> </w:t>
+      </w:r>
+      <w:r>
+        <w:rPr>
+          <w:rStyle w:val="VerbatimChar"/>
+        </w:rPr>
+        <w:t xml:space="preserve">{ mensaje, cita: { id, estado: "pendiente", paciente, especialidad, especialista, fecha, hora, sede, direccion, reprogramaciones } }</w:t>
       </w:r>
     </w:p>
     <w:p>
@@ -1534,7 +1607,25 @@
         <w:pStyle w:val="Compact"/>
       </w:pPr>
       <w:r>
-        <w:t xml:space="preserve">La hora se tomó o ya no está → volver a pedir las horas del día.</w:t>
+        <w:t xml:space="preserve">Muestra</w:t>
+      </w:r>
+      <w:r>
+        <w:t xml:space="preserve"> </w:t>
+      </w:r>
+      <w:r>
+        <w:t xml:space="preserve">“</w:t>
+      </w:r>
+      <w:r>
+        <w:t xml:space="preserve">¡Recibimos tu solicitud!</w:t>
+      </w:r>
+      <w:r>
+        <w:t xml:space="preserve">”</w:t>
+      </w:r>
+      <w:r>
+        <w:t xml:space="preserve"> </w:t>
+      </w:r>
+      <w:r>
+        <w:t xml:space="preserve">con el resumen: la hora queda apartada y el consultorio la confirmará por WhatsApp.</w:t>
       </w:r>
     </w:p>
     <w:p>
@@ -1546,11 +1637,85 @@
         <w:pStyle w:val="Compact"/>
       </w:pPr>
       <w:r>
-        <w:t xml:space="preserve">Esa persona ya tiene una cita activa (límite de 1 sin usuario).</w:t>
-      </w:r>
-    </w:p>
-    <w:bookmarkEnd w:id="21"/>
-    <w:bookmarkStart w:id="22" w:name="X72ea8b06211f4fcf6975b019e013e1b4600f96a"/>
+        <w:t xml:space="preserve">El enlace para reprogramar o cancelar</w:t>
+      </w:r>
+      <w:r>
+        <w:t xml:space="preserve"> </w:t>
+      </w:r>
+      <w:r>
+        <w:rPr>
+          <w:bCs/>
+          <w:b/>
+        </w:rPr>
+        <w:t xml:space="preserve">no</w:t>
+      </w:r>
+      <w:r>
+        <w:t xml:space="preserve"> </w:t>
+      </w:r>
+      <w:r>
+        <w:t xml:space="preserve">viene en la respuesta: llega por WhatsApp al teléfono escrito cuando la secretaria acepta la cita, para que únicamente lo tenga el dueño de ese número.</w:t>
+      </w:r>
+    </w:p>
+    <w:p>
+      <w:pPr>
+        <w:numPr>
+          <w:ilvl w:val="0"/>
+          <w:numId w:val="1004"/>
+        </w:numPr>
+        <w:pStyle w:val="Compact"/>
+      </w:pPr>
+      <w:r>
+        <w:rPr>
+          <w:bCs/>
+          <w:b/>
+        </w:rPr>
+        <w:t xml:space="preserve">409</w:t>
+      </w:r>
+      <w:r>
+        <w:t xml:space="preserve"> </w:t>
+      </w:r>
+      <w:r>
+        <w:t xml:space="preserve">posibles:</w:t>
+      </w:r>
+    </w:p>
+    <w:p>
+      <w:pPr>
+        <w:numPr>
+          <w:ilvl w:val="1"/>
+          <w:numId w:val="1006"/>
+        </w:numPr>
+        <w:pStyle w:val="Compact"/>
+      </w:pPr>
+      <w:r>
+        <w:t xml:space="preserve">La hora se tomó o ya no está → volver a pedir las horas del día.</w:t>
+      </w:r>
+    </w:p>
+    <w:p>
+      <w:pPr>
+        <w:numPr>
+          <w:ilvl w:val="1"/>
+          <w:numId w:val="1006"/>
+        </w:numPr>
+        <w:pStyle w:val="Compact"/>
+      </w:pPr>
+      <w:r>
+        <w:t xml:space="preserve">Esa persona (por documento) ya tiene una cita pendiente o confirmada (límite</w:t>
+      </w:r>
+      <w:r>
+        <w:t xml:space="preserve"> </w:t>
+      </w:r>
+      <w:r>
+        <w:rPr>
+          <w:rStyle w:val="VerbatimChar"/>
+        </w:rPr>
+        <w:t xml:space="preserve">LIMITE_CITAS_ACTIVAS_POR_DOCUMENTO</w:t>
+      </w:r>
+      <w:r>
+        <w:t xml:space="preserve">, por defecto 1).</w:t>
+      </w:r>
+    </w:p>
+    <w:bookmarkEnd w:id="22"/>
+    <w:bookmarkStart w:id="23" w:name="X72ea8b06211f4fcf6975b019e013e1b4600f96a"/>
     <w:p>
       <w:pPr>
         <w:pStyle w:val="Heading2"/>
@@ -1754,7 +1919,7 @@
               <w:rPr>
                 <w:rStyle w:val="VerbatimChar"/>
               </w:rPr>
-              <w:t xml:space="preserve">{ mensaje, cita, puedeReprogramar, puedeCancelar, motivo, whatsapp }</w:t>
+              <w:t xml:space="preserve">{ mensaje, cita, puedeReprogramar, puedeCancelar, motivo }</w:t>
             </w:r>
           </w:p>
         </w:tc>
@@ -1808,7 +1973,7 @@
       <w:pPr>
         <w:numPr>
           <w:ilvl w:val="0"/>
-          <w:numId w:val="1006"/>
+          <w:numId w:val="1007"/>
         </w:numPr>
         <w:pStyle w:val="Compact"/>
       </w:pPr>
@@ -1874,14 +2039,14 @@
         <w:t xml:space="preserve">motivo</w:t>
       </w:r>
       <w:r>
-        <w:t xml:space="preserve">: menos de 24 horas, ya reprogramó una vez, cita cancelada o ya pasó.</w:t>
+        <w:t xml:space="preserve">: menos de 24 horas, ya reprogramó una vez, cambio pendiente de confirmación, cita cancelada, rechazada o ya pasó.</w:t>
       </w:r>
     </w:p>
     <w:p>
       <w:pPr>
         <w:numPr>
           <w:ilvl w:val="0"/>
-          <w:numId w:val="1006"/>
+          <w:numId w:val="1007"/>
         </w:numPr>
         <w:pStyle w:val="Compact"/>
       </w:pPr>
@@ -1921,51 +2086,42 @@
         <w:t xml:space="preserve">una vez</w:t>
       </w:r>
       <w:r>
-        <w:t xml:space="preserve">.</w:t>
+        <w:t xml:space="preserve">. La cita</w:t>
+      </w:r>
+      <w:r>
+        <w:t xml:space="preserve"> </w:t>
+      </w:r>
+      <w:r>
+        <w:rPr>
+          <w:bCs/>
+          <w:b/>
+        </w:rPr>
+        <w:t xml:space="preserve">vuelve a quedar pendiente</w:t>
+      </w:r>
+      <w:r>
+        <w:t xml:space="preserve"> </w:t>
+      </w:r>
+      <w:r>
+        <w:t xml:space="preserve">hasta que la secretaria acepte la nueva hora; entonces llega el WhatsApp de confirmación con un enlace nuevo (el anterior deja de servir).</w:t>
       </w:r>
     </w:p>
     <w:p>
       <w:pPr>
         <w:numPr>
           <w:ilvl w:val="0"/>
-          <w:numId w:val="1006"/>
+          <w:numId w:val="1007"/>
         </w:numPr>
         <w:pStyle w:val="Compact"/>
       </w:pPr>
       <w:r>
-        <w:rPr>
-          <w:bCs/>
-          <w:b/>
-        </w:rPr>
-        <w:t xml:space="preserve">Después de reprogramar una vez</w:t>
-      </w:r>
-      <w:r>
-        <w:t xml:space="preserve"> </w:t>
-      </w:r>
-      <w:r>
-        <w:t xml:space="preserve">solo queda</w:t>
-      </w:r>
-      <w:r>
-        <w:t xml:space="preserve"> </w:t>
-      </w:r>
-      <w:r>
-        <w:t xml:space="preserve">“</w:t>
-      </w:r>
-      <w:r>
-        <w:t xml:space="preserve">Cancelar y pedir una cita nueva</w:t>
-      </w:r>
-      <w:r>
-        <w:t xml:space="preserve">”</w:t>
-      </w:r>
-      <w:r>
-        <w:t xml:space="preserve">: cancela y lleva al flujo de agendar.</w:t>
+        <w:t xml:space="preserve">Mientras está pendiente, el paciente aún puede cancelarla.</w:t>
       </w:r>
     </w:p>
     <w:p>
       <w:pPr>
         <w:numPr>
           <w:ilvl w:val="0"/>
-          <w:numId w:val="1006"/>
+          <w:numId w:val="1007"/>
         </w:numPr>
         <w:pStyle w:val="Compact"/>
       </w:pPr>
@@ -1974,32 +2130,35 @@
           <w:bCs/>
           <w:b/>
         </w:rPr>
-        <w:t xml:space="preserve">Confirmación:</w:t>
-      </w:r>
-      <w:r>
-        <w:t xml:space="preserve"> </w:t>
-      </w:r>
-      <w:r>
-        <w:t xml:space="preserve">pide confirmar antes de cancelar con un diálogo propio de la página, no con</w:t>
-      </w:r>
-      <w:r>
-        <w:t xml:space="preserve"> </w:t>
-      </w:r>
-      <w:r>
-        <w:rPr>
-          <w:rStyle w:val="VerbatimChar"/>
-        </w:rPr>
-        <w:t xml:space="preserve">confirm()</w:t>
-      </w:r>
-      <w:r>
-        <w:t xml:space="preserve">.</w:t>
+        <w:t xml:space="preserve">Después de reprogramar una vez</w:t>
+      </w:r>
+      <w:r>
+        <w:t xml:space="preserve"> </w:t>
+      </w:r>
+      <w:r>
+        <w:t xml:space="preserve">solo queda</w:t>
+      </w:r>
+      <w:r>
+        <w:t xml:space="preserve"> </w:t>
+      </w:r>
+      <w:r>
+        <w:t xml:space="preserve">“</w:t>
+      </w:r>
+      <w:r>
+        <w:t xml:space="preserve">Cancelar y pedir una cita nueva</w:t>
+      </w:r>
+      <w:r>
+        <w:t xml:space="preserve">”</w:t>
+      </w:r>
+      <w:r>
+        <w:t xml:space="preserve">: cancela y lleva al flujo de agendar.</w:t>
       </w:r>
     </w:p>
     <w:p>
       <w:pPr>
         <w:numPr>
           <w:ilvl w:val="0"/>
-          <w:numId w:val="1006"/>
+          <w:numId w:val="1007"/>
         </w:numPr>
         <w:pStyle w:val="Compact"/>
       </w:pPr>
@@ -2008,6 +2167,40 @@
           <w:bCs/>
           <w:b/>
         </w:rPr>
+        <w:t xml:space="preserve">Confirmación:</w:t>
+      </w:r>
+      <w:r>
+        <w:t xml:space="preserve"> </w:t>
+      </w:r>
+      <w:r>
+        <w:t xml:space="preserve">pide confirmar antes de cancelar con un diálogo propio de la página, no con</w:t>
+      </w:r>
+      <w:r>
+        <w:t xml:space="preserve"> </w:t>
+      </w:r>
+      <w:r>
+        <w:rPr>
+          <w:rStyle w:val="VerbatimChar"/>
+        </w:rPr>
+        <w:t xml:space="preserve">confirm()</w:t>
+      </w:r>
+      <w:r>
+        <w:t xml:space="preserve">.</w:t>
+      </w:r>
+    </w:p>
+    <w:p>
+      <w:pPr>
+        <w:numPr>
+          <w:ilvl w:val="0"/>
+          <w:numId w:val="1007"/>
+        </w:numPr>
+        <w:pStyle w:val="Compact"/>
+      </w:pPr>
+      <w:r>
+        <w:rPr>
+          <w:bCs/>
+          <w:b/>
+        </w:rPr>
         <w:t xml:space="preserve">404:</w:t>
       </w:r>
       <w:r>
@@ -2023,17 +2216,17 @@
         <w:t xml:space="preserve">”</w:t>
       </w:r>
       <w:r>
-        <w:t xml:space="preserve">. Ocurre si la secretaria reprogramó la cita, porque se envía un enlace nuevo.</w:t>
-      </w:r>
-    </w:p>
-    <w:bookmarkEnd w:id="22"/>
-    <w:bookmarkStart w:id="23" w:name="X77ef29837b44e5fd2b86469d3a9cb180133d1b2"/>
+        <w:t xml:space="preserve">. Ocurre cuando llega un mensaje con un enlace nuevo (la secretaria aceptó un cambio o reprogramó la cita).</w:t>
+      </w:r>
+    </w:p>
+    <w:bookmarkEnd w:id="23"/>
+    <w:bookmarkStart w:id="24" w:name="sesión-solo-la-secretaria"/>
     <w:p>
       <w:pPr>
         <w:pStyle w:val="Heading2"/>
       </w:pPr>
       <w:r>
-        <w:t xml:space="preserve">3. Sesión (secretaria y pacientes con usuario)</w:t>
+        <w:t xml:space="preserve">3. Sesión (solo la secretaria)</w:t>
       </w:r>
     </w:p>
     <w:p>
@@ -2041,38 +2234,19 @@
         <w:pStyle w:val="FirstParagraph"/>
       </w:pPr>
       <w:r>
-        <w:t xml:space="preserve">Un solo formulario de</w:t>
-      </w:r>
-      <w:r>
-        <w:t xml:space="preserve"> </w:t>
-      </w:r>
-      <w:r>
-        <w:rPr>
-          <w:bCs/>
-          <w:b/>
-        </w:rPr>
-        <w:t xml:space="preserve">Ingresar</w:t>
-      </w:r>
-      <w:r>
-        <w:t xml:space="preserve"> </w:t>
-      </w:r>
-      <w:r>
-        <w:t xml:space="preserve">para los dos; el rol decide a qué panel va:</w:t>
-      </w:r>
-      <w:r>
-        <w:t xml:space="preserve"> </w:t>
-      </w:r>
-      <w:r>
-        <w:rPr>
-          <w:rStyle w:val="VerbatimChar"/>
-        </w:rPr>
-        <w:t xml:space="preserve">administrador</w:t>
-      </w:r>
-      <w:r>
-        <w:t xml:space="preserve"> </w:t>
-      </w:r>
-      <w:r>
-        <w:t xml:space="preserve">→</w:t>
+        <w:t xml:space="preserve">Los pacientes no tienen cuenta. El acceso está en el pie de la página principal (</w:t>
+      </w:r>
+      <w:r>
+        <w:t xml:space="preserve">“</w:t>
+      </w:r>
+      <w:r>
+        <w:t xml:space="preserve">Acceso del consultorio</w:t>
+      </w:r>
+      <w:r>
+        <w:t xml:space="preserve">”</w:t>
+      </w:r>
+      <w:r>
+        <w:t xml:space="preserve">) y lleva a</w:t>
       </w:r>
       <w:r>
         <w:t xml:space="preserve"> </w:t>
@@ -2082,33 +2256,6 @@
           <w:rStyle w:val="VerbatimChar"/>
         </w:rPr>
         <w:t xml:space="preserve">panel-secretaria.html</w:t>
-      </w:r>
-      <w:r>
-        <w:t xml:space="preserve">,</w:t>
-      </w:r>
-      <w:r>
-        <w:t xml:space="preserve"> </w:t>
-      </w:r>
-      <w:r>
-        <w:rPr>
-          <w:rStyle w:val="VerbatimChar"/>
-        </w:rPr>
-        <w:t xml:space="preserve">paciente</w:t>
-      </w:r>
-      <w:r>
-        <w:t xml:space="preserve"> </w:t>
-      </w:r>
-      <w:r>
-        <w:t xml:space="preserve">→</w:t>
-      </w:r>
-      <w:r>
-        <w:t xml:space="preserve"> </w:t>
-      </w:r>
-      <w:r>
-        <w:rPr>
-          <w:rStyle w:val="VerbatimChar"/>
-        </w:rPr>
-        <w:t xml:space="preserve">mis-citas.html</w:t>
       </w:r>
       <w:r>
         <w:t xml:space="preserve">. La sesión se guarda en</w:t>
@@ -2358,226 +2505,314 @@
           </w:p>
         </w:tc>
       </w:tr>
-      <w:tr>
-        <w:tc>
-          <w:tcPr/>
-          <w:p>
-            <w:pPr>
-              <w:pStyle w:val="Compact"/>
-              <w:jc w:val="left"/>
-            </w:pPr>
-            <w:r>
-              <w:rPr>
-                <w:rStyle w:val="VerbatimChar"/>
-              </w:rPr>
-              <w:t xml:space="preserve">GET /mis-citas</w:t>
-            </w:r>
-            <w:r>
-              <w:t xml:space="preserve"> </w:t>
-            </w:r>
-            <w:r>
-              <w:t xml:space="preserve">(paciente)</w:t>
-            </w:r>
-          </w:p>
-        </w:tc>
-        <w:tc>
-          <w:tcPr/>
-          <w:p>
-            <w:pPr>
-              <w:pStyle w:val="Compact"/>
-              <w:jc w:val="left"/>
-            </w:pPr>
-            <w:r>
-              <w:t xml:space="preserve">Lista de citas con el formato de</w:t>
-            </w:r>
-            <w:r>
-              <w:t xml:space="preserve"> </w:t>
-            </w:r>
-            <w:r>
-              <w:rPr>
-                <w:rStyle w:val="VerbatimChar"/>
-              </w:rPr>
-              <w:t xml:space="preserve">cita</w:t>
-            </w:r>
-            <w:r>
-              <w:t xml:space="preserve"> </w:t>
-            </w:r>
-            <w:r>
-              <w:t xml:space="preserve">de arriba, la más reciente primero. Cada una trae además</w:t>
-            </w:r>
-            <w:r>
-              <w:t xml:space="preserve"> </w:t>
-            </w:r>
-            <w:r>
-              <w:rPr>
-                <w:rStyle w:val="VerbatimChar"/>
-              </w:rPr>
-              <w:t xml:space="preserve">puedeReprogramar</w:t>
-            </w:r>
-            <w:r>
-              <w:t xml:space="preserve">,</w:t>
-            </w:r>
-            <w:r>
-              <w:t xml:space="preserve"> </w:t>
-            </w:r>
-            <w:r>
-              <w:rPr>
-                <w:rStyle w:val="VerbatimChar"/>
-              </w:rPr>
-              <w:t xml:space="preserve">puedeCancelar</w:t>
-            </w:r>
-            <w:r>
-              <w:t xml:space="preserve"> </w:t>
-            </w:r>
-            <w:r>
-              <w:t xml:space="preserve">y</w:t>
-            </w:r>
-            <w:r>
-              <w:t xml:space="preserve"> </w:t>
-            </w:r>
-            <w:r>
-              <w:rPr>
-                <w:rStyle w:val="VerbatimChar"/>
-              </w:rPr>
-              <w:t xml:space="preserve">motivo</w:t>
-            </w:r>
-            <w:r>
-              <w:t xml:space="preserve">, como en la sección 2</w:t>
-            </w:r>
-          </w:p>
-        </w:tc>
-      </w:tr>
-      <w:tr>
-        <w:tc>
-          <w:tcPr/>
-          <w:p>
-            <w:pPr>
-              <w:pStyle w:val="Compact"/>
-              <w:jc w:val="left"/>
-            </w:pPr>
-            <w:r>
-              <w:rPr>
-                <w:rStyle w:val="VerbatimChar"/>
-              </w:rPr>
-              <w:t xml:space="preserve">POST /mis-citas/:id/reprogramar</w:t>
-            </w:r>
-            <w:r>
-              <w:t xml:space="preserve"> </w:t>
-            </w:r>
-            <w:r>
-              <w:rPr>
-                <w:rStyle w:val="VerbatimChar"/>
-              </w:rPr>
-              <w:t xml:space="preserve">{ franjaId }</w:t>
-            </w:r>
-            <w:r>
-              <w:t xml:space="preserve"> </w:t>
-            </w:r>
-            <w:r>
-              <w:t xml:space="preserve">(paciente)</w:t>
-            </w:r>
-          </w:p>
-        </w:tc>
-        <w:tc>
-          <w:tcPr/>
-          <w:p>
-            <w:pPr>
-              <w:pStyle w:val="Compact"/>
-              <w:jc w:val="left"/>
-            </w:pPr>
-            <w:r>
-              <w:rPr>
-                <w:rStyle w:val="VerbatimChar"/>
-              </w:rPr>
-              <w:t xml:space="preserve">{ mensaje, cita, whatsapp }</w:t>
-            </w:r>
-            <w:r>
-              <w:t xml:space="preserve">;</w:t>
-            </w:r>
-            <w:r>
-              <w:t xml:space="preserve"> </w:t>
-            </w:r>
-            <w:r>
-              <w:rPr>
-                <w:rStyle w:val="VerbatimChar"/>
-              </w:rPr>
-              <w:t xml:space="preserve">cita</w:t>
-            </w:r>
-            <w:r>
-              <w:t xml:space="preserve"> </w:t>
-            </w:r>
-            <w:r>
-              <w:t xml:space="preserve">trae también las reglas actualizadas. Mismas reglas que el enlace: una vez, hasta 24 h antes, mismo especialista</w:t>
-            </w:r>
-          </w:p>
-        </w:tc>
-      </w:tr>
-      <w:tr>
-        <w:tc>
-          <w:tcPr/>
-          <w:p>
-            <w:pPr>
-              <w:pStyle w:val="Compact"/>
-              <w:jc w:val="left"/>
-            </w:pPr>
-            <w:r>
-              <w:rPr>
-                <w:rStyle w:val="VerbatimChar"/>
-              </w:rPr>
-              <w:t xml:space="preserve">POST /mis-citas/:id/cancelar</w:t>
-            </w:r>
-            <w:r>
-              <w:t xml:space="preserve"> </w:t>
-            </w:r>
-            <w:r>
-              <w:t xml:space="preserve">(paciente)</w:t>
-            </w:r>
-          </w:p>
-        </w:tc>
-        <w:tc>
-          <w:tcPr/>
-          <w:p>
-            <w:pPr>
-              <w:pStyle w:val="Compact"/>
-              <w:jc w:val="left"/>
-            </w:pPr>
-            <w:r>
-              <w:rPr>
-                <w:rStyle w:val="VerbatimChar"/>
-              </w:rPr>
-              <w:t xml:space="preserve">{ mensaje }</w:t>
-            </w:r>
-            <w:r>
-              <w:t xml:space="preserve">. Hasta 24 h antes</w:t>
-            </w:r>
-          </w:p>
-        </w:tc>
-      </w:tr>
     </w:tbl>
-    <w:p>
-      <w:pPr>
-        <w:numPr>
-          <w:ilvl w:val="0"/>
-          <w:numId w:val="1007"/>
-        </w:numPr>
-        <w:pStyle w:val="Compact"/>
-      </w:pPr>
-      <w:r>
-        <w:rPr>
-          <w:bCs/>
-          <w:b/>
-        </w:rPr>
-        <w:t xml:space="preserve">Cita de otra persona o inexistente:</w:t>
-      </w:r>
-      <w:r>
-        <w:t xml:space="preserve"> </w:t>
-      </w:r>
-      <w:r>
-        <w:rPr>
-          <w:bCs/>
-          <w:b/>
-        </w:rPr>
-        <w:t xml:space="preserve">404</w:t>
+    <w:bookmarkEnd w:id="24"/>
+    <w:bookmarkStart w:id="25" w:name="X9f6c278bb6b588260d8a391646e30302db82efa"/>
+    <w:p>
+      <w:pPr>
+        <w:pStyle w:val="Heading2"/>
+      </w:pPr>
+      <w:r>
+        <w:t xml:space="preserve">4. Panel de la secretaria (todo exige rol administrador)</w:t>
+      </w:r>
+    </w:p>
+    <w:p>
+      <w:pPr>
+        <w:pStyle w:val="FirstParagraph"/>
+      </w:pPr>
+      <w:r>
+        <w:rPr>
+          <w:bCs/>
+          <w:b/>
+        </w:rPr>
+        <w:t xml:space="preserve">Especialidades</w:t>
+      </w:r>
+      <w:r>
+        <w:t xml:space="preserve"> </w:t>
+      </w:r>
+      <w:r>
+        <w:t xml:space="preserve">-</w:t>
+      </w:r>
+      <w:r>
+        <w:t xml:space="preserve"> </w:t>
+      </w:r>
+      <w:r>
+        <w:rPr>
+          <w:rStyle w:val="VerbatimChar"/>
+        </w:rPr>
+        <w:t xml:space="preserve">GET /admin/especialidades</w:t>
+      </w:r>
+      <w:r>
+        <w:t xml:space="preserve"> </w:t>
+      </w:r>
+      <w:r>
+        <w:t xml:space="preserve">→</w:t>
+      </w:r>
+      <w:r>
+        <w:t xml:space="preserve"> </w:t>
+      </w:r>
+      <w:r>
+        <w:rPr>
+          <w:rStyle w:val="VerbatimChar"/>
+        </w:rPr>
+        <w:t xml:space="preserve">[{ id, codigo, nombre, descripcion, activo, especialistasActivos }]</w:t>
+      </w:r>
+      <w:r>
+        <w:t xml:space="preserve"> </w:t>
+      </w:r>
+      <w:r>
+        <w:t xml:space="preserve">-</w:t>
+      </w:r>
+      <w:r>
+        <w:t xml:space="preserve"> </w:t>
+      </w:r>
+      <w:r>
+        <w:rPr>
+          <w:rStyle w:val="VerbatimChar"/>
+        </w:rPr>
+        <w:t xml:space="preserve">POST /admin/especialidades</w:t>
+      </w:r>
+      <w:r>
+        <w:t xml:space="preserve"> </w:t>
+      </w:r>
+      <w:r>
+        <w:rPr>
+          <w:rStyle w:val="VerbatimChar"/>
+        </w:rPr>
+        <w:t xml:space="preserve">{ nombre, descripcion? }</w:t>
+      </w:r>
+      <w:r>
+        <w:t xml:space="preserve"> </w:t>
+      </w:r>
+      <w:r>
+        <w:t xml:space="preserve">→ 201</w:t>
+      </w:r>
+      <w:r>
+        <w:t xml:space="preserve"> </w:t>
+      </w:r>
+      <w:r>
+        <w:t xml:space="preserve">-</w:t>
+      </w:r>
+      <w:r>
+        <w:t xml:space="preserve"> </w:t>
+      </w:r>
+      <w:r>
+        <w:rPr>
+          <w:rStyle w:val="VerbatimChar"/>
+        </w:rPr>
+        <w:t xml:space="preserve">PATCH /admin/especialidades/:id</w:t>
+      </w:r>
+      <w:r>
+        <w:t xml:space="preserve"> </w:t>
+      </w:r>
+      <w:r>
+        <w:rPr>
+          <w:rStyle w:val="VerbatimChar"/>
+        </w:rPr>
+        <w:t xml:space="preserve">{ nombre?, descripcion?, activo? }</w:t>
+      </w:r>
+    </w:p>
+    <w:p>
+      <w:pPr>
+        <w:pStyle w:val="BodyText"/>
+      </w:pPr>
+      <w:r>
+        <w:rPr>
+          <w:bCs/>
+          <w:b/>
+        </w:rPr>
+        <w:t xml:space="preserve">Especialistas</w:t>
+      </w:r>
+      <w:r>
+        <w:t xml:space="preserve"> </w:t>
+      </w:r>
+      <w:r>
+        <w:t xml:space="preserve">-</w:t>
+      </w:r>
+      <w:r>
+        <w:t xml:space="preserve"> </w:t>
+      </w:r>
+      <w:r>
+        <w:rPr>
+          <w:rStyle w:val="VerbatimChar"/>
+        </w:rPr>
+        <w:t xml:space="preserve">GET /admin/especialistas</w:t>
+      </w:r>
+      <w:r>
+        <w:t xml:space="preserve"> </w:t>
+      </w:r>
+      <w:r>
+        <w:t xml:space="preserve">→</w:t>
+      </w:r>
+      <w:r>
+        <w:t xml:space="preserve"> </w:t>
+      </w:r>
+      <w:r>
+        <w:rPr>
+          <w:rStyle w:val="VerbatimChar"/>
+        </w:rPr>
+        <w:t xml:space="preserve">[{ id, nombre, activo, especialidades: [{ id, nombre }] }]</w:t>
+      </w:r>
+      <w:r>
+        <w:t xml:space="preserve"> </w:t>
+      </w:r>
+      <w:r>
+        <w:t xml:space="preserve">-</w:t>
+      </w:r>
+      <w:r>
+        <w:t xml:space="preserve"> </w:t>
+      </w:r>
+      <w:r>
+        <w:rPr>
+          <w:rStyle w:val="VerbatimChar"/>
+        </w:rPr>
+        <w:t xml:space="preserve">POST /admin/especialistas</w:t>
+      </w:r>
+      <w:r>
+        <w:t xml:space="preserve"> </w:t>
+      </w:r>
+      <w:r>
+        <w:rPr>
+          <w:rStyle w:val="VerbatimChar"/>
+        </w:rPr>
+        <w:t xml:space="preserve">{ nombre, especialidadIds: [1, 3] }</w:t>
+      </w:r>
+      <w:r>
+        <w:t xml:space="preserve"> </w:t>
+      </w:r>
+      <w:r>
+        <w:t xml:space="preserve">(al menos una) → 201</w:t>
+      </w:r>
+      <w:r>
+        <w:t xml:space="preserve"> </w:t>
+      </w:r>
+      <w:r>
+        <w:t xml:space="preserve">-</w:t>
+      </w:r>
+      <w:r>
+        <w:t xml:space="preserve"> </w:t>
+      </w:r>
+      <w:r>
+        <w:rPr>
+          <w:rStyle w:val="VerbatimChar"/>
+        </w:rPr>
+        <w:t xml:space="preserve">PATCH /admin/especialistas/:id</w:t>
+      </w:r>
+      <w:r>
+        <w:t xml:space="preserve"> </w:t>
+      </w:r>
+      <w:r>
+        <w:rPr>
+          <w:rStyle w:val="VerbatimChar"/>
+        </w:rPr>
+        <w:t xml:space="preserve">{ nombre?, activo?, especialidadIds? }</w:t>
+      </w:r>
+    </w:p>
+    <w:p>
+      <w:pPr>
+        <w:pStyle w:val="BodyText"/>
+      </w:pPr>
+      <w:r>
+        <w:rPr>
+          <w:bCs/>
+          <w:b/>
+        </w:rPr>
+        <w:t xml:space="preserve">Disponibilidad</w:t>
+      </w:r>
+      <w:r>
+        <w:t xml:space="preserve"> </w:t>
+      </w:r>
+      <w:r>
+        <w:t xml:space="preserve">-</w:t>
+      </w:r>
+      <w:r>
+        <w:t xml:space="preserve"> </w:t>
+      </w:r>
+      <w:r>
+        <w:rPr>
+          <w:bCs/>
+          <w:b/>
+        </w:rPr>
+        <w:t xml:space="preserve">Ver:</w:t>
+      </w:r>
+      <w:r>
+        <w:t xml:space="preserve"> </w:t>
+      </w:r>
+      <w:r>
+        <w:rPr>
+          <w:rStyle w:val="VerbatimChar"/>
+        </w:rPr>
+        <w:t xml:space="preserve">GET /admin/especialistas/:id/franjas?desde=&amp;hasta=</w:t>
+      </w:r>
+      <w:r>
+        <w:t xml:space="preserve"> </w:t>
+      </w:r>
+      <w:r>
+        <w:t xml:space="preserve">(por defecto hoy + 30 días) →</w:t>
+      </w:r>
+      <w:r>
+        <w:t xml:space="preserve"> </w:t>
+      </w:r>
+      <w:r>
+        <w:rPr>
+          <w:rStyle w:val="VerbatimChar"/>
+        </w:rPr>
+        <w:t xml:space="preserve">[{ id, fecha, hora, cita: null | { id, paciente, estado } }]</w:t>
+      </w:r>
+      <w:r>
+        <w:t xml:space="preserve">. Pinta cada hora libre u ocupada con el nombre del paciente.</w:t>
+      </w:r>
+      <w:r>
+        <w:t xml:space="preserve"> </w:t>
+      </w:r>
+      <w:r>
+        <w:t xml:space="preserve">-</w:t>
+      </w:r>
+      <w:r>
+        <w:t xml:space="preserve"> </w:t>
+      </w:r>
+      <w:r>
+        <w:rPr>
+          <w:bCs/>
+          <w:b/>
+        </w:rPr>
+        <w:t xml:space="preserve">Publicar:</w:t>
+      </w:r>
+      <w:r>
+        <w:t xml:space="preserve"> </w:t>
+      </w:r>
+      <w:r>
+        <w:rPr>
+          <w:rStyle w:val="VerbatimChar"/>
+        </w:rPr>
+        <w:t xml:space="preserve">POST /admin/especialistas/:id/franjas</w:t>
+      </w:r>
+      <w:r>
+        <w:t xml:space="preserve"> </w:t>
+      </w:r>
+      <w:r>
+        <w:rPr>
+          <w:rStyle w:val="VerbatimChar"/>
+        </w:rPr>
+        <w:t xml:space="preserve">{ fechas: ["2026-10-15", "2026-10-16"], horas: ["08:00", "08:30"] }</w:t>
+      </w:r>
+      <w:r>
+        <w:t xml:space="preserve"> </w:t>
+      </w:r>
+      <w:r>
+        <w:t xml:space="preserve">→ 201</w:t>
+      </w:r>
+      <w:r>
+        <w:t xml:space="preserve"> </w:t>
+      </w:r>
+      <w:r>
+        <w:rPr>
+          <w:rStyle w:val="VerbatimChar"/>
+        </w:rPr>
+        <w:t xml:space="preserve">{ total }</w:t>
+      </w:r>
+      <w:r>
+        <w:t xml:space="preserve">. Publica cada hora en cada fecha; varias fechas sirven de</w:t>
       </w:r>
       <w:r>
         <w:t xml:space="preserve"> </w:t>
@@ -2586,35 +2821,41 @@
         <w:t xml:space="preserve">“</w:t>
       </w:r>
       <w:r>
-        <w:t xml:space="preserve">Cita no encontrada.</w:t>
+        <w:t xml:space="preserve">copiar a varios días</w:t>
       </w:r>
       <w:r>
         <w:t xml:space="preserve">”</w:t>
       </w:r>
       <w:r>
-        <w:t xml:space="preserve">, para no revelar qué citas existen.</w:t>
-      </w:r>
-    </w:p>
-    <w:p>
-      <w:pPr>
-        <w:numPr>
-          <w:ilvl w:val="0"/>
-          <w:numId w:val="1007"/>
-        </w:numPr>
-        <w:pStyle w:val="Compact"/>
-      </w:pPr>
-      <w:r>
-        <w:rPr>
-          <w:bCs/>
-          <w:b/>
-        </w:rPr>
-        <w:t xml:space="preserve">Regla incumplida</w:t>
-      </w:r>
-      <w:r>
-        <w:t xml:space="preserve"> </w:t>
-      </w:r>
-      <w:r>
-        <w:t xml:space="preserve">(ya reprogramó, menos de 24 h, cancelada o pasada):</w:t>
+        <w:t xml:space="preserve">. Sugerencia de UI: cuadrícula de 7:00 a 18:00 cada 30 minutos con casillas.</w:t>
+      </w:r>
+      <w:r>
+        <w:t xml:space="preserve"> </w:t>
+      </w:r>
+      <w:r>
+        <w:t xml:space="preserve">-</w:t>
+      </w:r>
+      <w:r>
+        <w:t xml:space="preserve"> </w:t>
+      </w:r>
+      <w:r>
+        <w:rPr>
+          <w:bCs/>
+          <w:b/>
+        </w:rPr>
+        <w:t xml:space="preserve">Quitar:</w:t>
+      </w:r>
+      <w:r>
+        <w:t xml:space="preserve"> </w:t>
+      </w:r>
+      <w:r>
+        <w:rPr>
+          <w:rStyle w:val="VerbatimChar"/>
+        </w:rPr>
+        <w:t xml:space="preserve">DELETE /admin/franjas/:id</w:t>
+      </w:r>
+      <w:r>
+        <w:t xml:space="preserve">. Si la hora tiene cita →</w:t>
       </w:r>
       <w:r>
         <w:t xml:space="preserve"> </w:t>
@@ -2630,22 +2871,99 @@
         <w:t xml:space="preserve"> </w:t>
       </w:r>
       <w:r>
-        <w:t xml:space="preserve">con el</w:t>
-      </w:r>
-      <w:r>
-        <w:t xml:space="preserve"> </w:t>
-      </w:r>
-      <w:r>
-        <w:rPr>
-          <w:rStyle w:val="VerbatimChar"/>
-        </w:rPr>
-        <w:t xml:space="preserve">motivo</w:t>
-      </w:r>
-      <w:r>
-        <w:t xml:space="preserve"> </w:t>
-      </w:r>
-      <w:r>
-        <w:t xml:space="preserve">como mensaje. Hora tomada por otra persona:</w:t>
+        <w:t xml:space="preserve">con el nombre del paciente; hay que reprogramar o cancelar primero.</w:t>
+      </w:r>
+    </w:p>
+    <w:p>
+      <w:pPr>
+        <w:pStyle w:val="BodyText"/>
+      </w:pPr>
+      <w:r>
+        <w:rPr>
+          <w:bCs/>
+          <w:b/>
+        </w:rPr>
+        <w:t xml:space="preserve">Solicitudes y agenda</w:t>
+      </w:r>
+      <w:r>
+        <w:t xml:space="preserve"> </w:t>
+      </w:r>
+      <w:r>
+        <w:t xml:space="preserve">-</w:t>
+      </w:r>
+      <w:r>
+        <w:t xml:space="preserve"> </w:t>
+      </w:r>
+      <w:r>
+        <w:rPr>
+          <w:bCs/>
+          <w:b/>
+        </w:rPr>
+        <w:t xml:space="preserve">Solicitudes por confirmar:</w:t>
+      </w:r>
+      <w:r>
+        <w:t xml:space="preserve"> </w:t>
+      </w:r>
+      <w:r>
+        <w:rPr>
+          <w:rStyle w:val="VerbatimChar"/>
+        </w:rPr>
+        <w:t xml:space="preserve">GET /admin/citas?estado=pendiente&amp;desde=&amp;hasta=</w:t>
+      </w:r>
+      <w:r>
+        <w:t xml:space="preserve">.</w:t>
+      </w:r>
+      <w:r>
+        <w:t xml:space="preserve"> </w:t>
+      </w:r>
+      <w:r>
+        <w:t xml:space="preserve">-</w:t>
+      </w:r>
+      <w:r>
+        <w:t xml:space="preserve"> </w:t>
+      </w:r>
+      <w:r>
+        <w:rPr>
+          <w:bCs/>
+          <w:b/>
+        </w:rPr>
+        <w:t xml:space="preserve">Aceptar:</w:t>
+      </w:r>
+      <w:r>
+        <w:t xml:space="preserve"> </w:t>
+      </w:r>
+      <w:r>
+        <w:rPr>
+          <w:rStyle w:val="VerbatimChar"/>
+        </w:rPr>
+        <w:t xml:space="preserve">POST /admin/citas/:id/aceptar</w:t>
+      </w:r>
+      <w:r>
+        <w:t xml:space="preserve"> </w:t>
+      </w:r>
+      <w:r>
+        <w:t xml:space="preserve">→</w:t>
+      </w:r>
+      <w:r>
+        <w:t xml:space="preserve"> </w:t>
+      </w:r>
+      <w:r>
+        <w:rPr>
+          <w:rStyle w:val="VerbatimChar"/>
+        </w:rPr>
+        <w:t xml:space="preserve">{ mensaje, cita, pacienteId, pacienteNuevo, notificacion }</w:t>
+      </w:r>
+      <w:r>
+        <w:t xml:space="preserve">. Enlaza la cita con el paciente del mismo documento o crea su ficha (</w:t>
+      </w:r>
+      <w:r>
+        <w:rPr>
+          <w:rStyle w:val="VerbatimChar"/>
+        </w:rPr>
+        <w:t xml:space="preserve">pacienteNuevo: true</w:t>
+      </w:r>
+      <w:r>
+        <w:t xml:space="preserve">) y envía el WhatsApp de confirmación con el enlace. Si la hora ya pasó →</w:t>
       </w:r>
       <w:r>
         <w:t xml:space="preserve"> </w:t>
@@ -2660,27 +2978,488 @@
       <w:r>
         <w:t xml:space="preserve">.</w:t>
       </w:r>
-    </w:p>
-    <w:p>
-      <w:pPr>
-        <w:numPr>
-          <w:ilvl w:val="0"/>
-          <w:numId w:val="1007"/>
-        </w:numPr>
-        <w:pStyle w:val="Compact"/>
-      </w:pPr>
-      <w:r>
-        <w:rPr>
-          <w:bCs/>
-          <w:b/>
-        </w:rPr>
-        <w:t xml:space="preserve">Enlace de WhatsApp:</w:t>
-      </w:r>
-      <w:r>
-        <w:t xml:space="preserve"> </w:t>
-      </w:r>
-      <w:r>
-        <w:t xml:space="preserve">al reprogramar desde</w:t>
+      <w:r>
+        <w:t xml:space="preserve"> </w:t>
+      </w:r>
+      <w:r>
+        <w:t xml:space="preserve">-</w:t>
+      </w:r>
+      <w:r>
+        <w:t xml:space="preserve"> </w:t>
+      </w:r>
+      <w:r>
+        <w:rPr>
+          <w:bCs/>
+          <w:b/>
+        </w:rPr>
+        <w:t xml:space="preserve">Rechazar:</w:t>
+      </w:r>
+      <w:r>
+        <w:t xml:space="preserve"> </w:t>
+      </w:r>
+      <w:r>
+        <w:rPr>
+          <w:rStyle w:val="VerbatimChar"/>
+        </w:rPr>
+        <w:t xml:space="preserve">POST /admin/citas/:id/rechazar</w:t>
+      </w:r>
+      <w:r>
+        <w:t xml:space="preserve"> </w:t>
+      </w:r>
+      <w:r>
+        <w:t xml:space="preserve">→</w:t>
+      </w:r>
+      <w:r>
+        <w:t xml:space="preserve"> </w:t>
+      </w:r>
+      <w:r>
+        <w:rPr>
+          <w:rStyle w:val="VerbatimChar"/>
+        </w:rPr>
+        <w:t xml:space="preserve">{ mensaje, notificacion }</w:t>
+      </w:r>
+      <w:r>
+        <w:t xml:space="preserve">. Libera la hora y envía un WhatsApp invitando a pedir otra.</w:t>
+      </w:r>
+      <w:r>
+        <w:t xml:space="preserve"> </w:t>
+      </w:r>
+      <w:r>
+        <w:t xml:space="preserve">-</w:t>
+      </w:r>
+      <w:r>
+        <w:t xml:space="preserve"> </w:t>
+      </w:r>
+      <w:r>
+        <w:rPr>
+          <w:bCs/>
+          <w:b/>
+        </w:rPr>
+        <w:t xml:space="preserve">Agendar a un paciente</w:t>
+      </w:r>
+      <w:r>
+        <w:t xml:space="preserve"> </w:t>
+      </w:r>
+      <w:r>
+        <w:t xml:space="preserve">(llegó al consultorio o llamó):</w:t>
+      </w:r>
+      <w:r>
+        <w:t xml:space="preserve"> </w:t>
+      </w:r>
+      <w:r>
+        <w:rPr>
+          <w:rStyle w:val="VerbatimChar"/>
+        </w:rPr>
+        <w:t xml:space="preserve">POST /admin/citas</w:t>
+      </w:r>
+      <w:r>
+        <w:t xml:space="preserve"> </w:t>
+      </w:r>
+      <w:r>
+        <w:rPr>
+          <w:rStyle w:val="VerbatimChar"/>
+        </w:rPr>
+        <w:t xml:space="preserve">{ pacienteId, especialidadId, franjaId }</w:t>
+      </w:r>
+      <w:r>
+        <w:t xml:space="preserve"> </w:t>
+      </w:r>
+      <w:r>
+        <w:t xml:space="preserve">→ 201</w:t>
+      </w:r>
+      <w:r>
+        <w:t xml:space="preserve"> </w:t>
+      </w:r>
+      <w:r>
+        <w:rPr>
+          <w:rStyle w:val="VerbatimChar"/>
+        </w:rPr>
+        <w:t xml:space="preserve">{ mensaje, cita, notificacion }</w:t>
+      </w:r>
+      <w:r>
+        <w:t xml:space="preserve">. Queda confirmada de una vez.</w:t>
+      </w:r>
+      <w:r>
+        <w:t xml:space="preserve"> </w:t>
+      </w:r>
+      <w:r>
+        <w:t xml:space="preserve">-</w:t>
+      </w:r>
+      <w:r>
+        <w:t xml:space="preserve"> </w:t>
+      </w:r>
+      <w:r>
+        <w:rPr>
+          <w:bCs/>
+          <w:b/>
+        </w:rPr>
+        <w:t xml:space="preserve">Ver:</w:t>
+      </w:r>
+      <w:r>
+        <w:t xml:space="preserve"> </w:t>
+      </w:r>
+      <w:r>
+        <w:rPr>
+          <w:rStyle w:val="VerbatimChar"/>
+        </w:rPr>
+        <w:t xml:space="preserve">GET /admin/citas?fecha=</w:t>
+      </w:r>
+      <w:r>
+        <w:t xml:space="preserve"> </w:t>
+      </w:r>
+      <w:r>
+        <w:t xml:space="preserve">o</w:t>
+      </w:r>
+      <w:r>
+        <w:t xml:space="preserve"> </w:t>
+      </w:r>
+      <w:r>
+        <w:rPr>
+          <w:rStyle w:val="VerbatimChar"/>
+        </w:rPr>
+        <w:t xml:space="preserve">?desde=&amp;hasta=</w:t>
+      </w:r>
+      <w:r>
+        <w:t xml:space="preserve">, más</w:t>
+      </w:r>
+      <w:r>
+        <w:t xml:space="preserve"> </w:t>
+      </w:r>
+      <w:r>
+        <w:rPr>
+          <w:rStyle w:val="VerbatimChar"/>
+        </w:rPr>
+        <w:t xml:space="preserve">&amp;especialistaId=&amp;estado=&amp;q=</w:t>
+      </w:r>
+      <w:r>
+        <w:t xml:space="preserve"> </w:t>
+      </w:r>
+      <w:r>
+        <w:t xml:space="preserve">(</w:t>
+      </w:r>
+      <w:r>
+        <w:rPr>
+          <w:rStyle w:val="VerbatimChar"/>
+        </w:rPr>
+        <w:t xml:space="preserve">q</w:t>
+      </w:r>
+      <w:r>
+        <w:t xml:space="preserve"> </w:t>
+      </w:r>
+      <w:r>
+        <w:t xml:space="preserve">busca por nombre, documento o teléfono) → citas con</w:t>
+      </w:r>
+      <w:r>
+        <w:t xml:space="preserve"> </w:t>
+      </w:r>
+      <w:r>
+        <w:rPr>
+          <w:rStyle w:val="VerbatimChar"/>
+        </w:rPr>
+        <w:t xml:space="preserve">especialidadId</w:t>
+      </w:r>
+      <w:r>
+        <w:t xml:space="preserve">,</w:t>
+      </w:r>
+      <w:r>
+        <w:t xml:space="preserve"> </w:t>
+      </w:r>
+      <w:r>
+        <w:rPr>
+          <w:rStyle w:val="VerbatimChar"/>
+        </w:rPr>
+        <w:t xml:space="preserve">documento</w:t>
+      </w:r>
+      <w:r>
+        <w:t xml:space="preserve">,</w:t>
+      </w:r>
+      <w:r>
+        <w:t xml:space="preserve"> </w:t>
+      </w:r>
+      <w:r>
+        <w:rPr>
+          <w:rStyle w:val="VerbatimChar"/>
+        </w:rPr>
+        <w:t xml:space="preserve">telefono</w:t>
+      </w:r>
+      <w:r>
+        <w:t xml:space="preserve">,</w:t>
+      </w:r>
+      <w:r>
+        <w:t xml:space="preserve"> </w:t>
+      </w:r>
+      <w:r>
+        <w:rPr>
+          <w:rStyle w:val="VerbatimChar"/>
+        </w:rPr>
+        <w:t xml:space="preserve">correo</w:t>
+      </w:r>
+      <w:r>
+        <w:t xml:space="preserve">,</w:t>
+      </w:r>
+      <w:r>
+        <w:t xml:space="preserve"> </w:t>
+      </w:r>
+      <w:r>
+        <w:rPr>
+          <w:rStyle w:val="VerbatimChar"/>
+        </w:rPr>
+        <w:t xml:space="preserve">pacienteId</w:t>
+      </w:r>
+      <w:r>
+        <w:t xml:space="preserve">,</w:t>
+      </w:r>
+      <w:r>
+        <w:t xml:space="preserve"> </w:t>
+      </w:r>
+      <w:r>
+        <w:rPr>
+          <w:rStyle w:val="VerbatimChar"/>
+        </w:rPr>
+        <w:t xml:space="preserve">canceladaPor</w:t>
+      </w:r>
+      <w:r>
+        <w:t xml:space="preserve">,</w:t>
+      </w:r>
+      <w:r>
+        <w:t xml:space="preserve"> </w:t>
+      </w:r>
+      <w:r>
+        <w:rPr>
+          <w:rStyle w:val="VerbatimChar"/>
+        </w:rPr>
+        <w:t xml:space="preserve">creadoEn</w:t>
+      </w:r>
+      <w:r>
+        <w:t xml:space="preserve">.</w:t>
+      </w:r>
+      <w:r>
+        <w:t xml:space="preserve"> </w:t>
+      </w:r>
+      <w:r>
+        <w:t xml:space="preserve">-</w:t>
+      </w:r>
+      <w:r>
+        <w:t xml:space="preserve"> </w:t>
+      </w:r>
+      <w:r>
+        <w:rPr>
+          <w:bCs/>
+          <w:b/>
+        </w:rPr>
+        <w:t xml:space="preserve">Cambiar estado:</w:t>
+      </w:r>
+      <w:r>
+        <w:t xml:space="preserve"> </w:t>
+      </w:r>
+      <w:r>
+        <w:rPr>
+          <w:rStyle w:val="VerbatimChar"/>
+        </w:rPr>
+        <w:t xml:space="preserve">PATCH /admin/citas/:id/estado</w:t>
+      </w:r>
+      <w:r>
+        <w:t xml:space="preserve"> </w:t>
+      </w:r>
+      <w:r>
+        <w:rPr>
+          <w:rStyle w:val="VerbatimChar"/>
+        </w:rPr>
+        <w:t xml:space="preserve">{ estado: "atendida" | "no_asistio" | "cancelada" }</w:t>
+      </w:r>
+      <w:r>
+        <w:t xml:space="preserve">. Solo para citas confirmadas (una pendiente se acepta o se rechaza). Atendida o no asistió solo se permite cuando ya llegó la hora.</w:t>
+      </w:r>
+      <w:r>
+        <w:t xml:space="preserve"> </w:t>
+      </w:r>
+      <w:r>
+        <w:t xml:space="preserve">-</w:t>
+      </w:r>
+      <w:r>
+        <w:t xml:space="preserve"> </w:t>
+      </w:r>
+      <w:r>
+        <w:rPr>
+          <w:bCs/>
+          <w:b/>
+        </w:rPr>
+        <w:t xml:space="preserve">Reprogramar:</w:t>
+      </w:r>
+      <w:r>
+        <w:t xml:space="preserve"> </w:t>
+      </w:r>
+      <w:r>
+        <w:rPr>
+          <w:rStyle w:val="VerbatimChar"/>
+        </w:rPr>
+        <w:t xml:space="preserve">POST /admin/citas/:id/reprogramar</w:t>
+      </w:r>
+      <w:r>
+        <w:t xml:space="preserve"> </w:t>
+      </w:r>
+      <w:r>
+        <w:rPr>
+          <w:rStyle w:val="VerbatimChar"/>
+        </w:rPr>
+        <w:t xml:space="preserve">{ franjaId }</w:t>
+      </w:r>
+      <w:r>
+        <w:t xml:space="preserve">. Para citas pendientes o confirmadas; no tiene límite y puede pasar la cita a otro especialista de la misma especialidad. Respuesta:</w:t>
+      </w:r>
+      <w:r>
+        <w:t xml:space="preserve"> </w:t>
+      </w:r>
+      <w:r>
+        <w:rPr>
+          <w:rStyle w:val="VerbatimChar"/>
+        </w:rPr>
+        <w:t xml:space="preserve">{ mensaje, cita, notificacion }</w:t>
+      </w:r>
+      <w:r>
+        <w:t xml:space="preserve">;</w:t>
+      </w:r>
+      <w:r>
+        <w:t xml:space="preserve"> </w:t>
+      </w:r>
+      <w:r>
+        <w:rPr>
+          <w:rStyle w:val="VerbatimChar"/>
+        </w:rPr>
+        <w:t xml:space="preserve">notificacion</w:t>
+      </w:r>
+      <w:r>
+        <w:t xml:space="preserve"> </w:t>
+      </w:r>
+      <w:r>
+        <w:t xml:space="preserve">es</w:t>
+      </w:r>
+      <w:r>
+        <w:t xml:space="preserve"> </w:t>
+      </w:r>
+      <w:r>
+        <w:rPr>
+          <w:rStyle w:val="VerbatimChar"/>
+        </w:rPr>
+        <w:t xml:space="preserve">null</w:t>
+      </w:r>
+      <w:r>
+        <w:t xml:space="preserve"> </w:t>
+      </w:r>
+      <w:r>
+        <w:t xml:space="preserve">si la cita estaba pendiente (el paciente se entera al aceptarla).</w:t>
+      </w:r>
+      <w:r>
+        <w:t xml:space="preserve"> </w:t>
+      </w:r>
+      <w:r>
+        <w:t xml:space="preserve">-</w:t>
+      </w:r>
+      <w:r>
+        <w:t xml:space="preserve"> </w:t>
+      </w:r>
+      <w:r>
+        <w:rPr>
+          <w:bCs/>
+          <w:b/>
+        </w:rPr>
+        <w:t xml:space="preserve">Cancelar</w:t>
+      </w:r>
+      <w:r>
+        <w:t xml:space="preserve"> </w:t>
+      </w:r>
+      <w:r>
+        <w:t xml:space="preserve">(</w:t>
+      </w:r>
+      <w:r>
+        <w:rPr>
+          <w:rStyle w:val="VerbatimChar"/>
+        </w:rPr>
+        <w:t xml:space="preserve">PATCH …/estado</w:t>
+      </w:r>
+      <w:r>
+        <w:t xml:space="preserve"> </w:t>
+      </w:r>
+      <w:r>
+        <w:t xml:space="preserve">con</w:t>
+      </w:r>
+      <w:r>
+        <w:t xml:space="preserve"> </w:t>
+      </w:r>
+      <w:r>
+        <w:rPr>
+          <w:rStyle w:val="VerbatimChar"/>
+        </w:rPr>
+        <w:t xml:space="preserve">cancelada</w:t>
+      </w:r>
+      <w:r>
+        <w:t xml:space="preserve">) responde</w:t>
+      </w:r>
+      <w:r>
+        <w:t xml:space="preserve"> </w:t>
+      </w:r>
+      <w:r>
+        <w:rPr>
+          <w:rStyle w:val="VerbatimChar"/>
+        </w:rPr>
+        <w:t xml:space="preserve">{ mensaje, notificacion }</w:t>
+      </w:r>
+      <w:r>
+        <w:t xml:space="preserve">.</w:t>
+      </w:r>
+      <w:r>
+        <w:t xml:space="preserve"> </w:t>
+      </w:r>
+      <w:r>
+        <w:rPr>
+          <w:rStyle w:val="VerbatimChar"/>
+        </w:rPr>
+        <w:t xml:space="preserve">notificacion</w:t>
+      </w:r>
+      <w:r>
+        <w:t xml:space="preserve"> </w:t>
+      </w:r>
+      <w:r>
+        <w:t xml:space="preserve">es</w:t>
+      </w:r>
+      <w:r>
+        <w:t xml:space="preserve"> </w:t>
+      </w:r>
+      <w:r>
+        <w:rPr>
+          <w:rStyle w:val="VerbatimChar"/>
+        </w:rPr>
+        <w:t xml:space="preserve">{ id, estado, enlaceWhatsApp }</w:t>
+      </w:r>
+      <w:r>
+        <w:t xml:space="preserve">: si</w:t>
+      </w:r>
+      <w:r>
+        <w:t xml:space="preserve"> </w:t>
+      </w:r>
+      <w:r>
+        <w:rPr>
+          <w:rStyle w:val="VerbatimChar"/>
+        </w:rPr>
+        <w:t xml:space="preserve">estado</w:t>
+      </w:r>
+      <w:r>
+        <w:t xml:space="preserve"> </w:t>
+      </w:r>
+      <w:r>
+        <w:t xml:space="preserve">es</w:t>
+      </w:r>
+      <w:r>
+        <w:t xml:space="preserve"> </w:t>
+      </w:r>
+      <w:r>
+        <w:rPr>
+          <w:rStyle w:val="VerbatimChar"/>
+        </w:rPr>
+        <w:t xml:space="preserve">pendiente</w:t>
+      </w:r>
+      <w:r>
+        <w:t xml:space="preserve">, el panel ofrece</w:t>
       </w:r>
       <w:r>
         <w:t xml:space="preserve"> </w:t>
@@ -2689,7 +3468,7 @@
         <w:t xml:space="preserve">“</w:t>
       </w:r>
       <w:r>
-        <w:t xml:space="preserve">Mis citas</w:t>
+        <w:t xml:space="preserve">Enviar por WhatsApp</w:t>
       </w:r>
       <w:r>
         <w:t xml:space="preserve">”</w:t>
@@ -2698,63 +3477,37 @@
         <w:t xml:space="preserve"> </w:t>
       </w:r>
       <w:r>
-        <w:t xml:space="preserve">el mensaje lleva un enlace nuevo y el anterior deja de servir, igual que cuando reprograma la secretaria.</w:t>
-      </w:r>
-    </w:p>
-    <w:p>
-      <w:pPr>
-        <w:numPr>
-          <w:ilvl w:val="0"/>
-          <w:numId w:val="1007"/>
-        </w:numPr>
-        <w:pStyle w:val="Compact"/>
-      </w:pPr>
-      <w:r>
-        <w:rPr>
-          <w:bCs/>
-          <w:b/>
-        </w:rPr>
-        <w:t xml:space="preserve">Agendar con sesión:</w:t>
-      </w:r>
-      <w:r>
-        <w:t xml:space="preserve"> </w:t>
-      </w:r>
-      <w:r>
-        <w:t xml:space="preserve">el formulario se llena con</w:t>
-      </w:r>
-      <w:r>
-        <w:t xml:space="preserve"> </w:t>
-      </w:r>
-      <w:r>
-        <w:rPr>
-          <w:rStyle w:val="VerbatimChar"/>
-        </w:rPr>
-        <w:t xml:space="preserve">GET /auth/perfil</w:t>
-      </w:r>
-      <w:r>
-        <w:t xml:space="preserve">; el paciente solo confirma la autorización de datos.</w:t>
-      </w:r>
-    </w:p>
-    <w:bookmarkEnd w:id="23"/>
-    <w:bookmarkStart w:id="24" w:name="X9f6c278bb6b588260d8a391646e30302db82efa"/>
-    <w:p>
-      <w:pPr>
-        <w:pStyle w:val="Heading2"/>
-      </w:pPr>
-      <w:r>
-        <w:t xml:space="preserve">4. Panel de la secretaria (todo exige rol administrador)</w:t>
-      </w:r>
-    </w:p>
-    <w:p>
-      <w:pPr>
-        <w:pStyle w:val="FirstParagraph"/>
-      </w:pPr>
-      <w:r>
-        <w:rPr>
-          <w:bCs/>
-          <w:b/>
-        </w:rPr>
-        <w:t xml:space="preserve">Especialidades</w:t>
+        <w:t xml:space="preserve">y</w:t>
+      </w:r>
+      <w:r>
+        <w:t xml:space="preserve"> </w:t>
+      </w:r>
+      <w:r>
+        <w:t xml:space="preserve">“</w:t>
+      </w:r>
+      <w:r>
+        <w:t xml:space="preserve">Marcar como enviado</w:t>
+      </w:r>
+      <w:r>
+        <w:t xml:space="preserve">”</w:t>
+      </w:r>
+      <w:r>
+        <w:t xml:space="preserve"> </w:t>
+      </w:r>
+      <w:r>
+        <w:t xml:space="preserve">ahí mismo.</w:t>
+      </w:r>
+    </w:p>
+    <w:p>
+      <w:pPr>
+        <w:pStyle w:val="BodyText"/>
+      </w:pPr>
+      <w:r>
+        <w:rPr>
+          <w:bCs/>
+          <w:b/>
+        </w:rPr>
+        <w:t xml:space="preserve">Mensajes de WhatsApp (modo manual)</w:t>
       </w:r>
       <w:r>
         <w:t xml:space="preserve"> </w:t>
@@ -2769,7 +3522,273 @@
         <w:rPr>
           <w:rStyle w:val="VerbatimChar"/>
         </w:rPr>
-        <w:t xml:space="preserve">GET /admin/especialidades</w:t>
+        <w:t xml:space="preserve">GET /admin/notificaciones?estado=pendiente</w:t>
+      </w:r>
+      <w:r>
+        <w:t xml:space="preserve"> </w:t>
+      </w:r>
+      <w:r>
+        <w:t xml:space="preserve">(o</w:t>
+      </w:r>
+      <w:r>
+        <w:t xml:space="preserve"> </w:t>
+      </w:r>
+      <w:r>
+        <w:rPr>
+          <w:rStyle w:val="VerbatimChar"/>
+        </w:rPr>
+        <w:t xml:space="preserve">fallida</w:t>
+      </w:r>
+      <w:r>
+        <w:t xml:space="preserve">,</w:t>
+      </w:r>
+      <w:r>
+        <w:t xml:space="preserve"> </w:t>
+      </w:r>
+      <w:r>
+        <w:rPr>
+          <w:rStyle w:val="VerbatimChar"/>
+        </w:rPr>
+        <w:t xml:space="preserve">enviada</w:t>
+      </w:r>
+      <w:r>
+        <w:t xml:space="preserve">) →</w:t>
+      </w:r>
+      <w:r>
+        <w:t xml:space="preserve"> </w:t>
+      </w:r>
+      <w:r>
+        <w:rPr>
+          <w:rStyle w:val="VerbatimChar"/>
+        </w:rPr>
+        <w:t xml:space="preserve">[{ id, citaId, paciente, tipo, destino, mensaje, enlaceWhatsApp, creadoEn }]</w:t>
+      </w:r>
+      <w:r>
+        <w:t xml:space="preserve"> </w:t>
+      </w:r>
+      <w:r>
+        <w:t xml:space="preserve">- Botón</w:t>
+      </w:r>
+      <w:r>
+        <w:t xml:space="preserve"> </w:t>
+      </w:r>
+      <w:r>
+        <w:rPr>
+          <w:bCs/>
+          <w:b/>
+        </w:rPr>
+        <w:t xml:space="preserve">“</w:t>
+      </w:r>
+      <w:r>
+        <w:rPr>
+          <w:bCs/>
+          <w:b/>
+        </w:rPr>
+        <w:t xml:space="preserve">Enviar por WhatsApp</w:t>
+      </w:r>
+      <w:r>
+        <w:rPr>
+          <w:bCs/>
+          <w:b/>
+        </w:rPr>
+        <w:t xml:space="preserve">”</w:t>
+      </w:r>
+      <w:r>
+        <w:t xml:space="preserve">: abre</w:t>
+      </w:r>
+      <w:r>
+        <w:t xml:space="preserve"> </w:t>
+      </w:r>
+      <w:r>
+        <w:rPr>
+          <w:rStyle w:val="VerbatimChar"/>
+        </w:rPr>
+        <w:t xml:space="preserve">enlaceWhatsApp</w:t>
+      </w:r>
+      <w:r>
+        <w:t xml:space="preserve"> </w:t>
+      </w:r>
+      <w:r>
+        <w:t xml:space="preserve">en pestaña nueva. Abre la app o WhatsApp Web de la clínica con el texto listo.</w:t>
+      </w:r>
+      <w:r>
+        <w:t xml:space="preserve"> </w:t>
+      </w:r>
+      <w:r>
+        <w:t xml:space="preserve">- Luego, botón</w:t>
+      </w:r>
+      <w:r>
+        <w:t xml:space="preserve"> </w:t>
+      </w:r>
+      <w:r>
+        <w:rPr>
+          <w:bCs/>
+          <w:b/>
+        </w:rPr>
+        <w:t xml:space="preserve">“</w:t>
+      </w:r>
+      <w:r>
+        <w:rPr>
+          <w:bCs/>
+          <w:b/>
+        </w:rPr>
+        <w:t xml:space="preserve">Marcar como enviado</w:t>
+      </w:r>
+      <w:r>
+        <w:rPr>
+          <w:bCs/>
+          <w:b/>
+        </w:rPr>
+        <w:t xml:space="preserve">”</w:t>
+      </w:r>
+      <w:r>
+        <w:t xml:space="preserve">:</w:t>
+      </w:r>
+      <w:r>
+        <w:t xml:space="preserve"> </w:t>
+      </w:r>
+      <w:r>
+        <w:rPr>
+          <w:rStyle w:val="VerbatimChar"/>
+        </w:rPr>
+        <w:t xml:space="preserve">PATCH /admin/notificaciones/:id</w:t>
+      </w:r>
+      <w:r>
+        <w:t xml:space="preserve"> </w:t>
+      </w:r>
+      <w:r>
+        <w:rPr>
+          <w:rStyle w:val="VerbatimChar"/>
+        </w:rPr>
+        <w:t xml:space="preserve">{ estado: "enviada" }</w:t>
+      </w:r>
+      <w:r>
+        <w:t xml:space="preserve">.</w:t>
+      </w:r>
+      <w:r>
+        <w:t xml:space="preserve"> </w:t>
+      </w:r>
+      <w:r>
+        <w:t xml:space="preserve">-</w:t>
+      </w:r>
+      <w:r>
+        <w:t xml:space="preserve"> </w:t>
+      </w:r>
+      <w:r>
+        <w:rPr>
+          <w:bCs/>
+          <w:b/>
+        </w:rPr>
+        <w:t xml:space="preserve">Tipos de mensaje:</w:t>
+      </w:r>
+      <w:r>
+        <w:t xml:space="preserve"> </w:t>
+      </w:r>
+      <w:r>
+        <w:rPr>
+          <w:rStyle w:val="VerbatimChar"/>
+        </w:rPr>
+        <w:t xml:space="preserve">confirmacion</w:t>
+      </w:r>
+      <w:r>
+        <w:t xml:space="preserve">,</w:t>
+      </w:r>
+      <w:r>
+        <w:t xml:space="preserve"> </w:t>
+      </w:r>
+      <w:r>
+        <w:rPr>
+          <w:rStyle w:val="VerbatimChar"/>
+        </w:rPr>
+        <w:t xml:space="preserve">reprogramacion</w:t>
+      </w:r>
+      <w:r>
+        <w:t xml:space="preserve">,</w:t>
+      </w:r>
+      <w:r>
+        <w:t xml:space="preserve"> </w:t>
+      </w:r>
+      <w:r>
+        <w:rPr>
+          <w:rStyle w:val="VerbatimChar"/>
+        </w:rPr>
+        <w:t xml:space="preserve">cancelacion</w:t>
+      </w:r>
+      <w:r>
+        <w:t xml:space="preserve">,</w:t>
+      </w:r>
+      <w:r>
+        <w:t xml:space="preserve"> </w:t>
+      </w:r>
+      <w:r>
+        <w:rPr>
+          <w:rStyle w:val="VerbatimChar"/>
+        </w:rPr>
+        <w:t xml:space="preserve">rechazo</w:t>
+      </w:r>
+      <w:r>
+        <w:t xml:space="preserve"> </w:t>
+      </w:r>
+      <w:r>
+        <w:t xml:space="preserve">y</w:t>
+      </w:r>
+      <w:r>
+        <w:t xml:space="preserve"> </w:t>
+      </w:r>
+      <w:r>
+        <w:rPr>
+          <w:rStyle w:val="VerbatimChar"/>
+        </w:rPr>
+        <w:t xml:space="preserve">recordatorio</w:t>
+      </w:r>
+      <w:r>
+        <w:t xml:space="preserve">.</w:t>
+      </w:r>
+      <w:r>
+        <w:t xml:space="preserve"> </w:t>
+      </w:r>
+      <w:r>
+        <w:t xml:space="preserve">-</w:t>
+      </w:r>
+      <w:r>
+        <w:t xml:space="preserve"> </w:t>
+      </w:r>
+      <w:r>
+        <w:rPr>
+          <w:bCs/>
+          <w:b/>
+        </w:rPr>
+        <w:t xml:space="preserve">Recordatorio 24 horas antes:</w:t>
+      </w:r>
+      <w:r>
+        <w:t xml:space="preserve"> </w:t>
+      </w:r>
+      <w:r>
+        <w:t xml:space="preserve">el servidor revisa cada 30 minutos, dentro del horario configurado, las citas confirmadas que empiezan en las próximas 24 horas; aparecen como mensajes de tipo</w:t>
+      </w:r>
+      <w:r>
+        <w:t xml:space="preserve"> </w:t>
+      </w:r>
+      <w:r>
+        <w:rPr>
+          <w:rStyle w:val="VerbatimChar"/>
+        </w:rPr>
+        <w:t xml:space="preserve">recordatorio</w:t>
+      </w:r>
+      <w:r>
+        <w:t xml:space="preserve"> </w:t>
+      </w:r>
+      <w:r>
+        <w:t xml:space="preserve">(sin enlace). Para generarlos ya:</w:t>
+      </w:r>
+      <w:r>
+        <w:t xml:space="preserve"> </w:t>
+      </w:r>
+      <w:r>
+        <w:rPr>
+          <w:rStyle w:val="VerbatimChar"/>
+        </w:rPr>
+        <w:t xml:space="preserve">POST /admin/recordatorios</w:t>
       </w:r>
       <w:r>
         <w:t xml:space="preserve"> </w:t>
@@ -2784,7 +3803,34 @@
         <w:rPr>
           <w:rStyle w:val="VerbatimChar"/>
         </w:rPr>
-        <w:t xml:space="preserve">[{ id, codigo, nombre, descripcion, activo, especialistasActivos }]</w:t>
+        <w:t xml:space="preserve">{ fecha, revisadas, resultados: [{ citaId, estado }] }</w:t>
+      </w:r>
+      <w:r>
+        <w:t xml:space="preserve">.</w:t>
+      </w:r>
+      <w:r>
+        <w:t xml:space="preserve"> </w:t>
+      </w:r>
+      <w:r>
+        <w:t xml:space="preserve">- Conviene un contador de pendientes visible en el menú del panel.</w:t>
+      </w:r>
+    </w:p>
+    <w:p>
+      <w:pPr>
+        <w:pStyle w:val="BodyText"/>
+      </w:pPr>
+      <w:r>
+        <w:rPr>
+          <w:bCs/>
+          <w:b/>
+        </w:rPr>
+        <w:t xml:space="preserve">Pacientes</w:t>
+      </w:r>
+      <w:r>
+        <w:t xml:space="preserve"> </w:t>
+      </w:r>
+      <w:r>
+        <w:t xml:space="preserve">(registro sin usuario ni contraseña)</w:t>
       </w:r>
       <w:r>
         <w:t xml:space="preserve"> </w:t>
@@ -2799,16 +3845,16 @@
         <w:rPr>
           <w:rStyle w:val="VerbatimChar"/>
         </w:rPr>
-        <w:t xml:space="preserve">POST /admin/especialidades</w:t>
-      </w:r>
-      <w:r>
-        <w:t xml:space="preserve"> </w:t>
-      </w:r>
-      <w:r>
-        <w:rPr>
-          <w:rStyle w:val="VerbatimChar"/>
-        </w:rPr>
-        <w:t xml:space="preserve">{ nombre, descripcion? }</w:t>
+        <w:t xml:space="preserve">POST /pacientes</w:t>
+      </w:r>
+      <w:r>
+        <w:t xml:space="preserve"> </w:t>
+      </w:r>
+      <w:r>
+        <w:rPr>
+          <w:rStyle w:val="VerbatimChar"/>
+        </w:rPr>
+        <w:t xml:space="preserve">{ nombreCompleto, documento, telefono, correo, autorizacionDatos: true }</w:t>
       </w:r>
       <w:r>
         <w:t xml:space="preserve"> </w:t>
@@ -2820,6 +3866,76 @@
         <w:t xml:space="preserve"> </w:t>
       </w:r>
       <w:r>
+        <w:rPr>
+          <w:rStyle w:val="VerbatimChar"/>
+        </w:rPr>
+        <w:t xml:space="preserve">{ mensaje, paciente, citasVinculadas }</w:t>
+      </w:r>
+      <w:r>
+        <w:t xml:space="preserve">. Para quien llega al consultorio.</w:t>
+      </w:r>
+      <w:r>
+        <w:t xml:space="preserve"> </w:t>
+      </w:r>
+      <w:r>
+        <w:rPr>
+          <w:rStyle w:val="VerbatimChar"/>
+        </w:rPr>
+        <w:t xml:space="preserve">citasVinculadas</w:t>
+      </w:r>
+      <w:r>
+        <w:t xml:space="preserve">: citas que pidió antes por la web con el mismo documento y celular. Documento repetido →</w:t>
+      </w:r>
+      <w:r>
+        <w:t xml:space="preserve"> </w:t>
+      </w:r>
+      <w:r>
+        <w:rPr>
+          <w:bCs/>
+          <w:b/>
+        </w:rPr>
+        <w:t xml:space="preserve">409</w:t>
+      </w:r>
+      <w:r>
+        <w:t xml:space="preserve"> </w:t>
+      </w:r>
+      <w:r>
+        <w:t xml:space="preserve">con</w:t>
+      </w:r>
+      <w:r>
+        <w:t xml:space="preserve"> </w:t>
+      </w:r>
+      <w:r>
+        <w:rPr>
+          <w:rStyle w:val="VerbatimChar"/>
+        </w:rPr>
+        <w:t xml:space="preserve">pacienteId</w:t>
+      </w:r>
+      <w:r>
+        <w:t xml:space="preserve"> </w:t>
+      </w:r>
+      <w:r>
+        <w:t xml:space="preserve">del existente, para ofrecer</w:t>
+      </w:r>
+      <w:r>
+        <w:t xml:space="preserve"> </w:t>
+      </w:r>
+      <w:r>
+        <w:t xml:space="preserve">“</w:t>
+      </w:r>
+      <w:r>
+        <w:t xml:space="preserve">Abrir su ficha</w:t>
+      </w:r>
+      <w:r>
+        <w:t xml:space="preserve">”</w:t>
+      </w:r>
+      <w:r>
+        <w:t xml:space="preserve">.</w:t>
+      </w:r>
+      <w:r>
+        <w:t xml:space="preserve"> </w:t>
+      </w:r>
+      <w:r>
         <w:t xml:space="preserve">-</w:t>
       </w:r>
       <w:r>
@@ -2829,16 +3945,25 @@
         <w:rPr>
           <w:rStyle w:val="VerbatimChar"/>
         </w:rPr>
-        <w:t xml:space="preserve">PATCH /admin/especialidades/:id</w:t>
-      </w:r>
-      <w:r>
-        <w:t xml:space="preserve"> </w:t>
-      </w:r>
-      <w:r>
-        <w:rPr>
-          <w:rStyle w:val="VerbatimChar"/>
-        </w:rPr>
-        <w:t xml:space="preserve">{ nombre?, descripcion?, activo? }</w:t>
+        <w:t xml:space="preserve">GET /pacientes?q=</w:t>
+      </w:r>
+      <w:r>
+        <w:t xml:space="preserve"> </w:t>
+      </w:r>
+      <w:r>
+        <w:t xml:space="preserve">→</w:t>
+      </w:r>
+      <w:r>
+        <w:t xml:space="preserve"> </w:t>
+      </w:r>
+      <w:r>
+        <w:rPr>
+          <w:rStyle w:val="VerbatimChar"/>
+        </w:rPr>
+        <w:t xml:space="preserve">[{ id, nombreCompleto, documento, telefono, correo, origen: "web" | "consultorio", fechaAutorizacion, creadoEn }]</w:t>
+      </w:r>
+      <w:r>
+        <w:t xml:space="preserve">; busca por nombre, documento, celular o correo.</w:t>
       </w:r>
     </w:p>
     <w:p>
@@ -2850,7 +3975,7 @@
           <w:bCs/>
           <w:b/>
         </w:rPr>
-        <w:t xml:space="preserve">Especialistas</w:t>
+        <w:t xml:space="preserve">Ficha del paciente e historia clínica</w:t>
       </w:r>
       <w:r>
         <w:t xml:space="preserve"> </w:t>
@@ -2865,7 +3990,7 @@
         <w:rPr>
           <w:rStyle w:val="VerbatimChar"/>
         </w:rPr>
-        <w:t xml:space="preserve">GET /admin/especialistas</w:t>
+        <w:t xml:space="preserve">GET /pacientes/:id</w:t>
       </w:r>
       <w:r>
         <w:t xml:space="preserve"> </w:t>
@@ -2880,7 +4005,28 @@
         <w:rPr>
           <w:rStyle w:val="VerbatimChar"/>
         </w:rPr>
-        <w:t xml:space="preserve">[{ id, nombre, activo, especialidades: [{ id, nombre }] }]</w:t>
+        <w:t xml:space="preserve">{ paciente, citas: [{ id, estado, especialidadId, especialidad, especialistaId, especialista, fecha, hora }], historia: [...] }</w:t>
+      </w:r>
+      <w:r>
+        <w:t xml:space="preserve"> </w:t>
+      </w:r>
+      <w:r>
+        <w:t xml:space="preserve">— la pantalla de ficha en una sola petición.</w:t>
+      </w:r>
+      <w:r>
+        <w:t xml:space="preserve"> </w:t>
+      </w:r>
+      <w:r>
+        <w:rPr>
+          <w:rStyle w:val="VerbatimChar"/>
+        </w:rPr>
+        <w:t xml:space="preserve">citas</w:t>
+      </w:r>
+      <w:r>
+        <w:t xml:space="preserve"> </w:t>
+      </w:r>
+      <w:r>
+        <w:t xml:space="preserve">incluye las que pidió por la web con su documento y aún están pendientes.</w:t>
       </w:r>
       <w:r>
         <w:t xml:space="preserve"> </w:t>
@@ -2895,22 +4041,25 @@
         <w:rPr>
           <w:rStyle w:val="VerbatimChar"/>
         </w:rPr>
-        <w:t xml:space="preserve">POST /admin/especialistas</w:t>
-      </w:r>
-      <w:r>
-        <w:t xml:space="preserve"> </w:t>
-      </w:r>
-      <w:r>
-        <w:rPr>
-          <w:rStyle w:val="VerbatimChar"/>
-        </w:rPr>
-        <w:t xml:space="preserve">{ nombre, especialidadIds: [1, 3] }</w:t>
-      </w:r>
-      <w:r>
-        <w:t xml:space="preserve"> </w:t>
-      </w:r>
-      <w:r>
-        <w:t xml:space="preserve">(al menos una) → 201</w:t>
+        <w:t xml:space="preserve">GET /pacientes/:id/historia</w:t>
+      </w:r>
+      <w:r>
+        <w:t xml:space="preserve"> </w:t>
+      </w:r>
+      <w:r>
+        <w:t xml:space="preserve">→ entradas, la atención más reciente primero:</w:t>
+      </w:r>
+      <w:r>
+        <w:t xml:space="preserve"> </w:t>
+      </w:r>
+      <w:r>
+        <w:rPr>
+          <w:rStyle w:val="VerbatimChar"/>
+        </w:rPr>
+        <w:t xml:space="preserve">[{ id, fechaAtencion, especialidad, especialista, citaId, procedimiento, notas, corrigeA, correcciones: [ids], autor, creadoEn }]</w:t>
+      </w:r>
+      <w:r>
+        <w:t xml:space="preserve">.</w:t>
       </w:r>
       <w:r>
         <w:t xml:space="preserve"> </w:t>
@@ -2925,28 +4074,37 @@
         <w:rPr>
           <w:rStyle w:val="VerbatimChar"/>
         </w:rPr>
-        <w:t xml:space="preserve">PATCH /admin/especialistas/:id</w:t>
-      </w:r>
-      <w:r>
-        <w:t xml:space="preserve"> </w:t>
-      </w:r>
-      <w:r>
-        <w:rPr>
-          <w:rStyle w:val="VerbatimChar"/>
-        </w:rPr>
-        <w:t xml:space="preserve">{ nombre?, activo?, especialidadIds? }</w:t>
-      </w:r>
-    </w:p>
-    <w:p>
-      <w:pPr>
-        <w:pStyle w:val="BodyText"/>
-      </w:pPr>
-      <w:r>
-        <w:rPr>
-          <w:bCs/>
-          <w:b/>
-        </w:rPr>
-        <w:t xml:space="preserve">Disponibilidad</w:t>
+        <w:t xml:space="preserve">POST /pacientes/:id/historia</w:t>
+      </w:r>
+      <w:r>
+        <w:t xml:space="preserve"> </w:t>
+      </w:r>
+      <w:r>
+        <w:rPr>
+          <w:rStyle w:val="VerbatimChar"/>
+        </w:rPr>
+        <w:t xml:space="preserve">{ fechaAtencion, procedimiento, notas?, especialidadId?, especialistaId?, citaId? }</w:t>
+      </w:r>
+      <w:r>
+        <w:t xml:space="preserve"> </w:t>
+      </w:r>
+      <w:r>
+        <w:t xml:space="preserve">→ 201. Con</w:t>
+      </w:r>
+      <w:r>
+        <w:t xml:space="preserve"> </w:t>
+      </w:r>
+      <w:r>
+        <w:rPr>
+          <w:rStyle w:val="VerbatimChar"/>
+        </w:rPr>
+        <w:t xml:space="preserve">citaId</w:t>
+      </w:r>
+      <w:r>
+        <w:t xml:space="preserve"> </w:t>
+      </w:r>
+      <w:r>
+        <w:t xml:space="preserve">(de ese paciente) se pueden omitir fecha, especialidad y especialista. Fecha futura → 400.</w:t>
       </w:r>
       <w:r>
         <w:t xml:space="preserve"> </w:t>
@@ -2959,37 +4117,39 @@
       </w:r>
       <w:r>
         <w:rPr>
-          <w:bCs/>
-          <w:b/>
-        </w:rPr>
-        <w:t xml:space="preserve">Ver:</w:t>
-      </w:r>
-      <w:r>
-        <w:t xml:space="preserve"> </w:t>
-      </w:r>
-      <w:r>
-        <w:rPr>
-          <w:rStyle w:val="VerbatimChar"/>
-        </w:rPr>
-        <w:t xml:space="preserve">GET /admin/especialistas/:id/franjas?desde=&amp;hasta=</w:t>
-      </w:r>
-      <w:r>
-        <w:t xml:space="preserve"> </w:t>
-      </w:r>
-      <w:r>
-        <w:t xml:space="preserve">(por defecto hoy + 30 días) →</w:t>
-      </w:r>
-      <w:r>
-        <w:t xml:space="preserve"> </w:t>
-      </w:r>
-      <w:r>
-        <w:rPr>
-          <w:rStyle w:val="VerbatimChar"/>
-        </w:rPr>
-        <w:t xml:space="preserve">[{ id, fecha, hora, cita: null | { id, paciente, estado } }]</w:t>
-      </w:r>
-      <w:r>
-        <w:t xml:space="preserve">. Pinta cada hora libre u ocupada con el nombre del paciente.</w:t>
+          <w:rStyle w:val="VerbatimChar"/>
+        </w:rPr>
+        <w:t xml:space="preserve">POST /admin/historia/:id/correccion</w:t>
+      </w:r>
+      <w:r>
+        <w:t xml:space="preserve"> </w:t>
+      </w:r>
+      <w:r>
+        <w:rPr>
+          <w:rStyle w:val="VerbatimChar"/>
+        </w:rPr>
+        <w:t xml:space="preserve">{ notas, procedimiento?, fechaAtencion? }</w:t>
+      </w:r>
+      <w:r>
+        <w:t xml:space="preserve"> </w:t>
+      </w:r>
+      <w:r>
+        <w:t xml:space="preserve">→ 201: crea una entrada nueva que corrige a la indicada;</w:t>
+      </w:r>
+      <w:r>
+        <w:t xml:space="preserve"> </w:t>
+      </w:r>
+      <w:r>
+        <w:rPr>
+          <w:rStyle w:val="VerbatimChar"/>
+        </w:rPr>
+        <w:t xml:space="preserve">notas</w:t>
+      </w:r>
+      <w:r>
+        <w:t xml:space="preserve"> </w:t>
+      </w:r>
+      <w:r>
+        <w:t xml:space="preserve">(qué se corrige y por qué) es obligatorio.</w:t>
       </w:r>
       <w:r>
         <w:t xml:space="preserve"> </w:t>
@@ -3005,43 +4165,25 @@
           <w:bCs/>
           <w:b/>
         </w:rPr>
-        <w:t xml:space="preserve">Publicar:</w:t>
-      </w:r>
-      <w:r>
-        <w:t xml:space="preserve"> </w:t>
-      </w:r>
-      <w:r>
-        <w:rPr>
-          <w:rStyle w:val="VerbatimChar"/>
-        </w:rPr>
-        <w:t xml:space="preserve">POST /admin/especialistas/:id/franjas</w:t>
-      </w:r>
-      <w:r>
-        <w:t xml:space="preserve"> </w:t>
-      </w:r>
-      <w:r>
-        <w:rPr>
-          <w:rStyle w:val="VerbatimChar"/>
-        </w:rPr>
-        <w:t xml:space="preserve">{ fechas: ["2026-10-15", "2026-10-16"], horas: ["08:00", "08:30"] }</w:t>
-      </w:r>
-      <w:r>
-        <w:t xml:space="preserve"> </w:t>
-      </w:r>
-      <w:r>
-        <w:t xml:space="preserve">→ 201</w:t>
-      </w:r>
-      <w:r>
-        <w:t xml:space="preserve"> </w:t>
-      </w:r>
-      <w:r>
-        <w:rPr>
-          <w:rStyle w:val="VerbatimChar"/>
-        </w:rPr>
-        <w:t xml:space="preserve">{ total }</w:t>
-      </w:r>
-      <w:r>
-        <w:t xml:space="preserve">. Publica cada hora en cada fecha; varias fechas sirven de</w:t>
+        <w:t xml:space="preserve">No hay editar ni borrar</w:t>
+      </w:r>
+      <w:r>
+        <w:t xml:space="preserve">: la historia clínica no se modifica (Resolución 1995 de 1999). En pantalla, una entrada con</w:t>
+      </w:r>
+      <w:r>
+        <w:t xml:space="preserve"> </w:t>
+      </w:r>
+      <w:r>
+        <w:rPr>
+          <w:rStyle w:val="VerbatimChar"/>
+        </w:rPr>
+        <w:t xml:space="preserve">correcciones</w:t>
+      </w:r>
+      <w:r>
+        <w:t xml:space="preserve"> </w:t>
+      </w:r>
+      <w:r>
+        <w:t xml:space="preserve">se muestra tachada o marcada</w:t>
       </w:r>
       <w:r>
         <w:t xml:space="preserve"> </w:t>
@@ -3050,421 +4192,16 @@
         <w:t xml:space="preserve">“</w:t>
       </w:r>
       <w:r>
-        <w:t xml:space="preserve">copiar a varios días</w:t>
+        <w:t xml:space="preserve">Corregida</w:t>
       </w:r>
       <w:r>
         <w:t xml:space="preserve">”</w:t>
       </w:r>
       <w:r>
-        <w:t xml:space="preserve">. Sugerencia de UI: cuadrícula de 7:00 a 18:00 cada 30 minutos con casillas.</w:t>
-      </w:r>
-      <w:r>
-        <w:t xml:space="preserve"> </w:t>
-      </w:r>
-      <w:r>
-        <w:t xml:space="preserve">-</w:t>
-      </w:r>
-      <w:r>
-        <w:t xml:space="preserve"> </w:t>
-      </w:r>
-      <w:r>
-        <w:rPr>
-          <w:bCs/>
-          <w:b/>
-        </w:rPr>
-        <w:t xml:space="preserve">Quitar:</w:t>
-      </w:r>
-      <w:r>
-        <w:t xml:space="preserve"> </w:t>
-      </w:r>
-      <w:r>
-        <w:rPr>
-          <w:rStyle w:val="VerbatimChar"/>
-        </w:rPr>
-        <w:t xml:space="preserve">DELETE /admin/franjas/:id</w:t>
-      </w:r>
-      <w:r>
-        <w:t xml:space="preserve">. Si la hora tiene cita →</w:t>
-      </w:r>
-      <w:r>
-        <w:t xml:space="preserve"> </w:t>
-      </w:r>
-      <w:r>
-        <w:rPr>
-          <w:bCs/>
-          <w:b/>
-        </w:rPr>
-        <w:t xml:space="preserve">409</w:t>
-      </w:r>
-      <w:r>
-        <w:t xml:space="preserve"> </w:t>
-      </w:r>
-      <w:r>
-        <w:t xml:space="preserve">con el nombre del paciente; hay que reprogramar o cancelar primero.</w:t>
-      </w:r>
-    </w:p>
-    <w:p>
-      <w:pPr>
-        <w:pStyle w:val="BodyText"/>
-      </w:pPr>
-      <w:r>
-        <w:rPr>
-          <w:bCs/>
-          <w:b/>
-        </w:rPr>
-        <w:t xml:space="preserve">Agenda</w:t>
-      </w:r>
-      <w:r>
-        <w:t xml:space="preserve"> </w:t>
-      </w:r>
-      <w:r>
-        <w:t xml:space="preserve">-</w:t>
-      </w:r>
-      <w:r>
-        <w:t xml:space="preserve"> </w:t>
-      </w:r>
-      <w:r>
-        <w:rPr>
-          <w:bCs/>
-          <w:b/>
-        </w:rPr>
-        <w:t xml:space="preserve">Ver:</w:t>
-      </w:r>
-      <w:r>
-        <w:t xml:space="preserve"> </w:t>
-      </w:r>
-      <w:r>
-        <w:rPr>
-          <w:rStyle w:val="VerbatimChar"/>
-        </w:rPr>
-        <w:t xml:space="preserve">GET /admin/citas?fecha=</w:t>
-      </w:r>
-      <w:r>
-        <w:t xml:space="preserve"> </w:t>
-      </w:r>
-      <w:r>
-        <w:t xml:space="preserve">o</w:t>
-      </w:r>
-      <w:r>
-        <w:t xml:space="preserve"> </w:t>
-      </w:r>
-      <w:r>
-        <w:rPr>
-          <w:rStyle w:val="VerbatimChar"/>
-        </w:rPr>
-        <w:t xml:space="preserve">?desde=&amp;hasta=</w:t>
-      </w:r>
-      <w:r>
-        <w:t xml:space="preserve">, más</w:t>
-      </w:r>
-      <w:r>
-        <w:t xml:space="preserve"> </w:t>
-      </w:r>
-      <w:r>
-        <w:rPr>
-          <w:rStyle w:val="VerbatimChar"/>
-        </w:rPr>
-        <w:t xml:space="preserve">&amp;especialistaId=&amp;estado=&amp;q=</w:t>
-      </w:r>
-      <w:r>
-        <w:t xml:space="preserve"> </w:t>
-      </w:r>
-      <w:r>
-        <w:t xml:space="preserve">(</w:t>
-      </w:r>
-      <w:r>
-        <w:rPr>
-          <w:rStyle w:val="VerbatimChar"/>
-        </w:rPr>
-        <w:t xml:space="preserve">q</w:t>
-      </w:r>
-      <w:r>
-        <w:t xml:space="preserve"> </w:t>
-      </w:r>
-      <w:r>
-        <w:t xml:space="preserve">busca por nombre, documento o teléfono) → citas con</w:t>
-      </w:r>
-      <w:r>
-        <w:t xml:space="preserve"> </w:t>
-      </w:r>
-      <w:r>
-        <w:rPr>
-          <w:rStyle w:val="VerbatimChar"/>
-        </w:rPr>
-        <w:t xml:space="preserve">especialidadId</w:t>
-      </w:r>
-      <w:r>
-        <w:t xml:space="preserve">,</w:t>
-      </w:r>
-      <w:r>
-        <w:t xml:space="preserve"> </w:t>
-      </w:r>
-      <w:r>
-        <w:rPr>
-          <w:rStyle w:val="VerbatimChar"/>
-        </w:rPr>
-        <w:t xml:space="preserve">documento</w:t>
-      </w:r>
-      <w:r>
-        <w:t xml:space="preserve">,</w:t>
-      </w:r>
-      <w:r>
-        <w:t xml:space="preserve"> </w:t>
-      </w:r>
-      <w:r>
-        <w:rPr>
-          <w:rStyle w:val="VerbatimChar"/>
-        </w:rPr>
-        <w:t xml:space="preserve">telefono</w:t>
-      </w:r>
-      <w:r>
-        <w:t xml:space="preserve">,</w:t>
-      </w:r>
-      <w:r>
-        <w:t xml:space="preserve"> </w:t>
-      </w:r>
-      <w:r>
-        <w:rPr>
-          <w:rStyle w:val="VerbatimChar"/>
-        </w:rPr>
-        <w:t xml:space="preserve">correo</w:t>
-      </w:r>
-      <w:r>
-        <w:t xml:space="preserve">,</w:t>
-      </w:r>
-      <w:r>
-        <w:t xml:space="preserve"> </w:t>
-      </w:r>
-      <w:r>
-        <w:rPr>
-          <w:rStyle w:val="VerbatimChar"/>
-        </w:rPr>
-        <w:t xml:space="preserve">pacienteId</w:t>
-      </w:r>
-      <w:r>
-        <w:t xml:space="preserve">,</w:t>
-      </w:r>
-      <w:r>
-        <w:t xml:space="preserve"> </w:t>
-      </w:r>
-      <w:r>
-        <w:rPr>
-          <w:rStyle w:val="VerbatimChar"/>
-        </w:rPr>
-        <w:t xml:space="preserve">canceladaPor</w:t>
-      </w:r>
-      <w:r>
-        <w:t xml:space="preserve">,</w:t>
-      </w:r>
-      <w:r>
-        <w:t xml:space="preserve"> </w:t>
-      </w:r>
-      <w:r>
-        <w:rPr>
-          <w:rStyle w:val="VerbatimChar"/>
-        </w:rPr>
-        <w:t xml:space="preserve">creadoEn</w:t>
-      </w:r>
-      <w:r>
-        <w:t xml:space="preserve">.</w:t>
-      </w:r>
-      <w:r>
-        <w:t xml:space="preserve"> </w:t>
-      </w:r>
-      <w:r>
-        <w:t xml:space="preserve">-</w:t>
-      </w:r>
-      <w:r>
-        <w:t xml:space="preserve"> </w:t>
-      </w:r>
-      <w:r>
-        <w:rPr>
-          <w:bCs/>
-          <w:b/>
-        </w:rPr>
-        <w:t xml:space="preserve">Cambiar estado:</w:t>
-      </w:r>
-      <w:r>
-        <w:t xml:space="preserve"> </w:t>
-      </w:r>
-      <w:r>
-        <w:rPr>
-          <w:rStyle w:val="VerbatimChar"/>
-        </w:rPr>
-        <w:t xml:space="preserve">PATCH /admin/citas/:id/estado</w:t>
-      </w:r>
-      <w:r>
-        <w:t xml:space="preserve"> </w:t>
-      </w:r>
-      <w:r>
-        <w:rPr>
-          <w:rStyle w:val="VerbatimChar"/>
-        </w:rPr>
-        <w:t xml:space="preserve">{ estado: "atendida" | "no_asistio" | "cancelada" }</w:t>
-      </w:r>
-      <w:r>
-        <w:t xml:space="preserve">. Atendida o no asistió solo se permite cuando ya llegó la hora.</w:t>
-      </w:r>
-      <w:r>
-        <w:t xml:space="preserve"> </w:t>
-      </w:r>
-      <w:r>
-        <w:t xml:space="preserve">-</w:t>
-      </w:r>
-      <w:r>
-        <w:t xml:space="preserve"> </w:t>
-      </w:r>
-      <w:r>
-        <w:rPr>
-          <w:bCs/>
-          <w:b/>
-        </w:rPr>
-        <w:t xml:space="preserve">Reprogramar:</w:t>
-      </w:r>
-      <w:r>
-        <w:t xml:space="preserve"> </w:t>
-      </w:r>
-      <w:r>
-        <w:rPr>
-          <w:rStyle w:val="VerbatimChar"/>
-        </w:rPr>
-        <w:t xml:space="preserve">POST /admin/citas/:id/reprogramar</w:t>
-      </w:r>
-      <w:r>
-        <w:t xml:space="preserve"> </w:t>
-      </w:r>
-      <w:r>
-        <w:rPr>
-          <w:rStyle w:val="VerbatimChar"/>
-        </w:rPr>
-        <w:t xml:space="preserve">{ franjaId }</w:t>
-      </w:r>
-      <w:r>
-        <w:t xml:space="preserve">. No tiene límite y puede pasar la cita a otro especialista de la misma especialidad. Respuesta:</w:t>
-      </w:r>
-      <w:r>
-        <w:t xml:space="preserve"> </w:t>
-      </w:r>
-      <w:r>
-        <w:rPr>
-          <w:rStyle w:val="VerbatimChar"/>
-        </w:rPr>
-        <w:t xml:space="preserve">{ mensaje, cita, notificacion }</w:t>
-      </w:r>
-      <w:r>
-        <w:t xml:space="preserve">.</w:t>
-      </w:r>
-      <w:r>
-        <w:t xml:space="preserve"> </w:t>
-      </w:r>
-      <w:r>
-        <w:t xml:space="preserve">-</w:t>
-      </w:r>
-      <w:r>
-        <w:t xml:space="preserve"> </w:t>
-      </w:r>
-      <w:r>
-        <w:rPr>
-          <w:bCs/>
-          <w:b/>
-        </w:rPr>
-        <w:t xml:space="preserve">Cancelar</w:t>
-      </w:r>
-      <w:r>
-        <w:t xml:space="preserve"> </w:t>
-      </w:r>
-      <w:r>
-        <w:t xml:space="preserve">(</w:t>
-      </w:r>
-      <w:r>
-        <w:rPr>
-          <w:rStyle w:val="VerbatimChar"/>
-        </w:rPr>
-        <w:t xml:space="preserve">PATCH …/estado</w:t>
-      </w:r>
-      <w:r>
-        <w:t xml:space="preserve"> </w:t>
-      </w:r>
-      <w:r>
-        <w:t xml:space="preserve">con</w:t>
-      </w:r>
-      <w:r>
-        <w:t xml:space="preserve"> </w:t>
-      </w:r>
-      <w:r>
-        <w:rPr>
-          <w:rStyle w:val="VerbatimChar"/>
-        </w:rPr>
-        <w:t xml:space="preserve">cancelada</w:t>
-      </w:r>
-      <w:r>
-        <w:t xml:space="preserve">) responde</w:t>
-      </w:r>
-      <w:r>
-        <w:t xml:space="preserve"> </w:t>
-      </w:r>
-      <w:r>
-        <w:rPr>
-          <w:rStyle w:val="VerbatimChar"/>
-        </w:rPr>
-        <w:t xml:space="preserve">{ mensaje, notificacion }</w:t>
-      </w:r>
-      <w:r>
-        <w:t xml:space="preserve">.</w:t>
-      </w:r>
-      <w:r>
-        <w:t xml:space="preserve"> </w:t>
-      </w:r>
-      <w:r>
-        <w:rPr>
-          <w:rStyle w:val="VerbatimChar"/>
-        </w:rPr>
-        <w:t xml:space="preserve">notificacion</w:t>
-      </w:r>
-      <w:r>
-        <w:t xml:space="preserve"> </w:t>
-      </w:r>
-      <w:r>
-        <w:t xml:space="preserve">es</w:t>
-      </w:r>
-      <w:r>
-        <w:t xml:space="preserve"> </w:t>
-      </w:r>
-      <w:r>
-        <w:rPr>
-          <w:rStyle w:val="VerbatimChar"/>
-        </w:rPr>
-        <w:t xml:space="preserve">{ id, estado, enlaceWhatsApp }</w:t>
-      </w:r>
-      <w:r>
-        <w:t xml:space="preserve">: si</w:t>
-      </w:r>
-      <w:r>
-        <w:t xml:space="preserve"> </w:t>
-      </w:r>
-      <w:r>
-        <w:rPr>
-          <w:rStyle w:val="VerbatimChar"/>
-        </w:rPr>
-        <w:t xml:space="preserve">estado</w:t>
-      </w:r>
-      <w:r>
-        <w:t xml:space="preserve"> </w:t>
-      </w:r>
-      <w:r>
-        <w:t xml:space="preserve">es</w:t>
-      </w:r>
-      <w:r>
-        <w:t xml:space="preserve"> </w:t>
-      </w:r>
-      <w:r>
-        <w:rPr>
-          <w:rStyle w:val="VerbatimChar"/>
-        </w:rPr>
-        <w:t xml:space="preserve">pendiente</w:t>
-      </w:r>
-      <w:r>
-        <w:t xml:space="preserve">, el panel ofrece</w:t>
+        <w:t xml:space="preserve"> </w:t>
+      </w:r>
+      <w:r>
+        <w:t xml:space="preserve">con enlace a su corrección; la corrección muestra</w:t>
       </w:r>
       <w:r>
         <w:t xml:space="preserve"> </w:t>
@@ -3473,16 +4210,16 @@
         <w:t xml:space="preserve">“</w:t>
       </w:r>
       <w:r>
-        <w:t xml:space="preserve">Enviar por WhatsApp</w:t>
+        <w:t xml:space="preserve">Corrige la entrada del</w:t>
+      </w:r>
+      <w:r>
+        <w:t xml:space="preserve"> </w:t>
       </w:r>
       <w:r>
         <w:t xml:space="preserve">”</w:t>
       </w:r>
       <w:r>
-        <w:t xml:space="preserve"> </w:t>
-      </w:r>
-      <w:r>
-        <w:t xml:space="preserve">y</w:t>
+        <w:t xml:space="preserve">. Sugerencia: botón</w:t>
       </w:r>
       <w:r>
         <w:t xml:space="preserve"> </w:t>
@@ -3491,7 +4228,7 @@
         <w:t xml:space="preserve">“</w:t>
       </w:r>
       <w:r>
-        <w:t xml:space="preserve">Marcar como enviado</w:t>
+        <w:t xml:space="preserve">Agregar a la historia</w:t>
       </w:r>
       <w:r>
         <w:t xml:space="preserve">”</w:t>
@@ -3500,541 +4237,7 @@
         <w:t xml:space="preserve"> </w:t>
       </w:r>
       <w:r>
-        <w:t xml:space="preserve">ahí mismo.</w:t>
-      </w:r>
-    </w:p>
-    <w:p>
-      <w:pPr>
-        <w:pStyle w:val="BodyText"/>
-      </w:pPr>
-      <w:r>
-        <w:rPr>
-          <w:bCs/>
-          <w:b/>
-        </w:rPr>
-        <w:t xml:space="preserve">Mensajes de WhatsApp (modo manual)</w:t>
-      </w:r>
-      <w:r>
-        <w:t xml:space="preserve"> </w:t>
-      </w:r>
-      <w:r>
-        <w:t xml:space="preserve">-</w:t>
-      </w:r>
-      <w:r>
-        <w:t xml:space="preserve"> </w:t>
-      </w:r>
-      <w:r>
-        <w:rPr>
-          <w:rStyle w:val="VerbatimChar"/>
-        </w:rPr>
-        <w:t xml:space="preserve">GET /admin/notificaciones?estado=pendiente</w:t>
-      </w:r>
-      <w:r>
-        <w:t xml:space="preserve"> </w:t>
-      </w:r>
-      <w:r>
-        <w:t xml:space="preserve">(o</w:t>
-      </w:r>
-      <w:r>
-        <w:t xml:space="preserve"> </w:t>
-      </w:r>
-      <w:r>
-        <w:rPr>
-          <w:rStyle w:val="VerbatimChar"/>
-        </w:rPr>
-        <w:t xml:space="preserve">fallida</w:t>
-      </w:r>
-      <w:r>
-        <w:t xml:space="preserve">,</w:t>
-      </w:r>
-      <w:r>
-        <w:t xml:space="preserve"> </w:t>
-      </w:r>
-      <w:r>
-        <w:rPr>
-          <w:rStyle w:val="VerbatimChar"/>
-        </w:rPr>
-        <w:t xml:space="preserve">enviada</w:t>
-      </w:r>
-      <w:r>
-        <w:t xml:space="preserve">) →</w:t>
-      </w:r>
-      <w:r>
-        <w:t xml:space="preserve"> </w:t>
-      </w:r>
-      <w:r>
-        <w:rPr>
-          <w:rStyle w:val="VerbatimChar"/>
-        </w:rPr>
-        <w:t xml:space="preserve">[{ id, citaId, paciente, tipo, destino, mensaje, enlaceWhatsApp, creadoEn }]</w:t>
-      </w:r>
-      <w:r>
-        <w:t xml:space="preserve"> </w:t>
-      </w:r>
-      <w:r>
-        <w:t xml:space="preserve">- Botón</w:t>
-      </w:r>
-      <w:r>
-        <w:t xml:space="preserve"> </w:t>
-      </w:r>
-      <w:r>
-        <w:rPr>
-          <w:bCs/>
-          <w:b/>
-        </w:rPr>
-        <w:t xml:space="preserve">“</w:t>
-      </w:r>
-      <w:r>
-        <w:rPr>
-          <w:bCs/>
-          <w:b/>
-        </w:rPr>
-        <w:t xml:space="preserve">Enviar por WhatsApp</w:t>
-      </w:r>
-      <w:r>
-        <w:rPr>
-          <w:bCs/>
-          <w:b/>
-        </w:rPr>
-        <w:t xml:space="preserve">”</w:t>
-      </w:r>
-      <w:r>
-        <w:t xml:space="preserve">: abre</w:t>
-      </w:r>
-      <w:r>
-        <w:t xml:space="preserve"> </w:t>
-      </w:r>
-      <w:r>
-        <w:rPr>
-          <w:rStyle w:val="VerbatimChar"/>
-        </w:rPr>
-        <w:t xml:space="preserve">enlaceWhatsApp</w:t>
-      </w:r>
-      <w:r>
-        <w:t xml:space="preserve"> </w:t>
-      </w:r>
-      <w:r>
-        <w:t xml:space="preserve">en pestaña nueva. Abre la app o WhatsApp Web de la clínica con el texto listo.</w:t>
-      </w:r>
-      <w:r>
-        <w:t xml:space="preserve"> </w:t>
-      </w:r>
-      <w:r>
-        <w:t xml:space="preserve">- Luego, botón</w:t>
-      </w:r>
-      <w:r>
-        <w:t xml:space="preserve"> </w:t>
-      </w:r>
-      <w:r>
-        <w:rPr>
-          <w:bCs/>
-          <w:b/>
-        </w:rPr>
-        <w:t xml:space="preserve">“</w:t>
-      </w:r>
-      <w:r>
-        <w:rPr>
-          <w:bCs/>
-          <w:b/>
-        </w:rPr>
-        <w:t xml:space="preserve">Marcar como enviado</w:t>
-      </w:r>
-      <w:r>
-        <w:rPr>
-          <w:bCs/>
-          <w:b/>
-        </w:rPr>
-        <w:t xml:space="preserve">”</w:t>
-      </w:r>
-      <w:r>
-        <w:t xml:space="preserve">:</w:t>
-      </w:r>
-      <w:r>
-        <w:t xml:space="preserve"> </w:t>
-      </w:r>
-      <w:r>
-        <w:rPr>
-          <w:rStyle w:val="VerbatimChar"/>
-        </w:rPr>
-        <w:t xml:space="preserve">PATCH /admin/notificaciones/:id</w:t>
-      </w:r>
-      <w:r>
-        <w:t xml:space="preserve"> </w:t>
-      </w:r>
-      <w:r>
-        <w:rPr>
-          <w:rStyle w:val="VerbatimChar"/>
-        </w:rPr>
-        <w:t xml:space="preserve">{ estado: "enviada" }</w:t>
-      </w:r>
-      <w:r>
-        <w:t xml:space="preserve">.</w:t>
-      </w:r>
-      <w:r>
-        <w:t xml:space="preserve"> </w:t>
-      </w:r>
-      <w:r>
-        <w:t xml:space="preserve">-</w:t>
-      </w:r>
-      <w:r>
-        <w:t xml:space="preserve"> </w:t>
-      </w:r>
-      <w:r>
-        <w:rPr>
-          <w:bCs/>
-          <w:b/>
-        </w:rPr>
-        <w:t xml:space="preserve">Recordatorios del día anterior:</w:t>
-      </w:r>
-      <w:r>
-        <w:t xml:space="preserve"> </w:t>
-      </w:r>
-      <w:r>
-        <w:t xml:space="preserve">el servidor los genera solo cada 30 minutos dentro del horario configurado y aparecen como mensajes pendientes de tipo</w:t>
-      </w:r>
-      <w:r>
-        <w:t xml:space="preserve"> </w:t>
-      </w:r>
-      <w:r>
-        <w:rPr>
-          <w:rStyle w:val="VerbatimChar"/>
-        </w:rPr>
-        <w:t xml:space="preserve">recordatorio</w:t>
-      </w:r>
-      <w:r>
-        <w:t xml:space="preserve"> </w:t>
-      </w:r>
-      <w:r>
-        <w:t xml:space="preserve">(sin enlace). Para generarlos ya:</w:t>
-      </w:r>
-      <w:r>
-        <w:t xml:space="preserve"> </w:t>
-      </w:r>
-      <w:r>
-        <w:rPr>
-          <w:rStyle w:val="VerbatimChar"/>
-        </w:rPr>
-        <w:t xml:space="preserve">POST /admin/recordatorios</w:t>
-      </w:r>
-      <w:r>
-        <w:t xml:space="preserve"> </w:t>
-      </w:r>
-      <w:r>
-        <w:t xml:space="preserve">→</w:t>
-      </w:r>
-      <w:r>
-        <w:t xml:space="preserve"> </w:t>
-      </w:r>
-      <w:r>
-        <w:rPr>
-          <w:rStyle w:val="VerbatimChar"/>
-        </w:rPr>
-        <w:t xml:space="preserve">{ fecha, revisadas, resultados: [{ citaId, estado }] }</w:t>
-      </w:r>
-      <w:r>
-        <w:t xml:space="preserve">. Sugerencia: botón</w:t>
-      </w:r>
-      <w:r>
-        <w:t xml:space="preserve"> </w:t>
-      </w:r>
-      <w:r>
-        <w:t xml:space="preserve">“</w:t>
-      </w:r>
-      <w:r>
-        <w:t xml:space="preserve">Generar recordatorios de mañana</w:t>
-      </w:r>
-      <w:r>
-        <w:t xml:space="preserve">”</w:t>
-      </w:r>
-      <w:r>
-        <w:t xml:space="preserve"> </w:t>
-      </w:r>
-      <w:r>
-        <w:t xml:space="preserve">en la sección de mensajes.</w:t>
-      </w:r>
-      <w:r>
-        <w:t xml:space="preserve"> </w:t>
-      </w:r>
-      <w:r>
-        <w:t xml:space="preserve">- Conviene un contador de pendientes visible en el menú del panel.</w:t>
-      </w:r>
-    </w:p>
-    <w:p>
-      <w:pPr>
-        <w:pStyle w:val="BodyText"/>
-      </w:pPr>
-      <w:r>
-        <w:rPr>
-          <w:bCs/>
-          <w:b/>
-        </w:rPr>
-        <w:t xml:space="preserve">Pacientes</w:t>
-      </w:r>
-      <w:r>
-        <w:t xml:space="preserve"> </w:t>
-      </w:r>
-      <w:r>
-        <w:t xml:space="preserve">-</w:t>
-      </w:r>
-      <w:r>
-        <w:t xml:space="preserve"> </w:t>
-      </w:r>
-      <w:r>
-        <w:rPr>
-          <w:rStyle w:val="VerbatimChar"/>
-        </w:rPr>
-        <w:t xml:space="preserve">POST /pacientes</w:t>
-      </w:r>
-      <w:r>
-        <w:t xml:space="preserve"> </w:t>
-      </w:r>
-      <w:r>
-        <w:rPr>
-          <w:rStyle w:val="VerbatimChar"/>
-        </w:rPr>
-        <w:t xml:space="preserve">{ nombreCompleto, documento, correo, telefono, autorizacionDatos: true }</w:t>
-      </w:r>
-      <w:r>
-        <w:t xml:space="preserve"> </w:t>
-      </w:r>
-      <w:r>
-        <w:t xml:space="preserve">→ 201. La respuesta trae la</w:t>
-      </w:r>
-      <w:r>
-        <w:t xml:space="preserve"> </w:t>
-      </w:r>
-      <w:r>
-        <w:rPr>
-          <w:rStyle w:val="VerbatimChar"/>
-        </w:rPr>
-        <w:t xml:space="preserve">contrasenaTemporal</w:t>
-      </w:r>
-      <w:r>
-        <w:t xml:space="preserve">, que se muestra</w:t>
-      </w:r>
-      <w:r>
-        <w:t xml:space="preserve"> </w:t>
-      </w:r>
-      <w:r>
-        <w:rPr>
-          <w:bCs/>
-          <w:b/>
-        </w:rPr>
-        <w:t xml:space="preserve">una sola vez</w:t>
-      </w:r>
-      <w:r>
-        <w:t xml:space="preserve"> </w:t>
-      </w:r>
-      <w:r>
-        <w:t xml:space="preserve">con botón de copiar, y</w:t>
-      </w:r>
-      <w:r>
-        <w:t xml:space="preserve"> </w:t>
-      </w:r>
-      <w:r>
-        <w:rPr>
-          <w:rStyle w:val="VerbatimChar"/>
-        </w:rPr>
-        <w:t xml:space="preserve">citasVinculadas</w:t>
-      </w:r>
-      <w:r>
-        <w:t xml:space="preserve">, que son las citas que pidió antes sin cuenta.</w:t>
-      </w:r>
-      <w:r>
-        <w:t xml:space="preserve"> </w:t>
-      </w:r>
-      <w:r>
-        <w:t xml:space="preserve">-</w:t>
-      </w:r>
-      <w:r>
-        <w:t xml:space="preserve"> </w:t>
-      </w:r>
-      <w:r>
-        <w:rPr>
-          <w:rStyle w:val="VerbatimChar"/>
-        </w:rPr>
-        <w:t xml:space="preserve">GET /pacientes?q=</w:t>
-      </w:r>
-      <w:r>
-        <w:t xml:space="preserve"> </w:t>
-      </w:r>
-      <w:r>
-        <w:t xml:space="preserve">→ búsqueda por nombre, documento o correo.</w:t>
-      </w:r>
-      <w:r>
-        <w:t xml:space="preserve"> </w:t>
-      </w:r>
-      <w:r>
-        <w:t xml:space="preserve">-</w:t>
-      </w:r>
-      <w:r>
-        <w:t xml:space="preserve"> </w:t>
-      </w:r>
-      <w:r>
-        <w:rPr>
-          <w:rStyle w:val="VerbatimChar"/>
-        </w:rPr>
-        <w:t xml:space="preserve">POST /pacientes/:id/restablecer-contrasena</w:t>
-      </w:r>
-      <w:r>
-        <w:t xml:space="preserve"> </w:t>
-      </w:r>
-      <w:r>
-        <w:t xml:space="preserve">→</w:t>
-      </w:r>
-      <w:r>
-        <w:t xml:space="preserve"> </w:t>
-      </w:r>
-      <w:r>
-        <w:rPr>
-          <w:rStyle w:val="VerbatimChar"/>
-        </w:rPr>
-        <w:t xml:space="preserve">{ mensaje, contrasenaTemporal }</w:t>
-      </w:r>
-      <w:r>
-        <w:t xml:space="preserve">:</w:t>
-      </w:r>
-      <w:r>
-        <w:t xml:space="preserve"> </w:t>
-      </w:r>
-      <w:r>
-        <w:t xml:space="preserve">“</w:t>
-      </w:r>
-      <w:r>
-        <w:t xml:space="preserve">olvidé mi contraseña</w:t>
-      </w:r>
-      <w:r>
-        <w:t xml:space="preserve">”</w:t>
-      </w:r>
-      <w:r>
-        <w:t xml:space="preserve">. La clave temporal se muestra</w:t>
-      </w:r>
-      <w:r>
-        <w:t xml:space="preserve"> </w:t>
-      </w:r>
-      <w:r>
-        <w:rPr>
-          <w:bCs/>
-          <w:b/>
-        </w:rPr>
-        <w:t xml:space="preserve">una sola vez</w:t>
-      </w:r>
-      <w:r>
-        <w:t xml:space="preserve"> </w:t>
-      </w:r>
-      <w:r>
-        <w:t xml:space="preserve">(botón de copiar) y el paciente deberá cambiarla al ingresar. Va como botón en la ficha del paciente, con confirmación.</w:t>
-      </w:r>
-    </w:p>
-    <w:p>
-      <w:pPr>
-        <w:pStyle w:val="BodyText"/>
-      </w:pPr>
-      <w:r>
-        <w:rPr>
-          <w:bCs/>
-          <w:b/>
-        </w:rPr>
-        <w:t xml:space="preserve">Ficha del paciente e historia clínica</w:t>
-      </w:r>
-      <w:r>
-        <w:t xml:space="preserve"> </w:t>
-      </w:r>
-      <w:r>
-        <w:t xml:space="preserve">-</w:t>
-      </w:r>
-      <w:r>
-        <w:t xml:space="preserve"> </w:t>
-      </w:r>
-      <w:r>
-        <w:rPr>
-          <w:rStyle w:val="VerbatimChar"/>
-        </w:rPr>
-        <w:t xml:space="preserve">GET /pacientes/:id</w:t>
-      </w:r>
-      <w:r>
-        <w:t xml:space="preserve"> </w:t>
-      </w:r>
-      <w:r>
-        <w:t xml:space="preserve">→</w:t>
-      </w:r>
-      <w:r>
-        <w:t xml:space="preserve"> </w:t>
-      </w:r>
-      <w:r>
-        <w:rPr>
-          <w:rStyle w:val="VerbatimChar"/>
-        </w:rPr>
-        <w:t xml:space="preserve">{ paciente: { id, nombreCompleto, documento, correo, telefono, activo, ... }, citas: [...], historia: [...] }</w:t>
-      </w:r>
-      <w:r>
-        <w:t xml:space="preserve"> </w:t>
-      </w:r>
-      <w:r>
-        <w:t xml:space="preserve">— la pantalla de ficha en una sola petición.</w:t>
-      </w:r>
-      <w:r>
-        <w:t xml:space="preserve"> </w:t>
-      </w:r>
-      <w:r>
-        <w:t xml:space="preserve">-</w:t>
-      </w:r>
-      <w:r>
-        <w:t xml:space="preserve"> </w:t>
-      </w:r>
-      <w:r>
-        <w:rPr>
-          <w:rStyle w:val="VerbatimChar"/>
-        </w:rPr>
-        <w:t xml:space="preserve">GET /pacientes/:id/historia</w:t>
-      </w:r>
-      <w:r>
-        <w:t xml:space="preserve"> </w:t>
-      </w:r>
-      <w:r>
-        <w:t xml:space="preserve">→ entradas, la atención más reciente primero:</w:t>
-      </w:r>
-      <w:r>
-        <w:t xml:space="preserve"> </w:t>
-      </w:r>
-      <w:r>
-        <w:rPr>
-          <w:rStyle w:val="VerbatimChar"/>
-        </w:rPr>
-        <w:t xml:space="preserve">[{ id, fechaAtencion, especialidad, especialista, citaId, procedimiento, notas, corrigeA, correcciones: [ids], autor, creadoEn }]</w:t>
-      </w:r>
-      <w:r>
-        <w:t xml:space="preserve">.</w:t>
-      </w:r>
-      <w:r>
-        <w:t xml:space="preserve"> </w:t>
-      </w:r>
-      <w:r>
-        <w:t xml:space="preserve">-</w:t>
-      </w:r>
-      <w:r>
-        <w:t xml:space="preserve"> </w:t>
-      </w:r>
-      <w:r>
-        <w:rPr>
-          <w:rStyle w:val="VerbatimChar"/>
-        </w:rPr>
-        <w:t xml:space="preserve">POST /pacientes/:id/historia</w:t>
-      </w:r>
-      <w:r>
-        <w:t xml:space="preserve"> </w:t>
-      </w:r>
-      <w:r>
-        <w:rPr>
-          <w:rStyle w:val="VerbatimChar"/>
-        </w:rPr>
-        <w:t xml:space="preserve">{ fechaAtencion, procedimiento, notas?, especialidadId?, especialistaId?, citaId? }</w:t>
-      </w:r>
-      <w:r>
-        <w:t xml:space="preserve"> </w:t>
-      </w:r>
-      <w:r>
-        <w:t xml:space="preserve">→ 201. Con</w:t>
+        <w:t xml:space="preserve">junto a cada cita marcada como atendida, con</w:t>
       </w:r>
       <w:r>
         <w:t xml:space="preserve"> </w:t>
@@ -4049,159 +4252,11 @@
         <w:t xml:space="preserve"> </w:t>
       </w:r>
       <w:r>
-        <w:t xml:space="preserve">(de ese paciente) se pueden omitir fecha, especialidad y especialista. Fecha futura → 400.</w:t>
-      </w:r>
-      <w:r>
-        <w:t xml:space="preserve"> </w:t>
-      </w:r>
-      <w:r>
-        <w:t xml:space="preserve">-</w:t>
-      </w:r>
-      <w:r>
-        <w:t xml:space="preserve"> </w:t>
-      </w:r>
-      <w:r>
-        <w:rPr>
-          <w:rStyle w:val="VerbatimChar"/>
-        </w:rPr>
-        <w:t xml:space="preserve">POST /admin/historia/:id/correccion</w:t>
-      </w:r>
-      <w:r>
-        <w:t xml:space="preserve"> </w:t>
-      </w:r>
-      <w:r>
-        <w:rPr>
-          <w:rStyle w:val="VerbatimChar"/>
-        </w:rPr>
-        <w:t xml:space="preserve">{ notas, procedimiento?, fechaAtencion? }</w:t>
-      </w:r>
-      <w:r>
-        <w:t xml:space="preserve"> </w:t>
-      </w:r>
-      <w:r>
-        <w:t xml:space="preserve">→ 201: crea una entrada nueva que corrige a la indicada;</w:t>
-      </w:r>
-      <w:r>
-        <w:t xml:space="preserve"> </w:t>
-      </w:r>
-      <w:r>
-        <w:rPr>
-          <w:rStyle w:val="VerbatimChar"/>
-        </w:rPr>
-        <w:t xml:space="preserve">notas</w:t>
-      </w:r>
-      <w:r>
-        <w:t xml:space="preserve"> </w:t>
-      </w:r>
-      <w:r>
-        <w:t xml:space="preserve">(qué se corrige y por qué) es obligatorio.</w:t>
-      </w:r>
-      <w:r>
-        <w:t xml:space="preserve"> </w:t>
-      </w:r>
-      <w:r>
-        <w:t xml:space="preserve">-</w:t>
-      </w:r>
-      <w:r>
-        <w:t xml:space="preserve"> </w:t>
-      </w:r>
-      <w:r>
-        <w:rPr>
-          <w:bCs/>
-          <w:b/>
-        </w:rPr>
-        <w:t xml:space="preserve">No hay editar ni borrar</w:t>
-      </w:r>
-      <w:r>
-        <w:t xml:space="preserve">: la historia clínica no se modifica (Resolución 1995 de 1999). En pantalla, una entrada con</w:t>
-      </w:r>
-      <w:r>
-        <w:t xml:space="preserve"> </w:t>
-      </w:r>
-      <w:r>
-        <w:rPr>
-          <w:rStyle w:val="VerbatimChar"/>
-        </w:rPr>
-        <w:t xml:space="preserve">correcciones</w:t>
-      </w:r>
-      <w:r>
-        <w:t xml:space="preserve"> </w:t>
-      </w:r>
-      <w:r>
-        <w:t xml:space="preserve">se muestra tachada o marcada</w:t>
-      </w:r>
-      <w:r>
-        <w:t xml:space="preserve"> </w:t>
-      </w:r>
-      <w:r>
-        <w:t xml:space="preserve">“</w:t>
-      </w:r>
-      <w:r>
-        <w:t xml:space="preserve">Corregida</w:t>
-      </w:r>
-      <w:r>
-        <w:t xml:space="preserve">”</w:t>
-      </w:r>
-      <w:r>
-        <w:t xml:space="preserve"> </w:t>
-      </w:r>
-      <w:r>
-        <w:t xml:space="preserve">con enlace a su corrección; la corrección muestra</w:t>
-      </w:r>
-      <w:r>
-        <w:t xml:space="preserve"> </w:t>
-      </w:r>
-      <w:r>
-        <w:t xml:space="preserve">“</w:t>
-      </w:r>
-      <w:r>
-        <w:t xml:space="preserve">Corrige la entrada del</w:t>
-      </w:r>
-      <w:r>
-        <w:t xml:space="preserve"> </w:t>
-      </w:r>
-      <w:r>
-        <w:t xml:space="preserve">”</w:t>
-      </w:r>
-      <w:r>
-        <w:t xml:space="preserve">. Sugerencia: botón</w:t>
-      </w:r>
-      <w:r>
-        <w:t xml:space="preserve"> </w:t>
-      </w:r>
-      <w:r>
-        <w:t xml:space="preserve">“</w:t>
-      </w:r>
-      <w:r>
-        <w:t xml:space="preserve">Agregar a la historia</w:t>
-      </w:r>
-      <w:r>
-        <w:t xml:space="preserve">”</w:t>
-      </w:r>
-      <w:r>
-        <w:t xml:space="preserve"> </w:t>
-      </w:r>
-      <w:r>
-        <w:t xml:space="preserve">junto a cada cita marcada como atendida, con</w:t>
-      </w:r>
-      <w:r>
-        <w:t xml:space="preserve"> </w:t>
-      </w:r>
-      <w:r>
-        <w:rPr>
-          <w:rStyle w:val="VerbatimChar"/>
-        </w:rPr>
-        <w:t xml:space="preserve">citaId</w:t>
-      </w:r>
-      <w:r>
-        <w:t xml:space="preserve"> </w:t>
-      </w:r>
-      <w:r>
         <w:t xml:space="preserve">ya puesto.</w:t>
       </w:r>
     </w:p>
-    <w:bookmarkEnd w:id="24"/>
-    <w:bookmarkStart w:id="25" w:name="aún-no-existe"/>
+    <w:bookmarkEnd w:id="25"/>
+    <w:bookmarkStart w:id="26" w:name="aún-no-existe"/>
     <w:p>
       <w:pPr>
         <w:pStyle w:val="Heading2"/>
@@ -4222,8 +4277,8 @@
         <w:t xml:space="preserve">Importación desde Excel.</w:t>
       </w:r>
     </w:p>
-    <w:bookmarkEnd w:id="25"/>
     <w:bookmarkEnd w:id="26"/>
+    <w:bookmarkEnd w:id="27"/>
     <w:sectPr/>
   </w:body>
 </w:document>
@@ -4406,6 +4461,91 @@
       </w:pPr>
     </w:lvl>
   </w:abstractNum>
+  <w:abstractNum w:abstractNumId="99411">
+    <w:nsid w:val="A99411"/>
+    <w:multiLevelType w:val="multilevel"/>
+    <w:lvl w:ilvl="0">
+      <w:start w:val="1"/>
+      <w:numFmt w:val="decimal"/>
+      <w:lvlText w:val="%1."/>
+      <w:lvlJc w:val="left"/>
+      <w:pPr>
+        <w:ind w:left="720" w:hanging="480"/>
+      </w:pPr>
+    </w:lvl>
+    <w:lvl w:ilvl="1">
+      <w:start w:val="1"/>
+      <w:numFmt w:val="decimal"/>
+      <w:lvlText w:val="%2."/>
+      <w:lvlJc w:val="left"/>
+      <w:pPr>
+        <w:ind w:left="1440" w:hanging="480"/>
+      </w:pPr>
+    </w:lvl>
+    <w:lvl w:ilvl="2">
+      <w:start w:val="1"/>
+      <w:numFmt w:val="decimal"/>
+      <w:lvlText w:val="%3."/>
+      <w:lvlJc w:val="left"/>
+      <w:pPr>
+        <w:ind w:left="2160" w:hanging="480"/>
+      </w:pPr>
+    </w:lvl>
+    <w:lvl w:ilvl="3">
+      <w:start w:val="1"/>
+      <w:numFmt w:val="decimal"/>
+      <w:lvlText w:val="%4."/>
+      <w:lvlJc w:val="left"/>
+      <w:pPr>
+        <w:ind w:left="2880" w:hanging="480"/>
+      </w:pPr>
+    </w:lvl>
+    <w:lvl w:ilvl="4">
+      <w:start w:val="1"/>
+      <w:numFmt w:val="decimal"/>
+      <w:lvlText w:val="%5."/>
+      <w:lvlJc w:val="left"/>
+      <w:pPr>
+        <w:ind w:left="3600" w:hanging="480"/>
+      </w:pPr>
+    </w:lvl>
+    <w:lvl w:ilvl="5">
+      <w:start w:val="1"/>
+      <w:numFmt w:val="decimal"/>
+      <w:lvlText w:val="%6."/>
+      <w:lvlJc w:val="left"/>
+      <w:pPr>
+        <w:ind w:left="4320" w:hanging="480"/>
+      </w:pPr>
+    </w:lvl>
+    <w:lvl w:ilvl="6">
+      <w:start w:val="1"/>
+      <w:numFmt w:val="decimal"/>
+      <w:lvlText w:val="%7."/>
+      <w:lvlJc w:val="left"/>
+      <w:pPr>
+        <w:ind w:left="5040" w:hanging="480"/>
+      </w:pPr>
+    </w:lvl>
+    <w:lvl w:ilvl="7">
+      <w:start w:val="1"/>
+      <w:numFmt w:val="decimal"/>
+      <w:lvlText w:val="%8."/>
+      <w:lvlJc w:val="left"/>
+      <w:pPr>
+        <w:ind w:left="5760" w:hanging="480"/>
+      </w:pPr>
+    </w:lvl>
+    <w:lvl w:ilvl="8">
+      <w:start w:val="1"/>
+      <w:numFmt w:val="decimal"/>
+      <w:lvlText w:val="%9."/>
+      <w:lvlJc w:val="left"/>
+      <w:pPr>
+        <w:ind w:left="6480" w:hanging="480"/>
+      </w:pPr>
+    </w:lvl>
+  </w:abstractNum>
   <w:num w:numId="1000">
     <w:abstractNumId w:val="990"/>
   </w:num>
@@ -4416,7 +4556,34 @@
     <w:abstractNumId w:val="991"/>
   </w:num>
   <w:num w:numId="1003">
-    <w:abstractNumId w:val="991"/>
+    <w:abstractNumId w:val="99411"/>
+    <w:lvlOverride w:ilvl="0">
+      <w:startOverride w:val="1"/>
+    </w:lvlOverride>
+    <w:lvlOverride w:ilvl="1">
+      <w:startOverride w:val="1"/>
+    </w:lvlOverride>
+    <w:lvlOverride w:ilvl="2">
+      <w:startOverride w:val="1"/>
+    </w:lvlOverride>
+    <w:lvlOverride w:ilvl="3">
+      <w:startOverride w:val="1"/>
+    </w:lvlOverride>
+    <w:lvlOverride w:ilvl="4">
+      <w:startOverride w:val="1"/>
+    </w:lvlOverride>
+    <w:lvlOverride w:ilvl="5">
+      <w:startOverride w:val="1"/>
+    </w:lvlOverride>
+    <w:lvlOverride w:ilvl="6">
+      <w:startOverride w:val="1"/>
+    </w:lvlOverride>
+    <w:lvlOverride w:ilvl="7">
+      <w:startOverride w:val="1"/>
+    </w:lvlOverride>
+    <w:lvlOverride w:ilvl="8">
+      <w:startOverride w:val="1"/>
+    </w:lvlOverride>
   </w:num>
   <w:num w:numId="1004">
     <w:abstractNumId w:val="991"/>

--- a/docs/para-drive/Contrato de la API.docx
+++ b/docs/para-drive/Contrato de la API.docx
@@ -1140,7 +1140,7 @@
         <w:rPr>
           <w:rStyle w:val="DataTypeTok"/>
         </w:rPr>
-        <w:t xml:space="preserve">"nombreCompleto"</w:t>
+        <w:t xml:space="preserve">"nombres"</w:t>
       </w:r>
       <w:r>
         <w:rPr>
@@ -1158,7 +1158,7 @@
         <w:rPr>
           <w:rStyle w:val="StringTok"/>
         </w:rPr>
-        <w:t xml:space="preserve">"Ana Pérez"</w:t>
+        <w:t xml:space="preserve">"Ana María"</w:t>
       </w:r>
       <w:r>
         <w:rPr>
@@ -1167,6 +1167,42 @@
         <w:t xml:space="preserve">,</w:t>
       </w:r>
       <w:r>
+        <w:rPr>
+          <w:rStyle w:val="NormalTok"/>
+        </w:rPr>
+        <w:t xml:space="preserve"> </w:t>
+      </w:r>
+      <w:r>
+        <w:rPr>
+          <w:rStyle w:val="DataTypeTok"/>
+        </w:rPr>
+        <w:t xml:space="preserve">"apellidos"</w:t>
+      </w:r>
+      <w:r>
+        <w:rPr>
+          <w:rStyle w:val="FunctionTok"/>
+        </w:rPr>
+        <w:t xml:space="preserve">:</w:t>
+      </w:r>
+      <w:r>
+        <w:rPr>
+          <w:rStyle w:val="NormalTok"/>
+        </w:rPr>
+        <w:t xml:space="preserve"> </w:t>
+      </w:r>
+      <w:r>
+        <w:rPr>
+          <w:rStyle w:val="StringTok"/>
+        </w:rPr>
+        <w:t xml:space="preserve">"Pérez Gómez"</w:t>
+      </w:r>
+      <w:r>
+        <w:rPr>
+          <w:rStyle w:val="FunctionTok"/>
+        </w:rPr>
+        <w:t xml:space="preserve">,</w:t>
+      </w:r>
+      <w:r>
         <w:br/>
       </w:r>
       <w:r>
@@ -1179,6 +1215,42 @@
         <w:rPr>
           <w:rStyle w:val="DataTypeTok"/>
         </w:rPr>
+        <w:t xml:space="preserve">"tipoDocumento"</w:t>
+      </w:r>
+      <w:r>
+        <w:rPr>
+          <w:rStyle w:val="FunctionTok"/>
+        </w:rPr>
+        <w:t xml:space="preserve">:</w:t>
+      </w:r>
+      <w:r>
+        <w:rPr>
+          <w:rStyle w:val="NormalTok"/>
+        </w:rPr>
+        <w:t xml:space="preserve"> </w:t>
+      </w:r>
+      <w:r>
+        <w:rPr>
+          <w:rStyle w:val="StringTok"/>
+        </w:rPr>
+        <w:t xml:space="preserve">"CC"</w:t>
+      </w:r>
+      <w:r>
+        <w:rPr>
+          <w:rStyle w:val="FunctionTok"/>
+        </w:rPr>
+        <w:t xml:space="preserve">,</w:t>
+      </w:r>
+      <w:r>
+        <w:rPr>
+          <w:rStyle w:val="NormalTok"/>
+        </w:rPr>
+        <w:t xml:space="preserve"> </w:t>
+      </w:r>
+      <w:r>
+        <w:rPr>
+          <w:rStyle w:val="DataTypeTok"/>
+        </w:rPr>
         <w:t xml:space="preserve">"documento"</w:t>
       </w:r>
       <w:r>
@@ -1249,6 +1321,42 @@
           <w:rStyle w:val="NormalTok"/>
         </w:rPr>
         <w:t xml:space="preserve">  </w:t>
+      </w:r>
+      <w:r>
+        <w:rPr>
+          <w:rStyle w:val="DataTypeTok"/>
+        </w:rPr>
+        <w:t xml:space="preserve">"telefonoFijo"</w:t>
+      </w:r>
+      <w:r>
+        <w:rPr>
+          <w:rStyle w:val="FunctionTok"/>
+        </w:rPr>
+        <w:t xml:space="preserve">:</w:t>
+      </w:r>
+      <w:r>
+        <w:rPr>
+          <w:rStyle w:val="NormalTok"/>
+        </w:rPr>
+        <w:t xml:space="preserve"> </w:t>
+      </w:r>
+      <w:r>
+        <w:rPr>
+          <w:rStyle w:val="StringTok"/>
+        </w:rPr>
+        <w:t xml:space="preserve">""</w:t>
+      </w:r>
+      <w:r>
+        <w:rPr>
+          <w:rStyle w:val="FunctionTok"/>
+        </w:rPr>
+        <w:t xml:space="preserve">,</w:t>
+      </w:r>
+      <w:r>
+        <w:rPr>
+          <w:rStyle w:val="NormalTok"/>
+        </w:rPr>
+        <w:t xml:space="preserve"> </w:t>
       </w:r>
       <w:r>
         <w:rPr>
@@ -1414,7 +1522,7 @@
         <w:pStyle w:val="Compact"/>
       </w:pPr>
       <w:r>
-        <w:t xml:space="preserve">Nombre, documento, teléfono y</w:t>
+        <w:t xml:space="preserve">Nombres, apellidos, tipo y número de documento, celular y</w:t>
       </w:r>
       <w:r>
         <w:t xml:space="preserve"> </w:t>
@@ -1430,7 +1538,22 @@
         <w:t xml:space="preserve"> </w:t>
       </w:r>
       <w:r>
-        <w:t xml:space="preserve">son obligatorios. Si falta o viene mal escrito → 400 con el mensaje en</w:t>
+        <w:t xml:space="preserve">son obligatorios;</w:t>
+      </w:r>
+      <w:r>
+        <w:t xml:space="preserve"> </w:t>
+      </w:r>
+      <w:r>
+        <w:rPr>
+          <w:rStyle w:val="VerbatimChar"/>
+        </w:rPr>
+        <w:t xml:space="preserve">telefonoFijo</w:t>
+      </w:r>
+      <w:r>
+        <w:t xml:space="preserve"> </w:t>
+      </w:r>
+      <w:r>
+        <w:t xml:space="preserve">es opcional. Si falta o viene mal escrito → 400 con el mensaje en</w:t>
       </w:r>
       <w:r>
         <w:t xml:space="preserve"> </w:t>
@@ -1457,50 +1580,100 @@
         <w:rPr>
           <w:rStyle w:val="VerbatimChar"/>
         </w:rPr>
-        <w:t xml:space="preserve">autorizacionDatos</w:t>
-      </w:r>
-      <w:r>
-        <w:t xml:space="preserve">: casilla</w:t>
-      </w:r>
-      <w:r>
-        <w:t xml:space="preserve"> </w:t>
-      </w:r>
-      <w:r>
-        <w:rPr>
-          <w:bCs/>
-          <w:b/>
-        </w:rPr>
-        <w:t xml:space="preserve">sin marcar por defecto</w:t>
-      </w:r>
-      <w:r>
-        <w:t xml:space="preserve"> </w:t>
-      </w:r>
-      <w:r>
-        <w:t xml:space="preserve">con enlace a</w:t>
-      </w:r>
-      <w:r>
-        <w:t xml:space="preserve"> </w:t>
-      </w:r>
-      <w:r>
-        <w:rPr>
-          <w:rStyle w:val="VerbatimChar"/>
-        </w:rPr>
-        <w:t xml:space="preserve">politica-datos.html</w:t>
-      </w:r>
-      <w:r>
-        <w:t xml:space="preserve">. Sin ella → 400 con</w:t>
-      </w:r>
-      <w:r>
-        <w:t xml:space="preserve"> </w:t>
-      </w:r>
-      <w:r>
-        <w:rPr>
-          <w:rStyle w:val="VerbatimChar"/>
-        </w:rPr>
-        <w:t xml:space="preserve">campos.autorizacionDatos</w:t>
-      </w:r>
-      <w:r>
-        <w:t xml:space="preserve">.</w:t>
+        <w:t xml:space="preserve">tipoDocumento</w:t>
+      </w:r>
+      <w:r>
+        <w:t xml:space="preserve">:</w:t>
+      </w:r>
+      <w:r>
+        <w:t xml:space="preserve"> </w:t>
+      </w:r>
+      <w:r>
+        <w:rPr>
+          <w:rStyle w:val="VerbatimChar"/>
+        </w:rPr>
+        <w:t xml:space="preserve">CC</w:t>
+      </w:r>
+      <w:r>
+        <w:t xml:space="preserve"> </w:t>
+      </w:r>
+      <w:r>
+        <w:t xml:space="preserve">(cédula de ciudadanía),</w:t>
+      </w:r>
+      <w:r>
+        <w:t xml:space="preserve"> </w:t>
+      </w:r>
+      <w:r>
+        <w:rPr>
+          <w:rStyle w:val="VerbatimChar"/>
+        </w:rPr>
+        <w:t xml:space="preserve">TI</w:t>
+      </w:r>
+      <w:r>
+        <w:t xml:space="preserve"> </w:t>
+      </w:r>
+      <w:r>
+        <w:t xml:space="preserve">(tarjeta de identidad),</w:t>
+      </w:r>
+      <w:r>
+        <w:t xml:space="preserve"> </w:t>
+      </w:r>
+      <w:r>
+        <w:rPr>
+          <w:rStyle w:val="VerbatimChar"/>
+        </w:rPr>
+        <w:t xml:space="preserve">RC</w:t>
+      </w:r>
+      <w:r>
+        <w:t xml:space="preserve"> </w:t>
+      </w:r>
+      <w:r>
+        <w:t xml:space="preserve">(registro civil),</w:t>
+      </w:r>
+      <w:r>
+        <w:t xml:space="preserve"> </w:t>
+      </w:r>
+      <w:r>
+        <w:rPr>
+          <w:rStyle w:val="VerbatimChar"/>
+        </w:rPr>
+        <w:t xml:space="preserve">CE</w:t>
+      </w:r>
+      <w:r>
+        <w:t xml:space="preserve"> </w:t>
+      </w:r>
+      <w:r>
+        <w:t xml:space="preserve">(cédula de extranjería),</w:t>
+      </w:r>
+      <w:r>
+        <w:t xml:space="preserve"> </w:t>
+      </w:r>
+      <w:r>
+        <w:rPr>
+          <w:rStyle w:val="VerbatimChar"/>
+        </w:rPr>
+        <w:t xml:space="preserve">PA</w:t>
+      </w:r>
+      <w:r>
+        <w:t xml:space="preserve"> </w:t>
+      </w:r>
+      <w:r>
+        <w:t xml:space="preserve">(pasaporte) o</w:t>
+      </w:r>
+      <w:r>
+        <w:t xml:space="preserve"> </w:t>
+      </w:r>
+      <w:r>
+        <w:rPr>
+          <w:rStyle w:val="VerbatimChar"/>
+        </w:rPr>
+        <w:t xml:space="preserve">PPT</w:t>
+      </w:r>
+      <w:r>
+        <w:t xml:space="preserve"> </w:t>
+      </w:r>
+      <w:r>
+        <w:t xml:space="preserve">(permiso por protección temporal). El pasaporte acepta letras y números; los demás, solo números (5 a 20). Puntos, espacios y guiones se quitan.</w:t>
       </w:r>
     </w:p>
     <w:p>
@@ -1515,44 +1688,7 @@
         <w:rPr>
           <w:rStyle w:val="VerbatimChar"/>
         </w:rPr>
-        <w:t xml:space="preserve">sitioWeb</w:t>
-      </w:r>
-      <w:r>
-        <w:t xml:space="preserve">:</w:t>
-      </w:r>
-      <w:r>
-        <w:t xml:space="preserve"> </w:t>
-      </w:r>
-      <w:r>
-        <w:rPr>
-          <w:bCs/>
-          <w:b/>
-        </w:rPr>
-        <w:t xml:space="preserve">campo trampa contra bots</w:t>
-      </w:r>
-      <w:r>
-        <w:t xml:space="preserve">. Inclúyelo en el formulario oculto con CSS (no con</w:t>
-      </w:r>
-      <w:r>
-        <w:t xml:space="preserve"> </w:t>
-      </w:r>
-      <w:r>
-        <w:rPr>
-          <w:rStyle w:val="VerbatimChar"/>
-        </w:rPr>
-        <w:t xml:space="preserve">type="hidden"</w:t>
-      </w:r>
-      <w:r>
-        <w:t xml:space="preserve">), con</w:t>
-      </w:r>
-      <w:r>
-        <w:t xml:space="preserve"> </w:t>
-      </w:r>
-      <w:r>
-        <w:rPr>
-          <w:rStyle w:val="VerbatimChar"/>
-        </w:rPr>
-        <w:t xml:space="preserve">tabindex="-1"</w:t>
+        <w:t xml:space="preserve">nombres</w:t>
       </w:r>
       <w:r>
         <w:t xml:space="preserve"> </w:t>
@@ -1567,10 +1703,25 @@
         <w:rPr>
           <w:rStyle w:val="VerbatimChar"/>
         </w:rPr>
-        <w:t xml:space="preserve">autocomplete="off"</w:t>
-      </w:r>
-      <w:r>
-        <w:t xml:space="preserve">, y envíalo vacío.</w:t>
+        <w:t xml:space="preserve">apellidos</w:t>
+      </w:r>
+      <w:r>
+        <w:t xml:space="preserve">: 2 a 60 caracteres cada uno, sin números. En las respuestas,</w:t>
+      </w:r>
+      <w:r>
+        <w:t xml:space="preserve"> </w:t>
+      </w:r>
+      <w:r>
+        <w:rPr>
+          <w:rStyle w:val="VerbatimChar"/>
+        </w:rPr>
+        <w:t xml:space="preserve">paciente</w:t>
+      </w:r>
+      <w:r>
+        <w:t xml:space="preserve"> </w:t>
+      </w:r>
+      <w:r>
+        <w:t xml:space="preserve">sigue siendo el nombre completo.</w:t>
       </w:r>
     </w:p>
     <w:p>
@@ -1583,6 +1734,134 @@
       </w:pPr>
       <w:r>
         <w:rPr>
+          <w:rStyle w:val="VerbatimChar"/>
+        </w:rPr>
+        <w:t xml:space="preserve">autorizacionDatos</w:t>
+      </w:r>
+      <w:r>
+        <w:t xml:space="preserve">: casilla</w:t>
+      </w:r>
+      <w:r>
+        <w:t xml:space="preserve"> </w:t>
+      </w:r>
+      <w:r>
+        <w:rPr>
+          <w:bCs/>
+          <w:b/>
+        </w:rPr>
+        <w:t xml:space="preserve">sin marcar por defecto</w:t>
+      </w:r>
+      <w:r>
+        <w:t xml:space="preserve"> </w:t>
+      </w:r>
+      <w:r>
+        <w:t xml:space="preserve">con enlace a</w:t>
+      </w:r>
+      <w:r>
+        <w:t xml:space="preserve"> </w:t>
+      </w:r>
+      <w:r>
+        <w:rPr>
+          <w:rStyle w:val="VerbatimChar"/>
+        </w:rPr>
+        <w:t xml:space="preserve">politica-datos.html</w:t>
+      </w:r>
+      <w:r>
+        <w:t xml:space="preserve">. Sin ella → 400 con</w:t>
+      </w:r>
+      <w:r>
+        <w:t xml:space="preserve"> </w:t>
+      </w:r>
+      <w:r>
+        <w:rPr>
+          <w:rStyle w:val="VerbatimChar"/>
+        </w:rPr>
+        <w:t xml:space="preserve">campos.autorizacionDatos</w:t>
+      </w:r>
+      <w:r>
+        <w:t xml:space="preserve">.</w:t>
+      </w:r>
+    </w:p>
+    <w:p>
+      <w:pPr>
+        <w:numPr>
+          <w:ilvl w:val="0"/>
+          <w:numId w:val="1004"/>
+        </w:numPr>
+        <w:pStyle w:val="Compact"/>
+      </w:pPr>
+      <w:r>
+        <w:rPr>
+          <w:rStyle w:val="VerbatimChar"/>
+        </w:rPr>
+        <w:t xml:space="preserve">sitioWeb</w:t>
+      </w:r>
+      <w:r>
+        <w:t xml:space="preserve">:</w:t>
+      </w:r>
+      <w:r>
+        <w:t xml:space="preserve"> </w:t>
+      </w:r>
+      <w:r>
+        <w:rPr>
+          <w:bCs/>
+          <w:b/>
+        </w:rPr>
+        <w:t xml:space="preserve">campo trampa contra bots</w:t>
+      </w:r>
+      <w:r>
+        <w:t xml:space="preserve">. Inclúyelo en el formulario oculto con CSS (no con</w:t>
+      </w:r>
+      <w:r>
+        <w:t xml:space="preserve"> </w:t>
+      </w:r>
+      <w:r>
+        <w:rPr>
+          <w:rStyle w:val="VerbatimChar"/>
+        </w:rPr>
+        <w:t xml:space="preserve">type="hidden"</w:t>
+      </w:r>
+      <w:r>
+        <w:t xml:space="preserve">), con</w:t>
+      </w:r>
+      <w:r>
+        <w:t xml:space="preserve"> </w:t>
+      </w:r>
+      <w:r>
+        <w:rPr>
+          <w:rStyle w:val="VerbatimChar"/>
+        </w:rPr>
+        <w:t xml:space="preserve">tabindex="-1"</w:t>
+      </w:r>
+      <w:r>
+        <w:t xml:space="preserve"> </w:t>
+      </w:r>
+      <w:r>
+        <w:t xml:space="preserve">y</w:t>
+      </w:r>
+      <w:r>
+        <w:t xml:space="preserve"> </w:t>
+      </w:r>
+      <w:r>
+        <w:rPr>
+          <w:rStyle w:val="VerbatimChar"/>
+        </w:rPr>
+        <w:t xml:space="preserve">autocomplete="off"</w:t>
+      </w:r>
+      <w:r>
+        <w:t xml:space="preserve">, y envíalo vacío.</w:t>
+      </w:r>
+    </w:p>
+    <w:p>
+      <w:pPr>
+        <w:numPr>
+          <w:ilvl w:val="0"/>
+          <w:numId w:val="1004"/>
+        </w:numPr>
+        <w:pStyle w:val="Compact"/>
+      </w:pPr>
+      <w:r>
+        <w:rPr>
           <w:bCs/>
           <w:b/>
         </w:rPr>
@@ -1711,7 +1990,33 @@
         <w:t xml:space="preserve">LIMITE_CITAS_ACTIVAS_POR_DOCUMENTO</w:t>
       </w:r>
       <w:r>
-        <w:t xml:space="preserve">, por defecto 1).</w:t>
+        <w:t xml:space="preserve">, por defecto 1). El mensaje distingue los dos casos: si la que tiene está</w:t>
+      </w:r>
+      <w:r>
+        <w:t xml:space="preserve"> </w:t>
+      </w:r>
+      <w:r>
+        <w:rPr>
+          <w:bCs/>
+          <w:b/>
+        </w:rPr>
+        <w:t xml:space="preserve">pendiente</w:t>
+      </w:r>
+      <w:r>
+        <w:t xml:space="preserve">, explica que se le avisará por WhatsApp cuando la confirmen (todavía no tiene enlace); si está</w:t>
+      </w:r>
+      <w:r>
+        <w:t xml:space="preserve"> </w:t>
+      </w:r>
+      <w:r>
+        <w:rPr>
+          <w:bCs/>
+          <w:b/>
+        </w:rPr>
+        <w:t xml:space="preserve">confirmada</w:t>
+      </w:r>
+      <w:r>
+        <w:t xml:space="preserve">, que la cancele desde el enlace del WhatsApp.</w:t>
       </w:r>
     </w:p>
     <w:bookmarkEnd w:id="22"/>
@@ -3168,6 +3473,18 @@
         <w:rPr>
           <w:rStyle w:val="VerbatimChar"/>
         </w:rPr>
+        <w:t xml:space="preserve">tipoDocumento</w:t>
+      </w:r>
+      <w:r>
+        <w:t xml:space="preserve">,</w:t>
+      </w:r>
+      <w:r>
+        <w:t xml:space="preserve"> </w:t>
+      </w:r>
+      <w:r>
+        <w:rPr>
+          <w:rStyle w:val="VerbatimChar"/>
+        </w:rPr>
         <w:t xml:space="preserve">documento</w:t>
       </w:r>
       <w:r>
@@ -3192,6 +3509,18 @@
         <w:rPr>
           <w:rStyle w:val="VerbatimChar"/>
         </w:rPr>
+        <w:t xml:space="preserve">telefonoFijo</w:t>
+      </w:r>
+      <w:r>
+        <w:t xml:space="preserve">,</w:t>
+      </w:r>
+      <w:r>
+        <w:t xml:space="preserve"> </w:t>
+      </w:r>
+      <w:r>
+        <w:rPr>
+          <w:rStyle w:val="VerbatimChar"/>
+        </w:rPr>
         <w:t xml:space="preserve">correo</w:t>
       </w:r>
       <w:r>
@@ -3231,13 +3560,34 @@
         <w:t xml:space="preserve">creadoEn</w:t>
       </w:r>
       <w:r>
-        <w:t xml:space="preserve">.</w:t>
-      </w:r>
-      <w:r>
-        <w:t xml:space="preserve"> </w:t>
-      </w:r>
-      <w:r>
-        <w:t xml:space="preserve">-</w:t>
+        <w:t xml:space="preserve">,</w:t>
+      </w:r>
+      <w:r>
+        <w:t xml:space="preserve"> </w:t>
+      </w:r>
+      <w:r>
+        <w:rPr>
+          <w:rStyle w:val="VerbatimChar"/>
+        </w:rPr>
+        <w:t xml:space="preserve">fechaAnterior</w:t>
+      </w:r>
+      <w:r>
+        <w:t xml:space="preserve"> </w:t>
+      </w:r>
+      <w:r>
+        <w:t xml:space="preserve">y</w:t>
+      </w:r>
+      <w:r>
+        <w:t xml:space="preserve"> </w:t>
+      </w:r>
+      <w:r>
+        <w:rPr>
+          <w:rStyle w:val="VerbatimChar"/>
+        </w:rPr>
+        <w:t xml:space="preserve">horaAnterior</w:t>
+      </w:r>
+      <w:r>
+        <w:t xml:space="preserve">. Las dos últimas traen la hora que tenía la cita antes de que</w:t>
       </w:r>
       <w:r>
         <w:t xml:space="preserve"> </w:t>
@@ -3247,28 +3597,43 @@
           <w:bCs/>
           <w:b/>
         </w:rPr>
-        <w:t xml:space="preserve">Cambiar estado:</w:t>
-      </w:r>
-      <w:r>
-        <w:t xml:space="preserve"> </w:t>
-      </w:r>
-      <w:r>
-        <w:rPr>
-          <w:rStyle w:val="VerbatimChar"/>
-        </w:rPr>
-        <w:t xml:space="preserve">PATCH /admin/citas/:id/estado</w:t>
-      </w:r>
-      <w:r>
-        <w:t xml:space="preserve"> </w:t>
-      </w:r>
-      <w:r>
-        <w:rPr>
-          <w:rStyle w:val="VerbatimChar"/>
-        </w:rPr>
-        <w:t xml:space="preserve">{ estado: "atendida" | "no_asistio" | "cancelada" }</w:t>
-      </w:r>
-      <w:r>
-        <w:t xml:space="preserve">. Solo para citas confirmadas (una pendiente se acepta o se rechaza). Atendida o no asistió solo se permite cuando ya llegó la hora.</w:t>
+        <w:t xml:space="preserve">el paciente</w:t>
+      </w:r>
+      <w:r>
+        <w:t xml:space="preserve"> </w:t>
+      </w:r>
+      <w:r>
+        <w:t xml:space="preserve">la reprogramara (o</w:t>
+      </w:r>
+      <w:r>
+        <w:t xml:space="preserve"> </w:t>
+      </w:r>
+      <w:r>
+        <w:rPr>
+          <w:rStyle w:val="VerbatimChar"/>
+        </w:rPr>
+        <w:t xml:space="preserve">null</w:t>
+      </w:r>
+      <w:r>
+        <w:t xml:space="preserve">): el panel muestra</w:t>
+      </w:r>
+      <w:r>
+        <w:t xml:space="preserve"> </w:t>
+      </w:r>
+      <w:r>
+        <w:t xml:space="preserve">“</w:t>
+      </w:r>
+      <w:r>
+        <w:t xml:space="preserve">Cambio de hora · antes: …</w:t>
+      </w:r>
+      <w:r>
+        <w:t xml:space="preserve">”</w:t>
+      </w:r>
+      <w:r>
+        <w:t xml:space="preserve"> </w:t>
+      </w:r>
+      <w:r>
+        <w:t xml:space="preserve">en las solicitudes pendientes, para que la secretaria sepa qué cambio está aprobando.</w:t>
       </w:r>
       <w:r>
         <w:t xml:space="preserve"> </w:t>
@@ -3284,70 +3649,28 @@
           <w:bCs/>
           <w:b/>
         </w:rPr>
-        <w:t xml:space="preserve">Reprogramar:</w:t>
-      </w:r>
-      <w:r>
-        <w:t xml:space="preserve"> </w:t>
-      </w:r>
-      <w:r>
-        <w:rPr>
-          <w:rStyle w:val="VerbatimChar"/>
-        </w:rPr>
-        <w:t xml:space="preserve">POST /admin/citas/:id/reprogramar</w:t>
-      </w:r>
-      <w:r>
-        <w:t xml:space="preserve"> </w:t>
-      </w:r>
-      <w:r>
-        <w:rPr>
-          <w:rStyle w:val="VerbatimChar"/>
-        </w:rPr>
-        <w:t xml:space="preserve">{ franjaId }</w:t>
-      </w:r>
-      <w:r>
-        <w:t xml:space="preserve">. Para citas pendientes o confirmadas; no tiene límite y puede pasar la cita a otro especialista de la misma especialidad. Respuesta:</w:t>
-      </w:r>
-      <w:r>
-        <w:t xml:space="preserve"> </w:t>
-      </w:r>
-      <w:r>
-        <w:rPr>
-          <w:rStyle w:val="VerbatimChar"/>
-        </w:rPr>
-        <w:t xml:space="preserve">{ mensaje, cita, notificacion }</w:t>
-      </w:r>
-      <w:r>
-        <w:t xml:space="preserve">;</w:t>
-      </w:r>
-      <w:r>
-        <w:t xml:space="preserve"> </w:t>
-      </w:r>
-      <w:r>
-        <w:rPr>
-          <w:rStyle w:val="VerbatimChar"/>
-        </w:rPr>
-        <w:t xml:space="preserve">notificacion</w:t>
-      </w:r>
-      <w:r>
-        <w:t xml:space="preserve"> </w:t>
-      </w:r>
-      <w:r>
-        <w:t xml:space="preserve">es</w:t>
-      </w:r>
-      <w:r>
-        <w:t xml:space="preserve"> </w:t>
-      </w:r>
-      <w:r>
-        <w:rPr>
-          <w:rStyle w:val="VerbatimChar"/>
-        </w:rPr>
-        <w:t xml:space="preserve">null</w:t>
-      </w:r>
-      <w:r>
-        <w:t xml:space="preserve"> </w:t>
-      </w:r>
-      <w:r>
-        <w:t xml:space="preserve">si la cita estaba pendiente (el paciente se entera al aceptarla).</w:t>
+        <w:t xml:space="preserve">Cambiar estado:</w:t>
+      </w:r>
+      <w:r>
+        <w:t xml:space="preserve"> </w:t>
+      </w:r>
+      <w:r>
+        <w:rPr>
+          <w:rStyle w:val="VerbatimChar"/>
+        </w:rPr>
+        <w:t xml:space="preserve">PATCH /admin/citas/:id/estado</w:t>
+      </w:r>
+      <w:r>
+        <w:t xml:space="preserve"> </w:t>
+      </w:r>
+      <w:r>
+        <w:rPr>
+          <w:rStyle w:val="VerbatimChar"/>
+        </w:rPr>
+        <w:t xml:space="preserve">{ estado: "atendida" | "no_asistio" | "cancelada" }</w:t>
+      </w:r>
+      <w:r>
+        <w:t xml:space="preserve">. Solo para citas confirmadas (una pendiente se acepta o se rechaza). Atendida o no asistió solo se permite cuando ya llegó la hora.</w:t>
       </w:r>
       <w:r>
         <w:t xml:space="preserve"> </w:t>
@@ -3363,49 +3686,40 @@
           <w:bCs/>
           <w:b/>
         </w:rPr>
-        <w:t xml:space="preserve">Cancelar</w:t>
-      </w:r>
-      <w:r>
-        <w:t xml:space="preserve"> </w:t>
-      </w:r>
-      <w:r>
-        <w:t xml:space="preserve">(</w:t>
-      </w:r>
-      <w:r>
-        <w:rPr>
-          <w:rStyle w:val="VerbatimChar"/>
-        </w:rPr>
-        <w:t xml:space="preserve">PATCH …/estado</w:t>
-      </w:r>
-      <w:r>
-        <w:t xml:space="preserve"> </w:t>
-      </w:r>
-      <w:r>
-        <w:t xml:space="preserve">con</w:t>
-      </w:r>
-      <w:r>
-        <w:t xml:space="preserve"> </w:t>
-      </w:r>
-      <w:r>
-        <w:rPr>
-          <w:rStyle w:val="VerbatimChar"/>
-        </w:rPr>
-        <w:t xml:space="preserve">cancelada</w:t>
-      </w:r>
-      <w:r>
-        <w:t xml:space="preserve">) responde</w:t>
-      </w:r>
-      <w:r>
-        <w:t xml:space="preserve"> </w:t>
-      </w:r>
-      <w:r>
-        <w:rPr>
-          <w:rStyle w:val="VerbatimChar"/>
-        </w:rPr>
-        <w:t xml:space="preserve">{ mensaje, notificacion }</w:t>
-      </w:r>
-      <w:r>
-        <w:t xml:space="preserve">.</w:t>
+        <w:t xml:space="preserve">Reprogramar:</w:t>
+      </w:r>
+      <w:r>
+        <w:t xml:space="preserve"> </w:t>
+      </w:r>
+      <w:r>
+        <w:rPr>
+          <w:rStyle w:val="VerbatimChar"/>
+        </w:rPr>
+        <w:t xml:space="preserve">POST /admin/citas/:id/reprogramar</w:t>
+      </w:r>
+      <w:r>
+        <w:t xml:space="preserve"> </w:t>
+      </w:r>
+      <w:r>
+        <w:rPr>
+          <w:rStyle w:val="VerbatimChar"/>
+        </w:rPr>
+        <w:t xml:space="preserve">{ franjaId }</w:t>
+      </w:r>
+      <w:r>
+        <w:t xml:space="preserve">. Para citas pendientes o confirmadas; no tiene límite y puede pasar la cita a otro especialista de la misma especialidad. Respuesta:</w:t>
+      </w:r>
+      <w:r>
+        <w:t xml:space="preserve"> </w:t>
+      </w:r>
+      <w:r>
+        <w:rPr>
+          <w:rStyle w:val="VerbatimChar"/>
+        </w:rPr>
+        <w:t xml:space="preserve">{ mensaje, cita, notificacion }</w:t>
+      </w:r>
+      <w:r>
+        <w:t xml:space="preserve">;</w:t>
       </w:r>
       <w:r>
         <w:t xml:space="preserve"> </w:t>
@@ -3429,317 +3743,326 @@
         <w:rPr>
           <w:rStyle w:val="VerbatimChar"/>
         </w:rPr>
-        <w:t xml:space="preserve">{ id, estado, enlaceWhatsApp }</w:t>
-      </w:r>
-      <w:r>
-        <w:t xml:space="preserve">: si</w:t>
-      </w:r>
-      <w:r>
-        <w:t xml:space="preserve"> </w:t>
-      </w:r>
-      <w:r>
-        <w:rPr>
-          <w:rStyle w:val="VerbatimChar"/>
-        </w:rPr>
-        <w:t xml:space="preserve">estado</w:t>
-      </w:r>
-      <w:r>
-        <w:t xml:space="preserve"> </w:t>
-      </w:r>
-      <w:r>
-        <w:t xml:space="preserve">es</w:t>
-      </w:r>
-      <w:r>
-        <w:t xml:space="preserve"> </w:t>
-      </w:r>
-      <w:r>
-        <w:rPr>
-          <w:rStyle w:val="VerbatimChar"/>
-        </w:rPr>
-        <w:t xml:space="preserve">pendiente</w:t>
-      </w:r>
-      <w:r>
-        <w:t xml:space="preserve">, el panel ofrece</w:t>
-      </w:r>
-      <w:r>
-        <w:t xml:space="preserve"> </w:t>
-      </w:r>
-      <w:r>
-        <w:t xml:space="preserve">“</w:t>
-      </w:r>
-      <w:r>
-        <w:t xml:space="preserve">Enviar por WhatsApp</w:t>
-      </w:r>
-      <w:r>
-        <w:t xml:space="preserve">”</w:t>
-      </w:r>
-      <w:r>
-        <w:t xml:space="preserve"> </w:t>
-      </w:r>
-      <w:r>
-        <w:t xml:space="preserve">y</w:t>
-      </w:r>
-      <w:r>
-        <w:t xml:space="preserve"> </w:t>
-      </w:r>
-      <w:r>
-        <w:t xml:space="preserve">“</w:t>
-      </w:r>
-      <w:r>
-        <w:t xml:space="preserve">Marcar como enviado</w:t>
-      </w:r>
-      <w:r>
-        <w:t xml:space="preserve">”</w:t>
-      </w:r>
-      <w:r>
-        <w:t xml:space="preserve"> </w:t>
-      </w:r>
-      <w:r>
-        <w:t xml:space="preserve">ahí mismo.</w:t>
-      </w:r>
-    </w:p>
-    <w:p>
-      <w:pPr>
-        <w:pStyle w:val="BodyText"/>
-      </w:pPr>
+        <w:t xml:space="preserve">null</w:t>
+      </w:r>
+      <w:r>
+        <w:t xml:space="preserve"> </w:t>
+      </w:r>
+      <w:r>
+        <w:t xml:space="preserve">si la cita estaba pendiente (el paciente se entera al aceptarla).</w:t>
+      </w:r>
+      <w:r>
+        <w:t xml:space="preserve"> </w:t>
+      </w:r>
+      <w:r>
+        <w:t xml:space="preserve">-</w:t>
+      </w:r>
+      <w:r>
+        <w:t xml:space="preserve"> </w:t>
+      </w:r>
       <w:r>
         <w:rPr>
           <w:bCs/>
           <w:b/>
         </w:rPr>
-        <w:t xml:space="preserve">Mensajes de WhatsApp (modo manual)</w:t>
-      </w:r>
-      <w:r>
-        <w:t xml:space="preserve"> </w:t>
-      </w:r>
-      <w:r>
-        <w:t xml:space="preserve">-</w:t>
-      </w:r>
-      <w:r>
-        <w:t xml:space="preserve"> </w:t>
-      </w:r>
-      <w:r>
-        <w:rPr>
-          <w:rStyle w:val="VerbatimChar"/>
-        </w:rPr>
-        <w:t xml:space="preserve">GET /admin/notificaciones?estado=pendiente</w:t>
-      </w:r>
-      <w:r>
-        <w:t xml:space="preserve"> </w:t>
-      </w:r>
-      <w:r>
-        <w:t xml:space="preserve">(o</w:t>
-      </w:r>
-      <w:r>
-        <w:t xml:space="preserve"> </w:t>
-      </w:r>
-      <w:r>
-        <w:rPr>
-          <w:rStyle w:val="VerbatimChar"/>
-        </w:rPr>
-        <w:t xml:space="preserve">fallida</w:t>
-      </w:r>
-      <w:r>
-        <w:t xml:space="preserve">,</w:t>
-      </w:r>
-      <w:r>
-        <w:t xml:space="preserve"> </w:t>
-      </w:r>
-      <w:r>
-        <w:rPr>
-          <w:rStyle w:val="VerbatimChar"/>
-        </w:rPr>
-        <w:t xml:space="preserve">enviada</w:t>
-      </w:r>
-      <w:r>
-        <w:t xml:space="preserve">) →</w:t>
-      </w:r>
-      <w:r>
-        <w:t xml:space="preserve"> </w:t>
-      </w:r>
-      <w:r>
-        <w:rPr>
-          <w:rStyle w:val="VerbatimChar"/>
-        </w:rPr>
-        <w:t xml:space="preserve">[{ id, citaId, paciente, tipo, destino, mensaje, enlaceWhatsApp, creadoEn }]</w:t>
-      </w:r>
-      <w:r>
-        <w:t xml:space="preserve"> </w:t>
-      </w:r>
-      <w:r>
-        <w:t xml:space="preserve">- Botón</w:t>
-      </w:r>
-      <w:r>
-        <w:t xml:space="preserve"> </w:t>
-      </w:r>
+        <w:t xml:space="preserve">Cancelar</w:t>
+      </w:r>
+      <w:r>
+        <w:t xml:space="preserve"> </w:t>
+      </w:r>
+      <w:r>
+        <w:t xml:space="preserve">(</w:t>
+      </w:r>
+      <w:r>
+        <w:rPr>
+          <w:rStyle w:val="VerbatimChar"/>
+        </w:rPr>
+        <w:t xml:space="preserve">PATCH …/estado</w:t>
+      </w:r>
+      <w:r>
+        <w:t xml:space="preserve"> </w:t>
+      </w:r>
+      <w:r>
+        <w:t xml:space="preserve">con</w:t>
+      </w:r>
+      <w:r>
+        <w:t xml:space="preserve"> </w:t>
+      </w:r>
+      <w:r>
+        <w:rPr>
+          <w:rStyle w:val="VerbatimChar"/>
+        </w:rPr>
+        <w:t xml:space="preserve">cancelada</w:t>
+      </w:r>
+      <w:r>
+        <w:t xml:space="preserve">) responde</w:t>
+      </w:r>
+      <w:r>
+        <w:t xml:space="preserve"> </w:t>
+      </w:r>
+      <w:r>
+        <w:rPr>
+          <w:rStyle w:val="VerbatimChar"/>
+        </w:rPr>
+        <w:t xml:space="preserve">{ mensaje, notificacion }</w:t>
+      </w:r>
+      <w:r>
+        <w:t xml:space="preserve">.</w:t>
+      </w:r>
+      <w:r>
+        <w:t xml:space="preserve"> </w:t>
+      </w:r>
+      <w:r>
+        <w:rPr>
+          <w:rStyle w:val="VerbatimChar"/>
+        </w:rPr>
+        <w:t xml:space="preserve">notificacion</w:t>
+      </w:r>
+      <w:r>
+        <w:t xml:space="preserve"> </w:t>
+      </w:r>
+      <w:r>
+        <w:t xml:space="preserve">es</w:t>
+      </w:r>
+      <w:r>
+        <w:t xml:space="preserve"> </w:t>
+      </w:r>
+      <w:r>
+        <w:rPr>
+          <w:rStyle w:val="VerbatimChar"/>
+        </w:rPr>
+        <w:t xml:space="preserve">{ id, estado, enlaceWhatsApp }</w:t>
+      </w:r>
+      <w:r>
+        <w:t xml:space="preserve">: si</w:t>
+      </w:r>
+      <w:r>
+        <w:t xml:space="preserve"> </w:t>
+      </w:r>
+      <w:r>
+        <w:rPr>
+          <w:rStyle w:val="VerbatimChar"/>
+        </w:rPr>
+        <w:t xml:space="preserve">estado</w:t>
+      </w:r>
+      <w:r>
+        <w:t xml:space="preserve"> </w:t>
+      </w:r>
+      <w:r>
+        <w:t xml:space="preserve">es</w:t>
+      </w:r>
+      <w:r>
+        <w:t xml:space="preserve"> </w:t>
+      </w:r>
+      <w:r>
+        <w:rPr>
+          <w:rStyle w:val="VerbatimChar"/>
+        </w:rPr>
+        <w:t xml:space="preserve">pendiente</w:t>
+      </w:r>
+      <w:r>
+        <w:t xml:space="preserve">, el panel ofrece</w:t>
+      </w:r>
+      <w:r>
+        <w:t xml:space="preserve"> </w:t>
+      </w:r>
+      <w:r>
+        <w:t xml:space="preserve">“</w:t>
+      </w:r>
+      <w:r>
+        <w:t xml:space="preserve">Enviar por WhatsApp</w:t>
+      </w:r>
+      <w:r>
+        <w:t xml:space="preserve">”</w:t>
+      </w:r>
+      <w:r>
+        <w:t xml:space="preserve"> </w:t>
+      </w:r>
+      <w:r>
+        <w:t xml:space="preserve">y</w:t>
+      </w:r>
+      <w:r>
+        <w:t xml:space="preserve"> </w:t>
+      </w:r>
+      <w:r>
+        <w:t xml:space="preserve">“</w:t>
+      </w:r>
+      <w:r>
+        <w:t xml:space="preserve">Marcar como enviado</w:t>
+      </w:r>
+      <w:r>
+        <w:t xml:space="preserve">”</w:t>
+      </w:r>
+      <w:r>
+        <w:t xml:space="preserve"> </w:t>
+      </w:r>
+      <w:r>
+        <w:t xml:space="preserve">ahí mismo.</w:t>
+      </w:r>
+    </w:p>
+    <w:p>
+      <w:pPr>
+        <w:pStyle w:val="BodyText"/>
+      </w:pPr>
       <w:r>
         <w:rPr>
           <w:bCs/>
           <w:b/>
         </w:rPr>
-        <w:t xml:space="preserve">“</w:t>
+        <w:t xml:space="preserve">Mensajes de WhatsApp (modo manual)</w:t>
+      </w:r>
+      <w:r>
+        <w:t xml:space="preserve"> </w:t>
+      </w:r>
+      <w:r>
+        <w:t xml:space="preserve">-</w:t>
+      </w:r>
+      <w:r>
+        <w:t xml:space="preserve"> </w:t>
+      </w:r>
+      <w:r>
+        <w:rPr>
+          <w:rStyle w:val="VerbatimChar"/>
+        </w:rPr>
+        <w:t xml:space="preserve">GET /admin/notificaciones?estado=pendiente</w:t>
+      </w:r>
+      <w:r>
+        <w:t xml:space="preserve"> </w:t>
+      </w:r>
+      <w:r>
+        <w:t xml:space="preserve">(o</w:t>
+      </w:r>
+      <w:r>
+        <w:t xml:space="preserve"> </w:t>
+      </w:r>
+      <w:r>
+        <w:rPr>
+          <w:rStyle w:val="VerbatimChar"/>
+        </w:rPr>
+        <w:t xml:space="preserve">fallida</w:t>
+      </w:r>
+      <w:r>
+        <w:t xml:space="preserve">,</w:t>
+      </w:r>
+      <w:r>
+        <w:t xml:space="preserve"> </w:t>
+      </w:r>
+      <w:r>
+        <w:rPr>
+          <w:rStyle w:val="VerbatimChar"/>
+        </w:rPr>
+        <w:t xml:space="preserve">enviada</w:t>
+      </w:r>
+      <w:r>
+        <w:t xml:space="preserve">) →</w:t>
+      </w:r>
+      <w:r>
+        <w:t xml:space="preserve"> </w:t>
+      </w:r>
+      <w:r>
+        <w:rPr>
+          <w:rStyle w:val="VerbatimChar"/>
+        </w:rPr>
+        <w:t xml:space="preserve">[{ id, citaId, paciente, tipo, destino, mensaje, enlaceWhatsApp, creadoEn }]</w:t>
+      </w:r>
+      <w:r>
+        <w:t xml:space="preserve"> </w:t>
+      </w:r>
+      <w:r>
+        <w:t xml:space="preserve">- Botón</w:t>
+      </w:r>
+      <w:r>
+        <w:t xml:space="preserve"> </w:t>
       </w:r>
       <w:r>
         <w:rPr>
           <w:bCs/>
           <w:b/>
         </w:rPr>
-        <w:t xml:space="preserve">Enviar por WhatsApp</w:t>
+        <w:t xml:space="preserve">“</w:t>
       </w:r>
       <w:r>
         <w:rPr>
           <w:bCs/>
           <w:b/>
         </w:rPr>
-        <w:t xml:space="preserve">”</w:t>
-      </w:r>
-      <w:r>
-        <w:t xml:space="preserve">: abre</w:t>
-      </w:r>
-      <w:r>
-        <w:t xml:space="preserve"> </w:t>
-      </w:r>
-      <w:r>
-        <w:rPr>
-          <w:rStyle w:val="VerbatimChar"/>
-        </w:rPr>
-        <w:t xml:space="preserve">enlaceWhatsApp</w:t>
-      </w:r>
-      <w:r>
-        <w:t xml:space="preserve"> </w:t>
-      </w:r>
-      <w:r>
-        <w:t xml:space="preserve">en pestaña nueva. Abre la app o WhatsApp Web de la clínica con el texto listo.</w:t>
-      </w:r>
-      <w:r>
-        <w:t xml:space="preserve"> </w:t>
-      </w:r>
-      <w:r>
-        <w:t xml:space="preserve">- Luego, botón</w:t>
-      </w:r>
-      <w:r>
-        <w:t xml:space="preserve"> </w:t>
+        <w:t xml:space="preserve">Enviar por WhatsApp</w:t>
       </w:r>
       <w:r>
         <w:rPr>
           <w:bCs/>
           <w:b/>
         </w:rPr>
-        <w:t xml:space="preserve">“</w:t>
+        <w:t xml:space="preserve">”</w:t>
+      </w:r>
+      <w:r>
+        <w:t xml:space="preserve">: abre</w:t>
+      </w:r>
+      <w:r>
+        <w:t xml:space="preserve"> </w:t>
+      </w:r>
+      <w:r>
+        <w:rPr>
+          <w:rStyle w:val="VerbatimChar"/>
+        </w:rPr>
+        <w:t xml:space="preserve">enlaceWhatsApp</w:t>
+      </w:r>
+      <w:r>
+        <w:t xml:space="preserve"> </w:t>
+      </w:r>
+      <w:r>
+        <w:t xml:space="preserve">en pestaña nueva. Abre la app o WhatsApp Web de la clínica con el texto listo.</w:t>
+      </w:r>
+      <w:r>
+        <w:t xml:space="preserve"> </w:t>
+      </w:r>
+      <w:r>
+        <w:t xml:space="preserve">- Luego, botón</w:t>
+      </w:r>
+      <w:r>
+        <w:t xml:space="preserve"> </w:t>
       </w:r>
       <w:r>
         <w:rPr>
           <w:bCs/>
           <w:b/>
         </w:rPr>
-        <w:t xml:space="preserve">Marcar como enviado</w:t>
+        <w:t xml:space="preserve">“</w:t>
       </w:r>
       <w:r>
         <w:rPr>
           <w:bCs/>
           <w:b/>
         </w:rPr>
-        <w:t xml:space="preserve">”</w:t>
-      </w:r>
-      <w:r>
-        <w:t xml:space="preserve">:</w:t>
-      </w:r>
-      <w:r>
-        <w:t xml:space="preserve"> </w:t>
-      </w:r>
-      <w:r>
-        <w:rPr>
-          <w:rStyle w:val="VerbatimChar"/>
-        </w:rPr>
-        <w:t xml:space="preserve">PATCH /admin/notificaciones/:id</w:t>
-      </w:r>
-      <w:r>
-        <w:t xml:space="preserve"> </w:t>
-      </w:r>
-      <w:r>
-        <w:rPr>
-          <w:rStyle w:val="VerbatimChar"/>
-        </w:rPr>
-        <w:t xml:space="preserve">{ estado: "enviada" }</w:t>
-      </w:r>
-      <w:r>
-        <w:t xml:space="preserve">.</w:t>
-      </w:r>
-      <w:r>
-        <w:t xml:space="preserve"> </w:t>
-      </w:r>
-      <w:r>
-        <w:t xml:space="preserve">-</w:t>
-      </w:r>
-      <w:r>
-        <w:t xml:space="preserve"> </w:t>
+        <w:t xml:space="preserve">Marcar como enviado</w:t>
       </w:r>
       <w:r>
         <w:rPr>
           <w:bCs/>
           <w:b/>
         </w:rPr>
-        <w:t xml:space="preserve">Tipos de mensaje:</w:t>
-      </w:r>
-      <w:r>
-        <w:t xml:space="preserve"> </w:t>
-      </w:r>
-      <w:r>
-        <w:rPr>
-          <w:rStyle w:val="VerbatimChar"/>
-        </w:rPr>
-        <w:t xml:space="preserve">confirmacion</w:t>
-      </w:r>
-      <w:r>
-        <w:t xml:space="preserve">,</w:t>
-      </w:r>
-      <w:r>
-        <w:t xml:space="preserve"> </w:t>
-      </w:r>
-      <w:r>
-        <w:rPr>
-          <w:rStyle w:val="VerbatimChar"/>
-        </w:rPr>
-        <w:t xml:space="preserve">reprogramacion</w:t>
-      </w:r>
-      <w:r>
-        <w:t xml:space="preserve">,</w:t>
-      </w:r>
-      <w:r>
-        <w:t xml:space="preserve"> </w:t>
-      </w:r>
-      <w:r>
-        <w:rPr>
-          <w:rStyle w:val="VerbatimChar"/>
-        </w:rPr>
-        <w:t xml:space="preserve">cancelacion</w:t>
-      </w:r>
-      <w:r>
-        <w:t xml:space="preserve">,</w:t>
-      </w:r>
-      <w:r>
-        <w:t xml:space="preserve"> </w:t>
-      </w:r>
-      <w:r>
-        <w:rPr>
-          <w:rStyle w:val="VerbatimChar"/>
-        </w:rPr>
-        <w:t xml:space="preserve">rechazo</w:t>
-      </w:r>
-      <w:r>
-        <w:t xml:space="preserve"> </w:t>
-      </w:r>
-      <w:r>
-        <w:t xml:space="preserve">y</w:t>
-      </w:r>
-      <w:r>
-        <w:t xml:space="preserve"> </w:t>
-      </w:r>
-      <w:r>
-        <w:rPr>
-          <w:rStyle w:val="VerbatimChar"/>
-        </w:rPr>
-        <w:t xml:space="preserve">recordatorio</w:t>
+        <w:t xml:space="preserve">”</w:t>
+      </w:r>
+      <w:r>
+        <w:t xml:space="preserve">:</w:t>
+      </w:r>
+      <w:r>
+        <w:t xml:space="preserve"> </w:t>
+      </w:r>
+      <w:r>
+        <w:rPr>
+          <w:rStyle w:val="VerbatimChar"/>
+        </w:rPr>
+        <w:t xml:space="preserve">PATCH /admin/notificaciones/:id</w:t>
+      </w:r>
+      <w:r>
+        <w:t xml:space="preserve"> </w:t>
+      </w:r>
+      <w:r>
+        <w:rPr>
+          <w:rStyle w:val="VerbatimChar"/>
+        </w:rPr>
+        <w:t xml:space="preserve">{ estado: "enviada" }</w:t>
       </w:r>
       <w:r>
         <w:t xml:space="preserve">.</w:t>
@@ -3758,13 +4081,58 @@
           <w:bCs/>
           <w:b/>
         </w:rPr>
-        <w:t xml:space="preserve">Recordatorio 24 horas antes:</w:t>
-      </w:r>
-      <w:r>
-        <w:t xml:space="preserve"> </w:t>
-      </w:r>
-      <w:r>
-        <w:t xml:space="preserve">el servidor revisa cada 30 minutos, dentro del horario configurado, las citas confirmadas que empiezan en las próximas 24 horas; aparecen como mensajes de tipo</w:t>
+        <w:t xml:space="preserve">Tipos de mensaje:</w:t>
+      </w:r>
+      <w:r>
+        <w:t xml:space="preserve"> </w:t>
+      </w:r>
+      <w:r>
+        <w:rPr>
+          <w:rStyle w:val="VerbatimChar"/>
+        </w:rPr>
+        <w:t xml:space="preserve">confirmacion</w:t>
+      </w:r>
+      <w:r>
+        <w:t xml:space="preserve">,</w:t>
+      </w:r>
+      <w:r>
+        <w:t xml:space="preserve"> </w:t>
+      </w:r>
+      <w:r>
+        <w:rPr>
+          <w:rStyle w:val="VerbatimChar"/>
+        </w:rPr>
+        <w:t xml:space="preserve">reprogramacion</w:t>
+      </w:r>
+      <w:r>
+        <w:t xml:space="preserve">,</w:t>
+      </w:r>
+      <w:r>
+        <w:t xml:space="preserve"> </w:t>
+      </w:r>
+      <w:r>
+        <w:rPr>
+          <w:rStyle w:val="VerbatimChar"/>
+        </w:rPr>
+        <w:t xml:space="preserve">cancelacion</w:t>
+      </w:r>
+      <w:r>
+        <w:t xml:space="preserve">,</w:t>
+      </w:r>
+      <w:r>
+        <w:t xml:space="preserve"> </w:t>
+      </w:r>
+      <w:r>
+        <w:rPr>
+          <w:rStyle w:val="VerbatimChar"/>
+        </w:rPr>
+        <w:t xml:space="preserve">rechazo</w:t>
+      </w:r>
+      <w:r>
+        <w:t xml:space="preserve"> </w:t>
+      </w:r>
+      <w:r>
+        <w:t xml:space="preserve">y</w:t>
       </w:r>
       <w:r>
         <w:t xml:space="preserve"> </w:t>
@@ -3776,124 +4144,185 @@
         <w:t xml:space="preserve">recordatorio</w:t>
       </w:r>
       <w:r>
-        <w:t xml:space="preserve"> </w:t>
-      </w:r>
-      <w:r>
-        <w:t xml:space="preserve">(sin enlace). Para generarlos ya:</w:t>
-      </w:r>
-      <w:r>
-        <w:t xml:space="preserve"> </w:t>
-      </w:r>
-      <w:r>
-        <w:rPr>
-          <w:rStyle w:val="VerbatimChar"/>
-        </w:rPr>
-        <w:t xml:space="preserve">POST /admin/recordatorios</w:t>
-      </w:r>
-      <w:r>
-        <w:t xml:space="preserve"> </w:t>
-      </w:r>
-      <w:r>
-        <w:t xml:space="preserve">→</w:t>
-      </w:r>
-      <w:r>
-        <w:t xml:space="preserve"> </w:t>
-      </w:r>
-      <w:r>
-        <w:rPr>
-          <w:rStyle w:val="VerbatimChar"/>
-        </w:rPr>
-        <w:t xml:space="preserve">{ fecha, revisadas, resultados: [{ citaId, estado }] }</w:t>
-      </w:r>
-      <w:r>
         <w:t xml:space="preserve">.</w:t>
       </w:r>
       <w:r>
         <w:t xml:space="preserve"> </w:t>
       </w:r>
       <w:r>
-        <w:t xml:space="preserve">- Conviene un contador de pendientes visible en el menú del panel.</w:t>
-      </w:r>
-    </w:p>
-    <w:p>
-      <w:pPr>
-        <w:pStyle w:val="BodyText"/>
-      </w:pPr>
+        <w:t xml:space="preserve">-</w:t>
+      </w:r>
+      <w:r>
+        <w:t xml:space="preserve"> </w:t>
+      </w:r>
       <w:r>
         <w:rPr>
           <w:bCs/>
           <w:b/>
         </w:rPr>
-        <w:t xml:space="preserve">Pacientes</w:t>
-      </w:r>
-      <w:r>
-        <w:t xml:space="preserve"> </w:t>
-      </w:r>
-      <w:r>
-        <w:t xml:space="preserve">(registro sin usuario ni contraseña)</w:t>
-      </w:r>
-      <w:r>
-        <w:t xml:space="preserve"> </w:t>
-      </w:r>
-      <w:r>
-        <w:t xml:space="preserve">-</w:t>
-      </w:r>
-      <w:r>
-        <w:t xml:space="preserve"> </w:t>
-      </w:r>
-      <w:r>
-        <w:rPr>
-          <w:rStyle w:val="VerbatimChar"/>
-        </w:rPr>
-        <w:t xml:space="preserve">POST /pacientes</w:t>
-      </w:r>
-      <w:r>
-        <w:t xml:space="preserve"> </w:t>
-      </w:r>
-      <w:r>
-        <w:rPr>
-          <w:rStyle w:val="VerbatimChar"/>
-        </w:rPr>
-        <w:t xml:space="preserve">{ nombreCompleto, documento, telefono, correo, autorizacionDatos: true }</w:t>
-      </w:r>
-      <w:r>
-        <w:t xml:space="preserve"> </w:t>
-      </w:r>
-      <w:r>
-        <w:t xml:space="preserve">→ 201</w:t>
-      </w:r>
-      <w:r>
-        <w:t xml:space="preserve"> </w:t>
-      </w:r>
-      <w:r>
-        <w:rPr>
-          <w:rStyle w:val="VerbatimChar"/>
-        </w:rPr>
-        <w:t xml:space="preserve">{ mensaje, paciente, citasVinculadas }</w:t>
-      </w:r>
-      <w:r>
-        <w:t xml:space="preserve">. Para quien llega al consultorio.</w:t>
-      </w:r>
-      <w:r>
-        <w:t xml:space="preserve"> </w:t>
-      </w:r>
-      <w:r>
-        <w:rPr>
-          <w:rStyle w:val="VerbatimChar"/>
-        </w:rPr>
-        <w:t xml:space="preserve">citasVinculadas</w:t>
-      </w:r>
-      <w:r>
-        <w:t xml:space="preserve">: citas que pidió antes por la web con el mismo documento y celular. Documento repetido →</w:t>
-      </w:r>
-      <w:r>
-        <w:t xml:space="preserve"> </w:t>
-      </w:r>
+        <w:t xml:space="preserve">Recordatorio 24 horas antes:</w:t>
+      </w:r>
+      <w:r>
+        <w:t xml:space="preserve"> </w:t>
+      </w:r>
+      <w:r>
+        <w:t xml:space="preserve">el servidor revisa cada 30 minutos, dentro del horario configurado, las citas confirmadas que empiezan en las próximas 24 horas; aparecen como mensajes de tipo</w:t>
+      </w:r>
+      <w:r>
+        <w:t xml:space="preserve"> </w:t>
+      </w:r>
+      <w:r>
+        <w:rPr>
+          <w:rStyle w:val="VerbatimChar"/>
+        </w:rPr>
+        <w:t xml:space="preserve">recordatorio</w:t>
+      </w:r>
+      <w:r>
+        <w:t xml:space="preserve"> </w:t>
+      </w:r>
+      <w:r>
+        <w:t xml:space="preserve">(sin enlace). Para generarlos ya:</w:t>
+      </w:r>
+      <w:r>
+        <w:t xml:space="preserve"> </w:t>
+      </w:r>
+      <w:r>
+        <w:rPr>
+          <w:rStyle w:val="VerbatimChar"/>
+        </w:rPr>
+        <w:t xml:space="preserve">POST /admin/recordatorios</w:t>
+      </w:r>
+      <w:r>
+        <w:t xml:space="preserve"> </w:t>
+      </w:r>
+      <w:r>
+        <w:t xml:space="preserve">→</w:t>
+      </w:r>
+      <w:r>
+        <w:t xml:space="preserve"> </w:t>
+      </w:r>
+      <w:r>
+        <w:rPr>
+          <w:rStyle w:val="VerbatimChar"/>
+        </w:rPr>
+        <w:t xml:space="preserve">{ fecha, revisadas, resultados: [{ citaId, estado }] }</w:t>
+      </w:r>
+      <w:r>
+        <w:t xml:space="preserve">.</w:t>
+      </w:r>
+      <w:r>
+        <w:t xml:space="preserve"> </w:t>
+      </w:r>
+      <w:r>
+        <w:t xml:space="preserve">- Conviene un contador de pendientes visible en el menú del panel.</w:t>
+      </w:r>
+    </w:p>
+    <w:p>
+      <w:pPr>
+        <w:pStyle w:val="BodyText"/>
+      </w:pPr>
       <w:r>
         <w:rPr>
           <w:bCs/>
           <w:b/>
         </w:rPr>
+        <w:t xml:space="preserve">Pacientes</w:t>
+      </w:r>
+      <w:r>
+        <w:t xml:space="preserve"> </w:t>
+      </w:r>
+      <w:r>
+        <w:t xml:space="preserve">(registro sin usuario ni contraseña)</w:t>
+      </w:r>
+      <w:r>
+        <w:t xml:space="preserve"> </w:t>
+      </w:r>
+      <w:r>
+        <w:t xml:space="preserve">-</w:t>
+      </w:r>
+      <w:r>
+        <w:t xml:space="preserve"> </w:t>
+      </w:r>
+      <w:r>
+        <w:rPr>
+          <w:rStyle w:val="VerbatimChar"/>
+        </w:rPr>
+        <w:t xml:space="preserve">POST /pacientes</w:t>
+      </w:r>
+      <w:r>
+        <w:t xml:space="preserve"> </w:t>
+      </w:r>
+      <w:r>
+        <w:rPr>
+          <w:rStyle w:val="VerbatimChar"/>
+        </w:rPr>
+        <w:t xml:space="preserve">{ nombres, apellidos, tipoDocumento, documento, telefono, telefonoFijo?, correo, motivoConsulta?, autorizacionDatos: true }</w:t>
+      </w:r>
+      <w:r>
+        <w:t xml:space="preserve"> </w:t>
+      </w:r>
+      <w:r>
+        <w:t xml:space="preserve">→ 201</w:t>
+      </w:r>
+      <w:r>
+        <w:t xml:space="preserve"> </w:t>
+      </w:r>
+      <w:r>
+        <w:rPr>
+          <w:rStyle w:val="VerbatimChar"/>
+        </w:rPr>
+        <w:t xml:space="preserve">{ mensaje, paciente, citasVinculadas }</w:t>
+      </w:r>
+      <w:r>
+        <w:t xml:space="preserve">. Mismas reglas de los datos que en</w:t>
+      </w:r>
+      <w:r>
+        <w:t xml:space="preserve"> </w:t>
+      </w:r>
+      <w:r>
+        <w:rPr>
+          <w:rStyle w:val="VerbatimChar"/>
+        </w:rPr>
+        <w:t xml:space="preserve">POST /citas</w:t>
+      </w:r>
+      <w:r>
+        <w:t xml:space="preserve">;</w:t>
+      </w:r>
+      <w:r>
+        <w:t xml:space="preserve"> </w:t>
+      </w:r>
+      <w:r>
+        <w:rPr>
+          <w:rStyle w:val="VerbatimChar"/>
+        </w:rPr>
+        <w:t xml:space="preserve">motivoConsulta</w:t>
+      </w:r>
+      <w:r>
+        <w:t xml:space="preserve"> </w:t>
+      </w:r>
+      <w:r>
+        <w:t xml:space="preserve">(a qué vino, hasta 500 caracteres) es opcional. Para quien llega al consultorio.</w:t>
+      </w:r>
+      <w:r>
+        <w:t xml:space="preserve"> </w:t>
+      </w:r>
+      <w:r>
+        <w:rPr>
+          <w:rStyle w:val="VerbatimChar"/>
+        </w:rPr>
+        <w:t xml:space="preserve">citasVinculadas</w:t>
+      </w:r>
+      <w:r>
+        <w:t xml:space="preserve">: citas que pidió antes por la web con el mismo documento y celular. Documento repetido →</w:t>
+      </w:r>
+      <w:r>
+        <w:t xml:space="preserve"> </w:t>
+      </w:r>
+      <w:r>
+        <w:rPr>
+          <w:bCs/>
+          <w:b/>
+        </w:rPr>
         <w:t xml:space="preserve">409</w:t>
       </w:r>
       <w:r>
@@ -3960,10 +4389,25 @@
         <w:rPr>
           <w:rStyle w:val="VerbatimChar"/>
         </w:rPr>
-        <w:t xml:space="preserve">[{ id, nombreCompleto, documento, telefono, correo, origen: "web" | "consultorio", fechaAutorizacion, creadoEn }]</w:t>
+        <w:t xml:space="preserve">[{ id, nombres, apellidos, nombreCompleto, tipoDocumento, documento, telefono, telefonoFijo, correo, origen: "web" | "consultorio", motivoConsulta, fechaAutorizacion, creadoEn }]</w:t>
       </w:r>
       <w:r>
         <w:t xml:space="preserve">; busca por nombre, documento, celular o correo.</w:t>
+      </w:r>
+      <w:r>
+        <w:t xml:space="preserve"> </w:t>
+      </w:r>
+      <w:r>
+        <w:rPr>
+          <w:rStyle w:val="VerbatimChar"/>
+        </w:rPr>
+        <w:t xml:space="preserve">nombreCompleto</w:t>
+      </w:r>
+      <w:r>
+        <w:t xml:space="preserve"> </w:t>
+      </w:r>
+      <w:r>
+        <w:t xml:space="preserve">lo calcula la base (nombres + apellidos).</w:t>
       </w:r>
     </w:p>
     <w:p>

--- a/docs/para-drive/Contrato de la API.docx
+++ b/docs/para-drive/Contrato de la API.docx
@@ -3909,7 +3909,72 @@
           <w:bCs/>
           <w:b/>
         </w:rPr>
-        <w:t xml:space="preserve">Mensajes de WhatsApp (modo manual)</w:t>
+        <w:t xml:space="preserve">Mensajes de WhatsApp</w:t>
+      </w:r>
+    </w:p>
+    <w:p>
+      <w:pPr>
+        <w:pStyle w:val="BlockText"/>
+      </w:pPr>
+      <w:r>
+        <w:t xml:space="preserve">Desde el 9 de octubre los mensajes se envían solos (</w:t>
+      </w:r>
+      <w:r>
+        <w:rPr>
+          <w:rStyle w:val="VerbatimChar"/>
+        </w:rPr>
+        <w:t xml:space="preserve">WHATSAPP_MODO=api</w:t>
+      </w:r>
+      <w:r>
+        <w:t xml:space="preserve">) y el panel no tiene sección de Mensajes. Inicio consulta</w:t>
+      </w:r>
+      <w:r>
+        <w:t xml:space="preserve"> </w:t>
+      </w:r>
+      <w:r>
+        <w:rPr>
+          <w:rStyle w:val="VerbatimChar"/>
+        </w:rPr>
+        <w:t xml:space="preserve">?estado=fallida</w:t>
+      </w:r>
+      <w:r>
+        <w:t xml:space="preserve"> </w:t>
+      </w:r>
+      <w:r>
+        <w:t xml:space="preserve">y</w:t>
+      </w:r>
+      <w:r>
+        <w:t xml:space="preserve"> </w:t>
+      </w:r>
+      <w:r>
+        <w:rPr>
+          <w:rStyle w:val="VerbatimChar"/>
+        </w:rPr>
+        <w:t xml:space="preserve">?estado=pendiente</w:t>
+      </w:r>
+      <w:r>
+        <w:t xml:space="preserve"> </w:t>
+      </w:r>
+      <w:r>
+        <w:t xml:space="preserve">y, solo si hay alguno, muestra</w:t>
+      </w:r>
+      <w:r>
+        <w:t xml:space="preserve"> </w:t>
+      </w:r>
+      <w:r>
+        <w:t xml:space="preserve">“</w:t>
+      </w:r>
+      <w:r>
+        <w:t xml:space="preserve">WhatsApp sin enviar</w:t>
+      </w:r>
+      <w:r>
+        <w:t xml:space="preserve">”</w:t>
+      </w:r>
+      <w:r>
+        <w:t xml:space="preserve"> </w:t>
+      </w:r>
+      <w:r>
+        <w:t xml:space="preserve">con las acciones de abajo. Las rutas siguen igual.</w:t>
       </w:r>
       <w:r>
         <w:t xml:space="preserve"> </w:t>
@@ -4219,7 +4284,7 @@
     </w:p>
     <w:p>
       <w:pPr>
-        <w:pStyle w:val="BodyText"/>
+        <w:pStyle w:val="FirstParagraph"/>
       </w:pPr>
       <w:r>
         <w:rPr>

--- a/docs/para-drive/Contrato de la API.docx
+++ b/docs/para-drive/Contrato de la API.docx
@@ -447,7 +447,7 @@
         <w:pStyle w:val="Compact"/>
       </w:pPr>
       <w:r>
-        <w:t xml:space="preserve">La persona pide la cita en la web: queda</w:t>
+        <w:t xml:space="preserve">La persona pide la cita en la web y queda</w:t>
       </w:r>
       <w:r>
         <w:t xml:space="preserve"> </w:t>
@@ -457,13 +457,13 @@
           <w:bCs/>
           <w:b/>
         </w:rPr>
-        <w:t xml:space="preserve">pendiente</w:t>
-      </w:r>
-      <w:r>
-        <w:t xml:space="preserve"> </w:t>
-      </w:r>
-      <w:r>
-        <w:t xml:space="preserve">y la hora queda apartada.</w:t>
+        <w:t xml:space="preserve">confirmada</w:t>
+      </w:r>
+      <w:r>
+        <w:t xml:space="preserve"> </w:t>
+      </w:r>
+      <w:r>
+        <w:t xml:space="preserve">de una vez (decisión 27): se crea su ficha de paciente, o se enlaza si ya existía, y le llega el WhatsApp con los datos y el enlace para reprogramar o cancelar.</w:t>
       </w:r>
     </w:p>
     <w:p>
@@ -475,7 +475,7 @@
         <w:pStyle w:val="Compact"/>
       </w:pPr>
       <w:r>
-        <w:t xml:space="preserve">La secretaria la ve en el panel y la</w:t>
+        <w:t xml:space="preserve">La secretaria</w:t>
       </w:r>
       <w:r>
         <w:t xml:space="preserve"> </w:t>
@@ -485,26 +485,31 @@
           <w:bCs/>
           <w:b/>
         </w:rPr>
-        <w:t xml:space="preserve">acepta</w:t>
-      </w:r>
-      <w:r>
-        <w:t xml:space="preserve"> </w:t>
-      </w:r>
-      <w:r>
-        <w:t xml:space="preserve">o la</w:t>
-      </w:r>
-      <w:r>
-        <w:t xml:space="preserve"> </w:t>
-      </w:r>
-      <w:r>
-        <w:rPr>
-          <w:bCs/>
-          <w:b/>
-        </w:rPr>
-        <w:t xml:space="preserve">rechaza</w:t>
-      </w:r>
-      <w:r>
-        <w:t xml:space="preserve">.</w:t>
+        <w:t xml:space="preserve">no aprueba</w:t>
+      </w:r>
+      <w:r>
+        <w:t xml:space="preserve"> </w:t>
+      </w:r>
+      <w:r>
+        <w:t xml:space="preserve">nada: ve las citas nuevas, los cambios de hora y las cancelaciones del paciente en</w:t>
+      </w:r>
+      <w:r>
+        <w:t xml:space="preserve"> </w:t>
+      </w:r>
+      <w:r>
+        <w:t xml:space="preserve">“</w:t>
+      </w:r>
+      <w:r>
+        <w:t xml:space="preserve">Novedades de la web</w:t>
+      </w:r>
+      <w:r>
+        <w:t xml:space="preserve">”</w:t>
+      </w:r>
+      <w:r>
+        <w:t xml:space="preserve"> </w:t>
+      </w:r>
+      <w:r>
+        <w:t xml:space="preserve">(Inicio).</w:t>
       </w:r>
     </w:p>
     <w:p>
@@ -516,49 +521,35 @@
         <w:pStyle w:val="Compact"/>
       </w:pPr>
       <w:r>
-        <w:t xml:space="preserve">Al aceptarla, la cita queda</w:t>
-      </w:r>
-      <w:r>
-        <w:t xml:space="preserve"> </w:t>
-      </w:r>
-      <w:r>
-        <w:rPr>
-          <w:bCs/>
-          <w:b/>
-        </w:rPr>
-        <w:t xml:space="preserve">confirmada</w:t>
-      </w:r>
-      <w:r>
-        <w:t xml:space="preserve">, se crea la ficha del paciente (si no existía, por documento) y le llega el WhatsApp con los datos y el enlace para reprogramar o cancelar.</w:t>
+        <w:t xml:space="preserve">Unas 24 horas antes le llega el recordatorio.</w:t>
       </w:r>
     </w:p>
     <w:p>
       <w:pPr>
-        <w:numPr>
-          <w:ilvl w:val="0"/>
-          <w:numId w:val="1003"/>
-        </w:numPr>
-        <w:pStyle w:val="Compact"/>
-      </w:pPr>
-      <w:r>
-        <w:t xml:space="preserve">Al rechazarla, la hora se libera y le llega un WhatsApp invitándolo a pedir otra.</w:t>
+        <w:pStyle w:val="FirstParagraph"/>
+      </w:pPr>
+      <w:r>
+        <w:t xml:space="preserve">Las citas</w:t>
+      </w:r>
+      <w:r>
+        <w:t xml:space="preserve"> </w:t>
+      </w:r>
+      <w:r>
+        <w:rPr>
+          <w:rStyle w:val="VerbatimChar"/>
+        </w:rPr>
+        <w:t xml:space="preserve">pendiente</w:t>
+      </w:r>
+      <w:r>
+        <w:t xml:space="preserve"> </w:t>
+      </w:r>
+      <w:r>
+        <w:t xml:space="preserve">que quedaron de antes de este cambio se siguen aceptando o rechazando desde el panel.</w:t>
       </w:r>
     </w:p>
     <w:p>
       <w:pPr>
-        <w:numPr>
-          <w:ilvl w:val="0"/>
-          <w:numId w:val="1003"/>
-        </w:numPr>
-        <w:pStyle w:val="Compact"/>
-      </w:pPr>
-      <w:r>
-        <w:t xml:space="preserve">Unas 24 horas antes le llega el recordatorio.</w:t>
-      </w:r>
-    </w:p>
-    <w:p>
-      <w:pPr>
-        <w:pStyle w:val="FirstParagraph"/>
+        <w:pStyle w:val="BodyText"/>
       </w:pPr>
       <w:r>
         <w:t xml:space="preserve">Quien llega al consultorio sin pasar por la web: la secretaria lo registra (</w:t>
@@ -690,7 +681,7 @@
         <w:pStyle w:val="FirstParagraph"/>
       </w:pPr>
       <w:r>
-        <w:t xml:space="preserve">Flujo de pantallas: especialidad → especialista → calendario → hora → datos → solicitud recibida.</w:t>
+        <w:t xml:space="preserve">Flujo de pantallas: especialidad → especialista → calendario → hora → datos → cita confirmada.</w:t>
       </w:r>
     </w:p>
     <w:tbl>
@@ -1874,7 +1865,7 @@
         <w:rPr>
           <w:rStyle w:val="VerbatimChar"/>
         </w:rPr>
-        <w:t xml:space="preserve">{ mensaje, cita: { id, estado: "pendiente", paciente, especialidad, especialista, fecha, hora, sede, direccion, reprogramaciones } }</w:t>
+        <w:t xml:space="preserve">{ mensaje, cita: { id, estado: "confirmada", paciente, especialidad, especialista, fecha, hora, sede, direccion, reprogramaciones } }</w:t>
       </w:r>
     </w:p>
     <w:p>
@@ -1895,7 +1886,7 @@
         <w:t xml:space="preserve">“</w:t>
       </w:r>
       <w:r>
-        <w:t xml:space="preserve">¡Recibimos tu solicitud!</w:t>
+        <w:t xml:space="preserve">¡Tu cita quedó confirmada!</w:t>
       </w:r>
       <w:r>
         <w:t xml:space="preserve">”</w:t>
@@ -1904,7 +1895,7 @@
         <w:t xml:space="preserve"> </w:t>
       </w:r>
       <w:r>
-        <w:t xml:space="preserve">con el resumen: la hora queda apartada y el consultorio la confirmará por WhatsApp.</w:t>
+        <w:t xml:space="preserve">con el resumen.</w:t>
       </w:r>
     </w:p>
     <w:p>
@@ -1916,6 +1907,18 @@
         <w:pStyle w:val="Compact"/>
       </w:pPr>
       <w:r>
+        <w:t xml:space="preserve">El servidor crea la ficha del paciente si su documento es nuevo, o enlaza la cita a la ficha existente si coincide el celular o el correo (si no coincide ninguno, no la enlaza: alguien pudo escribir un documento ajeno; la cita igual aparece en esa ficha para revisarla).</w:t>
+      </w:r>
+    </w:p>
+    <w:p>
+      <w:pPr>
+        <w:numPr>
+          <w:ilvl w:val="1"/>
+          <w:numId w:val="1005"/>
+        </w:numPr>
+        <w:pStyle w:val="Compact"/>
+      </w:pPr>
+      <w:r>
         <w:t xml:space="preserve">El enlace para reprogramar o cancelar</w:t>
       </w:r>
       <w:r>
@@ -1932,7 +1935,7 @@
         <w:t xml:space="preserve"> </w:t>
       </w:r>
       <w:r>
-        <w:t xml:space="preserve">viene en la respuesta: llega por WhatsApp al teléfono escrito cuando la secretaria acepta la cita, para que únicamente lo tenga el dueño de ese número.</w:t>
+        <w:t xml:space="preserve">viene en la respuesta: llega por WhatsApp al teléfono escrito, para que únicamente lo tenga el dueño de ese número.</w:t>
       </w:r>
     </w:p>
     <w:p>
@@ -2391,7 +2394,7 @@
         <w:t xml:space="preserve">una vez</w:t>
       </w:r>
       <w:r>
-        <w:t xml:space="preserve">. La cita</w:t>
+        <w:t xml:space="preserve">. El cambio queda</w:t>
       </w:r>
       <w:r>
         <w:t xml:space="preserve"> </w:t>
@@ -2401,13 +2404,26 @@
           <w:bCs/>
           <w:b/>
         </w:rPr>
-        <w:t xml:space="preserve">vuelve a quedar pendiente</w:t>
-      </w:r>
-      <w:r>
-        <w:t xml:space="preserve"> </w:t>
-      </w:r>
-      <w:r>
-        <w:t xml:space="preserve">hasta que la secretaria acepte la nueva hora; entonces llega el WhatsApp de confirmación con un enlace nuevo (el anterior deja de servir).</w:t>
+        <w:t xml:space="preserve">confirmado de una vez</w:t>
+      </w:r>
+      <w:r>
+        <w:t xml:space="preserve"> </w:t>
+      </w:r>
+      <w:r>
+        <w:t xml:space="preserve">y llega el WhatsApp de reprogramación con</w:t>
+      </w:r>
+      <w:r>
+        <w:t xml:space="preserve"> </w:t>
+      </w:r>
+      <w:r>
+        <w:rPr>
+          <w:bCs/>
+          <w:b/>
+        </w:rPr>
+        <w:t xml:space="preserve">el mismo enlace</w:t>
+      </w:r>
+      <w:r>
+        <w:t xml:space="preserve">, que sigue sirviendo.</w:t>
       </w:r>
     </w:p>
     <w:p>
@@ -2419,7 +2435,32 @@
         <w:pStyle w:val="Compact"/>
       </w:pPr>
       <w:r>
-        <w:t xml:space="preserve">Mientras está pendiente, el paciente aún puede cancelarla.</w:t>
+        <w:rPr>
+          <w:bCs/>
+          <w:b/>
+        </w:rPr>
+        <w:t xml:space="preserve">Después de reprogramar una vez</w:t>
+      </w:r>
+      <w:r>
+        <w:t xml:space="preserve"> </w:t>
+      </w:r>
+      <w:r>
+        <w:t xml:space="preserve">solo queda</w:t>
+      </w:r>
+      <w:r>
+        <w:t xml:space="preserve"> </w:t>
+      </w:r>
+      <w:r>
+        <w:t xml:space="preserve">“</w:t>
+      </w:r>
+      <w:r>
+        <w:t xml:space="preserve">Cancelar y pedir una cita nueva</w:t>
+      </w:r>
+      <w:r>
+        <w:t xml:space="preserve">”</w:t>
+      </w:r>
+      <w:r>
+        <w:t xml:space="preserve">: cancela y lleva al flujo de agendar.</w:t>
       </w:r>
     </w:p>
     <w:p>
@@ -2435,28 +2476,25 @@
           <w:bCs/>
           <w:b/>
         </w:rPr>
-        <w:t xml:space="preserve">Después de reprogramar una vez</w:t>
-      </w:r>
-      <w:r>
-        <w:t xml:space="preserve"> </w:t>
-      </w:r>
-      <w:r>
-        <w:t xml:space="preserve">solo queda</w:t>
-      </w:r>
-      <w:r>
-        <w:t xml:space="preserve"> </w:t>
-      </w:r>
-      <w:r>
-        <w:t xml:space="preserve">“</w:t>
-      </w:r>
-      <w:r>
-        <w:t xml:space="preserve">Cancelar y pedir una cita nueva</w:t>
-      </w:r>
-      <w:r>
-        <w:t xml:space="preserve">”</w:t>
-      </w:r>
-      <w:r>
-        <w:t xml:space="preserve">: cancela y lleva al flujo de agendar.</w:t>
+        <w:t xml:space="preserve">Confirmación:</w:t>
+      </w:r>
+      <w:r>
+        <w:t xml:space="preserve"> </w:t>
+      </w:r>
+      <w:r>
+        <w:t xml:space="preserve">pide confirmar antes de cancelar con un diálogo propio de la página, no con</w:t>
+      </w:r>
+      <w:r>
+        <w:t xml:space="preserve"> </w:t>
+      </w:r>
+      <w:r>
+        <w:rPr>
+          <w:rStyle w:val="VerbatimChar"/>
+        </w:rPr>
+        <w:t xml:space="preserve">confirm()</w:t>
+      </w:r>
+      <w:r>
+        <w:t xml:space="preserve">.</w:t>
       </w:r>
     </w:p>
     <w:p>
@@ -2472,40 +2510,6 @@
           <w:bCs/>
           <w:b/>
         </w:rPr>
-        <w:t xml:space="preserve">Confirmación:</w:t>
-      </w:r>
-      <w:r>
-        <w:t xml:space="preserve"> </w:t>
-      </w:r>
-      <w:r>
-        <w:t xml:space="preserve">pide confirmar antes de cancelar con un diálogo propio de la página, no con</w:t>
-      </w:r>
-      <w:r>
-        <w:t xml:space="preserve"> </w:t>
-      </w:r>
-      <w:r>
-        <w:rPr>
-          <w:rStyle w:val="VerbatimChar"/>
-        </w:rPr>
-        <w:t xml:space="preserve">confirm()</w:t>
-      </w:r>
-      <w:r>
-        <w:t xml:space="preserve">.</w:t>
-      </w:r>
-    </w:p>
-    <w:p>
-      <w:pPr>
-        <w:numPr>
-          <w:ilvl w:val="0"/>
-          <w:numId w:val="1007"/>
-        </w:numPr>
-        <w:pStyle w:val="Compact"/>
-      </w:pPr>
-      <w:r>
-        <w:rPr>
-          <w:bCs/>
-          <w:b/>
-        </w:rPr>
         <w:t xml:space="preserve">404:</w:t>
       </w:r>
       <w:r>
@@ -2521,7 +2525,7 @@
         <w:t xml:space="preserve">”</w:t>
       </w:r>
       <w:r>
-        <w:t xml:space="preserve">. Ocurre cuando llega un mensaje con un enlace nuevo (la secretaria aceptó un cambio o reprogramó la cita).</w:t>
+        <w:t xml:space="preserve">. Ocurre cuando llega un mensaje con un enlace nuevo (la secretaria reprogramó la cita).</w:t>
       </w:r>
     </w:p>
     <w:bookmarkEnd w:id="23"/>
@@ -3188,7 +3192,7 @@
           <w:bCs/>
           <w:b/>
         </w:rPr>
-        <w:t xml:space="preserve">Solicitudes y agenda</w:t>
+        <w:t xml:space="preserve">Novedades de la web y agenda</w:t>
       </w:r>
       <w:r>
         <w:t xml:space="preserve"> </w:t>
@@ -3204,19 +3208,127 @@
           <w:bCs/>
           <w:b/>
         </w:rPr>
-        <w:t xml:space="preserve">Solicitudes por confirmar:</w:t>
-      </w:r>
-      <w:r>
-        <w:t xml:space="preserve"> </w:t>
-      </w:r>
-      <w:r>
-        <w:rPr>
-          <w:rStyle w:val="VerbatimChar"/>
-        </w:rPr>
-        <w:t xml:space="preserve">GET /admin/citas?estado=pendiente&amp;desde=&amp;hasta=</w:t>
-      </w:r>
-      <w:r>
-        <w:t xml:space="preserve">.</w:t>
+        <w:t xml:space="preserve">Novedades de la web:</w:t>
+      </w:r>
+      <w:r>
+        <w:t xml:space="preserve"> </w:t>
+      </w:r>
+      <w:r>
+        <w:rPr>
+          <w:rStyle w:val="VerbatimChar"/>
+        </w:rPr>
+        <w:t xml:space="preserve">GET /admin/citas/novedades?horas=48</w:t>
+      </w:r>
+      <w:r>
+        <w:t xml:space="preserve"> </w:t>
+      </w:r>
+      <w:r>
+        <w:t xml:space="preserve">→ citas con origen web de las últimas horas (1 a 720; por defecto 48): las pedidas en ese lapso y las que el paciente reprogramó o canceló desde su enlace. Cada una trae</w:t>
+      </w:r>
+      <w:r>
+        <w:t xml:space="preserve"> </w:t>
+      </w:r>
+      <w:r>
+        <w:rPr>
+          <w:rStyle w:val="VerbatimChar"/>
+        </w:rPr>
+        <w:t xml:space="preserve">novedad</w:t>
+      </w:r>
+      <w:r>
+        <w:t xml:space="preserve">:</w:t>
+      </w:r>
+      <w:r>
+        <w:t xml:space="preserve"> </w:t>
+      </w:r>
+      <w:r>
+        <w:rPr>
+          <w:rStyle w:val="VerbatimChar"/>
+        </w:rPr>
+        <w:t xml:space="preserve">nueva</w:t>
+      </w:r>
+      <w:r>
+        <w:t xml:space="preserve"> </w:t>
+      </w:r>
+      <w:r>
+        <w:t xml:space="preserve">|</w:t>
+      </w:r>
+      <w:r>
+        <w:t xml:space="preserve"> </w:t>
+      </w:r>
+      <w:r>
+        <w:rPr>
+          <w:rStyle w:val="VerbatimChar"/>
+        </w:rPr>
+        <w:t xml:space="preserve">cambio</w:t>
+      </w:r>
+      <w:r>
+        <w:t xml:space="preserve"> </w:t>
+      </w:r>
+      <w:r>
+        <w:t xml:space="preserve">|</w:t>
+      </w:r>
+      <w:r>
+        <w:t xml:space="preserve"> </w:t>
+      </w:r>
+      <w:r>
+        <w:rPr>
+          <w:rStyle w:val="VerbatimChar"/>
+        </w:rPr>
+        <w:t xml:space="preserve">cancelada</w:t>
+      </w:r>
+      <w:r>
+        <w:t xml:space="preserve">, más</w:t>
+      </w:r>
+      <w:r>
+        <w:t xml:space="preserve"> </w:t>
+      </w:r>
+      <w:r>
+        <w:rPr>
+          <w:rStyle w:val="VerbatimChar"/>
+        </w:rPr>
+        <w:t xml:space="preserve">creadoEn</w:t>
+      </w:r>
+      <w:r>
+        <w:t xml:space="preserve">,</w:t>
+      </w:r>
+      <w:r>
+        <w:t xml:space="preserve"> </w:t>
+      </w:r>
+      <w:r>
+        <w:rPr>
+          <w:rStyle w:val="VerbatimChar"/>
+        </w:rPr>
+        <w:t xml:space="preserve">actualizadoEn</w:t>
+      </w:r>
+      <w:r>
+        <w:t xml:space="preserve">,</w:t>
+      </w:r>
+      <w:r>
+        <w:t xml:space="preserve"> </w:t>
+      </w:r>
+      <w:r>
+        <w:rPr>
+          <w:rStyle w:val="VerbatimChar"/>
+        </w:rPr>
+        <w:t xml:space="preserve">fechaAnterior</w:t>
+      </w:r>
+      <w:r>
+        <w:t xml:space="preserve"> </w:t>
+      </w:r>
+      <w:r>
+        <w:t xml:space="preserve">y</w:t>
+      </w:r>
+      <w:r>
+        <w:t xml:space="preserve"> </w:t>
+      </w:r>
+      <w:r>
+        <w:rPr>
+          <w:rStyle w:val="VerbatimChar"/>
+        </w:rPr>
+        <w:t xml:space="preserve">horaAnterior</w:t>
+      </w:r>
+      <w:r>
+        <w:t xml:space="preserve">. Las pendientes antiguas no se incluyen.</w:t>
       </w:r>
       <w:r>
         <w:t xml:space="preserve"> </w:t>
@@ -3232,43 +3344,28 @@
           <w:bCs/>
           <w:b/>
         </w:rPr>
-        <w:t xml:space="preserve">Aceptar:</w:t>
-      </w:r>
-      <w:r>
-        <w:t xml:space="preserve"> </w:t>
-      </w:r>
-      <w:r>
-        <w:rPr>
-          <w:rStyle w:val="VerbatimChar"/>
-        </w:rPr>
-        <w:t xml:space="preserve">POST /admin/citas/:id/aceptar</w:t>
-      </w:r>
-      <w:r>
-        <w:t xml:space="preserve"> </w:t>
-      </w:r>
-      <w:r>
-        <w:t xml:space="preserve">→</w:t>
-      </w:r>
-      <w:r>
-        <w:t xml:space="preserve"> </w:t>
-      </w:r>
-      <w:r>
-        <w:rPr>
-          <w:rStyle w:val="VerbatimChar"/>
-        </w:rPr>
-        <w:t xml:space="preserve">{ mensaje, cita, pacienteId, pacienteNuevo, notificacion }</w:t>
-      </w:r>
-      <w:r>
-        <w:t xml:space="preserve">. Enlaza la cita con el paciente del mismo documento o crea su ficha (</w:t>
-      </w:r>
-      <w:r>
-        <w:rPr>
-          <w:rStyle w:val="VerbatimChar"/>
-        </w:rPr>
-        <w:t xml:space="preserve">pacienteNuevo: true</w:t>
-      </w:r>
-      <w:r>
-        <w:t xml:space="preserve">) y envía el WhatsApp de confirmación con el enlace. Si la hora ya pasó →</w:t>
+        <w:t xml:space="preserve">Citas antiguas sin confirmar:</w:t>
+      </w:r>
+      <w:r>
+        <w:t xml:space="preserve"> </w:t>
+      </w:r>
+      <w:r>
+        <w:rPr>
+          <w:rStyle w:val="VerbatimChar"/>
+        </w:rPr>
+        <w:t xml:space="preserve">GET /admin/citas?estado=pendiente&amp;desde=&amp;hasta=</w:t>
+      </w:r>
+      <w:r>
+        <w:t xml:space="preserve"> </w:t>
+      </w:r>
+      <w:r>
+        <w:t xml:space="preserve">(solo existen si se pidieron antes de la decisión 27).</w:t>
+      </w:r>
+      <w:r>
+        <w:t xml:space="preserve"> </w:t>
+      </w:r>
+      <w:r>
+        <w:t xml:space="preserve">-</w:t>
       </w:r>
       <w:r>
         <w:t xml:space="preserve"> </w:t>
@@ -3278,16 +3375,49 @@
           <w:bCs/>
           <w:b/>
         </w:rPr>
-        <w:t xml:space="preserve">409</w:t>
-      </w:r>
-      <w:r>
-        <w:t xml:space="preserve">.</w:t>
-      </w:r>
-      <w:r>
-        <w:t xml:space="preserve"> </w:t>
-      </w:r>
-      <w:r>
-        <w:t xml:space="preserve">-</w:t>
+        <w:t xml:space="preserve">Aceptar</w:t>
+      </w:r>
+      <w:r>
+        <w:t xml:space="preserve"> </w:t>
+      </w:r>
+      <w:r>
+        <w:t xml:space="preserve">(solo citas pendientes antiguas):</w:t>
+      </w:r>
+      <w:r>
+        <w:t xml:space="preserve"> </w:t>
+      </w:r>
+      <w:r>
+        <w:rPr>
+          <w:rStyle w:val="VerbatimChar"/>
+        </w:rPr>
+        <w:t xml:space="preserve">POST /admin/citas/:id/aceptar</w:t>
+      </w:r>
+      <w:r>
+        <w:t xml:space="preserve"> </w:t>
+      </w:r>
+      <w:r>
+        <w:t xml:space="preserve">→</w:t>
+      </w:r>
+      <w:r>
+        <w:t xml:space="preserve"> </w:t>
+      </w:r>
+      <w:r>
+        <w:rPr>
+          <w:rStyle w:val="VerbatimChar"/>
+        </w:rPr>
+        <w:t xml:space="preserve">{ mensaje, cita, pacienteId, pacienteNuevo, notificacion }</w:t>
+      </w:r>
+      <w:r>
+        <w:t xml:space="preserve">. Enlaza la cita con el paciente del mismo documento o crea su ficha (</w:t>
+      </w:r>
+      <w:r>
+        <w:rPr>
+          <w:rStyle w:val="VerbatimChar"/>
+        </w:rPr>
+        <w:t xml:space="preserve">pacienteNuevo: true</w:t>
+      </w:r>
+      <w:r>
+        <w:t xml:space="preserve">) y envía el WhatsApp de confirmación con el enlace. Si la hora ya pasó →</w:t>
       </w:r>
       <w:r>
         <w:t xml:space="preserve"> </w:t>
@@ -3297,34 +3427,10 @@
           <w:bCs/>
           <w:b/>
         </w:rPr>
-        <w:t xml:space="preserve">Rechazar:</w:t>
-      </w:r>
-      <w:r>
-        <w:t xml:space="preserve"> </w:t>
-      </w:r>
-      <w:r>
-        <w:rPr>
-          <w:rStyle w:val="VerbatimChar"/>
-        </w:rPr>
-        <w:t xml:space="preserve">POST /admin/citas/:id/rechazar</w:t>
-      </w:r>
-      <w:r>
-        <w:t xml:space="preserve"> </w:t>
-      </w:r>
-      <w:r>
-        <w:t xml:space="preserve">→</w:t>
-      </w:r>
-      <w:r>
-        <w:t xml:space="preserve"> </w:t>
-      </w:r>
-      <w:r>
-        <w:rPr>
-          <w:rStyle w:val="VerbatimChar"/>
-        </w:rPr>
-        <w:t xml:space="preserve">{ mensaje, notificacion }</w:t>
-      </w:r>
-      <w:r>
-        <w:t xml:space="preserve">. Libera la hora y envía un WhatsApp invitando a pedir otra.</w:t>
+        <w:t xml:space="preserve">409</w:t>
+      </w:r>
+      <w:r>
+        <w:t xml:space="preserve">.</w:t>
       </w:r>
       <w:r>
         <w:t xml:space="preserve"> </w:t>
@@ -3340,49 +3446,40 @@
           <w:bCs/>
           <w:b/>
         </w:rPr>
-        <w:t xml:space="preserve">Agendar a un paciente</w:t>
-      </w:r>
-      <w:r>
-        <w:t xml:space="preserve"> </w:t>
-      </w:r>
-      <w:r>
-        <w:t xml:space="preserve">(llegó al consultorio o llamó):</w:t>
-      </w:r>
-      <w:r>
-        <w:t xml:space="preserve"> </w:t>
-      </w:r>
-      <w:r>
-        <w:rPr>
-          <w:rStyle w:val="VerbatimChar"/>
-        </w:rPr>
-        <w:t xml:space="preserve">POST /admin/citas</w:t>
-      </w:r>
-      <w:r>
-        <w:t xml:space="preserve"> </w:t>
-      </w:r>
-      <w:r>
-        <w:rPr>
-          <w:rStyle w:val="VerbatimChar"/>
-        </w:rPr>
-        <w:t xml:space="preserve">{ pacienteId, especialidadId, franjaId }</w:t>
-      </w:r>
-      <w:r>
-        <w:t xml:space="preserve"> </w:t>
-      </w:r>
-      <w:r>
-        <w:t xml:space="preserve">→ 201</w:t>
-      </w:r>
-      <w:r>
-        <w:t xml:space="preserve"> </w:t>
-      </w:r>
-      <w:r>
-        <w:rPr>
-          <w:rStyle w:val="VerbatimChar"/>
-        </w:rPr>
-        <w:t xml:space="preserve">{ mensaje, cita, notificacion }</w:t>
-      </w:r>
-      <w:r>
-        <w:t xml:space="preserve">. Queda confirmada de una vez.</w:t>
+        <w:t xml:space="preserve">Rechazar</w:t>
+      </w:r>
+      <w:r>
+        <w:t xml:space="preserve"> </w:t>
+      </w:r>
+      <w:r>
+        <w:t xml:space="preserve">(solo citas pendientes antiguas):</w:t>
+      </w:r>
+      <w:r>
+        <w:t xml:space="preserve"> </w:t>
+      </w:r>
+      <w:r>
+        <w:rPr>
+          <w:rStyle w:val="VerbatimChar"/>
+        </w:rPr>
+        <w:t xml:space="preserve">POST /admin/citas/:id/rechazar</w:t>
+      </w:r>
+      <w:r>
+        <w:t xml:space="preserve"> </w:t>
+      </w:r>
+      <w:r>
+        <w:t xml:space="preserve">→</w:t>
+      </w:r>
+      <w:r>
+        <w:t xml:space="preserve"> </w:t>
+      </w:r>
+      <w:r>
+        <w:rPr>
+          <w:rStyle w:val="VerbatimChar"/>
+        </w:rPr>
+        <w:t xml:space="preserve">{ mensaje, notificacion }</w:t>
+      </w:r>
+      <w:r>
+        <w:t xml:space="preserve">. Libera la hora y envía un WhatsApp invitando a pedir otra.</w:t>
       </w:r>
       <w:r>
         <w:t xml:space="preserve"> </w:t>
@@ -3398,196 +3495,55 @@
           <w:bCs/>
           <w:b/>
         </w:rPr>
-        <w:t xml:space="preserve">Ver:</w:t>
-      </w:r>
-      <w:r>
-        <w:t xml:space="preserve"> </w:t>
-      </w:r>
-      <w:r>
-        <w:rPr>
-          <w:rStyle w:val="VerbatimChar"/>
-        </w:rPr>
-        <w:t xml:space="preserve">GET /admin/citas?fecha=</w:t>
-      </w:r>
-      <w:r>
-        <w:t xml:space="preserve"> </w:t>
-      </w:r>
-      <w:r>
-        <w:t xml:space="preserve">o</w:t>
-      </w:r>
-      <w:r>
-        <w:t xml:space="preserve"> </w:t>
-      </w:r>
-      <w:r>
-        <w:rPr>
-          <w:rStyle w:val="VerbatimChar"/>
-        </w:rPr>
-        <w:t xml:space="preserve">?desde=&amp;hasta=</w:t>
-      </w:r>
-      <w:r>
-        <w:t xml:space="preserve">, más</w:t>
-      </w:r>
-      <w:r>
-        <w:t xml:space="preserve"> </w:t>
-      </w:r>
-      <w:r>
-        <w:rPr>
-          <w:rStyle w:val="VerbatimChar"/>
-        </w:rPr>
-        <w:t xml:space="preserve">&amp;especialistaId=&amp;estado=&amp;q=</w:t>
-      </w:r>
-      <w:r>
-        <w:t xml:space="preserve"> </w:t>
-      </w:r>
-      <w:r>
-        <w:t xml:space="preserve">(</w:t>
-      </w:r>
-      <w:r>
-        <w:rPr>
-          <w:rStyle w:val="VerbatimChar"/>
-        </w:rPr>
-        <w:t xml:space="preserve">q</w:t>
-      </w:r>
-      <w:r>
-        <w:t xml:space="preserve"> </w:t>
-      </w:r>
-      <w:r>
-        <w:t xml:space="preserve">busca por nombre, documento o teléfono) → citas con</w:t>
-      </w:r>
-      <w:r>
-        <w:t xml:space="preserve"> </w:t>
-      </w:r>
-      <w:r>
-        <w:rPr>
-          <w:rStyle w:val="VerbatimChar"/>
-        </w:rPr>
-        <w:t xml:space="preserve">especialidadId</w:t>
-      </w:r>
-      <w:r>
-        <w:t xml:space="preserve">,</w:t>
-      </w:r>
-      <w:r>
-        <w:t xml:space="preserve"> </w:t>
-      </w:r>
-      <w:r>
-        <w:rPr>
-          <w:rStyle w:val="VerbatimChar"/>
-        </w:rPr>
-        <w:t xml:space="preserve">tipoDocumento</w:t>
-      </w:r>
-      <w:r>
-        <w:t xml:space="preserve">,</w:t>
-      </w:r>
-      <w:r>
-        <w:t xml:space="preserve"> </w:t>
-      </w:r>
-      <w:r>
-        <w:rPr>
-          <w:rStyle w:val="VerbatimChar"/>
-        </w:rPr>
-        <w:t xml:space="preserve">documento</w:t>
-      </w:r>
-      <w:r>
-        <w:t xml:space="preserve">,</w:t>
-      </w:r>
-      <w:r>
-        <w:t xml:space="preserve"> </w:t>
-      </w:r>
-      <w:r>
-        <w:rPr>
-          <w:rStyle w:val="VerbatimChar"/>
-        </w:rPr>
-        <w:t xml:space="preserve">telefono</w:t>
-      </w:r>
-      <w:r>
-        <w:t xml:space="preserve">,</w:t>
-      </w:r>
-      <w:r>
-        <w:t xml:space="preserve"> </w:t>
-      </w:r>
-      <w:r>
-        <w:rPr>
-          <w:rStyle w:val="VerbatimChar"/>
-        </w:rPr>
-        <w:t xml:space="preserve">telefonoFijo</w:t>
-      </w:r>
-      <w:r>
-        <w:t xml:space="preserve">,</w:t>
-      </w:r>
-      <w:r>
-        <w:t xml:space="preserve"> </w:t>
-      </w:r>
-      <w:r>
-        <w:rPr>
-          <w:rStyle w:val="VerbatimChar"/>
-        </w:rPr>
-        <w:t xml:space="preserve">correo</w:t>
-      </w:r>
-      <w:r>
-        <w:t xml:space="preserve">,</w:t>
-      </w:r>
-      <w:r>
-        <w:t xml:space="preserve"> </w:t>
-      </w:r>
-      <w:r>
-        <w:rPr>
-          <w:rStyle w:val="VerbatimChar"/>
-        </w:rPr>
-        <w:t xml:space="preserve">pacienteId</w:t>
-      </w:r>
-      <w:r>
-        <w:t xml:space="preserve">,</w:t>
-      </w:r>
-      <w:r>
-        <w:t xml:space="preserve"> </w:t>
-      </w:r>
-      <w:r>
-        <w:rPr>
-          <w:rStyle w:val="VerbatimChar"/>
-        </w:rPr>
-        <w:t xml:space="preserve">canceladaPor</w:t>
-      </w:r>
-      <w:r>
-        <w:t xml:space="preserve">,</w:t>
-      </w:r>
-      <w:r>
-        <w:t xml:space="preserve"> </w:t>
-      </w:r>
-      <w:r>
-        <w:rPr>
-          <w:rStyle w:val="VerbatimChar"/>
-        </w:rPr>
-        <w:t xml:space="preserve">creadoEn</w:t>
-      </w:r>
-      <w:r>
-        <w:t xml:space="preserve">,</w:t>
-      </w:r>
-      <w:r>
-        <w:t xml:space="preserve"> </w:t>
-      </w:r>
-      <w:r>
-        <w:rPr>
-          <w:rStyle w:val="VerbatimChar"/>
-        </w:rPr>
-        <w:t xml:space="preserve">fechaAnterior</w:t>
-      </w:r>
-      <w:r>
-        <w:t xml:space="preserve"> </w:t>
-      </w:r>
-      <w:r>
-        <w:t xml:space="preserve">y</w:t>
-      </w:r>
-      <w:r>
-        <w:t xml:space="preserve"> </w:t>
-      </w:r>
-      <w:r>
-        <w:rPr>
-          <w:rStyle w:val="VerbatimChar"/>
-        </w:rPr>
-        <w:t xml:space="preserve">horaAnterior</w:t>
-      </w:r>
-      <w:r>
-        <w:t xml:space="preserve">. Las dos últimas traen la hora que tenía la cita antes de que</w:t>
+        <w:t xml:space="preserve">Agendar a un paciente</w:t>
+      </w:r>
+      <w:r>
+        <w:t xml:space="preserve"> </w:t>
+      </w:r>
+      <w:r>
+        <w:t xml:space="preserve">(llegó al consultorio o llamó):</w:t>
+      </w:r>
+      <w:r>
+        <w:t xml:space="preserve"> </w:t>
+      </w:r>
+      <w:r>
+        <w:rPr>
+          <w:rStyle w:val="VerbatimChar"/>
+        </w:rPr>
+        <w:t xml:space="preserve">POST /admin/citas</w:t>
+      </w:r>
+      <w:r>
+        <w:t xml:space="preserve"> </w:t>
+      </w:r>
+      <w:r>
+        <w:rPr>
+          <w:rStyle w:val="VerbatimChar"/>
+        </w:rPr>
+        <w:t xml:space="preserve">{ pacienteId, especialidadId, franjaId }</w:t>
+      </w:r>
+      <w:r>
+        <w:t xml:space="preserve"> </w:t>
+      </w:r>
+      <w:r>
+        <w:t xml:space="preserve">→ 201</w:t>
+      </w:r>
+      <w:r>
+        <w:t xml:space="preserve"> </w:t>
+      </w:r>
+      <w:r>
+        <w:rPr>
+          <w:rStyle w:val="VerbatimChar"/>
+        </w:rPr>
+        <w:t xml:space="preserve">{ mensaje, cita, notificacion }</w:t>
+      </w:r>
+      <w:r>
+        <w:t xml:space="preserve">. Queda confirmada de una vez.</w:t>
+      </w:r>
+      <w:r>
+        <w:t xml:space="preserve"> </w:t>
+      </w:r>
+      <w:r>
+        <w:t xml:space="preserve">-</w:t>
       </w:r>
       <w:r>
         <w:t xml:space="preserve"> </w:t>
@@ -3597,49 +3553,235 @@
           <w:bCs/>
           <w:b/>
         </w:rPr>
-        <w:t xml:space="preserve">el paciente</w:t>
-      </w:r>
-      <w:r>
-        <w:t xml:space="preserve"> </w:t>
-      </w:r>
-      <w:r>
-        <w:t xml:space="preserve">la reprogramara (o</w:t>
-      </w:r>
-      <w:r>
-        <w:t xml:space="preserve"> </w:t>
-      </w:r>
-      <w:r>
-        <w:rPr>
-          <w:rStyle w:val="VerbatimChar"/>
-        </w:rPr>
-        <w:t xml:space="preserve">null</w:t>
-      </w:r>
-      <w:r>
-        <w:t xml:space="preserve">): el panel muestra</w:t>
-      </w:r>
-      <w:r>
-        <w:t xml:space="preserve"> </w:t>
-      </w:r>
-      <w:r>
-        <w:t xml:space="preserve">“</w:t>
-      </w:r>
-      <w:r>
-        <w:t xml:space="preserve">Cambio de hora · antes: …</w:t>
-      </w:r>
-      <w:r>
-        <w:t xml:space="preserve">”</w:t>
-      </w:r>
-      <w:r>
-        <w:t xml:space="preserve"> </w:t>
-      </w:r>
-      <w:r>
-        <w:t xml:space="preserve">en las solicitudes pendientes, para que la secretaria sepa qué cambio está aprobando.</w:t>
-      </w:r>
-      <w:r>
-        <w:t xml:space="preserve"> </w:t>
-      </w:r>
-      <w:r>
-        <w:t xml:space="preserve">-</w:t>
+        <w:t xml:space="preserve">Ver:</w:t>
+      </w:r>
+      <w:r>
+        <w:t xml:space="preserve"> </w:t>
+      </w:r>
+      <w:r>
+        <w:rPr>
+          <w:rStyle w:val="VerbatimChar"/>
+        </w:rPr>
+        <w:t xml:space="preserve">GET /admin/citas?fecha=</w:t>
+      </w:r>
+      <w:r>
+        <w:t xml:space="preserve"> </w:t>
+      </w:r>
+      <w:r>
+        <w:t xml:space="preserve">o</w:t>
+      </w:r>
+      <w:r>
+        <w:t xml:space="preserve"> </w:t>
+      </w:r>
+      <w:r>
+        <w:rPr>
+          <w:rStyle w:val="VerbatimChar"/>
+        </w:rPr>
+        <w:t xml:space="preserve">?desde=&amp;hasta=</w:t>
+      </w:r>
+      <w:r>
+        <w:t xml:space="preserve">, más</w:t>
+      </w:r>
+      <w:r>
+        <w:t xml:space="preserve"> </w:t>
+      </w:r>
+      <w:r>
+        <w:rPr>
+          <w:rStyle w:val="VerbatimChar"/>
+        </w:rPr>
+        <w:t xml:space="preserve">&amp;especialistaId=&amp;estado=&amp;q=</w:t>
+      </w:r>
+      <w:r>
+        <w:t xml:space="preserve"> </w:t>
+      </w:r>
+      <w:r>
+        <w:t xml:space="preserve">(</w:t>
+      </w:r>
+      <w:r>
+        <w:rPr>
+          <w:rStyle w:val="VerbatimChar"/>
+        </w:rPr>
+        <w:t xml:space="preserve">q</w:t>
+      </w:r>
+      <w:r>
+        <w:t xml:space="preserve"> </w:t>
+      </w:r>
+      <w:r>
+        <w:t xml:space="preserve">busca por nombre, documento o teléfono) → citas con</w:t>
+      </w:r>
+      <w:r>
+        <w:t xml:space="preserve"> </w:t>
+      </w:r>
+      <w:r>
+        <w:rPr>
+          <w:rStyle w:val="VerbatimChar"/>
+        </w:rPr>
+        <w:t xml:space="preserve">especialidadId</w:t>
+      </w:r>
+      <w:r>
+        <w:t xml:space="preserve">,</w:t>
+      </w:r>
+      <w:r>
+        <w:t xml:space="preserve"> </w:t>
+      </w:r>
+      <w:r>
+        <w:rPr>
+          <w:rStyle w:val="VerbatimChar"/>
+        </w:rPr>
+        <w:t xml:space="preserve">tipoDocumento</w:t>
+      </w:r>
+      <w:r>
+        <w:t xml:space="preserve">,</w:t>
+      </w:r>
+      <w:r>
+        <w:t xml:space="preserve"> </w:t>
+      </w:r>
+      <w:r>
+        <w:rPr>
+          <w:rStyle w:val="VerbatimChar"/>
+        </w:rPr>
+        <w:t xml:space="preserve">documento</w:t>
+      </w:r>
+      <w:r>
+        <w:t xml:space="preserve">,</w:t>
+      </w:r>
+      <w:r>
+        <w:t xml:space="preserve"> </w:t>
+      </w:r>
+      <w:r>
+        <w:rPr>
+          <w:rStyle w:val="VerbatimChar"/>
+        </w:rPr>
+        <w:t xml:space="preserve">telefono</w:t>
+      </w:r>
+      <w:r>
+        <w:t xml:space="preserve">,</w:t>
+      </w:r>
+      <w:r>
+        <w:t xml:space="preserve"> </w:t>
+      </w:r>
+      <w:r>
+        <w:rPr>
+          <w:rStyle w:val="VerbatimChar"/>
+        </w:rPr>
+        <w:t xml:space="preserve">telefonoFijo</w:t>
+      </w:r>
+      <w:r>
+        <w:t xml:space="preserve">,</w:t>
+      </w:r>
+      <w:r>
+        <w:t xml:space="preserve"> </w:t>
+      </w:r>
+      <w:r>
+        <w:rPr>
+          <w:rStyle w:val="VerbatimChar"/>
+        </w:rPr>
+        <w:t xml:space="preserve">correo</w:t>
+      </w:r>
+      <w:r>
+        <w:t xml:space="preserve">,</w:t>
+      </w:r>
+      <w:r>
+        <w:t xml:space="preserve"> </w:t>
+      </w:r>
+      <w:r>
+        <w:rPr>
+          <w:rStyle w:val="VerbatimChar"/>
+        </w:rPr>
+        <w:t xml:space="preserve">pacienteId</w:t>
+      </w:r>
+      <w:r>
+        <w:t xml:space="preserve">,</w:t>
+      </w:r>
+      <w:r>
+        <w:t xml:space="preserve"> </w:t>
+      </w:r>
+      <w:r>
+        <w:rPr>
+          <w:rStyle w:val="VerbatimChar"/>
+        </w:rPr>
+        <w:t xml:space="preserve">origen</w:t>
+      </w:r>
+      <w:r>
+        <w:t xml:space="preserve"> </w:t>
+      </w:r>
+      <w:r>
+        <w:t xml:space="preserve">(</w:t>
+      </w:r>
+      <w:r>
+        <w:rPr>
+          <w:rStyle w:val="VerbatimChar"/>
+        </w:rPr>
+        <w:t xml:space="preserve">web</w:t>
+      </w:r>
+      <w:r>
+        <w:t xml:space="preserve"> </w:t>
+      </w:r>
+      <w:r>
+        <w:t xml:space="preserve">|</w:t>
+      </w:r>
+      <w:r>
+        <w:t xml:space="preserve"> </w:t>
+      </w:r>
+      <w:r>
+        <w:rPr>
+          <w:rStyle w:val="VerbatimChar"/>
+        </w:rPr>
+        <w:t xml:space="preserve">consultorio</w:t>
+      </w:r>
+      <w:r>
+        <w:t xml:space="preserve">),</w:t>
+      </w:r>
+      <w:r>
+        <w:t xml:space="preserve"> </w:t>
+      </w:r>
+      <w:r>
+        <w:rPr>
+          <w:rStyle w:val="VerbatimChar"/>
+        </w:rPr>
+        <w:t xml:space="preserve">canceladaPor</w:t>
+      </w:r>
+      <w:r>
+        <w:t xml:space="preserve">,</w:t>
+      </w:r>
+      <w:r>
+        <w:t xml:space="preserve"> </w:t>
+      </w:r>
+      <w:r>
+        <w:rPr>
+          <w:rStyle w:val="VerbatimChar"/>
+        </w:rPr>
+        <w:t xml:space="preserve">creadoEn</w:t>
+      </w:r>
+      <w:r>
+        <w:t xml:space="preserve">,</w:t>
+      </w:r>
+      <w:r>
+        <w:t xml:space="preserve"> </w:t>
+      </w:r>
+      <w:r>
+        <w:rPr>
+          <w:rStyle w:val="VerbatimChar"/>
+        </w:rPr>
+        <w:t xml:space="preserve">fechaAnterior</w:t>
+      </w:r>
+      <w:r>
+        <w:t xml:space="preserve"> </w:t>
+      </w:r>
+      <w:r>
+        <w:t xml:space="preserve">y</w:t>
+      </w:r>
+      <w:r>
+        <w:t xml:space="preserve"> </w:t>
+      </w:r>
+      <w:r>
+        <w:rPr>
+          <w:rStyle w:val="VerbatimChar"/>
+        </w:rPr>
+        <w:t xml:space="preserve">horaAnterior</w:t>
+      </w:r>
+      <w:r>
+        <w:t xml:space="preserve">. Las dos últimas traen la hora que tenía la cita antes de que</w:t>
       </w:r>
       <w:r>
         <w:t xml:space="preserve"> </w:t>
@@ -3649,28 +3791,43 @@
           <w:bCs/>
           <w:b/>
         </w:rPr>
-        <w:t xml:space="preserve">Cambiar estado:</w:t>
-      </w:r>
-      <w:r>
-        <w:t xml:space="preserve"> </w:t>
-      </w:r>
-      <w:r>
-        <w:rPr>
-          <w:rStyle w:val="VerbatimChar"/>
-        </w:rPr>
-        <w:t xml:space="preserve">PATCH /admin/citas/:id/estado</w:t>
-      </w:r>
-      <w:r>
-        <w:t xml:space="preserve"> </w:t>
-      </w:r>
-      <w:r>
-        <w:rPr>
-          <w:rStyle w:val="VerbatimChar"/>
-        </w:rPr>
-        <w:t xml:space="preserve">{ estado: "atendida" | "no_asistio" | "cancelada" }</w:t>
-      </w:r>
-      <w:r>
-        <w:t xml:space="preserve">. Solo para citas confirmadas (una pendiente se acepta o se rechaza). Atendida o no asistió solo se permite cuando ya llegó la hora.</w:t>
+        <w:t xml:space="preserve">el paciente</w:t>
+      </w:r>
+      <w:r>
+        <w:t xml:space="preserve"> </w:t>
+      </w:r>
+      <w:r>
+        <w:t xml:space="preserve">la reprogramara (o</w:t>
+      </w:r>
+      <w:r>
+        <w:t xml:space="preserve"> </w:t>
+      </w:r>
+      <w:r>
+        <w:rPr>
+          <w:rStyle w:val="VerbatimChar"/>
+        </w:rPr>
+        <w:t xml:space="preserve">null</w:t>
+      </w:r>
+      <w:r>
+        <w:t xml:space="preserve">): el panel muestra</w:t>
+      </w:r>
+      <w:r>
+        <w:t xml:space="preserve"> </w:t>
+      </w:r>
+      <w:r>
+        <w:t xml:space="preserve">“</w:t>
+      </w:r>
+      <w:r>
+        <w:t xml:space="preserve">Cambio de hora · antes: …</w:t>
+      </w:r>
+      <w:r>
+        <w:t xml:space="preserve">”</w:t>
+      </w:r>
+      <w:r>
+        <w:t xml:space="preserve"> </w:t>
+      </w:r>
+      <w:r>
+        <w:t xml:space="preserve">en las solicitudes pendientes, para que la secretaria sepa qué cambio está aprobando.</w:t>
       </w:r>
       <w:r>
         <w:t xml:space="preserve"> </w:t>
@@ -3686,70 +3843,28 @@
           <w:bCs/>
           <w:b/>
         </w:rPr>
-        <w:t xml:space="preserve">Reprogramar:</w:t>
-      </w:r>
-      <w:r>
-        <w:t xml:space="preserve"> </w:t>
-      </w:r>
-      <w:r>
-        <w:rPr>
-          <w:rStyle w:val="VerbatimChar"/>
-        </w:rPr>
-        <w:t xml:space="preserve">POST /admin/citas/:id/reprogramar</w:t>
-      </w:r>
-      <w:r>
-        <w:t xml:space="preserve"> </w:t>
-      </w:r>
-      <w:r>
-        <w:rPr>
-          <w:rStyle w:val="VerbatimChar"/>
-        </w:rPr>
-        <w:t xml:space="preserve">{ franjaId }</w:t>
-      </w:r>
-      <w:r>
-        <w:t xml:space="preserve">. Para citas pendientes o confirmadas; no tiene límite y puede pasar la cita a otro especialista de la misma especialidad. Respuesta:</w:t>
-      </w:r>
-      <w:r>
-        <w:t xml:space="preserve"> </w:t>
-      </w:r>
-      <w:r>
-        <w:rPr>
-          <w:rStyle w:val="VerbatimChar"/>
-        </w:rPr>
-        <w:t xml:space="preserve">{ mensaje, cita, notificacion }</w:t>
-      </w:r>
-      <w:r>
-        <w:t xml:space="preserve">;</w:t>
-      </w:r>
-      <w:r>
-        <w:t xml:space="preserve"> </w:t>
-      </w:r>
-      <w:r>
-        <w:rPr>
-          <w:rStyle w:val="VerbatimChar"/>
-        </w:rPr>
-        <w:t xml:space="preserve">notificacion</w:t>
-      </w:r>
-      <w:r>
-        <w:t xml:space="preserve"> </w:t>
-      </w:r>
-      <w:r>
-        <w:t xml:space="preserve">es</w:t>
-      </w:r>
-      <w:r>
-        <w:t xml:space="preserve"> </w:t>
-      </w:r>
-      <w:r>
-        <w:rPr>
-          <w:rStyle w:val="VerbatimChar"/>
-        </w:rPr>
-        <w:t xml:space="preserve">null</w:t>
-      </w:r>
-      <w:r>
-        <w:t xml:space="preserve"> </w:t>
-      </w:r>
-      <w:r>
-        <w:t xml:space="preserve">si la cita estaba pendiente (el paciente se entera al aceptarla).</w:t>
+        <w:t xml:space="preserve">Cambiar estado:</w:t>
+      </w:r>
+      <w:r>
+        <w:t xml:space="preserve"> </w:t>
+      </w:r>
+      <w:r>
+        <w:rPr>
+          <w:rStyle w:val="VerbatimChar"/>
+        </w:rPr>
+        <w:t xml:space="preserve">PATCH /admin/citas/:id/estado</w:t>
+      </w:r>
+      <w:r>
+        <w:t xml:space="preserve"> </w:t>
+      </w:r>
+      <w:r>
+        <w:rPr>
+          <w:rStyle w:val="VerbatimChar"/>
+        </w:rPr>
+        <w:t xml:space="preserve">{ estado: "atendida" | "no_asistio" | "cancelada" }</w:t>
+      </w:r>
+      <w:r>
+        <w:t xml:space="preserve">. Solo para citas confirmadas (una pendiente se acepta o se rechaza). Atendida o no asistió solo se permite cuando ya llegó la hora.</w:t>
       </w:r>
       <w:r>
         <w:t xml:space="preserve"> </w:t>
@@ -3765,6 +3880,85 @@
           <w:bCs/>
           <w:b/>
         </w:rPr>
+        <w:t xml:space="preserve">Reprogramar:</w:t>
+      </w:r>
+      <w:r>
+        <w:t xml:space="preserve"> </w:t>
+      </w:r>
+      <w:r>
+        <w:rPr>
+          <w:rStyle w:val="VerbatimChar"/>
+        </w:rPr>
+        <w:t xml:space="preserve">POST /admin/citas/:id/reprogramar</w:t>
+      </w:r>
+      <w:r>
+        <w:t xml:space="preserve"> </w:t>
+      </w:r>
+      <w:r>
+        <w:rPr>
+          <w:rStyle w:val="VerbatimChar"/>
+        </w:rPr>
+        <w:t xml:space="preserve">{ franjaId }</w:t>
+      </w:r>
+      <w:r>
+        <w:t xml:space="preserve">. Para citas pendientes o confirmadas; no tiene límite y puede pasar la cita a otro especialista de la misma especialidad. Respuesta:</w:t>
+      </w:r>
+      <w:r>
+        <w:t xml:space="preserve"> </w:t>
+      </w:r>
+      <w:r>
+        <w:rPr>
+          <w:rStyle w:val="VerbatimChar"/>
+        </w:rPr>
+        <w:t xml:space="preserve">{ mensaje, cita, notificacion }</w:t>
+      </w:r>
+      <w:r>
+        <w:t xml:space="preserve">;</w:t>
+      </w:r>
+      <w:r>
+        <w:t xml:space="preserve"> </w:t>
+      </w:r>
+      <w:r>
+        <w:rPr>
+          <w:rStyle w:val="VerbatimChar"/>
+        </w:rPr>
+        <w:t xml:space="preserve">notificacion</w:t>
+      </w:r>
+      <w:r>
+        <w:t xml:space="preserve"> </w:t>
+      </w:r>
+      <w:r>
+        <w:t xml:space="preserve">es</w:t>
+      </w:r>
+      <w:r>
+        <w:t xml:space="preserve"> </w:t>
+      </w:r>
+      <w:r>
+        <w:rPr>
+          <w:rStyle w:val="VerbatimChar"/>
+        </w:rPr>
+        <w:t xml:space="preserve">null</w:t>
+      </w:r>
+      <w:r>
+        <w:t xml:space="preserve"> </w:t>
+      </w:r>
+      <w:r>
+        <w:t xml:space="preserve">si la cita estaba pendiente (el paciente se entera al aceptarla).</w:t>
+      </w:r>
+      <w:r>
+        <w:t xml:space="preserve"> </w:t>
+      </w:r>
+      <w:r>
+        <w:t xml:space="preserve">-</w:t>
+      </w:r>
+      <w:r>
+        <w:t xml:space="preserve"> </w:t>
+      </w:r>
+      <w:r>
+        <w:rPr>
+          <w:bCs/>
+          <w:b/>
+        </w:rPr>
         <w:t xml:space="preserve">Cancelar</w:t>
       </w:r>
       <w:r>
@@ -4274,12 +4468,6 @@
       </w:r>
       <w:r>
         <w:t xml:space="preserve">.</w:t>
-      </w:r>
-      <w:r>
-        <w:t xml:space="preserve"> </w:t>
-      </w:r>
-      <w:r>
-        <w:t xml:space="preserve">- Conviene un contador de pendientes visible en el menú del panel.</w:t>
       </w:r>
     </w:p>
     <w:p>

--- a/docs/para-drive/Contrato de la API.docx
+++ b/docs/para-drive/Contrato de la API.docx
@@ -509,7 +509,7 @@
         <w:t xml:space="preserve"> </w:t>
       </w:r>
       <w:r>
-        <w:t xml:space="preserve">(Inicio).</w:t>
+        <w:t xml:space="preserve">(Inicio). La fila de la agenda solo muestra el nombre; el documento y el teléfono se ven en la ficha, aunque la API los sigue devolviendo (decisión 28).</w:t>
       </w:r>
     </w:p>
     <w:p>

--- a/docs/para-drive/Contrato de la API.docx
+++ b/docs/para-drive/Contrato de la API.docx
@@ -2,7 +2,7 @@
 <file path=word/document.xml><?xml version="1.0" encoding="utf-8"?>
 <w:document xmlns:w="http://schemas.openxmlformats.org/wordprocessingml/2006/main" xmlns:m="http://schemas.openxmlformats.org/officeDocument/2006/math" xmlns:r="http://schemas.openxmlformats.org/officeDocument/2006/relationships" xmlns:o="urn:schemas-microsoft-com:office:office" xmlns:v="urn:schemas-microsoft-com:vml" xmlns:w10="urn:schemas-microsoft-com:office:word" xmlns:a="http://schemas.openxmlformats.org/drawingml/2006/main" xmlns:pic="http://schemas.openxmlformats.org/drawingml/2006/picture" xmlns:wp="http://schemas.openxmlformats.org/drawingml/2006/wordprocessingDrawing">
   <w:body>
-    <w:bookmarkStart w:id="27" w:name="arte-odontológico-contrato-de-la-api-v2"/>
+    <w:bookmarkStart w:id="28" w:name="arte-odontológico-contrato-de-la-api-v2"/>
     <w:p>
       <w:pPr>
         <w:pStyle w:val="Heading1"/>
@@ -2529,13 +2529,13 @@
       </w:r>
     </w:p>
     <w:bookmarkEnd w:id="23"/>
-    <w:bookmarkStart w:id="24" w:name="sesión-solo-la-secretaria"/>
+    <w:bookmarkStart w:id="24" w:name="sesión-secretaria-y-dueño"/>
     <w:p>
       <w:pPr>
         <w:pStyle w:val="Heading2"/>
       </w:pPr>
       <w:r>
-        <w:t xml:space="preserve">3. Sesión (solo la secretaria)</w:t>
+        <w:t xml:space="preserve">3. Sesión (secretaria y dueño)</w:t>
       </w:r>
     </w:p>
     <w:p>
@@ -2815,14 +2815,89 @@
         </w:tc>
       </w:tr>
     </w:tbl>
+    <w:p>
+      <w:pPr>
+        <w:pStyle w:val="BodyText"/>
+      </w:pPr>
+      <w:r>
+        <w:rPr>
+          <w:rStyle w:val="VerbatimChar"/>
+        </w:rPr>
+        <w:t xml:space="preserve">rol</w:t>
+      </w:r>
+      <w:r>
+        <w:t xml:space="preserve"> </w:t>
+      </w:r>
+      <w:r>
+        <w:t xml:space="preserve">es</w:t>
+      </w:r>
+      <w:r>
+        <w:t xml:space="preserve"> </w:t>
+      </w:r>
+      <w:r>
+        <w:rPr>
+          <w:rStyle w:val="VerbatimChar"/>
+        </w:rPr>
+        <w:t xml:space="preserve">administrador</w:t>
+      </w:r>
+      <w:r>
+        <w:t xml:space="preserve"> </w:t>
+      </w:r>
+      <w:r>
+        <w:t xml:space="preserve">(secretaria) o</w:t>
+      </w:r>
+      <w:r>
+        <w:t xml:space="preserve"> </w:t>
+      </w:r>
+      <w:r>
+        <w:rPr>
+          <w:rStyle w:val="VerbatimChar"/>
+        </w:rPr>
+        <w:t xml:space="preserve">superadmin</w:t>
+      </w:r>
+      <w:r>
+        <w:t xml:space="preserve"> </w:t>
+      </w:r>
+      <w:r>
+        <w:t xml:space="preserve">(dueño, decisión 30). El dueño usa el mismo</w:t>
+      </w:r>
+      <w:r>
+        <w:t xml:space="preserve"> </w:t>
+      </w:r>
+      <w:r>
+        <w:rPr>
+          <w:rStyle w:val="VerbatimChar"/>
+        </w:rPr>
+        <w:t xml:space="preserve">panel-secretaria.html</w:t>
+      </w:r>
+      <w:r>
+        <w:t xml:space="preserve"> </w:t>
+      </w:r>
+      <w:r>
+        <w:t xml:space="preserve">y pasa cualquier control de rol. En cada petición el servidor confirma que el usuario sigue activo y con el mismo rol: si no,</w:t>
+      </w:r>
+      <w:r>
+        <w:t xml:space="preserve"> </w:t>
+      </w:r>
+      <w:r>
+        <w:rPr>
+          <w:bCs/>
+          <w:b/>
+        </w:rPr>
+        <w:t xml:space="preserve">401</w:t>
+      </w:r>
+      <w:r>
+        <w:t xml:space="preserve">.</w:t>
+      </w:r>
+    </w:p>
     <w:bookmarkEnd w:id="24"/>
-    <w:bookmarkStart w:id="25" w:name="X9f6c278bb6b588260d8a391646e30302db82efa"/>
+    <w:bookmarkStart w:id="25" w:name="Xe088fc24f95e68a87eeeefb67376a49abac40e9"/>
     <w:p>
       <w:pPr>
         <w:pStyle w:val="Heading2"/>
       </w:pPr>
       <w:r>
-        <w:t xml:space="preserve">4. Panel de la secretaria (todo exige rol administrador)</w:t>
+        <w:t xml:space="preserve">4. Panel de la secretaria (todo exige rol administrador o superadmin)</w:t>
       </w:r>
     </w:p>
     <w:p>
@@ -4753,7 +4828,7 @@
         <w:rPr>
           <w:rStyle w:val="VerbatimChar"/>
         </w:rPr>
-        <w:t xml:space="preserve">[{ id, fechaAtencion, especialidad, especialista, citaId, procedimiento, notas, corrigeA, correcciones: [ids], autor, creadoEn }]</w:t>
+        <w:t xml:space="preserve">[{ id, fechaAtencion, especialidad, especialista, citaId, procedimiento, notas, corrigeA, estado, correcciones: [ids], correccionPendiente, autor, creadoEn, revisor, revisadoEn, motivoRechazo }]</w:t>
       </w:r>
       <w:r>
         <w:t xml:space="preserve">.</w:t>
@@ -4762,6 +4837,75 @@
         <w:t xml:space="preserve"> </w:t>
       </w:r>
       <w:r>
+        <w:rPr>
+          <w:rStyle w:val="VerbatimChar"/>
+        </w:rPr>
+        <w:t xml:space="preserve">estado</w:t>
+      </w:r>
+      <w:r>
+        <w:t xml:space="preserve">:</w:t>
+      </w:r>
+      <w:r>
+        <w:t xml:space="preserve"> </w:t>
+      </w:r>
+      <w:r>
+        <w:rPr>
+          <w:rStyle w:val="VerbatimChar"/>
+        </w:rPr>
+        <w:t xml:space="preserve">vigente</w:t>
+      </w:r>
+      <w:r>
+        <w:t xml:space="preserve"> </w:t>
+      </w:r>
+      <w:r>
+        <w:t xml:space="preserve">|</w:t>
+      </w:r>
+      <w:r>
+        <w:t xml:space="preserve"> </w:t>
+      </w:r>
+      <w:r>
+        <w:rPr>
+          <w:rStyle w:val="VerbatimChar"/>
+        </w:rPr>
+        <w:t xml:space="preserve">pendiente</w:t>
+      </w:r>
+      <w:r>
+        <w:t xml:space="preserve"> </w:t>
+      </w:r>
+      <w:r>
+        <w:t xml:space="preserve">(corrección esperando al dueño) |</w:t>
+      </w:r>
+      <w:r>
+        <w:t xml:space="preserve"> </w:t>
+      </w:r>
+      <w:r>
+        <w:rPr>
+          <w:rStyle w:val="VerbatimChar"/>
+        </w:rPr>
+        <w:t xml:space="preserve">rechazada</w:t>
+      </w:r>
+      <w:r>
+        <w:t xml:space="preserve">.</w:t>
+      </w:r>
+      <w:r>
+        <w:t xml:space="preserve"> </w:t>
+      </w:r>
+      <w:r>
+        <w:rPr>
+          <w:rStyle w:val="VerbatimChar"/>
+        </w:rPr>
+        <w:t xml:space="preserve">correcciones</w:t>
+      </w:r>
+      <w:r>
+        <w:t xml:space="preserve"> </w:t>
+      </w:r>
+      <w:r>
+        <w:t xml:space="preserve">solo cuenta las vigentes.</w:t>
+      </w:r>
+      <w:r>
+        <w:t xml:space="preserve"> </w:t>
+      </w:r>
+      <w:r>
         <w:t xml:space="preserve">-</w:t>
       </w:r>
       <w:r>
@@ -4846,13 +4990,34 @@
         <w:t xml:space="preserve"> </w:t>
       </w:r>
       <w:r>
-        <w:t xml:space="preserve">(qué se corrige y por qué) es obligatorio.</w:t>
-      </w:r>
-      <w:r>
-        <w:t xml:space="preserve"> </w:t>
-      </w:r>
-      <w:r>
-        <w:t xml:space="preserve">-</w:t>
+        <w:t xml:space="preserve">(qué se corrige y por qué) es obligatorio. Si la pide un administrador queda</w:t>
+      </w:r>
+      <w:r>
+        <w:t xml:space="preserve"> </w:t>
+      </w:r>
+      <w:r>
+        <w:rPr>
+          <w:rStyle w:val="VerbatimChar"/>
+        </w:rPr>
+        <w:t xml:space="preserve">estado: "pendiente"</w:t>
+      </w:r>
+      <w:r>
+        <w:t xml:space="preserve"> </w:t>
+      </w:r>
+      <w:r>
+        <w:t xml:space="preserve">hasta que el dueño la apruebe; la del dueño queda</w:t>
+      </w:r>
+      <w:r>
+        <w:t xml:space="preserve"> </w:t>
+      </w:r>
+      <w:r>
+        <w:rPr>
+          <w:rStyle w:val="VerbatimChar"/>
+        </w:rPr>
+        <w:t xml:space="preserve">vigente</w:t>
+      </w:r>
+      <w:r>
+        <w:t xml:space="preserve">. Entrada no vigente o con una corrección ya pendiente →</w:t>
       </w:r>
       <w:r>
         <w:t xml:space="preserve"> </w:t>
@@ -4862,6 +5027,25 @@
           <w:bCs/>
           <w:b/>
         </w:rPr>
+        <w:t xml:space="preserve">409</w:t>
+      </w:r>
+      <w:r>
+        <w:t xml:space="preserve">.</w:t>
+      </w:r>
+      <w:r>
+        <w:t xml:space="preserve"> </w:t>
+      </w:r>
+      <w:r>
+        <w:t xml:space="preserve">-</w:t>
+      </w:r>
+      <w:r>
+        <w:t xml:space="preserve"> </w:t>
+      </w:r>
+      <w:r>
+        <w:rPr>
+          <w:bCs/>
+          <w:b/>
+        </w:rPr>
         <w:t xml:space="preserve">No hay editar ni borrar</w:t>
       </w:r>
       <w:r>
@@ -4950,10 +5134,805 @@
       </w:r>
       <w:r>
         <w:t xml:space="preserve">ya puesto.</w:t>
+      </w:r>
+    </w:p>
+    <w:p>
+      <w:pPr>
+        <w:pStyle w:val="BodyText"/>
+      </w:pPr>
+      <w:r>
+        <w:rPr>
+          <w:bCs/>
+          <w:b/>
+        </w:rPr>
+        <w:t xml:space="preserve">Odontograma</w:t>
+      </w:r>
+      <w:r>
+        <w:t xml:space="preserve"> </w:t>
+      </w:r>
+      <w:r>
+        <w:t xml:space="preserve">(FDI: 11–48 permanentes, 51–85 temporales)</w:t>
+      </w:r>
+      <w:r>
+        <w:t xml:space="preserve"> </w:t>
+      </w:r>
+      <w:r>
+        <w:t xml:space="preserve">-</w:t>
+      </w:r>
+      <w:r>
+        <w:t xml:space="preserve"> </w:t>
+      </w:r>
+      <w:r>
+        <w:rPr>
+          <w:rStyle w:val="VerbatimChar"/>
+        </w:rPr>
+        <w:t xml:space="preserve">GET /pacientes/:id/odontograma</w:t>
+      </w:r>
+      <w:r>
+        <w:t xml:space="preserve"> </w:t>
+      </w:r>
+      <w:r>
+        <w:t xml:space="preserve">→</w:t>
+      </w:r>
+      <w:r>
+        <w:t xml:space="preserve"> </w:t>
+      </w:r>
+      <w:r>
+        <w:rPr>
+          <w:rStyle w:val="VerbatimChar"/>
+        </w:rPr>
+        <w:t xml:space="preserve">{ catalogo: { hallazgos: { codigo: { nombre, alcance: "cara" | "diente" | "ambos", soloRealizado? } }, caras }, hallazgos: [{ id, diente, cara, hallazgo, estado, notas, autor, creadoEn, realizadoPor, realizadoEn, anulacion, anulacionMotivo, anulacionPedidaPor, anulacionPedidaEn, anulacionRevisadaPor, anulacionRevisadaEn, anulacionRechazo }] }</w:t>
+      </w:r>
+      <w:r>
+        <w:t xml:space="preserve">.</w:t>
+      </w:r>
+      <w:r>
+        <w:t xml:space="preserve"> </w:t>
+      </w:r>
+      <w:r>
+        <w:rPr>
+          <w:rStyle w:val="VerbatimChar"/>
+        </w:rPr>
+        <w:t xml:space="preserve">cara</w:t>
+      </w:r>
+      <w:r>
+        <w:t xml:space="preserve">:</w:t>
+      </w:r>
+      <w:r>
+        <w:t xml:space="preserve"> </w:t>
+      </w:r>
+      <w:r>
+        <w:rPr>
+          <w:rStyle w:val="VerbatimChar"/>
+        </w:rPr>
+        <w:t xml:space="preserve">completo</w:t>
+      </w:r>
+      <w:r>
+        <w:t xml:space="preserve"> </w:t>
+      </w:r>
+      <w:r>
+        <w:t xml:space="preserve">|</w:t>
+      </w:r>
+      <w:r>
+        <w:t xml:space="preserve"> </w:t>
+      </w:r>
+      <w:r>
+        <w:rPr>
+          <w:rStyle w:val="VerbatimChar"/>
+        </w:rPr>
+        <w:t xml:space="preserve">oclusal</w:t>
+      </w:r>
+      <w:r>
+        <w:t xml:space="preserve"> </w:t>
+      </w:r>
+      <w:r>
+        <w:t xml:space="preserve">|</w:t>
+      </w:r>
+      <w:r>
+        <w:t xml:space="preserve"> </w:t>
+      </w:r>
+      <w:r>
+        <w:rPr>
+          <w:rStyle w:val="VerbatimChar"/>
+        </w:rPr>
+        <w:t xml:space="preserve">mesial</w:t>
+      </w:r>
+      <w:r>
+        <w:t xml:space="preserve"> </w:t>
+      </w:r>
+      <w:r>
+        <w:t xml:space="preserve">|</w:t>
+      </w:r>
+      <w:r>
+        <w:t xml:space="preserve"> </w:t>
+      </w:r>
+      <w:r>
+        <w:rPr>
+          <w:rStyle w:val="VerbatimChar"/>
+        </w:rPr>
+        <w:t xml:space="preserve">distal</w:t>
+      </w:r>
+      <w:r>
+        <w:t xml:space="preserve"> </w:t>
+      </w:r>
+      <w:r>
+        <w:t xml:space="preserve">|</w:t>
+      </w:r>
+      <w:r>
+        <w:t xml:space="preserve"> </w:t>
+      </w:r>
+      <w:r>
+        <w:rPr>
+          <w:rStyle w:val="VerbatimChar"/>
+        </w:rPr>
+        <w:t xml:space="preserve">vestibular</w:t>
+      </w:r>
+      <w:r>
+        <w:t xml:space="preserve"> </w:t>
+      </w:r>
+      <w:r>
+        <w:t xml:space="preserve">|</w:t>
+      </w:r>
+      <w:r>
+        <w:t xml:space="preserve"> </w:t>
+      </w:r>
+      <w:r>
+        <w:rPr>
+          <w:rStyle w:val="VerbatimChar"/>
+        </w:rPr>
+        <w:t xml:space="preserve">lingual</w:t>
+      </w:r>
+      <w:r>
+        <w:t xml:space="preserve">.</w:t>
+      </w:r>
+      <w:r>
+        <w:t xml:space="preserve"> </w:t>
+      </w:r>
+      <w:r>
+        <w:rPr>
+          <w:rStyle w:val="VerbatimChar"/>
+        </w:rPr>
+        <w:t xml:space="preserve">anulacion</w:t>
+      </w:r>
+      <w:r>
+        <w:t xml:space="preserve">:</w:t>
+      </w:r>
+      <w:r>
+        <w:t xml:space="preserve"> </w:t>
+      </w:r>
+      <w:r>
+        <w:rPr>
+          <w:rStyle w:val="VerbatimChar"/>
+        </w:rPr>
+        <w:t xml:space="preserve">null</w:t>
+      </w:r>
+      <w:r>
+        <w:t xml:space="preserve"> </w:t>
+      </w:r>
+      <w:r>
+        <w:t xml:space="preserve">|</w:t>
+      </w:r>
+      <w:r>
+        <w:t xml:space="preserve"> </w:t>
+      </w:r>
+      <w:r>
+        <w:rPr>
+          <w:rStyle w:val="VerbatimChar"/>
+        </w:rPr>
+        <w:t xml:space="preserve">pendiente</w:t>
+      </w:r>
+      <w:r>
+        <w:t xml:space="preserve"> </w:t>
+      </w:r>
+      <w:r>
+        <w:t xml:space="preserve">|</w:t>
+      </w:r>
+      <w:r>
+        <w:t xml:space="preserve"> </w:t>
+      </w:r>
+      <w:r>
+        <w:rPr>
+          <w:rStyle w:val="VerbatimChar"/>
+        </w:rPr>
+        <w:t xml:space="preserve">aprobada</w:t>
+      </w:r>
+      <w:r>
+        <w:t xml:space="preserve"> </w:t>
+      </w:r>
+      <w:r>
+        <w:t xml:space="preserve">|</w:t>
+      </w:r>
+      <w:r>
+        <w:t xml:space="preserve"> </w:t>
+      </w:r>
+      <w:r>
+        <w:rPr>
+          <w:rStyle w:val="VerbatimChar"/>
+        </w:rPr>
+        <w:t xml:space="preserve">rechazada</w:t>
+      </w:r>
+      <w:r>
+        <w:t xml:space="preserve"> </w:t>
+      </w:r>
+      <w:r>
+        <w:t xml:space="preserve">(los</w:t>
+      </w:r>
+      <w:r>
+        <w:t xml:space="preserve"> </w:t>
+      </w:r>
+      <w:r>
+        <w:rPr>
+          <w:rStyle w:val="VerbatimChar"/>
+        </w:rPr>
+        <w:t xml:space="preserve">aprobada</w:t>
+      </w:r>
+      <w:r>
+        <w:t xml:space="preserve"> </w:t>
+      </w:r>
+      <w:r>
+        <w:t xml:space="preserve">no se dibujan).</w:t>
+      </w:r>
+      <w:r>
+        <w:t xml:space="preserve"> </w:t>
+      </w:r>
+      <w:r>
+        <w:t xml:space="preserve">-</w:t>
+      </w:r>
+      <w:r>
+        <w:t xml:space="preserve"> </w:t>
+      </w:r>
+      <w:r>
+        <w:rPr>
+          <w:rStyle w:val="VerbatimChar"/>
+        </w:rPr>
+        <w:t xml:space="preserve">POST /pacientes/:id/odontograma</w:t>
+      </w:r>
+      <w:r>
+        <w:t xml:space="preserve"> </w:t>
+      </w:r>
+      <w:r>
+        <w:rPr>
+          <w:rStyle w:val="VerbatimChar"/>
+        </w:rPr>
+        <w:t xml:space="preserve">{ diente, caras: ["oclusal", "mesial"] | ["completo"], hallazgo, estado: "por_hacer" | "realizado", notas? }</w:t>
+      </w:r>
+      <w:r>
+        <w:t xml:space="preserve"> </w:t>
+      </w:r>
+      <w:r>
+        <w:t xml:space="preserve">→ 201</w:t>
+      </w:r>
+      <w:r>
+        <w:t xml:space="preserve"> </w:t>
+      </w:r>
+      <w:r>
+        <w:rPr>
+          <w:rStyle w:val="VerbatimChar"/>
+        </w:rPr>
+        <w:t xml:space="preserve">{ mensaje, hallazgos }</w:t>
+      </w:r>
+      <w:r>
+        <w:t xml:space="preserve"> </w:t>
+      </w:r>
+      <w:r>
+        <w:t xml:space="preserve">(un hallazgo por cara). El catálogo dice si va por caras o en el diente completo.</w:t>
+      </w:r>
+      <w:r>
+        <w:t xml:space="preserve"> </w:t>
+      </w:r>
+      <w:r>
+        <w:t xml:space="preserve">-</w:t>
+      </w:r>
+      <w:r>
+        <w:t xml:space="preserve"> </w:t>
+      </w:r>
+      <w:r>
+        <w:rPr>
+          <w:rStyle w:val="VerbatimChar"/>
+        </w:rPr>
+        <w:t xml:space="preserve">POST /admin/odontograma/:id/realizado</w:t>
+      </w:r>
+      <w:r>
+        <w:t xml:space="preserve"> </w:t>
+      </w:r>
+      <w:r>
+        <w:t xml:space="preserve">→</w:t>
+      </w:r>
+      <w:r>
+        <w:t xml:space="preserve"> </w:t>
+      </w:r>
+      <w:r>
+        <w:rPr>
+          <w:rStyle w:val="VerbatimChar"/>
+        </w:rPr>
+        <w:t xml:space="preserve">{ mensaje, hallazgos }</w:t>
+      </w:r>
+      <w:r>
+        <w:t xml:space="preserve">. Ya realizado o anulado →</w:t>
+      </w:r>
+      <w:r>
+        <w:t xml:space="preserve"> </w:t>
+      </w:r>
+      <w:r>
+        <w:rPr>
+          <w:bCs/>
+          <w:b/>
+        </w:rPr>
+        <w:t xml:space="preserve">409</w:t>
+      </w:r>
+      <w:r>
+        <w:t xml:space="preserve">.</w:t>
+      </w:r>
+      <w:r>
+        <w:t xml:space="preserve"> </w:t>
+      </w:r>
+      <w:r>
+        <w:t xml:space="preserve">-</w:t>
+      </w:r>
+      <w:r>
+        <w:t xml:space="preserve"> </w:t>
+      </w:r>
+      <w:r>
+        <w:rPr>
+          <w:rStyle w:val="VerbatimChar"/>
+        </w:rPr>
+        <w:t xml:space="preserve">POST /admin/odontograma/:id/anular</w:t>
+      </w:r>
+      <w:r>
+        <w:t xml:space="preserve"> </w:t>
+      </w:r>
+      <w:r>
+        <w:rPr>
+          <w:rStyle w:val="VerbatimChar"/>
+        </w:rPr>
+        <w:t xml:space="preserve">{ motivo }</w:t>
+      </w:r>
+      <w:r>
+        <w:t xml:space="preserve"> </w:t>
+      </w:r>
+      <w:r>
+        <w:t xml:space="preserve">→</w:t>
+      </w:r>
+      <w:r>
+        <w:t xml:space="preserve"> </w:t>
+      </w:r>
+      <w:r>
+        <w:rPr>
+          <w:rStyle w:val="VerbatimChar"/>
+        </w:rPr>
+        <w:t xml:space="preserve">{ mensaje, hallazgos }</w:t>
+      </w:r>
+      <w:r>
+        <w:t xml:space="preserve">. Del administrador queda</w:t>
+      </w:r>
+      <w:r>
+        <w:t xml:space="preserve"> </w:t>
+      </w:r>
+      <w:r>
+        <w:rPr>
+          <w:rStyle w:val="VerbatimChar"/>
+        </w:rPr>
+        <w:t xml:space="preserve">pendiente</w:t>
+      </w:r>
+      <w:r>
+        <w:t xml:space="preserve">; del dueño,</w:t>
+      </w:r>
+      <w:r>
+        <w:t xml:space="preserve"> </w:t>
+      </w:r>
+      <w:r>
+        <w:rPr>
+          <w:rStyle w:val="VerbatimChar"/>
+        </w:rPr>
+        <w:t xml:space="preserve">aprobada</w:t>
+      </w:r>
+      <w:r>
+        <w:t xml:space="preserve">.</w:t>
       </w:r>
     </w:p>
     <w:bookmarkEnd w:id="25"/>
-    <w:bookmarkStart w:id="26" w:name="aún-no-existe"/>
+    <w:bookmarkStart w:id="26" w:name="solo-el-dueño-superadmin"/>
+    <w:p>
+      <w:pPr>
+        <w:pStyle w:val="Heading2"/>
+      </w:pPr>
+      <w:r>
+        <w:t xml:space="preserve">5. Solo el dueño (</w:t>
+      </w:r>
+      <w:r>
+        <w:rPr>
+          <w:rStyle w:val="VerbatimChar"/>
+        </w:rPr>
+        <w:t xml:space="preserve">superadmin</w:t>
+      </w:r>
+      <w:r>
+        <w:t xml:space="preserve">)</w:t>
+      </w:r>
+    </w:p>
+    <w:p>
+      <w:pPr>
+        <w:pStyle w:val="FirstParagraph"/>
+      </w:pPr>
+      <w:r>
+        <w:t xml:space="preserve">Cualquier otro rol →</w:t>
+      </w:r>
+      <w:r>
+        <w:t xml:space="preserve"> </w:t>
+      </w:r>
+      <w:r>
+        <w:rPr>
+          <w:bCs/>
+          <w:b/>
+        </w:rPr>
+        <w:t xml:space="preserve">403</w:t>
+      </w:r>
+      <w:r>
+        <w:t xml:space="preserve">.</w:t>
+      </w:r>
+    </w:p>
+    <w:p>
+      <w:pPr>
+        <w:pStyle w:val="BodyText"/>
+      </w:pPr>
+      <w:r>
+        <w:rPr>
+          <w:bCs/>
+          <w:b/>
+        </w:rPr>
+        <w:t xml:space="preserve">Solicitudes</w:t>
+      </w:r>
+      <w:r>
+        <w:t xml:space="preserve"> </w:t>
+      </w:r>
+      <w:r>
+        <w:t xml:space="preserve">-</w:t>
+      </w:r>
+      <w:r>
+        <w:t xml:space="preserve"> </w:t>
+      </w:r>
+      <w:r>
+        <w:rPr>
+          <w:rStyle w:val="VerbatimChar"/>
+        </w:rPr>
+        <w:t xml:space="preserve">GET /superadmin/solicitudes</w:t>
+      </w:r>
+      <w:r>
+        <w:t xml:space="preserve"> </w:t>
+      </w:r>
+      <w:r>
+        <w:t xml:space="preserve">→</w:t>
+      </w:r>
+      <w:r>
+        <w:t xml:space="preserve"> </w:t>
+      </w:r>
+      <w:r>
+        <w:rPr>
+          <w:rStyle w:val="VerbatimChar"/>
+        </w:rPr>
+        <w:t xml:space="preserve">{ correcciones: [{ ...entrada, pacienteId, paciente, procedimientoOriginal, notasOriginal, fechaOriginal }], anulaciones: [{ ...hallazgo, paciente }] }</w:t>
+      </w:r>
+      <w:r>
+        <w:t xml:space="preserve">, las más antiguas primero.</w:t>
+      </w:r>
+      <w:r>
+        <w:t xml:space="preserve"> </w:t>
+      </w:r>
+      <w:r>
+        <w:t xml:space="preserve">-</w:t>
+      </w:r>
+      <w:r>
+        <w:t xml:space="preserve"> </w:t>
+      </w:r>
+      <w:r>
+        <w:rPr>
+          <w:rStyle w:val="VerbatimChar"/>
+        </w:rPr>
+        <w:t xml:space="preserve">POST /superadmin/solicitudes/historia/:id/aprobar</w:t>
+      </w:r>
+      <w:r>
+        <w:t xml:space="preserve"> </w:t>
+      </w:r>
+      <w:r>
+        <w:t xml:space="preserve">·</w:t>
+      </w:r>
+      <w:r>
+        <w:t xml:space="preserve"> </w:t>
+      </w:r>
+      <w:r>
+        <w:rPr>
+          <w:rStyle w:val="VerbatimChar"/>
+        </w:rPr>
+        <w:t xml:space="preserve">POST .../rechazar</w:t>
+      </w:r>
+      <w:r>
+        <w:t xml:space="preserve"> </w:t>
+      </w:r>
+      <w:r>
+        <w:rPr>
+          <w:rStyle w:val="VerbatimChar"/>
+        </w:rPr>
+        <w:t xml:space="preserve">{ motivo }</w:t>
+      </w:r>
+      <w:r>
+        <w:t xml:space="preserve"> </w:t>
+      </w:r>
+      <w:r>
+        <w:t xml:space="preserve">(3 a 300 caracteres).</w:t>
+      </w:r>
+      <w:r>
+        <w:t xml:space="preserve"> </w:t>
+      </w:r>
+      <w:r>
+        <w:t xml:space="preserve">-</w:t>
+      </w:r>
+      <w:r>
+        <w:t xml:space="preserve"> </w:t>
+      </w:r>
+      <w:r>
+        <w:rPr>
+          <w:rStyle w:val="VerbatimChar"/>
+        </w:rPr>
+        <w:t xml:space="preserve">POST /superadmin/solicitudes/odontograma/:id/aprobar</w:t>
+      </w:r>
+      <w:r>
+        <w:t xml:space="preserve"> </w:t>
+      </w:r>
+      <w:r>
+        <w:t xml:space="preserve">·</w:t>
+      </w:r>
+      <w:r>
+        <w:t xml:space="preserve"> </w:t>
+      </w:r>
+      <w:r>
+        <w:rPr>
+          <w:rStyle w:val="VerbatimChar"/>
+        </w:rPr>
+        <w:t xml:space="preserve">POST .../rechazar</w:t>
+      </w:r>
+      <w:r>
+        <w:t xml:space="preserve"> </w:t>
+      </w:r>
+      <w:r>
+        <w:rPr>
+          <w:rStyle w:val="VerbatimChar"/>
+        </w:rPr>
+        <w:t xml:space="preserve">{ motivo }</w:t>
+      </w:r>
+      <w:r>
+        <w:t xml:space="preserve">.</w:t>
+      </w:r>
+      <w:r>
+        <w:t xml:space="preserve"> </w:t>
+      </w:r>
+      <w:r>
+        <w:t xml:space="preserve">- Ya revisada →</w:t>
+      </w:r>
+      <w:r>
+        <w:t xml:space="preserve"> </w:t>
+      </w:r>
+      <w:r>
+        <w:rPr>
+          <w:bCs/>
+          <w:b/>
+        </w:rPr>
+        <w:t xml:space="preserve">409</w:t>
+      </w:r>
+      <w:r>
+        <w:t xml:space="preserve">.</w:t>
+      </w:r>
+    </w:p>
+    <w:p>
+      <w:pPr>
+        <w:pStyle w:val="BodyText"/>
+      </w:pPr>
+      <w:r>
+        <w:rPr>
+          <w:bCs/>
+          <w:b/>
+        </w:rPr>
+        <w:t xml:space="preserve">Administradores</w:t>
+      </w:r>
+      <w:r>
+        <w:t xml:space="preserve"> </w:t>
+      </w:r>
+      <w:r>
+        <w:t xml:space="preserve">-</w:t>
+      </w:r>
+      <w:r>
+        <w:t xml:space="preserve"> </w:t>
+      </w:r>
+      <w:r>
+        <w:rPr>
+          <w:rStyle w:val="VerbatimChar"/>
+        </w:rPr>
+        <w:t xml:space="preserve">GET /superadmin/administradores</w:t>
+      </w:r>
+      <w:r>
+        <w:t xml:space="preserve"> </w:t>
+      </w:r>
+      <w:r>
+        <w:t xml:space="preserve">→</w:t>
+      </w:r>
+      <w:r>
+        <w:t xml:space="preserve"> </w:t>
+      </w:r>
+      <w:r>
+        <w:rPr>
+          <w:rStyle w:val="VerbatimChar"/>
+        </w:rPr>
+        <w:t xml:space="preserve">[{ id, nombreCompleto, documento, correo, telefono, activo, debeCambiarContrasena, creadoEn }]</w:t>
+      </w:r>
+      <w:r>
+        <w:t xml:space="preserve"> </w:t>
+      </w:r>
+      <w:r>
+        <w:t xml:space="preserve">(el dueño no aparece).</w:t>
+      </w:r>
+      <w:r>
+        <w:t xml:space="preserve"> </w:t>
+      </w:r>
+      <w:r>
+        <w:t xml:space="preserve">-</w:t>
+      </w:r>
+      <w:r>
+        <w:t xml:space="preserve"> </w:t>
+      </w:r>
+      <w:r>
+        <w:rPr>
+          <w:rStyle w:val="VerbatimChar"/>
+        </w:rPr>
+        <w:t xml:space="preserve">POST /superadmin/administradores</w:t>
+      </w:r>
+      <w:r>
+        <w:t xml:space="preserve"> </w:t>
+      </w:r>
+      <w:r>
+        <w:rPr>
+          <w:rStyle w:val="VerbatimChar"/>
+        </w:rPr>
+        <w:t xml:space="preserve">{ nombreCompleto, documento, correo, telefono }</w:t>
+      </w:r>
+      <w:r>
+        <w:t xml:space="preserve"> </w:t>
+      </w:r>
+      <w:r>
+        <w:t xml:space="preserve">→ 201</w:t>
+      </w:r>
+      <w:r>
+        <w:t xml:space="preserve"> </w:t>
+      </w:r>
+      <w:r>
+        <w:rPr>
+          <w:rStyle w:val="VerbatimChar"/>
+        </w:rPr>
+        <w:t xml:space="preserve">{ mensaje, administrador, contrasenaTemporal }</w:t>
+      </w:r>
+      <w:r>
+        <w:t xml:space="preserve">. La clave temporal se muestra</w:t>
+      </w:r>
+      <w:r>
+        <w:t xml:space="preserve"> </w:t>
+      </w:r>
+      <w:r>
+        <w:rPr>
+          <w:bCs/>
+          <w:b/>
+        </w:rPr>
+        <w:t xml:space="preserve">una sola vez</w:t>
+      </w:r>
+      <w:r>
+        <w:t xml:space="preserve">. Correo o documento repetido →</w:t>
+      </w:r>
+      <w:r>
+        <w:t xml:space="preserve"> </w:t>
+      </w:r>
+      <w:r>
+        <w:rPr>
+          <w:bCs/>
+          <w:b/>
+        </w:rPr>
+        <w:t xml:space="preserve">409</w:t>
+      </w:r>
+      <w:r>
+        <w:t xml:space="preserve">.</w:t>
+      </w:r>
+      <w:r>
+        <w:t xml:space="preserve"> </w:t>
+      </w:r>
+      <w:r>
+        <w:t xml:space="preserve">-</w:t>
+      </w:r>
+      <w:r>
+        <w:t xml:space="preserve"> </w:t>
+      </w:r>
+      <w:r>
+        <w:rPr>
+          <w:rStyle w:val="VerbatimChar"/>
+        </w:rPr>
+        <w:t xml:space="preserve">PATCH /superadmin/administradores/:id</w:t>
+      </w:r>
+      <w:r>
+        <w:t xml:space="preserve"> </w:t>
+      </w:r>
+      <w:r>
+        <w:rPr>
+          <w:rStyle w:val="VerbatimChar"/>
+        </w:rPr>
+        <w:t xml:space="preserve">{ nombreCompleto?, documento?, correo?, telefono?, activo? }</w:t>
+      </w:r>
+      <w:r>
+        <w:t xml:space="preserve">.</w:t>
+      </w:r>
+      <w:r>
+        <w:t xml:space="preserve"> </w:t>
+      </w:r>
+      <w:r>
+        <w:t xml:space="preserve">-</w:t>
+      </w:r>
+      <w:r>
+        <w:t xml:space="preserve"> </w:t>
+      </w:r>
+      <w:r>
+        <w:rPr>
+          <w:rStyle w:val="VerbatimChar"/>
+        </w:rPr>
+        <w:t xml:space="preserve">POST /superadmin/administradores/:id/restablecer</w:t>
+      </w:r>
+      <w:r>
+        <w:t xml:space="preserve"> </w:t>
+      </w:r>
+      <w:r>
+        <w:t xml:space="preserve">→</w:t>
+      </w:r>
+      <w:r>
+        <w:t xml:space="preserve"> </w:t>
+      </w:r>
+      <w:r>
+        <w:rPr>
+          <w:rStyle w:val="VerbatimChar"/>
+        </w:rPr>
+        <w:t xml:space="preserve">{ mensaje, contrasenaTemporal }</w:t>
+      </w:r>
+      <w:r>
+        <w:t xml:space="preserve">.</w:t>
+      </w:r>
+      <w:r>
+        <w:t xml:space="preserve"> </w:t>
+      </w:r>
+      <w:r>
+        <w:t xml:space="preserve">-</w:t>
+      </w:r>
+      <w:r>
+        <w:t xml:space="preserve"> </w:t>
+      </w:r>
+      <w:r>
+        <w:rPr>
+          <w:rStyle w:val="VerbatimChar"/>
+        </w:rPr>
+        <w:t xml:space="preserve">DELETE /superadmin/administradores/:id</w:t>
+      </w:r>
+      <w:r>
+        <w:t xml:space="preserve">. Si ya registró pacientes, citas o historia →</w:t>
+      </w:r>
+      <w:r>
+        <w:t xml:space="preserve"> </w:t>
+      </w:r>
+      <w:r>
+        <w:rPr>
+          <w:bCs/>
+          <w:b/>
+        </w:rPr>
+        <w:t xml:space="preserve">409</w:t>
+      </w:r>
+      <w:r>
+        <w:t xml:space="preserve"> </w:t>
+      </w:r>
+      <w:r>
+        <w:t xml:space="preserve">(se sugiere desactivarlo).</w:t>
+      </w:r>
+    </w:p>
+    <w:bookmarkEnd w:id="26"/>
+    <w:bookmarkStart w:id="27" w:name="aún-no-existe"/>
     <w:p>
       <w:pPr>
         <w:pStyle w:val="Heading2"/>
@@ -4974,8 +5953,8 @@
         <w:t xml:space="preserve">Importación desde Excel.</w:t>
       </w:r>
     </w:p>
-    <w:bookmarkEnd w:id="26"/>
     <w:bookmarkEnd w:id="27"/>
+    <w:bookmarkEnd w:id="28"/>
     <w:sectPr/>
   </w:body>
 </w:document>

--- a/docs/para-drive/Contrato de la API.docx
+++ b/docs/para-drive/Contrato de la API.docx
@@ -3041,55 +3041,7 @@
         <w:t xml:space="preserve"> </w:t>
       </w:r>
       <w:r>
-        <w:t xml:space="preserve">-</w:t>
-      </w:r>
-      <w:r>
-        <w:t xml:space="preserve"> </w:t>
-      </w:r>
-      <w:r>
-        <w:rPr>
-          <w:rStyle w:val="VerbatimChar"/>
-        </w:rPr>
-        <w:t xml:space="preserve">POST /admin/especialistas</w:t>
-      </w:r>
-      <w:r>
-        <w:t xml:space="preserve"> </w:t>
-      </w:r>
-      <w:r>
-        <w:rPr>
-          <w:rStyle w:val="VerbatimChar"/>
-        </w:rPr>
-        <w:t xml:space="preserve">{ nombre, especialidadIds: [1, 3] }</w:t>
-      </w:r>
-      <w:r>
-        <w:t xml:space="preserve"> </w:t>
-      </w:r>
-      <w:r>
-        <w:t xml:space="preserve">(al menos una) → 201</w:t>
-      </w:r>
-      <w:r>
-        <w:t xml:space="preserve"> </w:t>
-      </w:r>
-      <w:r>
-        <w:t xml:space="preserve">-</w:t>
-      </w:r>
-      <w:r>
-        <w:t xml:space="preserve"> </w:t>
-      </w:r>
-      <w:r>
-        <w:rPr>
-          <w:rStyle w:val="VerbatimChar"/>
-        </w:rPr>
-        <w:t xml:space="preserve">PATCH /admin/especialistas/:id</w:t>
-      </w:r>
-      <w:r>
-        <w:t xml:space="preserve"> </w:t>
-      </w:r>
-      <w:r>
-        <w:rPr>
-          <w:rStyle w:val="VerbatimChar"/>
-        </w:rPr>
-        <w:t xml:space="preserve">{ nombre?, activo?, especialidadIds? }</w:t>
+        <w:t xml:space="preserve">(sin perfil). Crearlos y editarlos es solo de la dueña (sección 5).</w:t>
       </w:r>
     </w:p>
     <w:p>
@@ -5929,6 +5881,223 @@
       </w:r>
       <w:r>
         <w:t xml:space="preserve">(se sugiere desactivarlo).</w:t>
+      </w:r>
+    </w:p>
+    <w:p>
+      <w:pPr>
+        <w:pStyle w:val="BodyText"/>
+      </w:pPr>
+      <w:r>
+        <w:rPr>
+          <w:bCs/>
+          <w:b/>
+        </w:rPr>
+        <w:t xml:space="preserve">Especialistas (perfil interno, decisión 32)</w:t>
+      </w:r>
+      <w:r>
+        <w:t xml:space="preserve"> </w:t>
+      </w:r>
+      <w:r>
+        <w:t xml:space="preserve">-</w:t>
+      </w:r>
+      <w:r>
+        <w:t xml:space="preserve"> </w:t>
+      </w:r>
+      <w:r>
+        <w:rPr>
+          <w:rStyle w:val="VerbatimChar"/>
+        </w:rPr>
+        <w:t xml:space="preserve">GET /superadmin/especialistas</w:t>
+      </w:r>
+      <w:r>
+        <w:t xml:space="preserve"> </w:t>
+      </w:r>
+      <w:r>
+        <w:t xml:space="preserve">→</w:t>
+      </w:r>
+      <w:r>
+        <w:t xml:space="preserve"> </w:t>
+      </w:r>
+      <w:r>
+        <w:rPr>
+          <w:rStyle w:val="VerbatimChar"/>
+        </w:rPr>
+        <w:t xml:space="preserve">[{ id, nombre, titulo, foto, activo, especialidades: [{ id, nombre }] }]</w:t>
+      </w:r>
+      <w:r>
+        <w:t xml:space="preserve">.</w:t>
+      </w:r>
+      <w:r>
+        <w:t xml:space="preserve"> </w:t>
+      </w:r>
+      <w:r>
+        <w:rPr>
+          <w:rStyle w:val="VerbatimChar"/>
+        </w:rPr>
+        <w:t xml:space="preserve">foto</w:t>
+      </w:r>
+      <w:r>
+        <w:t xml:space="preserve"> </w:t>
+      </w:r>
+      <w:r>
+        <w:t xml:space="preserve">es un data URL (</w:t>
+      </w:r>
+      <w:r>
+        <w:rPr>
+          <w:rStyle w:val="VerbatimChar"/>
+        </w:rPr>
+        <w:t xml:space="preserve">data:image/jpeg;base64,…</w:t>
+      </w:r>
+      <w:r>
+        <w:t xml:space="preserve">) o</w:t>
+      </w:r>
+      <w:r>
+        <w:t xml:space="preserve"> </w:t>
+      </w:r>
+      <w:r>
+        <w:rPr>
+          <w:rStyle w:val="VerbatimChar"/>
+        </w:rPr>
+        <w:t xml:space="preserve">null</w:t>
+      </w:r>
+      <w:r>
+        <w:t xml:space="preserve">.</w:t>
+      </w:r>
+      <w:r>
+        <w:t xml:space="preserve"> </w:t>
+      </w:r>
+      <w:r>
+        <w:t xml:space="preserve">-</w:t>
+      </w:r>
+      <w:r>
+        <w:t xml:space="preserve"> </w:t>
+      </w:r>
+      <w:r>
+        <w:rPr>
+          <w:rStyle w:val="VerbatimChar"/>
+        </w:rPr>
+        <w:t xml:space="preserve">POST /superadmin/especialistas</w:t>
+      </w:r>
+      <w:r>
+        <w:t xml:space="preserve"> </w:t>
+      </w:r>
+      <w:r>
+        <w:rPr>
+          <w:rStyle w:val="VerbatimChar"/>
+        </w:rPr>
+        <w:t xml:space="preserve">{ nombre, titulo?, especialidadIds: [1, 3] }</w:t>
+      </w:r>
+      <w:r>
+        <w:t xml:space="preserve"> </w:t>
+      </w:r>
+      <w:r>
+        <w:t xml:space="preserve">(al menos una) → 201 con el perfil.</w:t>
+      </w:r>
+      <w:r>
+        <w:t xml:space="preserve"> </w:t>
+      </w:r>
+      <w:r>
+        <w:t xml:space="preserve">-</w:t>
+      </w:r>
+      <w:r>
+        <w:t xml:space="preserve"> </w:t>
+      </w:r>
+      <w:r>
+        <w:rPr>
+          <w:rStyle w:val="VerbatimChar"/>
+        </w:rPr>
+        <w:t xml:space="preserve">PATCH /superadmin/especialistas/:id</w:t>
+      </w:r>
+      <w:r>
+        <w:t xml:space="preserve"> </w:t>
+      </w:r>
+      <w:r>
+        <w:rPr>
+          <w:rStyle w:val="VerbatimChar"/>
+        </w:rPr>
+        <w:t xml:space="preserve">{ nombre?, titulo?, activo?, especialidadIds? }</w:t>
+      </w:r>
+      <w:r>
+        <w:t xml:space="preserve">.</w:t>
+      </w:r>
+      <w:r>
+        <w:t xml:space="preserve"> </w:t>
+      </w:r>
+      <w:r>
+        <w:rPr>
+          <w:rStyle w:val="VerbatimChar"/>
+        </w:rPr>
+        <w:t xml:space="preserve">titulo: ""</w:t>
+      </w:r>
+      <w:r>
+        <w:t xml:space="preserve"> </w:t>
+      </w:r>
+      <w:r>
+        <w:t xml:space="preserve">lo borra.</w:t>
+      </w:r>
+      <w:r>
+        <w:t xml:space="preserve"> </w:t>
+      </w:r>
+      <w:r>
+        <w:t xml:space="preserve">-</w:t>
+      </w:r>
+      <w:r>
+        <w:t xml:space="preserve"> </w:t>
+      </w:r>
+      <w:r>
+        <w:rPr>
+          <w:rStyle w:val="VerbatimChar"/>
+        </w:rPr>
+        <w:t xml:space="preserve">PUT /superadmin/especialistas/:id/foto</w:t>
+      </w:r>
+      <w:r>
+        <w:t xml:space="preserve"> </w:t>
+      </w:r>
+      <w:r>
+        <w:rPr>
+          <w:rStyle w:val="VerbatimChar"/>
+        </w:rPr>
+        <w:t xml:space="preserve">{ imagen: "data:image/jpeg;base64,…" }</w:t>
+      </w:r>
+      <w:r>
+        <w:t xml:space="preserve"> </w:t>
+      </w:r>
+      <w:r>
+        <w:t xml:space="preserve">→ el perfil. JPG, PNG o WEBP; se revisan los primeros bytes; más de 300 KB →</w:t>
+      </w:r>
+      <w:r>
+        <w:t xml:space="preserve"> </w:t>
+      </w:r>
+      <w:r>
+        <w:rPr>
+          <w:bCs/>
+          <w:b/>
+        </w:rPr>
+        <w:t xml:space="preserve">413</w:t>
+      </w:r>
+      <w:r>
+        <w:t xml:space="preserve">. El panel la manda ya reducida a 400×400 px.</w:t>
+      </w:r>
+      <w:r>
+        <w:t xml:space="preserve"> </w:t>
+      </w:r>
+      <w:r>
+        <w:t xml:space="preserve">-</w:t>
+      </w:r>
+      <w:r>
+        <w:t xml:space="preserve"> </w:t>
+      </w:r>
+      <w:r>
+        <w:rPr>
+          <w:rStyle w:val="VerbatimChar"/>
+        </w:rPr>
+        <w:t xml:space="preserve">DELETE /superadmin/especialistas/:id/foto</w:t>
+      </w:r>
+      <w:r>
+        <w:t xml:space="preserve"> </w:t>
+      </w:r>
+      <w:r>
+        <w:t xml:space="preserve">→ el perfil sin foto.</w:t>
       </w:r>
     </w:p>
     <w:bookmarkEnd w:id="26"/>
